--- a/SSI.docx
+++ b/SSI.docx
@@ -2,169 +2,6 @@
 <file path=word/document.xml><?xml version="1.0" encoding="utf-8"?>
 <w:document xmlns:wpc="http://schemas.microsoft.com/office/word/2010/wordprocessingCanvas" xmlns:cx="http://schemas.microsoft.com/office/drawing/2014/chartex" xmlns:cx1="http://schemas.microsoft.com/office/drawing/2015/9/8/chartex" xmlns:cx2="http://schemas.microsoft.com/office/drawing/2015/10/21/chartex" xmlns:cx3="http://schemas.microsoft.com/office/drawing/2016/5/9/chartex" xmlns:cx4="http://schemas.microsoft.com/office/drawing/2016/5/10/chartex" xmlns:cx5="http://schemas.microsoft.com/office/drawing/2016/5/11/chartex" xmlns:cx6="http://schemas.microsoft.com/office/drawing/2016/5/12/chartex" xmlns:cx7="http://schemas.microsoft.com/office/drawing/2016/5/13/chartex" xmlns:cx8="http://schemas.microsoft.com/office/drawing/2016/5/14/chartex" xmlns:mc="http://schemas.openxmlformats.org/markup-compatibility/2006" xmlns:aink="http://schemas.microsoft.com/office/drawing/2016/ink" xmlns:am3d="http://schemas.microsoft.com/office/drawing/2017/model3d" xmlns:o="urn:schemas-microsoft-com:office:office" xmlns:oel="http://schemas.microsoft.com/office/2019/extlst" xmlns:r="http://schemas.openxmlformats.org/officeDocument/2006/relationships" xmlns:m="http://schemas.openxmlformats.org/officeDocument/2006/math" xmlns:v="urn:schemas-microsoft-com:vml" xmlns:wp14="http://schemas.microsoft.com/office/word/2010/wordprocessingDrawing" xmlns:wp="http://schemas.openxmlformats.org/drawingml/2006/wordprocessingDrawing" xmlns:w10="urn:schemas-microsoft-com:office:word" xmlns:w="http://schemas.openxmlformats.org/wordprocessingml/2006/main" xmlns:w14="http://schemas.microsoft.com/office/word/2010/wordml" xmlns:w15="http://schemas.microsoft.com/office/word/2012/wordml" xmlns:w16cex="http://schemas.microsoft.com/office/word/2018/wordml/cex" xmlns:w16cid="http://schemas.microsoft.com/office/word/2016/wordml/cid" xmlns:w16="http://schemas.microsoft.com/office/word/2018/wordml" xmlns:w16du="http://schemas.microsoft.com/office/word/2023/wordml/word16du" xmlns:w16sdtdh="http://schemas.microsoft.com/office/word/2020/wordml/sdtdatahash" xmlns:w16sdtfl="http://schemas.microsoft.com/office/word/2024/wordml/sdtformatlock" xmlns:w16se="http://schemas.microsoft.com/office/word/2015/wordml/symex" xmlns:wpg="http://schemas.microsoft.com/office/word/2010/wordprocessingGroup" xmlns:wpi="http://schemas.microsoft.com/office/word/2010/wordprocessingInk" xmlns:wne="http://schemas.microsoft.com/office/word/2006/wordml" xmlns:wps="http://schemas.microsoft.com/office/word/2010/wordprocessingShape" mc:Ignorable="w14 w15 w16se w16cid w16 w16cex w16sdtdh w16sdtfl w16du wp14">
   <w:body>
-    <w:p>
-      <w:pPr>
-        <w:pStyle w:val="Title"/>
-        <w:spacing w:after="0"/>
-        <w:rPr>
-          <w:b/>
-          <w:bCs/>
-          <w:sz w:val="32"/>
-          <w:szCs w:val="32"/>
-          <w:lang w:val="en-SG"/>
-        </w:rPr>
-      </w:pPr>
-      <w:r>
-        <w:rPr>
-          <w:b/>
-          <w:bCs/>
-          <w:sz w:val="32"/>
-          <w:szCs w:val="32"/>
-          <w:lang w:val="en-SG"/>
-        </w:rPr>
-        <w:t>L</w:t>
-      </w:r>
-      <w:r>
-        <w:rPr>
-          <w:b/>
-          <w:bCs/>
-          <w:sz w:val="32"/>
-          <w:szCs w:val="32"/>
-          <w:lang w:val="en-SG"/>
-        </w:rPr>
-        <w:t>earning Experience (LE)</w:t>
-      </w:r>
-      <w:r>
-        <w:rPr>
-          <w:b/>
-          <w:bCs/>
-          <w:sz w:val="32"/>
-          <w:szCs w:val="32"/>
-          <w:lang w:val="en-SG"/>
-        </w:rPr>
-        <w:t xml:space="preserve"> 4</w:t>
-      </w:r>
-      <w:r>
-        <w:rPr>
-          <w:b/>
-          <w:bCs/>
-          <w:sz w:val="32"/>
-          <w:szCs w:val="32"/>
-          <w:lang w:val="en-SG"/>
-        </w:rPr>
-        <w:t xml:space="preserve"> </w:t>
-      </w:r>
-      <w:r>
-        <w:rPr>
-          <w:b/>
-          <w:bCs/>
-          <w:sz w:val="32"/>
-          <w:szCs w:val="32"/>
-          <w:lang w:val="en-SG"/>
-        </w:rPr>
-        <w:t>i</w:t>
-      </w:r>
-      <w:r>
-        <w:rPr>
-          <w:b/>
-          <w:bCs/>
-          <w:sz w:val="32"/>
-          <w:szCs w:val="32"/>
-          <w:lang w:val="en-SG"/>
-        </w:rPr>
-        <w:t>llustrating a</w:t>
-      </w:r>
-      <w:r>
-        <w:rPr>
-          <w:b/>
-          <w:bCs/>
-          <w:sz w:val="32"/>
-          <w:szCs w:val="32"/>
-          <w:lang w:val="en-SG"/>
-        </w:rPr>
-        <w:t>n</w:t>
-      </w:r>
-      <w:r>
-        <w:rPr>
-          <w:b/>
-          <w:bCs/>
-          <w:sz w:val="32"/>
-          <w:szCs w:val="32"/>
-          <w:lang w:val="en-SG"/>
-        </w:rPr>
-        <w:t xml:space="preserve"> </w:t>
-      </w:r>
-      <w:r>
-        <w:rPr>
-          <w:b/>
-          <w:bCs/>
-          <w:sz w:val="32"/>
-          <w:szCs w:val="32"/>
-          <w:lang w:val="en-SG"/>
-        </w:rPr>
-        <w:t>a</w:t>
-      </w:r>
-      <w:r>
-        <w:rPr>
-          <w:b/>
-          <w:bCs/>
-          <w:sz w:val="32"/>
-          <w:szCs w:val="32"/>
-          <w:lang w:val="en-SG"/>
-        </w:rPr>
-        <w:t xml:space="preserve">daptation of </w:t>
-      </w:r>
-      <w:r>
-        <w:rPr>
-          <w:b/>
-          <w:bCs/>
-          <w:sz w:val="32"/>
-          <w:szCs w:val="32"/>
-          <w:lang w:val="en-SG"/>
-        </w:rPr>
-        <w:t>Socio-scientific Issue</w:t>
-      </w:r>
-      <w:r>
-        <w:rPr>
-          <w:b/>
-          <w:bCs/>
-          <w:sz w:val="32"/>
-          <w:szCs w:val="32"/>
-          <w:lang w:val="en-SG"/>
-        </w:rPr>
-        <w:t>-based Learning</w:t>
-      </w:r>
-      <w:r>
-        <w:rPr>
-          <w:b/>
-          <w:bCs/>
-          <w:sz w:val="32"/>
-          <w:szCs w:val="32"/>
-          <w:lang w:val="en-SG"/>
-        </w:rPr>
-        <w:t xml:space="preserve"> (</w:t>
-      </w:r>
-      <w:r>
-        <w:rPr>
-          <w:b/>
-          <w:bCs/>
-          <w:sz w:val="32"/>
-          <w:szCs w:val="32"/>
-          <w:lang w:val="en-SG"/>
-        </w:rPr>
-        <w:t>SSI-</w:t>
-      </w:r>
-      <w:r>
-        <w:rPr>
-          <w:b/>
-          <w:bCs/>
-          <w:sz w:val="32"/>
-          <w:szCs w:val="32"/>
-          <w:lang w:val="en-SG"/>
-        </w:rPr>
-        <w:t>L)</w:t>
-      </w:r>
-    </w:p>
     <w:p>
       <w:pPr>
         <w:pStyle w:val="Title"/>
@@ -178,48 +15,223 @@
           <w:lang w:val="en-SG"/>
         </w:rPr>
       </w:pPr>
-    </w:p>
-    <w:p>
-      <w:pPr>
-        <w:pStyle w:val="Title"/>
-        <w:spacing w:after="0"/>
-        <w:rPr>
+      <w:r>
+        <w:rPr>
+          <w:b/>
+          <w:bCs/>
+          <w:sz w:val="32"/>
+          <w:szCs w:val="32"/>
+          <w:lang w:val="en-SG"/>
+        </w:rPr>
+        <w:t>L</w:t>
+      </w:r>
+      <w:r>
+        <w:rPr>
+          <w:b/>
+          <w:bCs/>
+          <w:sz w:val="32"/>
+          <w:szCs w:val="32"/>
+          <w:lang w:val="en-SG"/>
+        </w:rPr>
+        <w:t>earning Experience (LE)</w:t>
+      </w:r>
+      <w:r>
+        <w:rPr>
+          <w:b/>
+          <w:bCs/>
+          <w:sz w:val="32"/>
+          <w:szCs w:val="32"/>
+          <w:lang w:val="en-SG"/>
+        </w:rPr>
+        <w:t xml:space="preserve"> 4</w:t>
+      </w:r>
+      <w:r>
+        <w:rPr>
+          <w:b/>
+          <w:bCs/>
+          <w:sz w:val="32"/>
+          <w:szCs w:val="32"/>
+          <w:lang w:val="en-SG"/>
+        </w:rPr>
+        <w:t xml:space="preserve"> </w:t>
+      </w:r>
+      <w:r>
+        <w:rPr>
+          <w:b/>
+          <w:bCs/>
+          <w:sz w:val="32"/>
+          <w:szCs w:val="32"/>
+          <w:lang w:val="en-SG"/>
+        </w:rPr>
+        <w:t>i</w:t>
+      </w:r>
+      <w:r>
+        <w:rPr>
+          <w:b/>
+          <w:bCs/>
+          <w:sz w:val="32"/>
+          <w:szCs w:val="32"/>
+          <w:lang w:val="en-SG"/>
+        </w:rPr>
+        <w:t>llustrating a</w:t>
+      </w:r>
+      <w:r>
+        <w:rPr>
+          <w:b/>
+          <w:bCs/>
+          <w:sz w:val="32"/>
+          <w:szCs w:val="32"/>
+          <w:lang w:val="en-SG"/>
+        </w:rPr>
+        <w:t>n</w:t>
+      </w:r>
+      <w:r>
+        <w:rPr>
+          <w:b/>
+          <w:bCs/>
+          <w:sz w:val="32"/>
+          <w:szCs w:val="32"/>
+          <w:lang w:val="en-SG"/>
+        </w:rPr>
+        <w:t xml:space="preserve"> </w:t>
+      </w:r>
+      <w:r>
+        <w:rPr>
+          <w:b/>
+          <w:bCs/>
+          <w:sz w:val="32"/>
+          <w:szCs w:val="32"/>
+          <w:lang w:val="en-SG"/>
+        </w:rPr>
+        <w:t>a</w:t>
+      </w:r>
+      <w:r>
+        <w:rPr>
+          <w:b/>
+          <w:bCs/>
+          <w:sz w:val="32"/>
+          <w:szCs w:val="32"/>
+          <w:lang w:val="en-SG"/>
+        </w:rPr>
+        <w:t xml:space="preserve">daptation of </w:t>
+      </w:r>
+      <w:r>
+        <w:rPr>
+          <w:b/>
+          <w:bCs/>
           <w:color w:val="156082" w:themeColor="accent1"/>
           <w:sz w:val="32"/>
           <w:szCs w:val="32"/>
           <w:lang w:val="en-SG"/>
         </w:rPr>
-      </w:pPr>
-      <w:r>
-        <w:rPr>
+        <w:t>Socio-scientific Issue</w:t>
+      </w:r>
+      <w:r>
+        <w:rPr>
+          <w:b/>
+          <w:bCs/>
           <w:color w:val="156082" w:themeColor="accent1"/>
           <w:sz w:val="32"/>
           <w:szCs w:val="32"/>
           <w:lang w:val="en-SG"/>
         </w:rPr>
-        <w:t xml:space="preserve">What is </w:t>
-      </w:r>
-      <w:r>
-        <w:rPr>
+        <w:t>-based Learning</w:t>
+      </w:r>
+      <w:r>
+        <w:rPr>
+          <w:b/>
+          <w:bCs/>
           <w:color w:val="156082" w:themeColor="accent1"/>
           <w:sz w:val="32"/>
           <w:szCs w:val="32"/>
           <w:lang w:val="en-SG"/>
         </w:rPr>
-        <w:t>SSI-</w:t>
-      </w:r>
-      <w:r>
-        <w:rPr>
+        <w:t xml:space="preserve"> (</w:t>
+      </w:r>
+      <w:r>
+        <w:rPr>
+          <w:b/>
+          <w:bCs/>
           <w:color w:val="156082" w:themeColor="accent1"/>
           <w:sz w:val="32"/>
           <w:szCs w:val="32"/>
           <w:lang w:val="en-SG"/>
         </w:rPr>
-        <w:t>L?</w:t>
+        <w:t>SSI-</w:t>
+      </w:r>
+      <w:r>
+        <w:rPr>
+          <w:b/>
+          <w:bCs/>
+          <w:color w:val="156082" w:themeColor="accent1"/>
+          <w:sz w:val="32"/>
+          <w:szCs w:val="32"/>
+          <w:lang w:val="en-SG"/>
+        </w:rPr>
+        <w:t>L)</w:t>
       </w:r>
     </w:p>
     <w:p>
       <w:pPr>
+        <w:pStyle w:val="Title"/>
+        <w:spacing w:after="0"/>
+        <w:rPr>
+          <w:b/>
+          <w:bCs/>
+          <w:color w:val="156082" w:themeColor="accent1"/>
+          <w:sz w:val="32"/>
+          <w:szCs w:val="32"/>
+          <w:lang w:val="en-SG"/>
+        </w:rPr>
+      </w:pPr>
+    </w:p>
+    <w:p>
+      <w:pPr>
+        <w:pStyle w:val="Title"/>
+        <w:spacing w:after="0"/>
+        <w:rPr>
+          <w:color w:val="156082" w:themeColor="accent1"/>
+          <w:sz w:val="28"/>
+          <w:szCs w:val="28"/>
+          <w:lang w:val="en-SG"/>
+        </w:rPr>
+      </w:pPr>
+      <w:r>
+        <w:rPr>
+          <w:color w:val="156082" w:themeColor="accent1"/>
+          <w:sz w:val="28"/>
+          <w:szCs w:val="28"/>
+          <w:lang w:val="en-SG"/>
+        </w:rPr>
+        <w:t xml:space="preserve">What is </w:t>
+      </w:r>
+      <w:r>
+        <w:rPr>
+          <w:color w:val="156082" w:themeColor="accent1"/>
+          <w:sz w:val="28"/>
+          <w:szCs w:val="28"/>
+          <w:lang w:val="en-SG"/>
+        </w:rPr>
+        <w:t>SSI-</w:t>
+      </w:r>
+      <w:r>
+        <w:rPr>
+          <w:color w:val="156082" w:themeColor="accent1"/>
+          <w:sz w:val="28"/>
+          <w:szCs w:val="28"/>
+          <w:lang w:val="en-SG"/>
+        </w:rPr>
+        <w:t>L?</w:t>
+      </w:r>
+    </w:p>
+    <w:p>
+      <w:pPr>
+        <w:pStyle w:val="ListParagraph"/>
+        <w:numPr>
+          <w:ilvl w:val="0"/>
+          <w:numId w:val="34"/>
+        </w:numPr>
+        <w:jc w:val="both"/>
         <w:rPr>
           <w:sz w:val="24"/>
           <w:szCs w:val="24"/>
@@ -232,15 +244,17 @@
           <w:szCs w:val="24"/>
           <w:lang w:val="en-US"/>
         </w:rPr>
-        <w:t>Socio-Scientific Issue-based Learning (SSI-L) is a pedagogical approach where students learn science through engaging with authentic, open-ended and socially relevant issues that are closely connected to scientific knowledge. These issues often involve ethical, social,</w:t>
-      </w:r>
-      <w:r>
-        <w:rPr>
+        <w:t xml:space="preserve">Socio-Scientific Issue-based Learning (SSI-L) is a pedagogical approach where students learn science through engaging with </w:t>
+      </w:r>
+      <w:r>
+        <w:rPr>
+          <w:b/>
+          <w:bCs/>
           <w:sz w:val="24"/>
           <w:szCs w:val="24"/>
           <w:lang w:val="en-US"/>
         </w:rPr>
-        <w:t xml:space="preserve"> </w:t>
+        <w:t>authentic</w:t>
       </w:r>
       <w:r>
         <w:rPr>
@@ -248,18 +262,75 @@
           <w:szCs w:val="24"/>
           <w:lang w:val="en-US"/>
         </w:rPr>
-        <w:t>economic, environmental or political considerations, and usually do not have a single correct answer.</w:t>
-      </w:r>
-      <w:r>
-        <w:rPr>
+        <w:t>, </w:t>
+      </w:r>
+      <w:r>
+        <w:rPr>
+          <w:b/>
+          <w:bCs/>
           <w:sz w:val="24"/>
           <w:szCs w:val="24"/>
+          <w:lang w:val="en-US"/>
+        </w:rPr>
+        <w:t>open-ended</w:t>
+      </w:r>
+      <w:r>
+        <w:rPr>
+          <w:sz w:val="24"/>
+          <w:szCs w:val="24"/>
+          <w:lang w:val="en-US"/>
+        </w:rPr>
+        <w:t xml:space="preserve"> and </w:t>
+      </w:r>
+      <w:r>
+        <w:rPr>
+          <w:b/>
+          <w:bCs/>
+          <w:sz w:val="24"/>
+          <w:szCs w:val="24"/>
+          <w:lang w:val="en-US"/>
+        </w:rPr>
+        <w:t>socially relevant issues</w:t>
+      </w:r>
+      <w:r>
+        <w:rPr>
+          <w:sz w:val="24"/>
+          <w:szCs w:val="24"/>
+          <w:lang w:val="en-US"/>
+        </w:rPr>
+        <w:t xml:space="preserve"> that are closely connected to scientific knowledge. These issues often involve ethical, social,</w:t>
+      </w:r>
+      <w:r>
+        <w:rPr>
+          <w:sz w:val="24"/>
+          <w:szCs w:val="24"/>
+          <w:lang w:val="en-US"/>
+        </w:rPr>
+        <w:t xml:space="preserve"> </w:t>
+      </w:r>
+      <w:r>
+        <w:rPr>
+          <w:sz w:val="24"/>
+          <w:szCs w:val="24"/>
+          <w:lang w:val="en-US"/>
+        </w:rPr>
+        <w:t>economic, environmental or political considerations, and usually do not have a single correct answer.</w:t>
+      </w:r>
+      <w:r>
+        <w:rPr>
+          <w:sz w:val="24"/>
+          <w:szCs w:val="24"/>
         </w:rPr>
         <w:t> </w:t>
       </w:r>
     </w:p>
     <w:p>
       <w:pPr>
+        <w:pStyle w:val="ListParagraph"/>
+        <w:numPr>
+          <w:ilvl w:val="0"/>
+          <w:numId w:val="34"/>
+        </w:numPr>
         <w:jc w:val="both"/>
         <w:rPr>
           <w:sz w:val="24"/>
@@ -288,8 +359,10 @@
       <w:pPr>
         <w:numPr>
           <w:ilvl w:val="0"/>
-          <w:numId w:val="13"/>
+          <w:numId w:val="36"/>
         </w:numPr>
+        <w:spacing w:after="0"/>
+        <w:ind w:left="714" w:hanging="357"/>
         <w:jc w:val="both"/>
         <w:rPr>
           <w:sz w:val="24"/>
@@ -303,23 +376,65 @@
           <w:szCs w:val="24"/>
           <w:lang w:val="en-US"/>
         </w:rPr>
-        <w:t>is authentic and meaningful to students;</w:t>
-      </w:r>
-      <w:r>
+        <w:t>is authentic and meaningful to students</w:t>
+      </w:r>
+    </w:p>
+    <w:p>
+      <w:pPr>
+        <w:numPr>
+          <w:ilvl w:val="0"/>
+          <w:numId w:val="36"/>
+        </w:numPr>
+        <w:spacing w:after="0"/>
+        <w:ind w:left="714" w:hanging="357"/>
+        <w:jc w:val="both"/>
         <w:rPr>
           <w:sz w:val="24"/>
           <w:szCs w:val="24"/>
           <w:lang w:val="en-SG"/>
         </w:rPr>
-        <w:t> </w:t>
+      </w:pPr>
+      <w:r>
+        <w:rPr>
+          <w:sz w:val="24"/>
+          <w:szCs w:val="24"/>
+          <w:lang w:val="en-US"/>
+        </w:rPr>
+        <w:t>is connected to scientific concepts</w:t>
+      </w:r>
+      <w:r>
+        <w:rPr>
+          <w:sz w:val="24"/>
+          <w:szCs w:val="24"/>
+          <w:lang w:val="en-US"/>
+        </w:rPr>
+        <w:t xml:space="preserve">, </w:t>
+      </w:r>
+      <w:r>
+        <w:rPr>
+          <w:sz w:val="24"/>
+          <w:szCs w:val="24"/>
+          <w:lang w:val="en-US"/>
+        </w:rPr>
+        <w:t>evidence</w:t>
+      </w:r>
+      <w:r>
+        <w:rPr>
+          <w:sz w:val="24"/>
+          <w:szCs w:val="24"/>
+          <w:lang w:val="en-US"/>
+        </w:rPr>
+        <w:t xml:space="preserve"> and practices</w:t>
       </w:r>
     </w:p>
     <w:p>
       <w:pPr>
         <w:numPr>
           <w:ilvl w:val="0"/>
-          <w:numId w:val="14"/>
+          <w:numId w:val="36"/>
         </w:numPr>
+        <w:spacing w:after="0"/>
+        <w:ind w:left="714" w:hanging="357"/>
         <w:jc w:val="both"/>
         <w:rPr>
           <w:sz w:val="24"/>
@@ -333,23 +448,81 @@
           <w:szCs w:val="24"/>
           <w:lang w:val="en-US"/>
         </w:rPr>
-        <w:t>is connected to scientific concepts and evidence;</w:t>
-      </w:r>
-      <w:r>
+        <w:t>involves ethical</w:t>
+      </w:r>
+      <w:r>
+        <w:rPr>
+          <w:sz w:val="24"/>
+          <w:szCs w:val="24"/>
+          <w:lang w:val="en-US"/>
+        </w:rPr>
+        <w:t>,</w:t>
+      </w:r>
+      <w:r>
+        <w:rPr>
+          <w:sz w:val="24"/>
+          <w:szCs w:val="24"/>
+          <w:lang w:val="en-US"/>
+        </w:rPr>
+        <w:t xml:space="preserve"> societal </w:t>
+      </w:r>
+      <w:r>
+        <w:rPr>
+          <w:sz w:val="24"/>
+          <w:szCs w:val="24"/>
+          <w:lang w:val="en-US"/>
+        </w:rPr>
+        <w:t xml:space="preserve">or environmental </w:t>
+      </w:r>
+      <w:r>
+        <w:rPr>
+          <w:sz w:val="24"/>
+          <w:szCs w:val="24"/>
+          <w:lang w:val="en-US"/>
+        </w:rPr>
+        <w:t>implications</w:t>
+      </w:r>
+    </w:p>
+    <w:p>
+      <w:pPr>
+        <w:numPr>
+          <w:ilvl w:val="0"/>
+          <w:numId w:val="36"/>
+        </w:numPr>
+        <w:spacing w:after="0"/>
+        <w:ind w:left="714" w:hanging="357"/>
+        <w:jc w:val="both"/>
         <w:rPr>
           <w:sz w:val="24"/>
           <w:szCs w:val="24"/>
           <w:lang w:val="en-SG"/>
         </w:rPr>
-        <w:t> </w:t>
+      </w:pPr>
+      <w:r>
+        <w:rPr>
+          <w:sz w:val="24"/>
+          <w:szCs w:val="24"/>
+          <w:lang w:val="en-US"/>
+        </w:rPr>
+        <w:t>requires students to consider multiple perspectives</w:t>
+      </w:r>
+      <w:r>
+        <w:rPr>
+          <w:sz w:val="24"/>
+          <w:szCs w:val="24"/>
+          <w:lang w:val="en-US"/>
+        </w:rPr>
+        <w:t xml:space="preserve"> and trade-offs</w:t>
       </w:r>
     </w:p>
     <w:p>
       <w:pPr>
         <w:numPr>
           <w:ilvl w:val="0"/>
-          <w:numId w:val="15"/>
+          <w:numId w:val="36"/>
         </w:numPr>
+        <w:spacing w:after="0"/>
+        <w:ind w:left="714" w:hanging="357"/>
         <w:jc w:val="both"/>
         <w:rPr>
           <w:sz w:val="24"/>
@@ -363,23 +536,37 @@
           <w:szCs w:val="24"/>
           <w:lang w:val="en-US"/>
         </w:rPr>
-        <w:t>involves ethical or societal implications;</w:t>
-      </w:r>
-      <w:r>
+        <w:t>allows for more than one defensible position</w:t>
+      </w:r>
+    </w:p>
+    <w:p>
+      <w:pPr>
+        <w:numPr>
+          <w:ilvl w:val="0"/>
+          <w:numId w:val="36"/>
+        </w:numPr>
+        <w:spacing w:after="0"/>
+        <w:ind w:left="714" w:hanging="357"/>
+        <w:jc w:val="both"/>
         <w:rPr>
           <w:sz w:val="24"/>
           <w:szCs w:val="24"/>
           <w:lang w:val="en-SG"/>
         </w:rPr>
-        <w:t> </w:t>
+      </w:pPr>
+      <w:r>
+        <w:rPr>
+          <w:sz w:val="24"/>
+          <w:szCs w:val="24"/>
+          <w:lang w:val="en-US"/>
+        </w:rPr>
+        <w:t>supports students in making informed decisions and taking responsible action</w:t>
       </w:r>
     </w:p>
     <w:p>
       <w:pPr>
-        <w:numPr>
-          <w:ilvl w:val="0"/>
-          <w:numId w:val="16"/>
-        </w:numPr>
+        <w:spacing w:after="0"/>
+        <w:ind w:left="720"/>
         <w:jc w:val="both"/>
         <w:rPr>
           <w:sz w:val="24"/>
@@ -387,13 +574,29 @@
           <w:lang w:val="en-SG"/>
         </w:rPr>
       </w:pPr>
+    </w:p>
+    <w:p>
+      <w:pPr>
+        <w:pStyle w:val="ListParagraph"/>
+        <w:numPr>
+          <w:ilvl w:val="0"/>
+          <w:numId w:val="35"/>
+        </w:numPr>
+        <w:ind w:left="357" w:hanging="357"/>
+        <w:jc w:val="both"/>
+        <w:rPr>
+          <w:sz w:val="24"/>
+          <w:szCs w:val="24"/>
+          <w:lang w:val="en-SG"/>
+        </w:rPr>
+      </w:pPr>
       <w:r>
         <w:rPr>
           <w:sz w:val="24"/>
           <w:szCs w:val="24"/>
           <w:lang w:val="en-US"/>
         </w:rPr>
-        <w:t>requires students to consider multiple perspectives;</w:t>
+        <w:t>SSI-L helps students move beyond learning science as a body of knowledge. It enables them to apply scientific understanding to real-world issues, evaluate evidence, reason through trade-offs, and justify decisions using both scientific and ethical considerations.</w:t>
       </w:r>
       <w:r>
         <w:rPr>
@@ -406,12 +609,31 @@
     </w:p>
     <w:p>
       <w:pPr>
+        <w:jc w:val="both"/>
+        <w:rPr>
+          <w:sz w:val="24"/>
+          <w:szCs w:val="24"/>
+        </w:rPr>
+      </w:pPr>
+      <w:r>
+        <w:rPr>
+          <w:sz w:val="24"/>
+          <w:szCs w:val="24"/>
+        </w:rPr>
+        <w:t>A typical SSI-L learning experience involves three connected phases:</w:t>
+      </w:r>
+    </w:p>
+    <w:p>
+      <w:pPr>
+        <w:pStyle w:val="ListParagraph"/>
         <w:numPr>
           <w:ilvl w:val="0"/>
-          <w:numId w:val="17"/>
+          <w:numId w:val="33"/>
         </w:numPr>
         <w:jc w:val="both"/>
         <w:rPr>
+          <w:b/>
+          <w:bCs/>
           <w:sz w:val="24"/>
           <w:szCs w:val="24"/>
           <w:lang w:val="en-SG"/>
@@ -419,11 +641,416 @@
       </w:pPr>
       <w:r>
         <w:rPr>
+          <w:b/>
+          <w:bCs/>
+          <w:sz w:val="24"/>
+          <w:szCs w:val="24"/>
+          <w:lang w:val="en-SG"/>
+        </w:rPr>
+        <w:t xml:space="preserve">Encountering a </w:t>
+      </w:r>
+      <w:r>
+        <w:rPr>
+          <w:b/>
+          <w:bCs/>
+          <w:sz w:val="24"/>
+          <w:szCs w:val="24"/>
+          <w:lang w:val="en-SG"/>
+        </w:rPr>
+        <w:t>F</w:t>
+      </w:r>
+      <w:r>
+        <w:rPr>
+          <w:b/>
+          <w:bCs/>
+          <w:sz w:val="24"/>
+          <w:szCs w:val="24"/>
+          <w:lang w:val="en-SG"/>
+        </w:rPr>
+        <w:t xml:space="preserve">ocal </w:t>
+      </w:r>
+      <w:r>
+        <w:rPr>
+          <w:b/>
+          <w:bCs/>
+          <w:sz w:val="24"/>
+          <w:szCs w:val="24"/>
+          <w:lang w:val="en-SG"/>
+        </w:rPr>
+        <w:t>I</w:t>
+      </w:r>
+      <w:r>
+        <w:rPr>
+          <w:b/>
+          <w:bCs/>
+          <w:sz w:val="24"/>
+          <w:szCs w:val="24"/>
+          <w:lang w:val="en-SG"/>
+        </w:rPr>
+        <w:t>ssue</w:t>
+      </w:r>
+    </w:p>
+    <w:p>
+      <w:pPr>
+        <w:pStyle w:val="ListParagraph"/>
+        <w:jc w:val="both"/>
+        <w:rPr>
+          <w:sz w:val="24"/>
+          <w:szCs w:val="24"/>
+          <w:lang w:val="en-SG"/>
+        </w:rPr>
+      </w:pPr>
+      <w:r>
+        <w:rPr>
+          <w:sz w:val="24"/>
+          <w:szCs w:val="24"/>
+        </w:rPr>
+        <w:t>Students encounter a meaningful socio-scientific issue and develop awareness of its scientific and societal dimensions.</w:t>
+      </w:r>
+    </w:p>
+    <w:p>
+      <w:pPr>
+        <w:pStyle w:val="ListParagraph"/>
+        <w:numPr>
+          <w:ilvl w:val="0"/>
+          <w:numId w:val="33"/>
+        </w:numPr>
+        <w:jc w:val="both"/>
+        <w:rPr>
+          <w:b/>
+          <w:bCs/>
+          <w:sz w:val="24"/>
+          <w:szCs w:val="24"/>
+          <w:lang w:val="en-SG"/>
+        </w:rPr>
+      </w:pPr>
+      <w:r>
+        <w:rPr>
+          <w:b/>
+          <w:bCs/>
+          <w:sz w:val="24"/>
+          <w:szCs w:val="24"/>
+          <w:lang w:val="en-SG"/>
+        </w:rPr>
+        <w:t xml:space="preserve">Engaging with key </w:t>
+      </w:r>
+      <w:r>
+        <w:rPr>
+          <w:b/>
+          <w:bCs/>
+          <w:sz w:val="24"/>
+          <w:szCs w:val="24"/>
+          <w:lang w:val="en-SG"/>
+        </w:rPr>
+        <w:t>I</w:t>
+      </w:r>
+      <w:r>
+        <w:rPr>
+          <w:b/>
+          <w:bCs/>
+          <w:sz w:val="24"/>
+          <w:szCs w:val="24"/>
+          <w:lang w:val="en-SG"/>
+        </w:rPr>
+        <w:t xml:space="preserve">deas and </w:t>
+      </w:r>
+      <w:r>
+        <w:rPr>
+          <w:b/>
+          <w:bCs/>
+          <w:sz w:val="24"/>
+          <w:szCs w:val="24"/>
+          <w:lang w:val="en-SG"/>
+        </w:rPr>
+        <w:t>P</w:t>
+      </w:r>
+      <w:r>
+        <w:rPr>
+          <w:b/>
+          <w:bCs/>
+          <w:sz w:val="24"/>
+          <w:szCs w:val="24"/>
+          <w:lang w:val="en-SG"/>
+        </w:rPr>
+        <w:t>ractices</w:t>
+      </w:r>
+    </w:p>
+    <w:p>
+      <w:pPr>
+        <w:pStyle w:val="ListParagraph"/>
+        <w:jc w:val="both"/>
+        <w:rPr>
+          <w:sz w:val="24"/>
+          <w:szCs w:val="24"/>
+          <w:lang w:val="en-SG"/>
+        </w:rPr>
+      </w:pPr>
+      <w:r>
+        <w:rPr>
+          <w:sz w:val="24"/>
+          <w:szCs w:val="24"/>
+        </w:rPr>
+        <w:t>Students develop and apply Disciplinary Core Ideas, Scientific Practices and Crosscutting Concepts while engaging in socio-scientific reasoning. This includes considering evidence, stakeholders, perspectives, values, uncertainty and the limitations of science.</w:t>
+      </w:r>
+    </w:p>
+    <w:p>
+      <w:pPr>
+        <w:pStyle w:val="ListParagraph"/>
+        <w:numPr>
+          <w:ilvl w:val="0"/>
+          <w:numId w:val="33"/>
+        </w:numPr>
+        <w:jc w:val="both"/>
+        <w:rPr>
+          <w:b/>
+          <w:bCs/>
+          <w:sz w:val="24"/>
+          <w:szCs w:val="24"/>
+          <w:lang w:val="en-SG"/>
+        </w:rPr>
+      </w:pPr>
+      <w:r>
+        <w:rPr>
+          <w:b/>
+          <w:bCs/>
+          <w:sz w:val="24"/>
+          <w:szCs w:val="24"/>
+          <w:lang w:val="en-SG"/>
+        </w:rPr>
+        <w:t xml:space="preserve">Synthesising </w:t>
+      </w:r>
+      <w:r>
+        <w:rPr>
+          <w:b/>
+          <w:bCs/>
+          <w:sz w:val="24"/>
+          <w:szCs w:val="24"/>
+          <w:lang w:val="en-SG"/>
+        </w:rPr>
+        <w:t>Key</w:t>
+      </w:r>
+      <w:r>
+        <w:rPr>
+          <w:b/>
+          <w:bCs/>
+          <w:sz w:val="24"/>
+          <w:szCs w:val="24"/>
+          <w:lang w:val="en-SG"/>
+        </w:rPr>
+        <w:t xml:space="preserve"> </w:t>
+      </w:r>
+      <w:r>
+        <w:rPr>
+          <w:b/>
+          <w:bCs/>
+          <w:sz w:val="24"/>
+          <w:szCs w:val="24"/>
+          <w:lang w:val="en-SG"/>
+        </w:rPr>
+        <w:t>I</w:t>
+      </w:r>
+      <w:r>
+        <w:rPr>
+          <w:b/>
+          <w:bCs/>
+          <w:sz w:val="24"/>
+          <w:szCs w:val="24"/>
+          <w:lang w:val="en-SG"/>
+        </w:rPr>
+        <w:t xml:space="preserve">deas and </w:t>
+      </w:r>
+      <w:r>
+        <w:rPr>
+          <w:b/>
+          <w:bCs/>
+          <w:sz w:val="24"/>
+          <w:szCs w:val="24"/>
+          <w:lang w:val="en-SG"/>
+        </w:rPr>
+        <w:t>P</w:t>
+      </w:r>
+      <w:r>
+        <w:rPr>
+          <w:b/>
+          <w:bCs/>
+          <w:sz w:val="24"/>
+          <w:szCs w:val="24"/>
+          <w:lang w:val="en-SG"/>
+        </w:rPr>
+        <w:t>ractices</w:t>
+      </w:r>
+    </w:p>
+    <w:p>
+      <w:pPr>
+        <w:pStyle w:val="ListParagraph"/>
+        <w:jc w:val="both"/>
+        <w:rPr>
+          <w:sz w:val="24"/>
+          <w:szCs w:val="24"/>
+        </w:rPr>
+      </w:pPr>
+      <w:r>
+        <w:rPr>
+          <w:sz w:val="24"/>
+          <w:szCs w:val="24"/>
+        </w:rPr>
+        <w:t>Students draw together their scientific understanding and reasoning to develop, communicate and justify a position, recommendation, policy, solution or course of action</w:t>
+      </w:r>
+      <w:r>
+        <w:rPr>
+          <w:sz w:val="24"/>
+          <w:szCs w:val="24"/>
+        </w:rPr>
+        <w:t>.</w:t>
+      </w:r>
+    </w:p>
+    <w:p>
+      <w:pPr>
+        <w:pStyle w:val="ListParagraph"/>
+        <w:jc w:val="both"/>
+        <w:rPr>
+          <w:sz w:val="24"/>
+          <w:szCs w:val="24"/>
+        </w:rPr>
+      </w:pPr>
+    </w:p>
+    <w:p>
+      <w:pPr>
+        <w:pStyle w:val="ListParagraph"/>
+        <w:keepNext/>
+        <w:jc w:val="center"/>
+      </w:pPr>
+    </w:p>
+    <w:p>
+      <w:pPr>
+        <w:pStyle w:val="Caption"/>
+        <w:jc w:val="center"/>
+        <w:rPr>
+          <w:color w:val="auto"/>
+        </w:rPr>
+      </w:pPr>
+      <w:r>
+        <w:rPr>
+          <w:color w:val="auto"/>
+        </w:rPr>
+        <w:t xml:space="preserve">. </w:t>
+      </w:r>
+      <w:r>
+        <w:rPr>
+          <w:color w:val="auto"/>
+        </w:rPr>
+        <w:t xml:space="preserve">Adapted </w:t>
+      </w:r>
+      <w:r>
+        <w:rPr>
+          <w:color w:val="auto"/>
+        </w:rPr>
+        <w:t>from: Sadler</w:t>
+      </w:r>
+      <w:r>
+        <w:rPr>
+          <w:color w:val="auto"/>
+        </w:rPr>
+        <w:t>, T.D., Foulk, J.A, &amp; Friedrichsen, P.J. (2017). Evolution of a model for socio-scientific issue teaching and learning. International Journal of Education in Mathematics, Science and Technology, 5(2), 75-87</w:t>
+      </w:r>
+      <w:r>
+        <w:rPr>
+          <w:noProof/>
+        </w:rPr>
+        <w:drawing>
+          <wp:inline distT="0" distB="0" distL="0" distR="0" wp14:anchorId="3EE05EC1" wp14:editId="54E0B68B">
+            <wp:extent cx="3607200" cy="4507200"/>
+            <wp:effectExtent l="0" t="0" r="0" b="8255"/>
+            <wp:docPr id="931216012" name="Picture 4"/>
+            <wp:cNvGraphicFramePr>
+              <a:graphicFrameLocks xmlns:a="http://schemas.openxmlformats.org/drawingml/2006/main" noChangeAspect="1"/>
+            </wp:cNvGraphicFramePr>
+            <a:graphic xmlns:a="http://schemas.openxmlformats.org/drawingml/2006/main">
+              <a:graphicData uri="http://schemas.openxmlformats.org/drawingml/2006/picture">
+                <pic:pic xmlns:pic="http://schemas.openxmlformats.org/drawingml/2006/picture">
+                  <pic:nvPicPr>
+                    <pic:cNvPr id="0" name="Picture 3"/>
+                    <pic:cNvPicPr>
+                      <a:picLocks noChangeAspect="1" noChangeArrowheads="1"/>
+                    </pic:cNvPicPr>
+                  </pic:nvPicPr>
+                  <pic:blipFill>
+                    <a:blip r:embed="rId11" cstate="print">
+                      <a:extLst>
+                        <a:ext uri="{28A0092B-C50C-407E-A947-70E740481C1C}">
+                          <a14:useLocalDpi xmlns:a14="http://schemas.microsoft.com/office/drawing/2010/main" val="0"/>
+                        </a:ext>
+                      </a:extLst>
+                    </a:blip>
+                    <a:srcRect/>
+                    <a:stretch>
+                      <a:fillRect/>
+                    </a:stretch>
+                  </pic:blipFill>
+                  <pic:spPr bwMode="auto">
+                    <a:xfrm>
+                      <a:off x="0" y="0"/>
+                      <a:ext cx="3607200" cy="4507200"/>
+                    </a:xfrm>
+                    <a:prstGeom prst="rect">
+                      <a:avLst/>
+                    </a:prstGeom>
+                    <a:noFill/>
+                  </pic:spPr>
+                </pic:pic>
+              </a:graphicData>
+            </a:graphic>
+          </wp:inline>
+        </w:drawing>
+      </w:r>
+    </w:p>
+    <w:p>
+      <w:pPr>
+        <w:jc w:val="both"/>
+        <w:rPr>
+          <w:sz w:val="24"/>
+          <w:szCs w:val="24"/>
+          <w:lang w:val="en-SG"/>
+        </w:rPr>
+      </w:pPr>
+      <w:r>
+        <w:rPr>
+          <w:sz w:val="24"/>
+          <w:szCs w:val="24"/>
+        </w:rPr>
+        <w:t xml:space="preserve">Across the learning sequence, students should also have opportunities to evaluate the reliability of information </w:t>
+      </w:r>
+      <w:r>
+        <w:rPr>
+          <w:sz w:val="24"/>
+          <w:szCs w:val="24"/>
+        </w:rPr>
+        <w:t>sources and</w:t>
+      </w:r>
+      <w:r>
+        <w:rPr>
+          <w:sz w:val="24"/>
+          <w:szCs w:val="24"/>
+        </w:rPr>
+        <w:t xml:space="preserve"> reflect on or refine their own beliefs and positions regarding the issue.</w:t>
+      </w:r>
+    </w:p>
+    <w:p>
+      <w:pPr>
+        <w:jc w:val="both"/>
+        <w:rPr>
+          <w:sz w:val="24"/>
+          <w:szCs w:val="24"/>
+          <w:lang w:val="en-SG"/>
+        </w:rPr>
+      </w:pPr>
+      <w:r>
+        <w:rPr>
           <w:sz w:val="24"/>
           <w:szCs w:val="24"/>
           <w:lang w:val="en-US"/>
         </w:rPr>
-        <w:t>allows for more than one defensible position;</w:t>
+        <w:t>The following questions are characteristic of SSI-L:</w:t>
       </w:r>
       <w:r>
         <w:rPr>
@@ -440,6 +1067,8 @@
           <w:ilvl w:val="0"/>
           <w:numId w:val="18"/>
         </w:numPr>
+        <w:spacing w:after="0" w:line="240" w:lineRule="auto"/>
+        <w:ind w:left="357" w:hanging="357"/>
         <w:jc w:val="both"/>
         <w:rPr>
           <w:sz w:val="24"/>
@@ -453,67 +1082,7 @@
           <w:szCs w:val="24"/>
           <w:lang w:val="en-US"/>
         </w:rPr>
-        <w:t>supports students in making informed decisions and taking responsible action.</w:t>
-      </w:r>
-      <w:r>
-        <w:rPr>
-          <w:sz w:val="24"/>
-          <w:szCs w:val="24"/>
-          <w:lang w:val="en-SG"/>
-        </w:rPr>
-        <w:t> </w:t>
-      </w:r>
-    </w:p>
-    <w:p>
-      <w:pPr>
-        <w:jc w:val="both"/>
-        <w:rPr>
-          <w:sz w:val="24"/>
-          <w:szCs w:val="24"/>
-          <w:lang w:val="en-SG"/>
-        </w:rPr>
-      </w:pPr>
-      <w:r>
-        <w:rPr>
-          <w:sz w:val="24"/>
-          <w:szCs w:val="24"/>
-          <w:lang w:val="en-US"/>
-        </w:rPr>
-        <w:t>SSI-L helps students move beyond learning science as a body of knowledge. It enables them to apply scientific understanding to real-world issues, evaluate evidence, reason through trade-offs, and justify decisions using both scientific and ethical considerations.</w:t>
-      </w:r>
-      <w:r>
-        <w:rPr>
-          <w:sz w:val="24"/>
-          <w:szCs w:val="24"/>
-          <w:lang w:val="en-SG"/>
-        </w:rPr>
-        <w:t> </w:t>
-      </w:r>
-    </w:p>
-    <w:p>
-      <w:pPr>
-        <w:jc w:val="both"/>
-        <w:rPr>
-          <w:sz w:val="24"/>
-          <w:szCs w:val="24"/>
-          <w:lang w:val="en-SG"/>
-        </w:rPr>
-      </w:pPr>
-      <w:r>
-        <w:rPr>
-          <w:sz w:val="24"/>
-          <w:szCs w:val="24"/>
-          <w:lang w:val="en-US"/>
-        </w:rPr>
-        <w:t>The following questions are characteristic of SSI-L:</w:t>
-      </w:r>
-      <w:r>
-        <w:rPr>
-          <w:sz w:val="24"/>
-          <w:szCs w:val="24"/>
-          <w:lang w:val="en-SG"/>
-        </w:rPr>
-        <w:t> </w:t>
+        <w:t>What is the socio-scientific issue we are examining?</w:t>
       </w:r>
     </w:p>
     <w:p>
@@ -522,6 +1091,8 @@
           <w:ilvl w:val="0"/>
           <w:numId w:val="18"/>
         </w:numPr>
+        <w:spacing w:after="0" w:line="240" w:lineRule="auto"/>
+        <w:ind w:left="357" w:hanging="357"/>
         <w:jc w:val="both"/>
         <w:rPr>
           <w:sz w:val="24"/>
@@ -535,15 +1106,7 @@
           <w:szCs w:val="24"/>
           <w:lang w:val="en-US"/>
         </w:rPr>
-        <w:t>“What is the socio-scientific issue we are examining?”</w:t>
-      </w:r>
-      <w:r>
-        <w:rPr>
-          <w:sz w:val="24"/>
-          <w:szCs w:val="24"/>
-          <w:lang w:val="en-SG"/>
-        </w:rPr>
-        <w:t> </w:t>
+        <w:t>What scientific knowledge is needed to understand the issue?</w:t>
       </w:r>
     </w:p>
     <w:p>
@@ -552,6 +1115,8 @@
           <w:ilvl w:val="0"/>
           <w:numId w:val="18"/>
         </w:numPr>
+        <w:spacing w:after="0" w:line="240" w:lineRule="auto"/>
+        <w:ind w:left="357" w:hanging="357"/>
         <w:jc w:val="both"/>
         <w:rPr>
           <w:sz w:val="24"/>
@@ -565,15 +1130,7 @@
           <w:szCs w:val="24"/>
           <w:lang w:val="en-US"/>
         </w:rPr>
-        <w:t>“What scientific knowledge is needed to understand the issue?”</w:t>
-      </w:r>
-      <w:r>
-        <w:rPr>
-          <w:sz w:val="24"/>
-          <w:szCs w:val="24"/>
-          <w:lang w:val="en-SG"/>
-        </w:rPr>
-        <w:t> </w:t>
+        <w:t>What evidence is available, and how reliable is it?</w:t>
       </w:r>
     </w:p>
     <w:p>
@@ -582,6 +1139,8 @@
           <w:ilvl w:val="0"/>
           <w:numId w:val="18"/>
         </w:numPr>
+        <w:spacing w:after="0" w:line="240" w:lineRule="auto"/>
+        <w:ind w:left="357" w:hanging="357"/>
         <w:jc w:val="both"/>
         <w:rPr>
           <w:sz w:val="24"/>
@@ -595,15 +1154,7 @@
           <w:szCs w:val="24"/>
           <w:lang w:val="en-US"/>
         </w:rPr>
-        <w:t>“What evidence is available, and how reliable is it?”</w:t>
-      </w:r>
-      <w:r>
-        <w:rPr>
-          <w:sz w:val="24"/>
-          <w:szCs w:val="24"/>
-          <w:lang w:val="en-SG"/>
-        </w:rPr>
-        <w:t> </w:t>
+        <w:t>Who are the stakeholders affected by this issue?</w:t>
       </w:r>
     </w:p>
     <w:p>
@@ -612,6 +1163,8 @@
           <w:ilvl w:val="0"/>
           <w:numId w:val="18"/>
         </w:numPr>
+        <w:spacing w:after="0" w:line="240" w:lineRule="auto"/>
+        <w:ind w:left="357" w:hanging="357"/>
         <w:jc w:val="both"/>
         <w:rPr>
           <w:sz w:val="24"/>
@@ -625,15 +1178,7 @@
           <w:szCs w:val="24"/>
           <w:lang w:val="en-US"/>
         </w:rPr>
-        <w:t>“Who are the stakeholders affected by this issue?”</w:t>
-      </w:r>
-      <w:r>
-        <w:rPr>
-          <w:sz w:val="24"/>
-          <w:szCs w:val="24"/>
-          <w:lang w:val="en-SG"/>
-        </w:rPr>
-        <w:t> </w:t>
+        <w:t>What ethical principles or values are involved?</w:t>
       </w:r>
     </w:p>
     <w:p>
@@ -642,6 +1187,8 @@
           <w:ilvl w:val="0"/>
           <w:numId w:val="18"/>
         </w:numPr>
+        <w:spacing w:after="0" w:line="240" w:lineRule="auto"/>
+        <w:ind w:left="357" w:hanging="357"/>
         <w:jc w:val="both"/>
         <w:rPr>
           <w:sz w:val="24"/>
@@ -655,15 +1202,7 @@
           <w:szCs w:val="24"/>
           <w:lang w:val="en-US"/>
         </w:rPr>
-        <w:t>“What ethical principles or values are involved?”</w:t>
-      </w:r>
-      <w:r>
-        <w:rPr>
-          <w:sz w:val="24"/>
-          <w:szCs w:val="24"/>
-          <w:lang w:val="en-SG"/>
-        </w:rPr>
-        <w:t> </w:t>
+        <w:t>What different perspectives or trade-offs need to be considered?</w:t>
       </w:r>
     </w:p>
     <w:p>
@@ -672,6 +1211,8 @@
           <w:ilvl w:val="0"/>
           <w:numId w:val="18"/>
         </w:numPr>
+        <w:spacing w:after="0" w:line="240" w:lineRule="auto"/>
+        <w:ind w:left="357" w:hanging="357"/>
         <w:jc w:val="both"/>
         <w:rPr>
           <w:sz w:val="24"/>
@@ -685,23 +1226,51 @@
           <w:szCs w:val="24"/>
           <w:lang w:val="en-US"/>
         </w:rPr>
-        <w:t>“What different perspectives or trade-offs need to be considered?”</w:t>
-      </w:r>
-      <w:r>
+        <w:t>What decision or course of action can be justified using science, evidence and ethical reasoning?</w:t>
+      </w:r>
+    </w:p>
+    <w:p>
+      <w:pPr>
+        <w:spacing w:after="0" w:line="240" w:lineRule="auto"/>
+        <w:ind w:left="357"/>
+        <w:jc w:val="both"/>
         <w:rPr>
           <w:sz w:val="24"/>
           <w:szCs w:val="24"/>
           <w:lang w:val="en-SG"/>
         </w:rPr>
-        <w:t> </w:t>
-      </w:r>
+      </w:pPr>
     </w:p>
     <w:p>
       <w:pPr>
-        <w:numPr>
-          <w:ilvl w:val="0"/>
-          <w:numId w:val="18"/>
-        </w:numPr>
+        <w:jc w:val="both"/>
+        <w:rPr>
+          <w:sz w:val="24"/>
+          <w:szCs w:val="24"/>
+          <w:lang w:val="en-US"/>
+        </w:rPr>
+      </w:pPr>
+      <w:r>
+        <w:rPr>
+          <w:sz w:val="24"/>
+          <w:szCs w:val="24"/>
+          <w:lang w:val="en-US"/>
+        </w:rPr>
+        <w:t>In the context of science education, SSI-L supports students in developing scientific literacy by helping them understand how science interacts with society. It also provides opportunities to develop the Practices of Science, especially in using evidence, evaluating claims, constructing arguments and making informed decisions.</w:t>
+      </w:r>
+    </w:p>
+    <w:p>
+      <w:pPr>
+        <w:jc w:val="both"/>
+        <w:rPr>
+          <w:sz w:val="24"/>
+          <w:szCs w:val="24"/>
+          <w:lang w:val="en-US"/>
+        </w:rPr>
+      </w:pPr>
+    </w:p>
+    <w:p>
+      <w:pPr>
         <w:jc w:val="both"/>
         <w:rPr>
           <w:sz w:val="24"/>
@@ -709,754 +1278,35 @@
           <w:lang w:val="en-SG"/>
         </w:rPr>
       </w:pPr>
-      <w:r>
-        <w:rPr>
-          <w:sz w:val="24"/>
-          <w:szCs w:val="24"/>
-          <w:lang w:val="en-US"/>
-        </w:rPr>
-        <w:t>“What decision or course of action can be justified using science, evidence and ethical reasoning?”</w:t>
-      </w:r>
-      <w:r>
+    </w:p>
+    <w:p>
+      <w:pPr>
+        <w:jc w:val="both"/>
+        <w:rPr>
+          <w:lang w:val="en-SG"/>
+        </w:rPr>
+      </w:pPr>
+    </w:p>
+    <w:p>
+      <w:pPr>
+        <w:jc w:val="both"/>
         <w:rPr>
           <w:sz w:val="24"/>
           <w:szCs w:val="24"/>
           <w:lang w:val="en-SG"/>
         </w:rPr>
-        <w:t> </w:t>
-      </w:r>
+      </w:pPr>
     </w:p>
     <w:p>
       <w:pPr>
-        <w:jc w:val="both"/>
+        <w:pStyle w:val="Heading2"/>
+        <w:spacing w:before="0" w:after="0" w:line="240" w:lineRule="auto"/>
         <w:rPr>
           <w:sz w:val="24"/>
           <w:szCs w:val="24"/>
-          <w:lang w:val="en-SG"/>
-        </w:rPr>
-      </w:pPr>
-      <w:r>
-        <w:rPr>
-          <w:sz w:val="24"/>
-          <w:szCs w:val="24"/>
-          <w:lang w:val="en-US"/>
-        </w:rPr>
-        <w:t>In the context of science education, SSI-L supports students in developing scientific literacy by helping them understand how science interacts with society. It also provides opportunities to develop the Practices of Science, especially in using evidence, evaluating claims, constructing arguments and making informed decisions.</w:t>
-      </w:r>
-    </w:p>
-    <w:p>
-      <w:pPr>
-        <w:jc w:val="both"/>
-        <w:rPr>
-          <w:sz w:val="24"/>
-          <w:szCs w:val="24"/>
-          <w:lang w:val="en-SG"/>
-        </w:rPr>
-      </w:pPr>
-    </w:p>
-    <w:p>
-      <w:pPr>
-        <w:jc w:val="both"/>
-        <w:rPr>
-          <w:sz w:val="24"/>
-          <w:szCs w:val="24"/>
-          <w:lang w:val="en-SG"/>
-        </w:rPr>
-      </w:pPr>
-    </w:p>
-    <w:p>
-      <w:pPr>
-        <w:jc w:val="both"/>
-        <w:rPr>
-          <w:lang w:val="en-SG"/>
-        </w:rPr>
-      </w:pPr>
-    </w:p>
-    <w:p>
-      <w:pPr>
-        <w:jc w:val="both"/>
-        <w:rPr>
-          <w:lang w:val="en-SG"/>
-        </w:rPr>
-      </w:pPr>
-    </w:p>
-    <w:p>
-      <w:pPr>
-        <w:jc w:val="both"/>
-      </w:pPr>
-      <w:r>
-        <w:lastRenderedPageBreak/>
-        <w:t>The table below outlines the essential and recommended components of the SSI instructional framework</w:t>
-      </w:r>
-      <w:r>
-        <w:t xml:space="preserve"> (</w:t>
-      </w:r>
-      <w:r>
-        <w:rPr>
-          <w:i/>
-          <w:iCs/>
-        </w:rPr>
-        <w:t>Sadler et al, 2013</w:t>
-      </w:r>
-      <w:r>
-        <w:t xml:space="preserve">). </w:t>
-      </w:r>
-    </w:p>
-    <w:tbl>
-      <w:tblPr>
-        <w:tblStyle w:val="TableGrid1"/>
-        <w:tblW w:w="0" w:type="auto"/>
-        <w:tblLook w:val="04A0" w:firstRow="1" w:lastRow="0" w:firstColumn="1" w:lastColumn="0" w:noHBand="0" w:noVBand="1"/>
-      </w:tblPr>
-      <w:tblGrid>
-        <w:gridCol w:w="1814"/>
-        <w:gridCol w:w="1823"/>
-        <w:gridCol w:w="6819"/>
-      </w:tblGrid>
-      <w:tr>
-        <w:tc>
-          <w:tcPr>
-            <w:tcW w:w="0" w:type="auto"/>
-            <w:hideMark/>
-          </w:tcPr>
-          <w:p>
-            <w:pPr>
-              <w:rPr>
-                <w:b/>
-                <w:bCs/>
-                <w:sz w:val="20"/>
-                <w:szCs w:val="20"/>
-                <w:lang w:val="en-SG"/>
-              </w:rPr>
-            </w:pPr>
-            <w:r>
-              <w:rPr>
-                <w:b/>
-                <w:bCs/>
-                <w:sz w:val="20"/>
-                <w:szCs w:val="20"/>
-                <w:lang w:val="en-SG"/>
-              </w:rPr>
-              <w:t>Aspect</w:t>
-            </w:r>
-          </w:p>
-        </w:tc>
-        <w:tc>
-          <w:tcPr>
-            <w:tcW w:w="0" w:type="auto"/>
-            <w:hideMark/>
-          </w:tcPr>
-          <w:p>
-            <w:pPr>
-              <w:rPr>
-                <w:b/>
-                <w:bCs/>
-                <w:sz w:val="20"/>
-                <w:szCs w:val="20"/>
-                <w:lang w:val="en-SG"/>
-              </w:rPr>
-            </w:pPr>
-            <w:r>
-              <w:rPr>
-                <w:b/>
-                <w:bCs/>
-                <w:sz w:val="20"/>
-                <w:szCs w:val="20"/>
-                <w:lang w:val="en-SG"/>
-              </w:rPr>
-              <w:t>Components</w:t>
-            </w:r>
-          </w:p>
-        </w:tc>
-        <w:tc>
-          <w:tcPr>
-            <w:tcW w:w="0" w:type="auto"/>
-            <w:hideMark/>
-          </w:tcPr>
-          <w:p>
-            <w:pPr>
-              <w:rPr>
-                <w:b/>
-                <w:bCs/>
-                <w:sz w:val="20"/>
-                <w:szCs w:val="20"/>
-                <w:lang w:val="en-SG"/>
-              </w:rPr>
-            </w:pPr>
-            <w:r>
-              <w:rPr>
-                <w:b/>
-                <w:bCs/>
-                <w:sz w:val="20"/>
-                <w:szCs w:val="20"/>
-                <w:lang w:val="en-SG"/>
-              </w:rPr>
-              <w:t>Details</w:t>
-            </w:r>
-          </w:p>
-        </w:tc>
-      </w:tr>
-      <w:tr>
-        <w:tc>
-          <w:tcPr>
-            <w:tcW w:w="0" w:type="auto"/>
-            <w:vMerge w:val="restart"/>
-            <w:hideMark/>
-          </w:tcPr>
-          <w:p>
-            <w:pPr>
-              <w:rPr>
-                <w:sz w:val="20"/>
-                <w:szCs w:val="20"/>
-                <w:lang w:val="en-SG"/>
-              </w:rPr>
-            </w:pPr>
-            <w:r>
-              <w:rPr>
-                <w:b/>
-                <w:bCs/>
-                <w:sz w:val="20"/>
-                <w:szCs w:val="20"/>
-                <w:lang w:val="en-SG"/>
-              </w:rPr>
-              <w:t>C</w:t>
-            </w:r>
-            <w:r>
-              <w:rPr>
-                <w:b/>
-                <w:bCs/>
-                <w:sz w:val="20"/>
-                <w:szCs w:val="20"/>
-                <w:lang w:val="en-SG"/>
-              </w:rPr>
-              <w:t>ore Aspects: Design Elements</w:t>
-            </w:r>
-          </w:p>
-        </w:tc>
-        <w:tc>
-          <w:tcPr>
-            <w:tcW w:w="0" w:type="auto"/>
-            <w:hideMark/>
-          </w:tcPr>
-          <w:p>
-            <w:pPr>
-              <w:rPr>
-                <w:sz w:val="20"/>
-                <w:szCs w:val="20"/>
-                <w:lang w:val="en-SG"/>
-              </w:rPr>
-            </w:pPr>
-            <w:r>
-              <w:rPr>
-                <w:sz w:val="20"/>
-                <w:szCs w:val="20"/>
-                <w:lang w:val="en-SG"/>
-              </w:rPr>
-              <w:t>Required Features</w:t>
-            </w:r>
-          </w:p>
-        </w:tc>
-        <w:tc>
-          <w:tcPr>
-            <w:tcW w:w="0" w:type="auto"/>
-            <w:hideMark/>
-          </w:tcPr>
-          <w:p>
-            <w:pPr>
-              <w:rPr>
-                <w:sz w:val="20"/>
-                <w:szCs w:val="20"/>
-                <w:lang w:val="en-SG"/>
-              </w:rPr>
-            </w:pPr>
-            <w:r>
-              <w:rPr>
-                <w:sz w:val="20"/>
-                <w:szCs w:val="20"/>
-                <w:lang w:val="en-SG"/>
-              </w:rPr>
-              <w:t>Building instruction around a compelling issue; presenting the issue first to provide context; providing scaffolding for higher-order practices (e.g., argumentation); and providing a culminating experience.</w:t>
-            </w:r>
-          </w:p>
-        </w:tc>
-      </w:tr>
-      <w:tr>
-        <w:trPr>
-          <w:trHeight w:val="615"/>
-        </w:trPr>
-        <w:tc>
-          <w:tcPr>
-            <w:tcW w:w="0" w:type="auto"/>
-            <w:vMerge/>
-            <w:hideMark/>
-          </w:tcPr>
-          <w:p>
-            <w:pPr>
-              <w:rPr>
-                <w:sz w:val="20"/>
-                <w:szCs w:val="20"/>
-                <w:lang w:val="en-SG"/>
-              </w:rPr>
-            </w:pPr>
-          </w:p>
-        </w:tc>
-        <w:tc>
-          <w:tcPr>
-            <w:tcW w:w="0" w:type="auto"/>
-            <w:hideMark/>
-          </w:tcPr>
-          <w:p>
-            <w:pPr>
-              <w:rPr>
-                <w:sz w:val="20"/>
-                <w:szCs w:val="20"/>
-                <w:lang w:val="en-SG"/>
-              </w:rPr>
-            </w:pPr>
-            <w:r>
-              <w:rPr>
-                <w:sz w:val="20"/>
-                <w:szCs w:val="20"/>
-                <w:lang w:val="en-SG"/>
-              </w:rPr>
-              <w:t>Recommended Features</w:t>
-            </w:r>
-          </w:p>
-        </w:tc>
-        <w:tc>
-          <w:tcPr>
-            <w:tcW w:w="0" w:type="auto"/>
-            <w:hideMark/>
-          </w:tcPr>
-          <w:p>
-            <w:pPr>
-              <w:rPr>
-                <w:sz w:val="20"/>
-                <w:szCs w:val="20"/>
-                <w:lang w:val="en-SG"/>
-              </w:rPr>
-            </w:pPr>
-            <w:r>
-              <w:rPr>
-                <w:sz w:val="20"/>
-                <w:szCs w:val="20"/>
-                <w:lang w:val="en-SG"/>
-              </w:rPr>
-              <w:t>Using media to connect to the "real world"; using technology to facilitate student learning.</w:t>
-            </w:r>
-          </w:p>
-        </w:tc>
-      </w:tr>
-      <w:tr>
-        <w:tc>
-          <w:tcPr>
-            <w:tcW w:w="0" w:type="auto"/>
-            <w:vMerge w:val="restart"/>
-            <w:hideMark/>
-          </w:tcPr>
-          <w:p>
-            <w:pPr>
-              <w:rPr>
-                <w:sz w:val="20"/>
-                <w:szCs w:val="20"/>
-                <w:lang w:val="en-SG"/>
-              </w:rPr>
-            </w:pPr>
-            <w:r>
-              <w:rPr>
-                <w:b/>
-                <w:bCs/>
-                <w:sz w:val="20"/>
-                <w:szCs w:val="20"/>
-                <w:lang w:val="en-SG"/>
-              </w:rPr>
-              <w:t>Core Aspects: Learner Experiences</w:t>
-            </w:r>
-          </w:p>
-        </w:tc>
-        <w:tc>
-          <w:tcPr>
-            <w:tcW w:w="0" w:type="auto"/>
-            <w:hideMark/>
-          </w:tcPr>
-          <w:p>
-            <w:pPr>
-              <w:rPr>
-                <w:sz w:val="20"/>
-                <w:szCs w:val="20"/>
-                <w:lang w:val="en-SG"/>
-              </w:rPr>
-            </w:pPr>
-            <w:r>
-              <w:rPr>
-                <w:sz w:val="20"/>
-                <w:szCs w:val="20"/>
-                <w:lang w:val="en-SG"/>
-              </w:rPr>
-              <w:t>Required Experiences</w:t>
-            </w:r>
-          </w:p>
-        </w:tc>
-        <w:tc>
-          <w:tcPr>
-            <w:tcW w:w="0" w:type="auto"/>
-            <w:hideMark/>
-          </w:tcPr>
-          <w:p>
-            <w:pPr>
-              <w:rPr>
-                <w:sz w:val="20"/>
-                <w:szCs w:val="20"/>
-                <w:lang w:val="en-SG"/>
-              </w:rPr>
-            </w:pPr>
-            <w:r>
-              <w:rPr>
-                <w:sz w:val="20"/>
-                <w:szCs w:val="20"/>
-                <w:lang w:val="en-SG"/>
-              </w:rPr>
-              <w:t>Engaging in higher-order practices (reasoning, decision-making); confronting scientific ideas/theories; collecting and/or analy</w:t>
-            </w:r>
-            <w:r>
-              <w:rPr>
-                <w:sz w:val="20"/>
-                <w:szCs w:val="20"/>
-                <w:lang w:val="en-SG"/>
-              </w:rPr>
-              <w:t>s</w:t>
-            </w:r>
-            <w:r>
-              <w:rPr>
-                <w:sz w:val="20"/>
-                <w:szCs w:val="20"/>
-                <w:lang w:val="en-SG"/>
-              </w:rPr>
-              <w:t>ing scientific data; and negotiating social dimensions (political, economic).</w:t>
-            </w:r>
-          </w:p>
-        </w:tc>
-      </w:tr>
-      <w:tr>
-        <w:trPr>
-          <w:trHeight w:val="723"/>
-        </w:trPr>
-        <w:tc>
-          <w:tcPr>
-            <w:tcW w:w="0" w:type="auto"/>
-            <w:vMerge/>
-            <w:hideMark/>
-          </w:tcPr>
-          <w:p>
-            <w:pPr>
-              <w:rPr>
-                <w:sz w:val="20"/>
-                <w:szCs w:val="20"/>
-                <w:lang w:val="en-SG"/>
-              </w:rPr>
-            </w:pPr>
-          </w:p>
-        </w:tc>
-        <w:tc>
-          <w:tcPr>
-            <w:tcW w:w="0" w:type="auto"/>
-            <w:hideMark/>
-          </w:tcPr>
-          <w:p>
-            <w:pPr>
-              <w:rPr>
-                <w:sz w:val="20"/>
-                <w:szCs w:val="20"/>
-                <w:lang w:val="en-SG"/>
-              </w:rPr>
-            </w:pPr>
-            <w:r>
-              <w:rPr>
-                <w:sz w:val="20"/>
-                <w:szCs w:val="20"/>
-                <w:lang w:val="en-SG"/>
-              </w:rPr>
-              <w:t>Recommended Experiences</w:t>
-            </w:r>
-          </w:p>
-        </w:tc>
-        <w:tc>
-          <w:tcPr>
-            <w:tcW w:w="0" w:type="auto"/>
-            <w:hideMark/>
-          </w:tcPr>
-          <w:p>
-            <w:pPr>
-              <w:rPr>
-                <w:sz w:val="20"/>
-                <w:szCs w:val="20"/>
-                <w:lang w:val="en-SG"/>
-              </w:rPr>
-            </w:pPr>
-            <w:r>
-              <w:rPr>
-                <w:sz w:val="20"/>
-                <w:szCs w:val="20"/>
-                <w:lang w:val="en-SG"/>
-              </w:rPr>
-              <w:t>Confronting ethical dimensions; considering Nature of Science (NOS) themes.</w:t>
-            </w:r>
-          </w:p>
-        </w:tc>
-      </w:tr>
-      <w:tr>
-        <w:tc>
-          <w:tcPr>
-            <w:tcW w:w="0" w:type="auto"/>
-            <w:hideMark/>
-          </w:tcPr>
-          <w:p>
-            <w:pPr>
-              <w:rPr>
-                <w:sz w:val="20"/>
-                <w:szCs w:val="20"/>
-                <w:lang w:val="en-SG"/>
-              </w:rPr>
-            </w:pPr>
-            <w:r>
-              <w:rPr>
-                <w:b/>
-                <w:bCs/>
-                <w:sz w:val="20"/>
-                <w:szCs w:val="20"/>
-                <w:lang w:val="en-SG"/>
-              </w:rPr>
-              <w:t>Core Aspects: Teacher Attributes</w:t>
-            </w:r>
-          </w:p>
-        </w:tc>
-        <w:tc>
-          <w:tcPr>
-            <w:tcW w:w="0" w:type="auto"/>
-            <w:hideMark/>
-          </w:tcPr>
-          <w:p>
-            <w:pPr>
-              <w:rPr>
-                <w:sz w:val="20"/>
-                <w:szCs w:val="20"/>
-                <w:lang w:val="en-SG"/>
-              </w:rPr>
-            </w:pPr>
-            <w:r>
-              <w:rPr>
-                <w:sz w:val="20"/>
-                <w:szCs w:val="20"/>
-                <w:lang w:val="en-SG"/>
-              </w:rPr>
-              <w:t>Essential Traits</w:t>
-            </w:r>
-          </w:p>
-        </w:tc>
-        <w:tc>
-          <w:tcPr>
-            <w:tcW w:w="0" w:type="auto"/>
-            <w:hideMark/>
-          </w:tcPr>
-          <w:p>
-            <w:pPr>
-              <w:rPr>
-                <w:sz w:val="20"/>
-                <w:szCs w:val="20"/>
-                <w:lang w:val="en-SG"/>
-              </w:rPr>
-            </w:pPr>
-            <w:r>
-              <w:rPr>
-                <w:sz w:val="20"/>
-                <w:szCs w:val="20"/>
-                <w:lang w:val="en-SG"/>
-              </w:rPr>
-              <w:t>Familiarity with the issue (knowledgeable in science content and aware of social considerations); acting as a learner alongside students (contributor rather than sole authority); and willingness to deal with classroom uncertainty.</w:t>
-            </w:r>
-          </w:p>
-        </w:tc>
-      </w:tr>
-      <w:tr>
-        <w:tc>
-          <w:tcPr>
-            <w:tcW w:w="0" w:type="auto"/>
-            <w:hideMark/>
-          </w:tcPr>
-          <w:p>
-            <w:pPr>
-              <w:rPr>
-                <w:sz w:val="20"/>
-                <w:szCs w:val="20"/>
-                <w:lang w:val="en-SG"/>
-              </w:rPr>
-            </w:pPr>
-            <w:r>
-              <w:rPr>
-                <w:b/>
-                <w:bCs/>
-                <w:sz w:val="20"/>
-                <w:szCs w:val="20"/>
-                <w:lang w:val="en-SG"/>
-              </w:rPr>
-              <w:t>Classroom Environment</w:t>
-            </w:r>
-          </w:p>
-        </w:tc>
-        <w:tc>
-          <w:tcPr>
-            <w:tcW w:w="0" w:type="auto"/>
-            <w:hideMark/>
-          </w:tcPr>
-          <w:p>
-            <w:pPr>
-              <w:rPr>
-                <w:sz w:val="20"/>
-                <w:szCs w:val="20"/>
-                <w:lang w:val="en-SG"/>
-              </w:rPr>
-            </w:pPr>
-            <w:r>
-              <w:rPr>
-                <w:sz w:val="20"/>
-                <w:szCs w:val="20"/>
-                <w:lang w:val="en-SG"/>
-              </w:rPr>
-              <w:t>Supporting Implementation</w:t>
-            </w:r>
-          </w:p>
-        </w:tc>
-        <w:tc>
-          <w:tcPr>
-            <w:tcW w:w="0" w:type="auto"/>
-            <w:hideMark/>
-          </w:tcPr>
-          <w:p>
-            <w:pPr>
-              <w:rPr>
-                <w:sz w:val="20"/>
-                <w:szCs w:val="20"/>
-                <w:lang w:val="en-SG"/>
-              </w:rPr>
-            </w:pPr>
-            <w:r>
-              <w:rPr>
-                <w:sz w:val="20"/>
-                <w:szCs w:val="20"/>
-                <w:lang w:val="en-SG"/>
-              </w:rPr>
-              <w:t>Setting high expectations for participation; fostering a collaborative and interactive environment; ensuring mutual respect between teachers and students; and ensuring all participants feel safe discussing controversial topics.</w:t>
-            </w:r>
-          </w:p>
-        </w:tc>
-      </w:tr>
-      <w:tr>
-        <w:tc>
-          <w:tcPr>
-            <w:tcW w:w="0" w:type="auto"/>
-            <w:hideMark/>
-          </w:tcPr>
-          <w:p>
-            <w:pPr>
-              <w:rPr>
-                <w:sz w:val="20"/>
-                <w:szCs w:val="20"/>
-                <w:lang w:val="en-SG"/>
-              </w:rPr>
-            </w:pPr>
-            <w:r>
-              <w:rPr>
-                <w:b/>
-                <w:bCs/>
-                <w:sz w:val="20"/>
-                <w:szCs w:val="20"/>
-                <w:lang w:val="en-SG"/>
-              </w:rPr>
-              <w:t>Peripheral Influences</w:t>
-            </w:r>
-          </w:p>
-        </w:tc>
-        <w:tc>
-          <w:tcPr>
-            <w:tcW w:w="0" w:type="auto"/>
-            <w:hideMark/>
-          </w:tcPr>
-          <w:p>
-            <w:pPr>
-              <w:rPr>
-                <w:sz w:val="20"/>
-                <w:szCs w:val="20"/>
-                <w:lang w:val="en-SG"/>
-              </w:rPr>
-            </w:pPr>
-            <w:r>
-              <w:rPr>
-                <w:sz w:val="20"/>
-                <w:szCs w:val="20"/>
-                <w:lang w:val="en-SG"/>
-              </w:rPr>
-              <w:t>External Factors</w:t>
-            </w:r>
-          </w:p>
-        </w:tc>
-        <w:tc>
-          <w:tcPr>
-            <w:tcW w:w="0" w:type="auto"/>
-            <w:hideMark/>
-          </w:tcPr>
-          <w:p>
-            <w:pPr>
-              <w:rPr>
-                <w:sz w:val="20"/>
-                <w:szCs w:val="20"/>
-                <w:lang w:val="en-SG"/>
-              </w:rPr>
-            </w:pPr>
-            <w:r>
-              <w:rPr>
-                <w:sz w:val="20"/>
-                <w:szCs w:val="20"/>
-                <w:lang w:val="en-SG"/>
-              </w:rPr>
-              <w:t>Support/encouragement from the school/district; access to high-quality SSI materials; curricular flexibility for adaptation; awareness of local community issues; strategies for negotiating parent/community concerns; and connections to national curriculum objectives.</w:t>
-            </w:r>
-          </w:p>
-        </w:tc>
-      </w:tr>
-    </w:tbl>
-    <w:p>
-      <w:pPr>
-        <w:spacing w:after="0" w:line="240" w:lineRule="auto"/>
-        <w:jc w:val="both"/>
-        <w:rPr>
-          <w:sz w:val="24"/>
-          <w:szCs w:val="24"/>
-        </w:rPr>
-      </w:pPr>
-    </w:p>
-    <w:p>
-      <w:pPr>
-        <w:pStyle w:val="ListParagraph"/>
-        <w:spacing w:after="0" w:line="240" w:lineRule="auto"/>
-        <w:ind w:left="360"/>
-        <w:rPr>
-          <w:rFonts w:asciiTheme="majorHAnsi" w:hAnsiTheme="majorHAnsi"/>
-          <w:sz w:val="24"/>
-          <w:szCs w:val="24"/>
-          <w:lang w:val="en-SG"/>
-        </w:rPr>
-      </w:pPr>
-    </w:p>
-    <w:p>
-      <w:pPr>
-        <w:pStyle w:val="Heading2"/>
-        <w:spacing w:before="0" w:after="0" w:line="240" w:lineRule="auto"/>
-        <w:rPr>
-          <w:sz w:val="24"/>
-          <w:szCs w:val="24"/>
         </w:rPr>
         <w:sectPr>
-          <w:footerReference w:type="default" r:id="rId11"/>
+          <w:footerReference w:type="default" r:id="rId12"/>
           <w:pgSz w:w="11906" w:h="16838"/>
           <w:pgMar w:top="720" w:right="720" w:bottom="720" w:left="720" w:header="708" w:footer="708" w:gutter="0"/>
           <w:cols w:space="708"/>
@@ -1737,14 +1587,7 @@
                 <w:b/>
                 <w:bCs/>
               </w:rPr>
-              <w:t>Relevan</w:t>
-            </w:r>
-            <w:r>
-              <w:rPr>
-                <w:b/>
-                <w:bCs/>
-              </w:rPr>
-              <w:t>ce</w:t>
+              <w:t>Alignment</w:t>
             </w:r>
             <w:r>
               <w:rPr>
@@ -1772,7 +1615,7 @@
       </w:tr>
       <w:tr>
         <w:trPr>
-          <w:trHeight w:val="971"/>
+          <w:trHeight w:val="699"/>
         </w:trPr>
         <w:tc>
           <w:tcPr>
@@ -1782,16 +1625,27 @@
             <w:pPr>
               <w:jc w:val="center"/>
               <w:rPr>
+                <w:b/>
                 <w:i/>
-                <w:iCs/>
               </w:rPr>
             </w:pPr>
             <w:r>
               <w:rPr>
                 <w:rFonts w:eastAsia="DengXian"/>
+                <w:b/>
+                <w:bCs/>
                 <w:lang w:val="en-SG"/>
               </w:rPr>
-              <w:t>Recognising the ethical dilemma (SSI)</w:t>
+              <w:t>Encountering a</w:t>
+            </w:r>
+            <w:r>
+              <w:rPr>
+                <w:rFonts w:eastAsia="DengXian"/>
+                <w:b/>
+                <w:bCs/>
+                <w:lang w:val="en-SG"/>
+              </w:rPr>
+              <w:t xml:space="preserve"> Focal Issue</w:t>
             </w:r>
           </w:p>
         </w:tc>
@@ -1817,14 +1671,8 @@
               <w:t>For</w:t>
             </w:r>
             <w:r>
-              <w:t xml:space="preserve"> students to make a decision as lawmakers, they need to learn more about vaccination in Singapore first.  </w:t>
-            </w:r>
-          </w:p>
-          <w:p>
-            <w:pPr>
-              <w:pStyle w:val="ListParagraph"/>
-              <w:ind w:left="714"/>
-            </w:pPr>
+              <w:t xml:space="preserve"> students to make a decision as lawmakers, they need to learn more about vaccination in Singapore first.</w:t>
+            </w:r>
           </w:p>
           <w:p>
             <w:pPr>
@@ -1835,26 +1683,10 @@
               </w:numPr>
             </w:pPr>
             <w:r>
-              <w:rPr>
-                <w:b/>
-                <w:bCs/>
-              </w:rPr>
-              <w:t>(Tech)</w:t>
-            </w:r>
-            <w:r>
               <w:t xml:space="preserve"> </w:t>
             </w:r>
             <w:r>
-              <w:t xml:space="preserve">Teacher shows students </w:t>
-            </w:r>
-            <w:r>
-              <w:t xml:space="preserve">Interactive or Excel </w:t>
-            </w:r>
-            <w:r>
-              <w:t>Immunisation chart against various diseases based on age in Singapore</w:t>
-            </w:r>
-            <w:r>
-              <w:t>.</w:t>
+              <w:t>The SSI is presented first to build instruction around a compelling issue that connects to both science ideas and societal concerns</w:t>
             </w:r>
           </w:p>
           <w:p>
@@ -1866,13 +1698,23 @@
               </w:numPr>
             </w:pPr>
             <w:r>
-              <w:t>Te</w:t>
-            </w:r>
-            <w:r>
-              <w:t>acher prompts students to generat</w:t>
-            </w:r>
-            <w:r>
-              <w:t>e questions and conclusions from the chart</w:t>
+              <w:rPr>
+                <w:b/>
+                <w:bCs/>
+              </w:rPr>
+              <w:t>(Tech)</w:t>
+            </w:r>
+            <w:r>
+              <w:t xml:space="preserve"> </w:t>
+            </w:r>
+            <w:r>
+              <w:t xml:space="preserve">Teacher shows students </w:t>
+            </w:r>
+            <w:r>
+              <w:t xml:space="preserve">Interactive or Excel </w:t>
+            </w:r>
+            <w:r>
+              <w:t>Immunisation chart against various diseases based on age in Singapore</w:t>
             </w:r>
             <w:r>
               <w:t>.</w:t>
@@ -1887,31 +1729,22 @@
               </w:numPr>
             </w:pPr>
             <w:r>
-              <w:rPr>
-                <w:rFonts w:eastAsia="Times New Roman" w:cs="Times New Roman"/>
-                <w:kern w:val="0"/>
-                <w:lang w:val="en-SG" w:eastAsia="en-SG"/>
-                <w14:ligatures w14:val="none"/>
-              </w:rPr>
-              <w:t xml:space="preserve">Teacher </w:t>
-            </w:r>
-            <w:r>
-              <w:rPr>
-                <w:rFonts w:eastAsia="Times New Roman" w:cs="Times New Roman"/>
-                <w:kern w:val="0"/>
-                <w:lang w:val="en-SG" w:eastAsia="en-SG"/>
-                <w14:ligatures w14:val="none"/>
-              </w:rPr>
-              <w:t xml:space="preserve">prompts students </w:t>
-            </w:r>
-            <w:r>
-              <w:rPr>
-                <w:rFonts w:eastAsia="Times New Roman" w:cs="Times New Roman"/>
-                <w:kern w:val="0"/>
-                <w:lang w:val="en-SG" w:eastAsia="en-SG"/>
-                <w14:ligatures w14:val="none"/>
-              </w:rPr>
-              <w:t xml:space="preserve">to think why vaccines against diphtheria and measles are compulsory in Singapore. </w:t>
+              <w:t>Te</w:t>
+            </w:r>
+            <w:r>
+              <w:t>acher prompts students to generat</w:t>
+            </w:r>
+            <w:r>
+              <w:t xml:space="preserve">e questions and </w:t>
+            </w:r>
+            <w:r>
+              <w:t xml:space="preserve">from </w:t>
+            </w:r>
+            <w:r>
+              <w:t>conclusions from the chart</w:t>
+            </w:r>
+            <w:r>
+              <w:t>.</w:t>
             </w:r>
           </w:p>
           <w:p>
@@ -1926,10 +1759,46 @@
               <w:rPr>
                 <w:rFonts w:eastAsia="Times New Roman" w:cs="Times New Roman"/>
                 <w:kern w:val="0"/>
+                <w:lang w:val="en-SG" w:eastAsia="en-SG"/>
+                <w14:ligatures w14:val="none"/>
+              </w:rPr>
+              <w:lastRenderedPageBreak/>
+              <w:t xml:space="preserve">Teacher </w:t>
+            </w:r>
+            <w:r>
+              <w:rPr>
+                <w:rFonts w:eastAsia="Times New Roman" w:cs="Times New Roman"/>
+                <w:kern w:val="0"/>
+                <w:lang w:val="en-SG" w:eastAsia="en-SG"/>
+                <w14:ligatures w14:val="none"/>
+              </w:rPr>
+              <w:t xml:space="preserve">prompts students </w:t>
+            </w:r>
+            <w:r>
+              <w:rPr>
+                <w:rFonts w:eastAsia="Times New Roman" w:cs="Times New Roman"/>
+                <w:kern w:val="0"/>
+                <w:lang w:val="en-SG" w:eastAsia="en-SG"/>
+                <w14:ligatures w14:val="none"/>
+              </w:rPr>
+              <w:t xml:space="preserve">to think why vaccines against diphtheria and measles are compulsory in Singapore. </w:t>
+            </w:r>
+          </w:p>
+          <w:p>
+            <w:pPr>
+              <w:pStyle w:val="ListParagraph"/>
+              <w:numPr>
+                <w:ilvl w:val="0"/>
+                <w:numId w:val="5"/>
+              </w:numPr>
+            </w:pPr>
+            <w:r>
+              <w:rPr>
+                <w:rFonts w:eastAsia="Times New Roman" w:cs="Times New Roman"/>
+                <w:kern w:val="0"/>
                 <w:lang w:eastAsia="en-SG"/>
                 <w14:ligatures w14:val="none"/>
               </w:rPr>
-              <w:lastRenderedPageBreak/>
               <w:t xml:space="preserve">Teacher introduces students to the Singapore Infectious Disease Act. </w:t>
             </w:r>
           </w:p>
@@ -1968,7 +1837,7 @@
                 <w:lang w:val="en-SG" w:eastAsia="en-SG"/>
                 <w14:ligatures w14:val="none"/>
               </w:rPr>
-              <w:t>generate conclusions</w:t>
+              <w:t xml:space="preserve">generate </w:t>
             </w:r>
             <w:r>
               <w:rPr>
@@ -1977,7 +1846,7 @@
                 <w:lang w:val="en-SG" w:eastAsia="en-SG"/>
                 <w14:ligatures w14:val="none"/>
               </w:rPr>
-              <w:t xml:space="preserve"> and questions</w:t>
+              <w:t>questions and form conclusions</w:t>
             </w:r>
             <w:r>
               <w:rPr>
@@ -2045,17 +1914,9 @@
             </w:pPr>
             <w:r>
               <w:rPr>
-                <w:b/>
-                <w:bCs/>
                 <w:lang w:val="en-SG"/>
               </w:rPr>
-              <w:t xml:space="preserve">(Tech) </w:t>
-            </w:r>
-            <w:r>
-              <w:rPr>
-                <w:lang w:val="en-SG"/>
-              </w:rPr>
-              <w:t xml:space="preserve">Students can interact with AI-Chatbot to learn more about the Singapore Infectious Disease Act as well as the diseases featured in the chart. </w:t>
+              <w:t>In doing so, students begin to develop awareness of the ways in which science ideas have bearing on the issue, as well as the social concerns that emerge from it</w:t>
             </w:r>
           </w:p>
           <w:p>
@@ -2077,6 +1938,34 @@
                 <w:bCs/>
                 <w:lang w:val="en-SG"/>
               </w:rPr>
+              <w:t xml:space="preserve">(Tech) </w:t>
+            </w:r>
+            <w:r>
+              <w:rPr>
+                <w:lang w:val="en-SG"/>
+              </w:rPr>
+              <w:t xml:space="preserve">Students can interact with AI-Chatbot to learn more about the Singapore Infectious Disease Act as well as the diseases featured in the chart. </w:t>
+            </w:r>
+          </w:p>
+          <w:p>
+            <w:pPr>
+              <w:pStyle w:val="ListParagraph"/>
+              <w:numPr>
+                <w:ilvl w:val="0"/>
+                <w:numId w:val="5"/>
+              </w:numPr>
+              <w:spacing w:line="240" w:lineRule="auto"/>
+              <w:contextualSpacing w:val="0"/>
+              <w:rPr>
+                <w:lang w:val="en-SG"/>
+              </w:rPr>
+            </w:pPr>
+            <w:r>
+              <w:rPr>
+                <w:b/>
+                <w:bCs/>
+                <w:lang w:val="en-SG"/>
+              </w:rPr>
               <w:t>(Tech)</w:t>
             </w:r>
             <w:r>
@@ -2195,6 +2084,7 @@
           <w:p>
             <w:pPr>
               <w:spacing w:line="257" w:lineRule="auto"/>
+              <w:jc w:val="center"/>
               <w:rPr>
                 <w:rFonts w:eastAsia="DengXian"/>
                 <w:lang w:val="en-SG"/>
@@ -2203,128 +2093,11 @@
             <w:r>
               <w:rPr>
                 <w:rFonts w:eastAsia="DengXian"/>
+                <w:b/>
+                <w:bCs/>
                 <w:lang w:val="en-SG"/>
               </w:rPr>
-              <w:t>Information Gathering</w:t>
-            </w:r>
-          </w:p>
-          <w:p>
-            <w:pPr>
-              <w:pStyle w:val="ListParagraph"/>
-              <w:numPr>
-                <w:ilvl w:val="0"/>
-                <w:numId w:val="11"/>
-              </w:numPr>
-              <w:spacing w:line="257" w:lineRule="auto"/>
-              <w:rPr>
-                <w:rFonts w:eastAsia="DengXian"/>
-                <w:lang w:val="en-SG"/>
-              </w:rPr>
-            </w:pPr>
-            <w:r>
-              <w:rPr>
-                <w:rFonts w:eastAsia="DengXian"/>
-                <w:lang w:val="en-SG"/>
-              </w:rPr>
-              <w:t xml:space="preserve">the science </w:t>
-            </w:r>
-          </w:p>
-          <w:p>
-            <w:pPr>
-              <w:pStyle w:val="ListParagraph"/>
-              <w:numPr>
-                <w:ilvl w:val="0"/>
-                <w:numId w:val="11"/>
-              </w:numPr>
-              <w:spacing w:line="257" w:lineRule="auto"/>
-              <w:rPr>
-                <w:rFonts w:eastAsia="DengXian"/>
-                <w:lang w:val="en-SG"/>
-              </w:rPr>
-            </w:pPr>
-            <w:r>
-              <w:rPr>
-                <w:rFonts w:eastAsia="DengXian"/>
-                <w:lang w:val="en-SG"/>
-              </w:rPr>
-              <w:t>ethical perspective</w:t>
-            </w:r>
-            <w:r>
-              <w:rPr>
-                <w:rFonts w:eastAsia="DengXian"/>
-                <w:lang w:val="en-SG"/>
-              </w:rPr>
-              <w:t>s</w:t>
-            </w:r>
-            <w:r>
-              <w:rPr>
-                <w:rFonts w:eastAsia="DengXian"/>
-                <w:lang w:val="en-SG"/>
-              </w:rPr>
-              <w:t xml:space="preserve"> </w:t>
-            </w:r>
-          </w:p>
-          <w:p>
-            <w:pPr>
-              <w:pStyle w:val="ListParagraph"/>
-              <w:numPr>
-                <w:ilvl w:val="0"/>
-                <w:numId w:val="11"/>
-              </w:numPr>
-              <w:spacing w:line="257" w:lineRule="auto"/>
-              <w:rPr>
-                <w:rFonts w:eastAsia="DengXian"/>
-                <w:lang w:val="en-SG"/>
-              </w:rPr>
-            </w:pPr>
-            <w:r>
-              <w:rPr>
-                <w:rFonts w:eastAsia="DengXian"/>
-                <w:lang w:val="en-SG"/>
-              </w:rPr>
-              <w:t>context and values</w:t>
-            </w:r>
-          </w:p>
-          <w:p>
-            <w:pPr>
-              <w:pStyle w:val="ListParagraph"/>
-              <w:numPr>
-                <w:ilvl w:val="0"/>
-                <w:numId w:val="11"/>
-              </w:numPr>
-              <w:spacing w:line="257" w:lineRule="auto"/>
-              <w:rPr>
-                <w:rFonts w:eastAsia="DengXian"/>
-                <w:lang w:val="en-SG"/>
-              </w:rPr>
-            </w:pPr>
-            <w:r>
-              <w:rPr>
-                <w:rFonts w:eastAsia="DengXian"/>
-                <w:lang w:val="en-SG"/>
-              </w:rPr>
-              <w:t>s</w:t>
-            </w:r>
-            <w:r>
-              <w:rPr>
-                <w:rFonts w:eastAsia="DengXian"/>
-                <w:lang w:val="en-SG"/>
-              </w:rPr>
-              <w:t xml:space="preserve">takeholder </w:t>
-            </w:r>
-            <w:r>
-              <w:rPr>
-                <w:rFonts w:eastAsia="DengXian"/>
-                <w:lang w:val="en-SG"/>
-              </w:rPr>
-              <w:t>m</w:t>
-            </w:r>
-            <w:r>
-              <w:rPr>
-                <w:rFonts w:eastAsia="DengXian"/>
-                <w:lang w:val="en-SG"/>
-              </w:rPr>
-              <w:t>apping</w:t>
+              <w:t>Engaging with Key Ideas and Practices</w:t>
             </w:r>
           </w:p>
         </w:tc>
@@ -2365,14 +2138,6 @@
           </w:p>
           <w:p>
             <w:pPr>
-              <w:spacing w:line="240" w:lineRule="auto"/>
-              <w:rPr>
-                <w:lang w:val="en-SG"/>
-              </w:rPr>
-            </w:pPr>
-          </w:p>
-          <w:p>
-            <w:pPr>
               <w:pStyle w:val="ListParagraph"/>
               <w:numPr>
                 <w:ilvl w:val="0"/>
@@ -2422,11 +2187,6 @@
               <w:t xml:space="preserve">to consolidate learning and providing different media resources to support the different learning preferences of students. </w:t>
             </w:r>
           </w:p>
-        </w:tc>
-        <w:tc>
-          <w:tcPr>
-            <w:tcW w:w="1548" w:type="pct"/>
-          </w:tcPr>
           <w:p>
             <w:pPr>
               <w:pStyle w:val="ListParagraph"/>
@@ -2436,6 +2196,8 @@
               </w:numPr>
               <w:spacing w:line="240" w:lineRule="auto"/>
               <w:rPr>
+                <w:i/>
+                <w:iCs/>
                 <w:lang w:val="en-SG"/>
               </w:rPr>
             </w:pPr>
@@ -2446,7 +2208,7 @@
                 <w:lang w:val="en-SG" w:eastAsia="en-SG"/>
                 <w14:ligatures w14:val="none"/>
               </w:rPr>
-              <w:t>Students</w:t>
+              <w:t xml:space="preserve">Teacher gets students to </w:t>
             </w:r>
             <w:r>
               <w:rPr>
@@ -2455,7 +2217,7 @@
                 <w:lang w:val="en-SG" w:eastAsia="en-SG"/>
                 <w14:ligatures w14:val="none"/>
               </w:rPr>
-              <w:t xml:space="preserve"> select one aspect about vaccination to deep dive into</w:t>
+              <w:t>form individual positions</w:t>
             </w:r>
             <w:r>
               <w:rPr>
@@ -2464,7 +2226,7 @@
                 <w:lang w:val="en-SG" w:eastAsia="en-SG"/>
                 <w14:ligatures w14:val="none"/>
               </w:rPr>
-              <w:t>.</w:t>
+              <w:t xml:space="preserve"> </w:t>
             </w:r>
             <w:r>
               <w:rPr>
@@ -2473,7 +2235,16 @@
                 <w:lang w:val="en-SG" w:eastAsia="en-SG"/>
                 <w14:ligatures w14:val="none"/>
               </w:rPr>
-              <w:t xml:space="preserve"> Students interact with articles and videos about vaccinations to answer guiding questions. </w:t>
+              <w:t>on the</w:t>
+            </w:r>
+            <w:r>
+              <w:rPr>
+                <w:rFonts w:eastAsia="Times New Roman" w:cs="Times New Roman"/>
+                <w:kern w:val="0"/>
+                <w:lang w:val="en-SG" w:eastAsia="en-SG"/>
+                <w14:ligatures w14:val="none"/>
+              </w:rPr>
+              <w:t xml:space="preserve"> SSI – Should vaccination against Disease X be made compulsory in Singapore?</w:t>
             </w:r>
           </w:p>
           <w:p>
@@ -2485,6 +2256,8 @@
               </w:numPr>
               <w:spacing w:line="240" w:lineRule="auto"/>
               <w:rPr>
+                <w:i/>
+                <w:iCs/>
                 <w:lang w:val="en-SG"/>
               </w:rPr>
             </w:pPr>
@@ -2506,7 +2279,7 @@
                 <w:lang w:val="en-SG" w:eastAsia="en-SG"/>
                 <w14:ligatures w14:val="none"/>
               </w:rPr>
-              <w:t xml:space="preserve"> </w:t>
+              <w:t xml:space="preserve"> Teacher can use</w:t>
             </w:r>
             <w:r>
               <w:rPr>
@@ -2515,7 +2288,7 @@
                 <w:lang w:val="en-SG" w:eastAsia="en-SG"/>
                 <w14:ligatures w14:val="none"/>
               </w:rPr>
-              <w:t xml:space="preserve">Students document their </w:t>
+              <w:t xml:space="preserve"> </w:t>
             </w:r>
             <w:r>
               <w:rPr>
@@ -2524,7 +2297,7 @@
                 <w:lang w:val="en-SG" w:eastAsia="en-SG"/>
                 <w14:ligatures w14:val="none"/>
               </w:rPr>
-              <w:t>responses</w:t>
+              <w:t>tools such as</w:t>
             </w:r>
             <w:r>
               <w:rPr>
@@ -2533,16 +2306,7 @@
                 <w:lang w:val="en-SG" w:eastAsia="en-SG"/>
                 <w14:ligatures w14:val="none"/>
               </w:rPr>
-              <w:t xml:space="preserve"> digitally to enable </w:t>
-            </w:r>
-            <w:r>
-              <w:rPr>
-                <w:rFonts w:eastAsia="Times New Roman" w:cs="Times New Roman"/>
-                <w:kern w:val="0"/>
-                <w:lang w:val="en-SG" w:eastAsia="en-SG"/>
-                <w14:ligatures w14:val="none"/>
-              </w:rPr>
-              <w:t xml:space="preserve">peer and teacher feedback. </w:t>
+              <w:t xml:space="preserve"> Mentimeter or Classpoint to provide visualisation of the class responses. </w:t>
             </w:r>
           </w:p>
           <w:p>
@@ -2554,6 +2318,196 @@
               </w:numPr>
               <w:spacing w:line="240" w:lineRule="auto"/>
               <w:rPr>
+                <w:i/>
+                <w:iCs/>
+                <w:lang w:val="en-SG"/>
+              </w:rPr>
+            </w:pPr>
+            <w:r>
+              <w:rPr>
+                <w:rFonts w:eastAsia="Times New Roman" w:cs="Times New Roman"/>
+                <w:kern w:val="0"/>
+                <w:lang w:val="en-SG" w:eastAsia="en-SG"/>
+                <w14:ligatures w14:val="none"/>
+              </w:rPr>
+              <w:t>Teacher introduces the four bioethical principles that serve as a guide for making reasoned judgements.</w:t>
+            </w:r>
+          </w:p>
+          <w:p>
+            <w:pPr>
+              <w:pStyle w:val="ListParagraph"/>
+              <w:numPr>
+                <w:ilvl w:val="1"/>
+                <w:numId w:val="1"/>
+              </w:numPr>
+              <w:spacing w:line="240" w:lineRule="auto"/>
+              <w:ind w:left="714" w:hanging="357"/>
+              <w:rPr>
+                <w:i/>
+                <w:iCs/>
+                <w:lang w:val="en-SG"/>
+              </w:rPr>
+            </w:pPr>
+            <w:r>
+              <w:rPr>
+                <w:lang w:val="en-SG"/>
+              </w:rPr>
+              <w:t>Respect for Persons</w:t>
+            </w:r>
+          </w:p>
+          <w:p>
+            <w:pPr>
+              <w:pStyle w:val="ListParagraph"/>
+              <w:numPr>
+                <w:ilvl w:val="1"/>
+                <w:numId w:val="1"/>
+              </w:numPr>
+              <w:spacing w:line="240" w:lineRule="auto"/>
+              <w:ind w:left="714" w:hanging="357"/>
+              <w:rPr>
+                <w:lang w:val="en-SG"/>
+              </w:rPr>
+            </w:pPr>
+            <w:r>
+              <w:rPr>
+                <w:lang w:val="en-SG"/>
+              </w:rPr>
+              <w:t xml:space="preserve">Justice </w:t>
+            </w:r>
+          </w:p>
+          <w:p>
+            <w:pPr>
+              <w:pStyle w:val="ListParagraph"/>
+              <w:numPr>
+                <w:ilvl w:val="1"/>
+                <w:numId w:val="1"/>
+              </w:numPr>
+              <w:spacing w:line="240" w:lineRule="auto"/>
+              <w:ind w:left="714" w:hanging="357"/>
+              <w:rPr>
+                <w:lang w:val="en-SG"/>
+              </w:rPr>
+            </w:pPr>
+            <w:r>
+              <w:rPr>
+                <w:lang w:val="en-SG"/>
+              </w:rPr>
+              <w:t>Minimise Harm</w:t>
+            </w:r>
+          </w:p>
+          <w:p>
+            <w:pPr>
+              <w:pStyle w:val="ListParagraph"/>
+              <w:numPr>
+                <w:ilvl w:val="1"/>
+                <w:numId w:val="1"/>
+              </w:numPr>
+              <w:spacing w:line="240" w:lineRule="auto"/>
+              <w:ind w:left="714" w:hanging="357"/>
+              <w:rPr>
+                <w:lang w:val="en-SG"/>
+              </w:rPr>
+            </w:pPr>
+            <w:r>
+              <w:rPr>
+                <w:lang w:val="en-SG"/>
+              </w:rPr>
+              <w:t xml:space="preserve">Maximise Benefits </w:t>
+            </w:r>
+          </w:p>
+          <w:p>
+            <w:pPr>
+              <w:pStyle w:val="ListParagraph"/>
+              <w:numPr>
+                <w:ilvl w:val="0"/>
+                <w:numId w:val="1"/>
+              </w:numPr>
+              <w:spacing w:line="240" w:lineRule="auto"/>
+              <w:rPr>
+                <w:lang w:val="en-SG"/>
+              </w:rPr>
+            </w:pPr>
+            <w:r>
+              <w:rPr>
+                <w:lang w:val="en-SG"/>
+              </w:rPr>
+              <w:t xml:space="preserve">These principles support socio-scientific reasoning by helping students account for the complexity of the </w:t>
+            </w:r>
+            <w:r>
+              <w:rPr>
+                <w:lang w:val="en-SG"/>
+              </w:rPr>
+              <w:t>socio-scientific issues</w:t>
+            </w:r>
+            <w:r>
+              <w:rPr>
+                <w:lang w:val="en-SG"/>
+              </w:rPr>
+              <w:t xml:space="preserve"> and analyse it from multiple perspectives.</w:t>
+            </w:r>
+          </w:p>
+          <w:p>
+            <w:pPr>
+              <w:pStyle w:val="ListParagraph"/>
+              <w:numPr>
+                <w:ilvl w:val="0"/>
+                <w:numId w:val="1"/>
+              </w:numPr>
+              <w:spacing w:line="240" w:lineRule="auto"/>
+              <w:rPr>
+                <w:lang w:val="en-SG"/>
+              </w:rPr>
+            </w:pPr>
+            <w:r>
+              <w:rPr>
+                <w:lang w:val="en-SG"/>
+              </w:rPr>
+              <w:t xml:space="preserve">Teacher guides students to </w:t>
+            </w:r>
+            <w:r>
+              <w:rPr>
+                <w:lang w:val="en-SG"/>
+              </w:rPr>
+              <w:t xml:space="preserve">classify </w:t>
+            </w:r>
+            <w:r>
+              <w:rPr>
+                <w:lang w:val="en-SG"/>
+              </w:rPr>
+              <w:t>the reasons under each bioethical principle.</w:t>
+            </w:r>
+          </w:p>
+          <w:p>
+            <w:pPr>
+              <w:pStyle w:val="ListParagraph"/>
+              <w:numPr>
+                <w:ilvl w:val="0"/>
+                <w:numId w:val="1"/>
+              </w:numPr>
+              <w:spacing w:line="240" w:lineRule="auto"/>
+              <w:rPr>
+                <w:lang w:val="en-SG"/>
+              </w:rPr>
+            </w:pPr>
+            <w:r>
+              <w:rPr>
+                <w:lang w:val="en-SG"/>
+              </w:rPr>
+              <w:lastRenderedPageBreak/>
+              <w:t xml:space="preserve">Teacher facilitates whole-class discussion on categorising the reasons under the principles, as well as highlighting reasons that do not fall under any of the principles. </w:t>
+            </w:r>
+          </w:p>
+          <w:p>
+            <w:pPr>
+              <w:pStyle w:val="ListParagraph"/>
+              <w:numPr>
+                <w:ilvl w:val="0"/>
+                <w:numId w:val="1"/>
+              </w:numPr>
+              <w:spacing w:line="240" w:lineRule="auto"/>
+              <w:rPr>
+                <w:i/>
+                <w:iCs/>
                 <w:lang w:val="en-SG"/>
               </w:rPr>
             </w:pPr>
@@ -2566,7 +2520,7 @@
                 <w:lang w:val="en-SG" w:eastAsia="en-SG"/>
                 <w14:ligatures w14:val="none"/>
               </w:rPr>
-              <w:t>(Tech</w:t>
+              <w:t>(Tech)</w:t>
             </w:r>
             <w:r>
               <w:rPr>
@@ -2575,61 +2529,7 @@
                 <w:lang w:val="en-SG" w:eastAsia="en-SG"/>
                 <w14:ligatures w14:val="none"/>
               </w:rPr>
-              <w:t xml:space="preserve">) </w:t>
-            </w:r>
-            <w:r>
-              <w:rPr>
-                <w:rFonts w:eastAsia="Times New Roman" w:cs="Times New Roman"/>
-                <w:kern w:val="0"/>
-                <w:lang w:val="en-SG" w:eastAsia="en-SG"/>
-                <w14:ligatures w14:val="none"/>
-              </w:rPr>
-              <w:t xml:space="preserve">Students </w:t>
-            </w:r>
-            <w:r>
-              <w:rPr>
-                <w:rFonts w:eastAsia="Times New Roman" w:cs="Times New Roman"/>
-                <w:kern w:val="0"/>
-                <w:lang w:val="en-SG" w:eastAsia="en-SG"/>
-                <w14:ligatures w14:val="none"/>
-              </w:rPr>
-              <w:t>use AI tools like ChatGPT and Notebook LM to help summarise and distil salient learning points</w:t>
-            </w:r>
-            <w:r>
-              <w:rPr>
-                <w:rFonts w:eastAsia="Times New Roman" w:cs="Times New Roman"/>
-                <w:kern w:val="0"/>
-                <w:lang w:val="en-SG" w:eastAsia="en-SG"/>
-                <w14:ligatures w14:val="none"/>
-              </w:rPr>
-              <w:t>.</w:t>
-            </w:r>
-            <w:r>
-              <w:rPr>
-                <w:rFonts w:eastAsia="Times New Roman" w:cs="Times New Roman"/>
-                <w:kern w:val="0"/>
-                <w:lang w:val="en-SG" w:eastAsia="en-SG"/>
-                <w14:ligatures w14:val="none"/>
-              </w:rPr>
-              <w:t xml:space="preserve"> Students can also use the abovementioned AI tools to clarify questions</w:t>
-            </w:r>
-            <w:r>
-              <w:rPr>
-                <w:rFonts w:eastAsia="Times New Roman" w:cs="Times New Roman"/>
-                <w:kern w:val="0"/>
-                <w:lang w:val="en-SG" w:eastAsia="en-SG"/>
-                <w14:ligatures w14:val="none"/>
-              </w:rPr>
-              <w:t xml:space="preserve"> they have</w:t>
-            </w:r>
-            <w:r>
-              <w:rPr>
-                <w:rFonts w:eastAsia="Times New Roman" w:cs="Times New Roman"/>
-                <w:kern w:val="0"/>
-                <w:lang w:val="en-SG" w:eastAsia="en-SG"/>
-                <w14:ligatures w14:val="none"/>
-              </w:rPr>
-              <w:t xml:space="preserve"> about the information sources. </w:t>
+              <w:t xml:space="preserve"> Teacher may use AI-supported tools to summarise discussion board responses, identify common patterns, or surface contrasting explanations for discussion.</w:t>
             </w:r>
           </w:p>
           <w:p>
@@ -2648,7 +2548,7 @@
               <w:rPr>
                 <w:lang w:val="en-SG"/>
               </w:rPr>
-              <w:t xml:space="preserve">Students within the same group convene to share their learnings about the science behind vaccination, ethical and social implications of vaccination and perspectives from different stakeholders.  </w:t>
+              <w:t>Teacher also scaffolds students to employ skepticism when analysing information sources and to consider dimensions of the issue that remain subject to ongoing scientific inquiry.</w:t>
             </w:r>
           </w:p>
           <w:p>
@@ -2660,6 +2560,271 @@
                 <w:lang w:val="en-SG"/>
               </w:rPr>
             </w:pPr>
+          </w:p>
+        </w:tc>
+        <w:tc>
+          <w:tcPr>
+            <w:tcW w:w="1548" w:type="pct"/>
+          </w:tcPr>
+          <w:p>
+            <w:pPr>
+              <w:pStyle w:val="ListParagraph"/>
+              <w:numPr>
+                <w:ilvl w:val="0"/>
+                <w:numId w:val="2"/>
+              </w:numPr>
+              <w:spacing w:line="240" w:lineRule="auto"/>
+              <w:rPr>
+                <w:i/>
+                <w:iCs/>
+                <w:lang w:val="en-SG"/>
+              </w:rPr>
+            </w:pPr>
+            <w:r>
+              <w:rPr>
+                <w:rFonts w:eastAsia="Times New Roman" w:cs="Times New Roman"/>
+                <w:kern w:val="0"/>
+                <w:lang w:val="en-SG" w:eastAsia="en-SG"/>
+                <w14:ligatures w14:val="none"/>
+              </w:rPr>
+              <w:lastRenderedPageBreak/>
+              <w:t xml:space="preserve">Students </w:t>
+            </w:r>
+            <w:r>
+              <w:rPr>
+                <w:rFonts w:eastAsia="Times New Roman" w:cs="Times New Roman"/>
+                <w:kern w:val="0"/>
+                <w:lang w:val="en-SG" w:eastAsia="en-SG"/>
+                <w14:ligatures w14:val="none"/>
+              </w:rPr>
+              <w:t xml:space="preserve">generate reasons to support their </w:t>
+            </w:r>
+            <w:r>
+              <w:rPr>
+                <w:rFonts w:eastAsia="Times New Roman" w:cs="Times New Roman"/>
+                <w:kern w:val="0"/>
+                <w:lang w:val="en-SG" w:eastAsia="en-SG"/>
+                <w14:ligatures w14:val="none"/>
+              </w:rPr>
+              <w:t>position.</w:t>
+            </w:r>
+          </w:p>
+          <w:p>
+            <w:pPr>
+              <w:pStyle w:val="ListParagraph"/>
+              <w:numPr>
+                <w:ilvl w:val="0"/>
+                <w:numId w:val="2"/>
+              </w:numPr>
+              <w:spacing w:line="240" w:lineRule="auto"/>
+              <w:rPr>
+                <w:i/>
+                <w:iCs/>
+                <w:lang w:val="en-SG"/>
+              </w:rPr>
+            </w:pPr>
+            <w:r>
+              <w:rPr>
+                <w:b/>
+                <w:bCs/>
+                <w:lang w:val="en-SG"/>
+              </w:rPr>
+              <w:t>(Tech)</w:t>
+            </w:r>
+            <w:r>
+              <w:rPr>
+                <w:lang w:val="en-SG"/>
+              </w:rPr>
+              <w:t xml:space="preserve"> </w:t>
+            </w:r>
+            <w:r>
+              <w:rPr>
+                <w:lang w:val="en-SG"/>
+              </w:rPr>
+              <w:t>Tools such as Mentimeter or Classpoint</w:t>
+            </w:r>
+            <w:r>
+              <w:rPr>
+                <w:lang w:val="en-SG"/>
+              </w:rPr>
+              <w:t xml:space="preserve"> can be used to collate and summarise students’ responses.  </w:t>
+            </w:r>
+          </w:p>
+          <w:p>
+            <w:pPr>
+              <w:pStyle w:val="ListParagraph"/>
+              <w:numPr>
+                <w:ilvl w:val="0"/>
+                <w:numId w:val="2"/>
+              </w:numPr>
+              <w:spacing w:line="240" w:lineRule="auto"/>
+              <w:rPr>
+                <w:i/>
+                <w:iCs/>
+                <w:lang w:val="en-SG"/>
+              </w:rPr>
+            </w:pPr>
+            <w:r>
+              <w:rPr>
+                <w:lang w:val="en-SG"/>
+              </w:rPr>
+              <w:t>Students obtain a duplicate copy of the clas</w:t>
+            </w:r>
+            <w:r>
+              <w:rPr>
+                <w:lang w:val="en-SG"/>
+              </w:rPr>
+              <w:t>s</w:t>
+            </w:r>
+            <w:r>
+              <w:rPr>
+                <w:lang w:val="en-SG"/>
+              </w:rPr>
+              <w:t xml:space="preserve"> reasons for and against vaccination against Disease X. Students read through responses and </w:t>
+            </w:r>
+            <w:r>
+              <w:rPr>
+                <w:lang w:val="en-SG"/>
+              </w:rPr>
+              <w:t xml:space="preserve">classify </w:t>
+            </w:r>
+            <w:r>
+              <w:rPr>
+                <w:lang w:val="en-SG"/>
+              </w:rPr>
+              <w:t xml:space="preserve">them under the 4 </w:t>
+            </w:r>
+            <w:r>
+              <w:rPr>
+                <w:lang w:val="en-SG"/>
+              </w:rPr>
+              <w:t xml:space="preserve">bioethical </w:t>
+            </w:r>
+            <w:r>
+              <w:rPr>
+                <w:lang w:val="en-SG"/>
+              </w:rPr>
+              <w:t xml:space="preserve">principles. </w:t>
+            </w:r>
+          </w:p>
+          <w:p>
+            <w:pPr>
+              <w:pStyle w:val="ListParagraph"/>
+              <w:numPr>
+                <w:ilvl w:val="0"/>
+                <w:numId w:val="2"/>
+              </w:numPr>
+              <w:spacing w:line="240" w:lineRule="auto"/>
+              <w:rPr>
+                <w:lang w:val="en-SG"/>
+              </w:rPr>
+            </w:pPr>
+            <w:r>
+              <w:t>This mirrors the S</w:t>
+            </w:r>
+            <w:r>
+              <w:t>ocio</w:t>
+            </w:r>
+            <w:r>
+              <w:t>-scientific reasoning</w:t>
+            </w:r>
+            <w:r>
+              <w:t xml:space="preserve"> practice of analysing issues from multiple perspectives and exploring the social, political, and ethical dimensions that make the issue difficult to resolve. </w:t>
+            </w:r>
+          </w:p>
+          <w:p>
+            <w:pPr>
+              <w:pStyle w:val="ListParagraph"/>
+              <w:numPr>
+                <w:ilvl w:val="0"/>
+                <w:numId w:val="2"/>
+              </w:numPr>
+              <w:spacing w:line="240" w:lineRule="auto"/>
+              <w:rPr>
+                <w:i/>
+                <w:iCs/>
+                <w:lang w:val="en-SG"/>
+              </w:rPr>
+            </w:pPr>
+            <w:r>
+              <w:rPr>
+                <w:b/>
+                <w:bCs/>
+                <w:lang w:val="en-SG"/>
+              </w:rPr>
+              <w:t>(Tech)</w:t>
+            </w:r>
+            <w:r>
+              <w:rPr>
+                <w:lang w:val="en-SG"/>
+              </w:rPr>
+              <w:t xml:space="preserve"> Students can interact with AI Chatbot to clarify their understanding of each bioethical principle. AI Chatbot may provide contextual examples of what each principle means. </w:t>
+            </w:r>
+          </w:p>
+          <w:p>
+            <w:pPr>
+              <w:pStyle w:val="ListParagraph"/>
+              <w:numPr>
+                <w:ilvl w:val="0"/>
+                <w:numId w:val="2"/>
+              </w:numPr>
+              <w:spacing w:line="240" w:lineRule="auto"/>
+              <w:rPr>
+                <w:i/>
+                <w:iCs/>
+                <w:lang w:val="en-SG"/>
+              </w:rPr>
+            </w:pPr>
+            <w:r>
+              <w:rPr>
+                <w:b/>
+                <w:bCs/>
+                <w:lang w:val="en-SG"/>
+              </w:rPr>
+              <w:t>(Tech)</w:t>
+            </w:r>
+            <w:r>
+              <w:rPr>
+                <w:lang w:val="en-SG"/>
+              </w:rPr>
+              <w:t xml:space="preserve"> Students can use AI tools like Snork , Transcribe, Vocaroo to record their discussion and to summarise their discussion for presentation. Students can use Notebook LM or ChatGPT to generate alternative presentation representations of their discussion. </w:t>
+            </w:r>
+          </w:p>
+          <w:p>
+            <w:pPr>
+              <w:pStyle w:val="ListParagraph"/>
+              <w:numPr>
+                <w:ilvl w:val="0"/>
+                <w:numId w:val="2"/>
+              </w:numPr>
+              <w:spacing w:line="240" w:lineRule="auto"/>
+              <w:rPr>
+                <w:lang w:val="en-SG"/>
+              </w:rPr>
+            </w:pPr>
+            <w:r>
+              <w:t>When using media resources, students are encouraged to consider the source, purpose, potential biases, of the information they encounter.</w:t>
+            </w:r>
+          </w:p>
+          <w:p>
+            <w:pPr>
+              <w:pStyle w:val="ListParagraph"/>
+              <w:numPr>
+                <w:ilvl w:val="0"/>
+                <w:numId w:val="2"/>
+              </w:numPr>
+              <w:spacing w:line="240" w:lineRule="auto"/>
+              <w:rPr>
+                <w:lang w:val="en-SG"/>
+              </w:rPr>
+            </w:pPr>
+            <w:r>
+              <w:rPr>
+                <w:lang w:val="en-SG"/>
+              </w:rPr>
+              <w:lastRenderedPageBreak/>
+              <w:t>Throughout this phase, students also have opportunities to reflect on and refine their own beliefs and perspectives on the issue, rather than reserving this only for the culminating activity.</w:t>
+            </w:r>
           </w:p>
         </w:tc>
         <w:tc>
@@ -2678,6 +2843,7 @@
                 <w:b/>
                 <w:bCs/>
               </w:rPr>
+              <w:lastRenderedPageBreak/>
               <w:t>[Understand]</w:t>
             </w:r>
           </w:p>
@@ -2699,22 +2865,25 @@
           <w:p>
             <w:pPr>
               <w:pStyle w:val="ListParagraph"/>
-              <w:ind w:left="360"/>
-            </w:pPr>
-          </w:p>
-          <w:p>
-            <w:pPr>
-              <w:rPr>
-                <w:b/>
-                <w:bCs/>
-              </w:rPr>
-            </w:pPr>
-            <w:r>
-              <w:rPr>
-                <w:b/>
-                <w:bCs/>
-              </w:rPr>
-              <w:t>[Appreciate]</w:t>
+              <w:numPr>
+                <w:ilvl w:val="0"/>
+                <w:numId w:val="7"/>
+              </w:numPr>
+            </w:pPr>
+            <w:r>
+              <w:t>As</w:t>
+            </w:r>
+            <w:r>
+              <w:t xml:space="preserve"> students communicate findings and engage in </w:t>
+            </w:r>
+            <w:r>
+              <w:t>argumentation, they d</w:t>
+            </w:r>
+            <w:r>
+              <w:t>evelop values such as objectivity, integrity, and respect for evidence</w:t>
+            </w:r>
+            <w:r>
+              <w:t xml:space="preserve">. They also gain greater understanding about decision-making of SSIs based on bioethical principles. </w:t>
             </w:r>
           </w:p>
           <w:p>
@@ -2726,16 +2895,15 @@
               </w:numPr>
             </w:pPr>
             <w:r>
-              <w:t>Students appreciate</w:t>
-            </w:r>
-            <w:r>
-              <w:t xml:space="preserve"> </w:t>
-            </w:r>
-            <w:r>
-              <w:t xml:space="preserve">different perspectives about the SSI whilst interacting with media resources, learning that scientific knowledge is represented and interpreted differently by various stakeholders.   </w:t>
-            </w:r>
-          </w:p>
-          <w:p/>
+              <w:t>Students also develop understanding by considering the nature and limitations of scientific evidence in the context of the vaccination issue.</w:t>
+            </w:r>
+          </w:p>
+          <w:p>
+            <w:pPr>
+              <w:pStyle w:val="ListParagraph"/>
+              <w:ind w:left="360"/>
+            </w:pPr>
+          </w:p>
           <w:p>
             <w:pPr>
               <w:rPr>
@@ -2748,7 +2916,7 @@
                 <w:b/>
                 <w:bCs/>
               </w:rPr>
-              <w:t xml:space="preserve">[Take Action] </w:t>
+              <w:t>[Appreciate]</w:t>
             </w:r>
           </w:p>
           <w:p>
@@ -2760,7 +2928,33 @@
               </w:numPr>
             </w:pPr>
             <w:r>
-              <w:t xml:space="preserve">Some student agency is involved as they take ownership of their own and the group’s learning of the issue. </w:t>
+              <w:t>Students appreciate</w:t>
+            </w:r>
+            <w:r>
+              <w:t xml:space="preserve"> </w:t>
+            </w:r>
+            <w:r>
+              <w:t xml:space="preserve">different perspectives about the SSI whilst interacting with media resources, learning that scientific knowledge is </w:t>
+            </w:r>
+            <w:r>
+              <w:lastRenderedPageBreak/>
+              <w:t xml:space="preserve">represented and interpreted differently by various stakeholders.   </w:t>
+            </w:r>
+          </w:p>
+          <w:p/>
+          <w:p>
+            <w:pPr>
+              <w:rPr>
+                <w:b/>
+                <w:bCs/>
+              </w:rPr>
+            </w:pPr>
+            <w:r>
+              <w:rPr>
+                <w:b/>
+                <w:bCs/>
+              </w:rPr>
+              <w:t xml:space="preserve">[Take Action] </w:t>
             </w:r>
           </w:p>
           <w:p>
@@ -2772,13 +2966,7 @@
               </w:numPr>
             </w:pPr>
             <w:r>
-              <w:t>Through collaborati</w:t>
-            </w:r>
-            <w:r>
-              <w:t>ve learning</w:t>
-            </w:r>
-            <w:r>
-              <w:t>, students develop strong communication and collaboration skills as they work effectively in teams to co-construct knowledge and share findings.</w:t>
+              <w:t xml:space="preserve">Some student agency is involved as they take ownership of their own and the group’s learning of the issue. </w:t>
             </w:r>
           </w:p>
           <w:p>
@@ -2790,23 +2978,74 @@
               </w:numPr>
             </w:pPr>
             <w:r>
+              <w:t>Through collaborati</w:t>
+            </w:r>
+            <w:r>
+              <w:t>ve learning</w:t>
+            </w:r>
+            <w:r>
+              <w:t>, students develop strong communication and collaboration skills as they work effectively in teams to co-construct knowledge and share findings.</w:t>
+            </w:r>
+          </w:p>
+          <w:p>
+            <w:pPr>
+              <w:pStyle w:val="ListParagraph"/>
+              <w:numPr>
+                <w:ilvl w:val="0"/>
+                <w:numId w:val="7"/>
+              </w:numPr>
+            </w:pPr>
+            <w:r>
+              <w:t>The use of multimedia resources</w:t>
+            </w:r>
+            <w:r>
+              <w:t xml:space="preserve"> </w:t>
+            </w:r>
+            <w:r>
+              <w:t>encourages</w:t>
+            </w:r>
+            <w:r>
+              <w:t xml:space="preserve"> students to persist through uncertainty, </w:t>
+            </w:r>
+            <w:r>
+              <w:t xml:space="preserve">question information sources and biases </w:t>
+            </w:r>
+            <w:r>
+              <w:t xml:space="preserve">and develop the curiosity and resilience needed for lifelong scientific inquiry. </w:t>
+            </w:r>
+          </w:p>
+          <w:p>
+            <w:pPr>
+              <w:pStyle w:val="ListParagraph"/>
+              <w:numPr>
+                <w:ilvl w:val="0"/>
+                <w:numId w:val="7"/>
+              </w:numPr>
+            </w:pPr>
+            <w:r>
+              <w:t>Through collaborative investigations, students develop strong communication and collaboration skills as they work effectively in teams to co-construct knowledge and share findings.</w:t>
+            </w:r>
+          </w:p>
+          <w:p>
+            <w:pPr>
+              <w:pStyle w:val="ListParagraph"/>
+              <w:numPr>
+                <w:ilvl w:val="0"/>
+                <w:numId w:val="7"/>
+              </w:numPr>
+            </w:pPr>
+            <w:r>
+              <w:t>Through bioethical reasoning</w:t>
+            </w:r>
+            <w:r>
+              <w:t xml:space="preserve"> activity</w:t>
+            </w:r>
+            <w:r>
+              <w:t xml:space="preserve">, students develop informed views and positions on </w:t>
+            </w:r>
+            <w:r>
               <w:lastRenderedPageBreak/>
-              <w:t>The use of multimedia resources</w:t>
-            </w:r>
-            <w:r>
-              <w:t xml:space="preserve"> </w:t>
-            </w:r>
-            <w:r>
-              <w:t>encourages</w:t>
-            </w:r>
-            <w:r>
-              <w:t xml:space="preserve"> students to persist through uncertainty, </w:t>
-            </w:r>
-            <w:r>
-              <w:t xml:space="preserve">question information sources and biases </w:t>
-            </w:r>
-            <w:r>
-              <w:t xml:space="preserve">and develop the curiosity and resilience needed for lifelong scientific inquiry. </w:t>
+              <w:t>the SSI of compulsory vaccination, building the capacity to engage in future discourse on other SSIs and broader STSE issues, and ultimately becoming scientifically literate citizens who can participate responsibly in society.</w:t>
             </w:r>
           </w:p>
           <w:p>
@@ -2827,8 +3066,32 @@
               <w:jc w:val="center"/>
             </w:pPr>
             <w:r>
+              <w:rPr>
+                <w:rFonts w:eastAsia="DengXian"/>
+                <w:b/>
+                <w:bCs/>
+                <w:lang w:val="en-SG"/>
+              </w:rPr>
               <w:lastRenderedPageBreak/>
-              <w:t xml:space="preserve">Engaging in Ethical Reasoning </w:t>
+              <w:t>Synthesising</w:t>
+            </w:r>
+            <w:r>
+              <w:rPr>
+                <w:rFonts w:eastAsia="DengXian"/>
+                <w:b/>
+                <w:bCs/>
+                <w:lang w:val="en-SG"/>
+              </w:rPr>
+              <w:t xml:space="preserve"> Key</w:t>
+            </w:r>
+            <w:r>
+              <w:rPr>
+                <w:rFonts w:eastAsia="DengXian"/>
+                <w:b/>
+                <w:bCs/>
+                <w:lang w:val="en-SG"/>
+              </w:rPr>
+              <w:t xml:space="preserve"> Ideas and Practices</w:t>
             </w:r>
           </w:p>
         </w:tc>
@@ -2841,14 +3104,141 @@
               <w:pStyle w:val="ListParagraph"/>
               <w:numPr>
                 <w:ilvl w:val="0"/>
-                <w:numId w:val="2"/>
+                <w:numId w:val="4"/>
               </w:numPr>
               <w:spacing w:line="240" w:lineRule="auto"/>
-              <w:rPr>
-                <w:i/>
-                <w:iCs/>
-                <w:lang w:val="en-SG"/>
-              </w:rPr>
+            </w:pPr>
+            <w:r>
+              <w:t xml:space="preserve">Teacher </w:t>
+            </w:r>
+            <w:r>
+              <w:t xml:space="preserve">re-surfaces the SSI ethical dilemma to the class – as Singaporean lawmakers, should vaccination against Disease X be made compulsory? </w:t>
+            </w:r>
+          </w:p>
+          <w:p>
+            <w:pPr>
+              <w:pStyle w:val="ListParagraph"/>
+              <w:numPr>
+                <w:ilvl w:val="0"/>
+                <w:numId w:val="4"/>
+              </w:numPr>
+              <w:spacing w:line="240" w:lineRule="auto"/>
+            </w:pPr>
+            <w:r>
+              <w:t xml:space="preserve">Teacher </w:t>
+            </w:r>
+            <w:r>
+              <w:t>scaffolds students to craft a policy paper as lawmakers.</w:t>
+            </w:r>
+          </w:p>
+          <w:p>
+            <w:pPr>
+              <w:pStyle w:val="ListParagraph"/>
+              <w:numPr>
+                <w:ilvl w:val="0"/>
+                <w:numId w:val="4"/>
+              </w:numPr>
+              <w:spacing w:line="240" w:lineRule="auto"/>
+            </w:pPr>
+            <w:r>
+              <w:t xml:space="preserve">This culminating activity is designed to encourage students to synthesise the science ideas, science practices, and socio-scientific reasoning practices they have developed throughout the </w:t>
+            </w:r>
+            <w:r>
+              <w:t>LE</w:t>
+            </w:r>
+            <w:r>
+              <w:t>, and to reflect on how their own perspectives interact with these</w:t>
+            </w:r>
+            <w:r>
+              <w:t xml:space="preserve"> dimensions</w:t>
+            </w:r>
+          </w:p>
+          <w:p>
+            <w:pPr>
+              <w:pStyle w:val="ListParagraph"/>
+              <w:numPr>
+                <w:ilvl w:val="0"/>
+                <w:numId w:val="4"/>
+              </w:numPr>
+              <w:spacing w:line="240" w:lineRule="auto"/>
+            </w:pPr>
+            <w:r>
+              <w:t>Teacher provides feedback on the scientific validity and quality of students’ explanations and reasoning.</w:t>
+            </w:r>
+          </w:p>
+          <w:p>
+            <w:pPr>
+              <w:pStyle w:val="ListParagraph"/>
+              <w:numPr>
+                <w:ilvl w:val="0"/>
+                <w:numId w:val="4"/>
+              </w:numPr>
+              <w:spacing w:line="240" w:lineRule="auto"/>
+            </w:pPr>
+            <w:r>
+              <w:rPr>
+                <w:b/>
+                <w:bCs/>
+              </w:rPr>
+              <w:t>(Tech)</w:t>
+            </w:r>
+            <w:r>
+              <w:t xml:space="preserve"> Teacher use AI tools such as Snokrl, SLS SAFA/AFA to provide feedback </w:t>
+            </w:r>
+            <w:r>
+              <w:t>to students’ responses.</w:t>
+            </w:r>
+          </w:p>
+          <w:p>
+            <w:pPr>
+              <w:pStyle w:val="ListParagraph"/>
+              <w:numPr>
+                <w:ilvl w:val="0"/>
+                <w:numId w:val="4"/>
+              </w:numPr>
+              <w:spacing w:line="240" w:lineRule="auto"/>
+            </w:pPr>
+            <w:r>
+              <w:t xml:space="preserve">Teacher concludes the lesson to explain that issue of making vaccination compulsory is complex and requires justification not only using scientific evidence but also using bioethical principles. </w:t>
+            </w:r>
+          </w:p>
+          <w:p>
+            <w:pPr>
+              <w:pStyle w:val="ListParagraph"/>
+              <w:numPr>
+                <w:ilvl w:val="0"/>
+                <w:numId w:val="4"/>
+              </w:numPr>
+              <w:spacing w:line="240" w:lineRule="auto"/>
+            </w:pPr>
+            <w:r>
+              <w:lastRenderedPageBreak/>
+              <w:t>Teacher gets students to reflect on their understanding of vaccination and their views on vaccination.</w:t>
+            </w:r>
+          </w:p>
+          <w:p>
+            <w:pPr>
+              <w:pStyle w:val="ListParagraph"/>
+              <w:spacing w:line="240" w:lineRule="auto"/>
+              <w:ind w:left="360"/>
+            </w:pPr>
+            <w:r>
+              <w:t xml:space="preserve"> </w:t>
+            </w:r>
+          </w:p>
+        </w:tc>
+        <w:tc>
+          <w:tcPr>
+            <w:tcW w:w="1548" w:type="pct"/>
+          </w:tcPr>
+          <w:p>
+            <w:pPr>
+              <w:pStyle w:val="ListParagraph"/>
+              <w:numPr>
+                <w:ilvl w:val="0"/>
+                <w:numId w:val="4"/>
+              </w:numPr>
+              <w:spacing w:line="240" w:lineRule="auto"/>
             </w:pPr>
             <w:r>
               <w:rPr>
@@ -2857,7 +3247,8 @@
                 <w:lang w:val="en-SG" w:eastAsia="en-SG"/>
                 <w14:ligatures w14:val="none"/>
               </w:rPr>
-              <w:t xml:space="preserve">Teacher </w:t>
+              <w:lastRenderedPageBreak/>
+              <w:t xml:space="preserve">Students communicate and justify their </w:t>
             </w:r>
             <w:r>
               <w:rPr>
@@ -2866,7 +3257,16 @@
                 <w:lang w:val="en-SG" w:eastAsia="en-SG"/>
                 <w14:ligatures w14:val="none"/>
               </w:rPr>
-              <w:t xml:space="preserve">gets students to make individual stands to the SSI – Should vaccination against Disease X be made compulsory in Singapore? </w:t>
+              <w:t xml:space="preserve">stand in the policy paper, </w:t>
+            </w:r>
+            <w:r>
+              <w:t>providing</w:t>
+            </w:r>
+            <w:r>
+              <w:t xml:space="preserve"> a strong justification that includes a clear decision, confirmatory facts, reference to ethical principles, and consideration of alternative views and rebuttals</w:t>
+            </w:r>
+            <w:r>
+              <w:t xml:space="preserve">. </w:t>
             </w:r>
           </w:p>
           <w:p>
@@ -2874,12 +3274,32 @@
               <w:pStyle w:val="ListParagraph"/>
               <w:numPr>
                 <w:ilvl w:val="0"/>
-                <w:numId w:val="2"/>
+                <w:numId w:val="4"/>
               </w:numPr>
               <w:spacing w:line="240" w:lineRule="auto"/>
-              <w:rPr>
-                <w:i/>
-                <w:iCs/>
+            </w:pPr>
+            <w:r>
+              <w:t xml:space="preserve">Requirements of the policy paper include use of evidence to support recommendations, analysis of the problem and its impacts, and evaluation of multiple perspectives mirroring the dimensions of rigorous </w:t>
+            </w:r>
+            <w:r>
+              <w:t>socio-s</w:t>
+            </w:r>
+            <w:r>
+              <w:t>cientific issue</w:t>
+            </w:r>
+            <w:r>
+              <w:t xml:space="preserve"> argumentation.</w:t>
+            </w:r>
+          </w:p>
+          <w:p>
+            <w:pPr>
+              <w:pStyle w:val="ListParagraph"/>
+              <w:numPr>
+                <w:ilvl w:val="0"/>
+                <w:numId w:val="3"/>
+              </w:numPr>
+              <w:spacing w:line="240" w:lineRule="auto"/>
+              <w:rPr>
                 <w:lang w:val="en-SG"/>
               </w:rPr>
             </w:pPr>
@@ -2901,664 +3321,43 @@
                 <w:lang w:val="en-SG" w:eastAsia="en-SG"/>
                 <w14:ligatures w14:val="none"/>
               </w:rPr>
-              <w:t xml:space="preserve"> Teacher </w:t>
+              <w:t xml:space="preserve"> </w:t>
             </w:r>
             <w:r>
               <w:rPr>
                 <w:rFonts w:eastAsia="Times New Roman" w:cs="Times New Roman"/>
                 <w:kern w:val="0"/>
-                <w:lang w:val="en-SG" w:eastAsia="en-SG"/>
+                <w:lang w:eastAsia="en-SG"/>
                 <w14:ligatures w14:val="none"/>
               </w:rPr>
-              <w:t xml:space="preserve">can use Mentimeter </w:t>
+              <w:t xml:space="preserve">Students </w:t>
             </w:r>
             <w:r>
               <w:rPr>
                 <w:rFonts w:eastAsia="Times New Roman" w:cs="Times New Roman"/>
                 <w:kern w:val="0"/>
-                <w:lang w:val="en-SG" w:eastAsia="en-SG"/>
+                <w:lang w:eastAsia="en-SG"/>
                 <w14:ligatures w14:val="none"/>
               </w:rPr>
-              <w:t xml:space="preserve">or Classpoint </w:t>
+              <w:t xml:space="preserve">write their policy paper </w:t>
             </w:r>
             <w:r>
               <w:rPr>
                 <w:rFonts w:eastAsia="Times New Roman" w:cs="Times New Roman"/>
                 <w:kern w:val="0"/>
-                <w:lang w:val="en-SG" w:eastAsia="en-SG"/>
+                <w:lang w:eastAsia="en-SG"/>
                 <w14:ligatures w14:val="none"/>
               </w:rPr>
-              <w:t xml:space="preserve">to provide visualisation of the class responses. </w:t>
-            </w:r>
-          </w:p>
-          <w:p>
-            <w:pPr>
-              <w:pStyle w:val="ListParagraph"/>
-              <w:numPr>
-                <w:ilvl w:val="0"/>
-                <w:numId w:val="2"/>
-              </w:numPr>
-              <w:spacing w:line="240" w:lineRule="auto"/>
-              <w:rPr>
-                <w:i/>
-                <w:iCs/>
-                <w:lang w:val="en-SG"/>
-              </w:rPr>
-            </w:pPr>
+              <w:t xml:space="preserve">collaboratively using </w:t>
+            </w:r>
             <w:r>
               <w:rPr>
                 <w:rFonts w:eastAsia="Times New Roman" w:cs="Times New Roman"/>
                 <w:kern w:val="0"/>
-                <w:lang w:val="en-SG" w:eastAsia="en-SG"/>
+                <w:lang w:eastAsia="en-SG"/>
                 <w14:ligatures w14:val="none"/>
               </w:rPr>
-              <w:t>Teacher introduces the four bioethical principles that serve as a guide for making reasoned judgements.</w:t>
-            </w:r>
-          </w:p>
-          <w:p>
-            <w:pPr>
-              <w:pStyle w:val="ListParagraph"/>
-              <w:numPr>
-                <w:ilvl w:val="1"/>
-                <w:numId w:val="2"/>
-              </w:numPr>
-              <w:spacing w:line="240" w:lineRule="auto"/>
-              <w:rPr>
-                <w:i/>
-                <w:iCs/>
-                <w:lang w:val="en-SG"/>
-              </w:rPr>
-            </w:pPr>
-            <w:r>
-              <w:rPr>
-                <w:lang w:val="en-SG"/>
-              </w:rPr>
-              <w:t>Respect for Persons</w:t>
-            </w:r>
-          </w:p>
-          <w:p>
-            <w:pPr>
-              <w:pStyle w:val="ListParagraph"/>
-              <w:numPr>
-                <w:ilvl w:val="1"/>
-                <w:numId w:val="2"/>
-              </w:numPr>
-              <w:spacing w:line="240" w:lineRule="auto"/>
-              <w:rPr>
-                <w:lang w:val="en-SG"/>
-              </w:rPr>
-            </w:pPr>
-            <w:r>
-              <w:rPr>
-                <w:lang w:val="en-SG"/>
-              </w:rPr>
-              <w:t xml:space="preserve">Justice </w:t>
-            </w:r>
-          </w:p>
-          <w:p>
-            <w:pPr>
-              <w:pStyle w:val="ListParagraph"/>
-              <w:numPr>
-                <w:ilvl w:val="1"/>
-                <w:numId w:val="2"/>
-              </w:numPr>
-              <w:spacing w:line="240" w:lineRule="auto"/>
-              <w:rPr>
-                <w:lang w:val="en-SG"/>
-              </w:rPr>
-            </w:pPr>
-            <w:r>
-              <w:rPr>
-                <w:lang w:val="en-SG"/>
-              </w:rPr>
-              <w:t>Minimise Harm</w:t>
-            </w:r>
-          </w:p>
-          <w:p>
-            <w:pPr>
-              <w:pStyle w:val="ListParagraph"/>
-              <w:numPr>
-                <w:ilvl w:val="1"/>
-                <w:numId w:val="2"/>
-              </w:numPr>
-              <w:spacing w:line="240" w:lineRule="auto"/>
-              <w:rPr>
-                <w:lang w:val="en-SG"/>
-              </w:rPr>
-            </w:pPr>
-            <w:r>
-              <w:rPr>
-                <w:lang w:val="en-SG"/>
-              </w:rPr>
-              <w:t xml:space="preserve">Maximise Benefits </w:t>
-            </w:r>
-          </w:p>
-          <w:p>
-            <w:pPr>
-              <w:pStyle w:val="ListParagraph"/>
-              <w:numPr>
-                <w:ilvl w:val="0"/>
-                <w:numId w:val="2"/>
-              </w:numPr>
-              <w:spacing w:line="240" w:lineRule="auto"/>
-              <w:rPr>
-                <w:lang w:val="en-SG"/>
-              </w:rPr>
-            </w:pPr>
-            <w:r>
-              <w:rPr>
-                <w:lang w:val="en-SG"/>
-              </w:rPr>
-              <w:t>Teacher guides students to sort the reasons under each bioethical principle.</w:t>
-            </w:r>
-          </w:p>
-          <w:p>
-            <w:pPr>
-              <w:pStyle w:val="ListParagraph"/>
-              <w:numPr>
-                <w:ilvl w:val="0"/>
-                <w:numId w:val="2"/>
-              </w:numPr>
-              <w:spacing w:line="240" w:lineRule="auto"/>
-              <w:rPr>
-                <w:lang w:val="en-SG"/>
-              </w:rPr>
-            </w:pPr>
-            <w:r>
-              <w:rPr>
-                <w:lang w:val="en-SG"/>
-              </w:rPr>
-              <w:t>Teacher facilitates whole</w:t>
-            </w:r>
-            <w:r>
-              <w:rPr>
-                <w:lang w:val="en-SG"/>
-              </w:rPr>
-              <w:t>-</w:t>
-            </w:r>
-            <w:r>
-              <w:rPr>
-                <w:lang w:val="en-SG"/>
-              </w:rPr>
-              <w:t xml:space="preserve">class discussion on </w:t>
-            </w:r>
-            <w:r>
-              <w:rPr>
-                <w:lang w:val="en-SG"/>
-              </w:rPr>
-              <w:t xml:space="preserve">categorising the reasons under the principles, as well as highlighting reasons that do not fall under any of the principles. </w:t>
-            </w:r>
-          </w:p>
-          <w:p>
-            <w:pPr>
-              <w:pStyle w:val="ListParagraph"/>
-              <w:numPr>
-                <w:ilvl w:val="0"/>
-                <w:numId w:val="2"/>
-              </w:numPr>
-              <w:spacing w:line="240" w:lineRule="auto"/>
-              <w:rPr>
-                <w:i/>
-                <w:iCs/>
-                <w:highlight w:val="yellow"/>
-                <w:lang w:val="en-SG"/>
-              </w:rPr>
-            </w:pPr>
-            <w:r>
-              <w:rPr>
-                <w:rFonts w:eastAsia="Times New Roman" w:cs="Times New Roman"/>
-                <w:b/>
-                <w:bCs/>
-                <w:kern w:val="0"/>
-                <w:highlight w:val="yellow"/>
-                <w:lang w:val="en-SG" w:eastAsia="en-SG"/>
-                <w14:ligatures w14:val="none"/>
-              </w:rPr>
-              <w:t>(Tech)</w:t>
-            </w:r>
-            <w:r>
-              <w:rPr>
-                <w:rFonts w:eastAsia="Times New Roman" w:cs="Times New Roman"/>
-                <w:kern w:val="0"/>
-                <w:highlight w:val="yellow"/>
-                <w:lang w:val="en-SG" w:eastAsia="en-SG"/>
-                <w14:ligatures w14:val="none"/>
-              </w:rPr>
-              <w:t xml:space="preserve"> Teacher may use AI-supported tools to summarise discussion board responses, identify common patterns, or surface contrasting explanations for discussion.</w:t>
-            </w:r>
-          </w:p>
-          <w:p>
-            <w:pPr>
-              <w:spacing w:line="240" w:lineRule="auto"/>
-              <w:rPr>
-                <w:lang w:val="en-SG"/>
-              </w:rPr>
-            </w:pPr>
-          </w:p>
-        </w:tc>
-        <w:tc>
-          <w:tcPr>
-            <w:tcW w:w="1548" w:type="pct"/>
-          </w:tcPr>
-          <w:p>
-            <w:pPr>
-              <w:pStyle w:val="ListParagraph"/>
-              <w:numPr>
-                <w:ilvl w:val="0"/>
-                <w:numId w:val="2"/>
-              </w:numPr>
-              <w:spacing w:line="240" w:lineRule="auto"/>
-              <w:rPr>
-                <w:i/>
-                <w:iCs/>
-                <w:lang w:val="en-SG"/>
-              </w:rPr>
-            </w:pPr>
-            <w:r>
-              <w:rPr>
-                <w:rFonts w:eastAsia="Times New Roman" w:cs="Times New Roman"/>
-                <w:kern w:val="0"/>
-                <w:lang w:val="en-SG" w:eastAsia="en-SG"/>
-                <w14:ligatures w14:val="none"/>
-              </w:rPr>
-              <w:t xml:space="preserve">Students </w:t>
-            </w:r>
-            <w:r>
-              <w:rPr>
-                <w:rFonts w:eastAsia="Times New Roman" w:cs="Times New Roman"/>
-                <w:kern w:val="0"/>
-                <w:lang w:val="en-SG" w:eastAsia="en-SG"/>
-                <w14:ligatures w14:val="none"/>
-              </w:rPr>
-              <w:t xml:space="preserve">generate reasons to support their stand. </w:t>
-            </w:r>
-          </w:p>
-          <w:p>
-            <w:pPr>
-              <w:pStyle w:val="ListParagraph"/>
-              <w:numPr>
-                <w:ilvl w:val="0"/>
-                <w:numId w:val="2"/>
-              </w:numPr>
-              <w:spacing w:line="240" w:lineRule="auto"/>
-              <w:rPr>
-                <w:i/>
-                <w:iCs/>
-                <w:lang w:val="en-SG"/>
-              </w:rPr>
-            </w:pPr>
-            <w:r>
-              <w:rPr>
-                <w:b/>
-                <w:bCs/>
-                <w:lang w:val="en-SG"/>
-              </w:rPr>
-              <w:t>(Tech)</w:t>
-            </w:r>
-            <w:r>
-              <w:rPr>
-                <w:lang w:val="en-SG"/>
-              </w:rPr>
-              <w:t xml:space="preserve"> Padlet or Classpoint can be used to collate and summarise students’ responses.  </w:t>
-            </w:r>
-          </w:p>
-          <w:p>
-            <w:pPr>
-              <w:pStyle w:val="ListParagraph"/>
-              <w:numPr>
-                <w:ilvl w:val="0"/>
-                <w:numId w:val="2"/>
-              </w:numPr>
-              <w:spacing w:line="240" w:lineRule="auto"/>
-              <w:rPr>
-                <w:i/>
-                <w:iCs/>
-                <w:lang w:val="en-SG"/>
-              </w:rPr>
-            </w:pPr>
-            <w:r>
-              <w:rPr>
-                <w:lang w:val="en-SG"/>
-              </w:rPr>
-              <w:t xml:space="preserve">Students obtain a duplicate copy of the class’s reasons for and against vaccination against Disease X. Students read through responses and sort them under the 4 principles. </w:t>
-            </w:r>
-          </w:p>
-          <w:p>
-            <w:pPr>
-              <w:pStyle w:val="ListParagraph"/>
-              <w:numPr>
-                <w:ilvl w:val="0"/>
-                <w:numId w:val="2"/>
-              </w:numPr>
-              <w:spacing w:line="240" w:lineRule="auto"/>
-              <w:rPr>
-                <w:i/>
-                <w:iCs/>
-                <w:lang w:val="en-SG"/>
-              </w:rPr>
-            </w:pPr>
-            <w:r>
-              <w:rPr>
-                <w:b/>
-                <w:bCs/>
-                <w:lang w:val="en-SG"/>
-              </w:rPr>
-              <w:t>(Tech)</w:t>
-            </w:r>
-            <w:r>
-              <w:rPr>
-                <w:lang w:val="en-SG"/>
-              </w:rPr>
-              <w:t xml:space="preserve"> Students can interact with AI Chatbot to clarify their understanding of each bioethical principle. AI Chatbot may provide contextual examples of what each principle means. </w:t>
-            </w:r>
-          </w:p>
-          <w:p>
-            <w:pPr>
-              <w:pStyle w:val="ListParagraph"/>
-              <w:numPr>
-                <w:ilvl w:val="0"/>
-                <w:numId w:val="2"/>
-              </w:numPr>
-              <w:spacing w:line="240" w:lineRule="auto"/>
-              <w:rPr>
-                <w:i/>
-                <w:iCs/>
-                <w:lang w:val="en-SG"/>
-              </w:rPr>
-            </w:pPr>
-            <w:r>
-              <w:rPr>
-                <w:b/>
-                <w:bCs/>
-                <w:lang w:val="en-SG"/>
-              </w:rPr>
-              <w:t>(Tech)</w:t>
-            </w:r>
-            <w:r>
-              <w:rPr>
-                <w:lang w:val="en-SG"/>
-              </w:rPr>
-              <w:t xml:space="preserve"> Students can use AI tools like Snorkl , Transcribe, </w:t>
-            </w:r>
-            <w:r>
-              <w:rPr>
-                <w:lang w:val="en-SG"/>
-              </w:rPr>
-              <w:t>Vocaroo to record their discussion</w:t>
-            </w:r>
-            <w:r>
-              <w:rPr>
-                <w:lang w:val="en-SG"/>
-              </w:rPr>
-              <w:t xml:space="preserve"> and to summarise their discussion for presentation. Students can use Notebook LM or ChatGPT to generate alternative presentation representations of their discussion. </w:t>
-            </w:r>
-          </w:p>
-        </w:tc>
-        <w:tc>
-          <w:tcPr>
-            <w:tcW w:w="1191" w:type="pct"/>
-          </w:tcPr>
-          <w:p>
-            <w:pPr>
-              <w:rPr>
-                <w:b/>
-                <w:bCs/>
-              </w:rPr>
-            </w:pPr>
-            <w:r>
-              <w:rPr>
-                <w:b/>
-                <w:bCs/>
-              </w:rPr>
-              <w:t>[Understand]</w:t>
-            </w:r>
-          </w:p>
-          <w:p>
-            <w:pPr>
-              <w:pStyle w:val="ListParagraph"/>
-              <w:numPr>
-                <w:ilvl w:val="0"/>
-                <w:numId w:val="8"/>
-              </w:numPr>
-            </w:pPr>
-            <w:r>
-              <w:t>As</w:t>
-            </w:r>
-            <w:r>
-              <w:t xml:space="preserve"> students communicate findings and engage in </w:t>
-            </w:r>
-            <w:r>
-              <w:t>argumentation</w:t>
-            </w:r>
-            <w:r>
-              <w:t>, they d</w:t>
-            </w:r>
-            <w:r>
-              <w:t>evelop values such as objectivity, integrity, and respect for evidence</w:t>
-            </w:r>
-            <w:r>
-              <w:t xml:space="preserve">. </w:t>
-            </w:r>
-            <w:r>
-              <w:t xml:space="preserve">They also gain greater understanding about decision-making of SSIs based on bioethical principles. </w:t>
-            </w:r>
-          </w:p>
-          <w:p/>
-          <w:p>
-            <w:r>
-              <w:t>[</w:t>
-            </w:r>
-            <w:r>
-              <w:rPr>
-                <w:b/>
-                <w:bCs/>
-              </w:rPr>
-              <w:t>Take Action]</w:t>
-            </w:r>
-            <w:r>
-              <w:t xml:space="preserve"> </w:t>
-            </w:r>
-          </w:p>
-          <w:p>
-            <w:pPr>
-              <w:pStyle w:val="ListParagraph"/>
-              <w:numPr>
-                <w:ilvl w:val="0"/>
-                <w:numId w:val="8"/>
-              </w:numPr>
-            </w:pPr>
-            <w:r>
-              <w:t>Through collaborative investigations, students develop strong communication and collaboration skills as they work effectively in teams to co-construct knowledge and share findings.</w:t>
-            </w:r>
-          </w:p>
-          <w:p>
-            <w:pPr>
-              <w:pStyle w:val="ListParagraph"/>
-              <w:numPr>
-                <w:ilvl w:val="0"/>
-                <w:numId w:val="8"/>
-              </w:numPr>
-            </w:pPr>
-            <w:r>
-              <w:t>Through bioethical reasoning</w:t>
-            </w:r>
-            <w:r>
-              <w:t xml:space="preserve"> activity</w:t>
-            </w:r>
-            <w:r>
-              <w:t xml:space="preserve">, students develop informed views and positions on the SSI of compulsory vaccination, building the capacity to engage in future </w:t>
-            </w:r>
-            <w:r>
-              <w:lastRenderedPageBreak/>
-              <w:t>discourse on other SSIs and broader STSE issues, and ultimately becoming scientifically literate citizens who can participate responsibly in society.</w:t>
-            </w:r>
-          </w:p>
-          <w:p/>
-        </w:tc>
-      </w:tr>
-      <w:tr>
-        <w:tc>
-          <w:tcPr>
-            <w:tcW w:w="832" w:type="pct"/>
-          </w:tcPr>
-          <w:p>
-            <w:pPr>
-              <w:jc w:val="center"/>
-            </w:pPr>
-            <w:r>
-              <w:lastRenderedPageBreak/>
-              <w:t>C</w:t>
-            </w:r>
-            <w:r>
-              <w:t>ulminating experience</w:t>
-            </w:r>
-          </w:p>
-        </w:tc>
-        <w:tc>
-          <w:tcPr>
-            <w:tcW w:w="1429" w:type="pct"/>
-          </w:tcPr>
-          <w:p>
-            <w:pPr>
-              <w:pStyle w:val="ListParagraph"/>
-              <w:numPr>
-                <w:ilvl w:val="0"/>
-                <w:numId w:val="4"/>
-              </w:numPr>
-              <w:spacing w:line="240" w:lineRule="auto"/>
-            </w:pPr>
-            <w:r>
-              <w:t xml:space="preserve">Teacher </w:t>
-            </w:r>
-            <w:r>
-              <w:t xml:space="preserve">re-surfaces the SSI ethical dilemma to the class – as Singaporean lawmakers, should vaccination against Disease X be made compulsory? </w:t>
-            </w:r>
-          </w:p>
-          <w:p>
-            <w:pPr>
-              <w:pStyle w:val="ListParagraph"/>
-              <w:numPr>
-                <w:ilvl w:val="0"/>
-                <w:numId w:val="4"/>
-              </w:numPr>
-              <w:spacing w:line="240" w:lineRule="auto"/>
-            </w:pPr>
-            <w:r>
-              <w:t xml:space="preserve">Teacher </w:t>
-            </w:r>
-            <w:r>
-              <w:t>scaffolds students to craft a policy paper as lawmakers.</w:t>
-            </w:r>
-          </w:p>
-          <w:p>
-            <w:pPr>
-              <w:pStyle w:val="ListParagraph"/>
-              <w:numPr>
-                <w:ilvl w:val="0"/>
-                <w:numId w:val="4"/>
-              </w:numPr>
-              <w:spacing w:line="240" w:lineRule="auto"/>
-            </w:pPr>
-            <w:r>
-              <w:t>Teacher provides feedback on the scientific validity and quality of students’ explanations and reasoning.</w:t>
-            </w:r>
-          </w:p>
-          <w:p>
-            <w:pPr>
-              <w:pStyle w:val="ListParagraph"/>
-              <w:numPr>
-                <w:ilvl w:val="0"/>
-                <w:numId w:val="4"/>
-              </w:numPr>
-              <w:spacing w:line="240" w:lineRule="auto"/>
-            </w:pPr>
-            <w:r>
-              <w:rPr>
-                <w:b/>
-                <w:bCs/>
-              </w:rPr>
-              <w:t>(Tech)</w:t>
-            </w:r>
-            <w:r>
-              <w:t xml:space="preserve"> Teacher use AI tools such as Snokrl, SLS SAFA/AFA to provide feedback and grading.</w:t>
-            </w:r>
-          </w:p>
-          <w:p>
-            <w:pPr>
-              <w:pStyle w:val="ListParagraph"/>
-              <w:numPr>
-                <w:ilvl w:val="0"/>
-                <w:numId w:val="4"/>
-              </w:numPr>
-              <w:spacing w:line="240" w:lineRule="auto"/>
-            </w:pPr>
-            <w:r>
-              <w:t xml:space="preserve">Teacher concludes the lesson to explain that issue of making vaccination compulsory is complex and requires justification not only using scientific evidence but also using bioethical principles. </w:t>
-            </w:r>
-          </w:p>
-          <w:p>
-            <w:pPr>
-              <w:pStyle w:val="ListParagraph"/>
-              <w:numPr>
-                <w:ilvl w:val="0"/>
-                <w:numId w:val="4"/>
-              </w:numPr>
-              <w:spacing w:line="240" w:lineRule="auto"/>
-            </w:pPr>
-            <w:r>
-              <w:t>Teacher gets students to reflect on their understanding of vaccination and their views on vaccination.</w:t>
-            </w:r>
-          </w:p>
-          <w:p>
-            <w:pPr>
-              <w:pStyle w:val="ListParagraph"/>
-              <w:spacing w:line="240" w:lineRule="auto"/>
-              <w:ind w:left="360"/>
-            </w:pPr>
-            <w:r>
-              <w:t xml:space="preserve"> </w:t>
-            </w:r>
-          </w:p>
-        </w:tc>
-        <w:tc>
-          <w:tcPr>
-            <w:tcW w:w="1548" w:type="pct"/>
-          </w:tcPr>
-          <w:p>
-            <w:pPr>
-              <w:pStyle w:val="ListParagraph"/>
-              <w:numPr>
-                <w:ilvl w:val="0"/>
-                <w:numId w:val="4"/>
-              </w:numPr>
-              <w:spacing w:line="240" w:lineRule="auto"/>
-            </w:pPr>
-            <w:r>
-              <w:rPr>
-                <w:rFonts w:eastAsia="Times New Roman" w:cs="Times New Roman"/>
-                <w:kern w:val="0"/>
-                <w:lang w:val="en-SG" w:eastAsia="en-SG"/>
-                <w14:ligatures w14:val="none"/>
-              </w:rPr>
-              <w:t xml:space="preserve">Students communicate and justify their </w:t>
-            </w:r>
-            <w:r>
-              <w:rPr>
-                <w:rFonts w:eastAsia="Times New Roman" w:cs="Times New Roman"/>
-                <w:kern w:val="0"/>
-                <w:lang w:val="en-SG" w:eastAsia="en-SG"/>
-                <w14:ligatures w14:val="none"/>
-              </w:rPr>
-              <w:t xml:space="preserve">stand in the policy paper, </w:t>
-            </w:r>
-            <w:r>
-              <w:t>providing</w:t>
-            </w:r>
-            <w:r>
-              <w:t xml:space="preserve"> a strong justification that includes a clear decision, confirmatory facts, reference to ethical principles, and consideration of alternative views and rebuttals</w:t>
-            </w:r>
-            <w:r>
-              <w:t xml:space="preserve">. </w:t>
+              <w:t>online collaborative platforms (e.g., Google Document, Office 365 Word)</w:t>
             </w:r>
           </w:p>
           <w:p>
@@ -3575,86 +3374,13 @@
             </w:pPr>
             <w:r>
               <w:rPr>
-                <w:rFonts w:eastAsia="Times New Roman" w:cs="Times New Roman"/>
                 <w:b/>
                 <w:bCs/>
-                <w:kern w:val="0"/>
-                <w:lang w:val="en-SG" w:eastAsia="en-SG"/>
-                <w14:ligatures w14:val="none"/>
               </w:rPr>
               <w:t>(Tech)</w:t>
             </w:r>
             <w:r>
-              <w:rPr>
-                <w:rFonts w:eastAsia="Times New Roman" w:cs="Times New Roman"/>
-                <w:kern w:val="0"/>
-                <w:lang w:val="en-SG" w:eastAsia="en-SG"/>
-                <w14:ligatures w14:val="none"/>
-              </w:rPr>
-              <w:t xml:space="preserve"> </w:t>
-            </w:r>
-            <w:r>
-              <w:rPr>
-                <w:rFonts w:eastAsia="Times New Roman" w:cs="Times New Roman"/>
-                <w:kern w:val="0"/>
-                <w:lang w:eastAsia="en-SG"/>
-                <w14:ligatures w14:val="none"/>
-              </w:rPr>
-              <w:t xml:space="preserve">Students </w:t>
-            </w:r>
-            <w:r>
-              <w:rPr>
-                <w:rFonts w:eastAsia="Times New Roman" w:cs="Times New Roman"/>
-                <w:kern w:val="0"/>
-                <w:lang w:eastAsia="en-SG"/>
-                <w14:ligatures w14:val="none"/>
-              </w:rPr>
-              <w:t xml:space="preserve">write their policy paper </w:t>
-            </w:r>
-            <w:r>
-              <w:rPr>
-                <w:rFonts w:eastAsia="Times New Roman" w:cs="Times New Roman"/>
-                <w:kern w:val="0"/>
-                <w:lang w:eastAsia="en-SG"/>
-                <w14:ligatures w14:val="none"/>
-              </w:rPr>
-              <w:t xml:space="preserve">collaboratively using </w:t>
-            </w:r>
-            <w:r>
-              <w:rPr>
-                <w:rFonts w:eastAsia="Times New Roman" w:cs="Times New Roman"/>
-                <w:kern w:val="0"/>
-                <w:lang w:eastAsia="en-SG"/>
-                <w14:ligatures w14:val="none"/>
-              </w:rPr>
-              <w:t>google</w:t>
-            </w:r>
-            <w:r>
-              <w:rPr>
-                <w:rFonts w:eastAsia="Times New Roman" w:cs="Times New Roman"/>
-                <w:kern w:val="0"/>
-                <w:lang w:eastAsia="en-SG"/>
-                <w14:ligatures w14:val="none"/>
-              </w:rPr>
-              <w:t xml:space="preserve"> </w:t>
-            </w:r>
-            <w:r>
-              <w:rPr>
-                <w:rFonts w:eastAsia="Times New Roman" w:cs="Times New Roman"/>
-                <w:kern w:val="0"/>
-                <w:lang w:eastAsia="en-SG"/>
-                <w14:ligatures w14:val="none"/>
-              </w:rPr>
-              <w:t>documents or collaborative</w:t>
-            </w:r>
-            <w:r>
-              <w:rPr>
-                <w:rFonts w:eastAsia="Times New Roman" w:cs="Times New Roman"/>
-                <w:kern w:val="0"/>
-                <w:lang w:eastAsia="en-SG"/>
-                <w14:ligatures w14:val="none"/>
-              </w:rPr>
-              <w:t xml:space="preserve"> platforms.</w:t>
+              <w:t xml:space="preserve"> Students use AI tools like ChatGPT, Grammarly to edit and refine the writing. </w:t>
             </w:r>
           </w:p>
           <w:p>
@@ -3677,7 +3403,19 @@
               <w:t>(Tech)</w:t>
             </w:r>
             <w:r>
-              <w:t xml:space="preserve"> Students use AI tools like ChatGPT, Grammarly to edit and refine the writing. </w:t>
+              <w:t xml:space="preserve"> Students can share their policy paper</w:t>
+            </w:r>
+            <w:r>
+              <w:t>s</w:t>
+            </w:r>
+            <w:r>
+              <w:t xml:space="preserve"> on collaborative platform</w:t>
+            </w:r>
+            <w:r>
+              <w:t>s</w:t>
+            </w:r>
+            <w:r>
+              <w:t xml:space="preserve"> like SLS or Padlet for critique by classmates. </w:t>
             </w:r>
           </w:p>
           <w:p>
@@ -3700,41 +3438,6 @@
               <w:t>(Tech)</w:t>
             </w:r>
             <w:r>
-              <w:t xml:space="preserve"> Students can share their policy paper</w:t>
-            </w:r>
-            <w:r>
-              <w:t>s</w:t>
-            </w:r>
-            <w:r>
-              <w:t xml:space="preserve"> on collaborative platform</w:t>
-            </w:r>
-            <w:r>
-              <w:t>s</w:t>
-            </w:r>
-            <w:r>
-              <w:t xml:space="preserve"> like SLS or Padlet for critique by classmates. </w:t>
-            </w:r>
-          </w:p>
-          <w:p>
-            <w:pPr>
-              <w:pStyle w:val="ListParagraph"/>
-              <w:numPr>
-                <w:ilvl w:val="0"/>
-                <w:numId w:val="3"/>
-              </w:numPr>
-              <w:spacing w:line="240" w:lineRule="auto"/>
-              <w:rPr>
-                <w:lang w:val="en-SG"/>
-              </w:rPr>
-            </w:pPr>
-            <w:r>
-              <w:rPr>
-                <w:b/>
-                <w:bCs/>
-              </w:rPr>
-              <w:t>(Tech)</w:t>
-            </w:r>
-            <w:r>
               <w:t xml:space="preserve"> Students submit their reflections via SLS or Padlet to form their digital portfolio. </w:t>
             </w:r>
           </w:p>
@@ -3838,12 +3541,69 @@
               <w:t xml:space="preserve">Students appreciate the power of scientific knowledge in shaping public health decisions </w:t>
             </w:r>
           </w:p>
+          <w:p>
+            <w:pPr>
+              <w:pStyle w:val="ListParagraph"/>
+              <w:ind w:left="360"/>
+            </w:pPr>
+          </w:p>
+          <w:p>
+            <w:pPr>
+              <w:rPr>
+                <w:b/>
+                <w:bCs/>
+              </w:rPr>
+            </w:pPr>
+            <w:r>
+              <w:rPr>
+                <w:b/>
+                <w:bCs/>
+              </w:rPr>
+              <w:t>[</w:t>
+            </w:r>
+            <w:r>
+              <w:rPr>
+                <w:b/>
+                <w:bCs/>
+              </w:rPr>
+              <w:t>Take Action</w:t>
+            </w:r>
+            <w:r>
+              <w:rPr>
+                <w:b/>
+                <w:bCs/>
+              </w:rPr>
+              <w:t>]</w:t>
+            </w:r>
+          </w:p>
+          <w:p>
+            <w:pPr>
+              <w:pStyle w:val="ListParagraph"/>
+              <w:numPr>
+                <w:ilvl w:val="0"/>
+                <w:numId w:val="9"/>
+              </w:numPr>
+            </w:pPr>
+            <w:r>
+              <w:t>Through</w:t>
+            </w:r>
+            <w:r>
+              <w:t xml:space="preserve"> crafting and defending a policy paper, students apply their scientific understanding and ethical reasoning to take a justified position on a real-world </w:t>
+            </w:r>
+            <w:r>
+              <w:lastRenderedPageBreak/>
+              <w:t>issue. This prepares students not just with content knowledge, but with the capacity to consider, make decisions about, and engage in discourses on complex societal issues. In doing so, students develop their identities as informed, responsible contributors to public discourse on science-related societal issues.</w:t>
+            </w:r>
+          </w:p>
+          <w:p/>
         </w:tc>
       </w:tr>
     </w:tbl>
     <w:p>
       <w:pPr>
-        <w:jc w:val="center"/>
+        <w:rPr>
+          <w:lang w:val="en-SG"/>
+        </w:rPr>
       </w:pPr>
     </w:p>
     <w:p>
@@ -3869,17 +3629,90 @@
     </w:p>
     <w:p>
       <w:pPr>
+        <w:rPr>
+          <w:lang w:val="en-SG"/>
+        </w:rPr>
+      </w:pPr>
+    </w:p>
+    <w:p>
+      <w:pPr>
+        <w:rPr>
+          <w:lang w:val="en-SG"/>
+        </w:rPr>
+      </w:pPr>
+    </w:p>
+    <w:p>
+      <w:pPr>
+        <w:rPr>
+          <w:lang w:val="en-SG"/>
+        </w:rPr>
+      </w:pPr>
+    </w:p>
+    <w:p>
+      <w:pPr>
+        <w:rPr>
+          <w:lang w:val="en-SG"/>
+        </w:rPr>
+      </w:pPr>
+    </w:p>
+    <w:p>
+      <w:pPr>
+        <w:rPr>
+          <w:lang w:val="en-SG"/>
+        </w:rPr>
+      </w:pPr>
+    </w:p>
+    <w:p>
+      <w:pPr>
+        <w:rPr>
+          <w:lang w:val="en-SG"/>
+        </w:rPr>
+      </w:pPr>
+    </w:p>
+    <w:p>
+      <w:pPr>
+        <w:rPr>
+          <w:lang w:val="en-SG"/>
+        </w:rPr>
+      </w:pPr>
+    </w:p>
+    <w:p>
+      <w:pPr>
+        <w:rPr>
+          <w:lang w:val="en-SG"/>
+        </w:rPr>
+      </w:pPr>
+    </w:p>
+    <w:p>
+      <w:pPr>
+        <w:rPr>
+          <w:lang w:val="en-SG"/>
+        </w:rPr>
+      </w:pPr>
+    </w:p>
+    <w:p>
+      <w:pPr>
+        <w:rPr>
+          <w:lang w:val="en-SG"/>
+        </w:rPr>
+      </w:pPr>
+    </w:p>
+    <w:p>
+      <w:pPr>
         <w:pStyle w:val="Heading2"/>
+      </w:pPr>
+      <w:r>
         <w:rPr>
           <w:lang w:val="en-SG"/>
         </w:rPr>
-      </w:pPr>
+        <w:lastRenderedPageBreak/>
+        <w:t>Differentiating Instructio</w:t>
+      </w:r>
       <w:r>
         <w:rPr>
           <w:lang w:val="en-SG"/>
         </w:rPr>
-        <w:lastRenderedPageBreak/>
-        <w:t>Differentiating Instruction</w:t>
+        <w:t>n</w:t>
       </w:r>
     </w:p>
     <w:p>
@@ -3897,19 +3730,43 @@
         <w:rPr>
           <w:lang w:val="en-SG"/>
         </w:rPr>
-        <w:t xml:space="preserve">The learning experience above showcases an example of </w:t>
+        <w:t xml:space="preserve">The </w:t>
       </w:r>
       <w:r>
         <w:rPr>
           <w:lang w:val="en-SG"/>
         </w:rPr>
-        <w:t>open inquiry.</w:t>
+        <w:t xml:space="preserve">above LE </w:t>
       </w:r>
       <w:r>
         <w:rPr>
           <w:lang w:val="en-SG"/>
         </w:rPr>
+        <w:t xml:space="preserve">can be </w:t>
+      </w:r>
+      <w:r>
+        <w:rPr>
+          <w:lang w:val="en-SG"/>
+        </w:rPr>
+        <w:t>differentiated</w:t>
+      </w:r>
+      <w:r>
+        <w:rPr>
+          <w:lang w:val="en-SG"/>
+        </w:rPr>
         <w:t xml:space="preserve"> </w:t>
+      </w:r>
+      <w:r>
+        <w:rPr>
+          <w:lang w:val="en-SG"/>
+        </w:rPr>
+        <w:t xml:space="preserve">based </w:t>
+      </w:r>
+      <w:r>
+        <w:rPr>
+          <w:lang w:val="en-SG"/>
+        </w:rPr>
+        <w:t xml:space="preserve">on student readiness. </w:t>
       </w:r>
     </w:p>
     <w:p>
@@ -3923,35 +3780,36 @@
           <w:lang w:val="en-SG"/>
         </w:rPr>
       </w:pPr>
+      <w:commentRangeStart w:id="0"/>
       <w:r>
         <w:rPr>
           <w:lang w:val="en-SG"/>
         </w:rPr>
-        <w:t>It can be differentiated for students of different readi</w:t>
+        <w:t>The essence o</w:t>
       </w:r>
       <w:r>
         <w:rPr>
           <w:lang w:val="en-SG"/>
         </w:rPr>
-        <w:t xml:space="preserve">ness. </w:t>
-      </w:r>
-    </w:p>
-    <w:p>
-      <w:pPr>
-        <w:pStyle w:val="ListParagraph"/>
-        <w:numPr>
-          <w:ilvl w:val="0"/>
-          <w:numId w:val="9"/>
-        </w:numPr>
+        <w:t>f SSI-L</w:t>
+      </w:r>
+      <w:r>
         <w:rPr>
           <w:lang w:val="en-SG"/>
         </w:rPr>
-      </w:pPr>
+        <w:t xml:space="preserve"> is preserved in </w:t>
+      </w:r>
       <w:r>
         <w:rPr>
           <w:lang w:val="en-SG"/>
         </w:rPr>
-        <w:t>The essence of IBL is preserved in all differentiation</w:t>
+        <w:t xml:space="preserve">the </w:t>
+      </w:r>
+      <w:r>
+        <w:rPr>
+          <w:lang w:val="en-SG"/>
+        </w:rPr>
+        <w:t>differentiation</w:t>
       </w:r>
       <w:r>
         <w:rPr>
@@ -3965,7 +3823,121 @@
           <w:bCs/>
           <w:lang w:val="en-SG"/>
         </w:rPr>
-        <w:t>ask authentic questions, persist through uncertainty, engage in evidence-based reasoning, and be curious about their world.</w:t>
+        <w:t xml:space="preserve">engage with </w:t>
+      </w:r>
+      <w:r>
+        <w:rPr>
+          <w:b/>
+          <w:bCs/>
+          <w:lang w:val="en-SG"/>
+        </w:rPr>
+        <w:t xml:space="preserve">authentic </w:t>
+      </w:r>
+      <w:r>
+        <w:rPr>
+          <w:b/>
+          <w:bCs/>
+          <w:lang w:val="en-SG"/>
+        </w:rPr>
+        <w:t>socio-scientific issue</w:t>
+      </w:r>
+      <w:r>
+        <w:rPr>
+          <w:b/>
+          <w:bCs/>
+          <w:lang w:val="en-SG"/>
+        </w:rPr>
+        <w:t>s</w:t>
+      </w:r>
+      <w:r>
+        <w:rPr>
+          <w:b/>
+          <w:bCs/>
+          <w:lang w:val="en-SG"/>
+        </w:rPr>
+        <w:t>,</w:t>
+      </w:r>
+      <w:r>
+        <w:rPr>
+          <w:b/>
+          <w:bCs/>
+          <w:lang w:val="en-SG"/>
+        </w:rPr>
+        <w:t xml:space="preserve"> apply </w:t>
+      </w:r>
+      <w:r>
+        <w:rPr>
+          <w:b/>
+          <w:bCs/>
+          <w:lang w:val="en-SG"/>
+        </w:rPr>
+        <w:t xml:space="preserve">their </w:t>
+      </w:r>
+      <w:r>
+        <w:rPr>
+          <w:b/>
+          <w:bCs/>
+          <w:lang w:val="en-SG"/>
+        </w:rPr>
+        <w:t xml:space="preserve">scientific </w:t>
+      </w:r>
+      <w:r>
+        <w:rPr>
+          <w:b/>
+          <w:bCs/>
+          <w:lang w:val="en-SG"/>
+        </w:rPr>
+        <w:t xml:space="preserve">understanding, </w:t>
+      </w:r>
+      <w:r>
+        <w:rPr>
+          <w:b/>
+          <w:bCs/>
+          <w:lang w:val="en-SG"/>
+        </w:rPr>
+        <w:t>explore multiple perspectives</w:t>
+      </w:r>
+      <w:r>
+        <w:rPr>
+          <w:b/>
+          <w:bCs/>
+          <w:lang w:val="en-SG"/>
+        </w:rPr>
+        <w:t xml:space="preserve"> and engage </w:t>
+      </w:r>
+      <w:r>
+        <w:rPr>
+          <w:b/>
+          <w:bCs/>
+          <w:lang w:val="en-SG"/>
+        </w:rPr>
+        <w:t xml:space="preserve">in </w:t>
+      </w:r>
+      <w:r>
+        <w:rPr>
+          <w:b/>
+          <w:bCs/>
+          <w:lang w:val="en-SG"/>
+        </w:rPr>
+        <w:t>ethical reasoning</w:t>
+      </w:r>
+      <w:r>
+        <w:rPr>
+          <w:b/>
+          <w:bCs/>
+          <w:lang w:val="en-SG"/>
+        </w:rPr>
+        <w:t xml:space="preserve"> to make informed decisions as a scientifically literate citizen. </w:t>
+      </w:r>
+      <w:commentRangeEnd w:id="0"/>
+      <w:r>
+        <w:rPr>
+          <w:rStyle w:val="CommentReference"/>
+          <w:sz w:val="22"/>
+          <w:szCs w:val="22"/>
+          <w:lang w:val="en-SG"/>
+        </w:rPr>
+        <w:commentReference w:id="0"/>
       </w:r>
     </w:p>
     <w:tbl>
@@ -3975,14 +3947,14 @@
         <w:tblLook w:val="04A0" w:firstRow="1" w:lastRow="0" w:firstColumn="1" w:lastColumn="0" w:noHBand="0" w:noVBand="1"/>
       </w:tblPr>
       <w:tblGrid>
-        <w:gridCol w:w="2070"/>
-        <w:gridCol w:w="5845"/>
+        <w:gridCol w:w="2263"/>
+        <w:gridCol w:w="5652"/>
         <w:gridCol w:w="7110"/>
       </w:tblGrid>
       <w:tr>
         <w:tc>
           <w:tcPr>
-            <w:tcW w:w="2070" w:type="dxa"/>
+            <w:tcW w:w="2263" w:type="dxa"/>
           </w:tcPr>
           <w:p>
             <w:pPr>
@@ -4003,7 +3975,7 @@
         </w:tc>
         <w:tc>
           <w:tcPr>
-            <w:tcW w:w="5845" w:type="dxa"/>
+            <w:tcW w:w="5652" w:type="dxa"/>
           </w:tcPr>
           <w:p>
             <w:pPr>
@@ -4067,28 +4039,99 @@
       <w:tr>
         <w:tc>
           <w:tcPr>
-            <w:tcW w:w="2070" w:type="dxa"/>
+            <w:tcW w:w="2263" w:type="dxa"/>
           </w:tcPr>
           <w:p>
             <w:pPr>
               <w:rPr>
+                <w:rFonts w:eastAsia="DengXian"/>
                 <w:b/>
                 <w:bCs/>
                 <w:lang w:val="en-SG"/>
               </w:rPr>
             </w:pPr>
-            <w:r>
-              <w:rPr>
-                <w:rFonts w:eastAsia="DengXian"/>
-                <w:lang w:val="en-SG"/>
-              </w:rPr>
-              <w:t>Recognising the ethical dilemma (SSI)</w:t>
-            </w:r>
           </w:p>
         </w:tc>
         <w:tc>
           <w:tcPr>
-            <w:tcW w:w="5845" w:type="dxa"/>
+            <w:tcW w:w="5652" w:type="dxa"/>
+          </w:tcPr>
+          <w:p>
+            <w:pPr>
+              <w:pStyle w:val="ListParagraph"/>
+              <w:numPr>
+                <w:ilvl w:val="0"/>
+                <w:numId w:val="37"/>
+              </w:numPr>
+            </w:pPr>
+            <w:r>
+              <w:t>Present the SSI through a familiar and concrete context to make the issue accessible</w:t>
+            </w:r>
+          </w:p>
+          <w:p>
+            <w:pPr>
+              <w:pStyle w:val="ListParagraph"/>
+              <w:numPr>
+                <w:ilvl w:val="0"/>
+                <w:numId w:val="37"/>
+              </w:numPr>
+            </w:pPr>
+            <w:r>
+              <w:t>Break down the focal issue into smaller, explicit sub-questions to help students understand the problem</w:t>
+            </w:r>
+          </w:p>
+          <w:p>
+            <w:pPr>
+              <w:pStyle w:val="ListParagraph"/>
+              <w:numPr>
+                <w:ilvl w:val="0"/>
+                <w:numId w:val="37"/>
+              </w:numPr>
+            </w:pPr>
+            <w:r>
+              <w:t>Pre-teach key vocabulary and scientific concepts needed to engage with the issue</w:t>
+            </w:r>
+          </w:p>
+          <w:p>
+            <w:pPr>
+              <w:pStyle w:val="ListParagraph"/>
+              <w:numPr>
+                <w:ilvl w:val="0"/>
+                <w:numId w:val="37"/>
+              </w:numPr>
+            </w:pPr>
+            <w:r>
+              <w:t>Provide simplified or selected data sets for students to interpret</w:t>
+            </w:r>
+          </w:p>
+          <w:p>
+            <w:pPr>
+              <w:pStyle w:val="ListParagraph"/>
+              <w:numPr>
+                <w:ilvl w:val="0"/>
+                <w:numId w:val="37"/>
+              </w:numPr>
+            </w:pPr>
+            <w:r>
+              <w:t>Scaffold data interpretation using guiding questions, sentence starters and key helping words to support students in formulating conclusions</w:t>
+            </w:r>
+          </w:p>
+          <w:p>
+            <w:pPr>
+              <w:pStyle w:val="ListParagraph"/>
+              <w:numPr>
+                <w:ilvl w:val="0"/>
+                <w:numId w:val="37"/>
+              </w:numPr>
+            </w:pPr>
+            <w:r>
+              <w:t>Provide partially completed charts, tables or summaries to help students identify patterns and draw initial conclusions</w:t>
+            </w:r>
+          </w:p>
+        </w:tc>
+        <w:tc>
+          <w:tcPr>
+            <w:tcW w:w="7110" w:type="dxa"/>
           </w:tcPr>
           <w:p>
             <w:pPr>
@@ -4099,10 +4142,7 @@
               </w:numPr>
             </w:pPr>
             <w:r>
-              <w:t xml:space="preserve">Teacher </w:t>
-            </w:r>
-            <w:r>
-              <w:t xml:space="preserve">decomposes the SSI into more explicit sub-questions. </w:t>
+              <w:t>Present a more complex version of the focal issue, including uncertainty, competing interests or real-world constraints.</w:t>
             </w:r>
           </w:p>
           <w:p>
@@ -4114,7 +4154,7 @@
               </w:numPr>
             </w:pPr>
             <w:r>
-              <w:t>Teacher scaffolds the vaccination data interpretation with guiding questions and helping words to help students craft their conclusions.</w:t>
+              <w:t>Provide larger or more varied data sets for students to analyse independently.</w:t>
             </w:r>
           </w:p>
           <w:p>
@@ -4126,27 +4166,9 @@
               </w:numPr>
             </w:pPr>
             <w:r>
-              <w:t xml:space="preserve">Introduce key vocabulary and concepts before engaging with the </w:t>
-            </w:r>
-            <w:r>
-              <w:t>SSI</w:t>
-            </w:r>
-            <w:r>
-              <w:t>. </w:t>
-            </w:r>
-          </w:p>
-          <w:p>
-            <w:pPr>
-              <w:rPr>
-                <w:lang w:val="en-SG"/>
-              </w:rPr>
-            </w:pPr>
-          </w:p>
-        </w:tc>
-        <w:tc>
-          <w:tcPr>
-            <w:tcW w:w="7110" w:type="dxa"/>
-          </w:tcPr>
+              <w:t>Task students to compare across different sources or sets of data to generate questions, identify patterns and formulate evidence-based conclusions.</w:t>
+            </w:r>
+          </w:p>
           <w:p>
             <w:pPr>
               <w:pStyle w:val="ListParagraph"/>
@@ -4154,15 +4176,9 @@
                 <w:ilvl w:val="0"/>
                 <w:numId w:val="12"/>
               </w:numPr>
-              <w:rPr>
-                <w:lang w:val="en-SG"/>
-              </w:rPr>
-            </w:pPr>
-            <w:r>
-              <w:t>Teacher introduces</w:t>
-            </w:r>
-            <w:r>
-              <w:t xml:space="preserve"> global datasets on top of Singapore’s datasets. </w:t>
+            </w:pPr>
+            <w:r>
+              <w:t>Encourage students to examine how different stakeholders may frame or interpret the SSI differently.</w:t>
             </w:r>
           </w:p>
           <w:p>
@@ -4172,18 +4188,9 @@
                 <w:ilvl w:val="0"/>
                 <w:numId w:val="12"/>
               </w:numPr>
-              <w:rPr>
-                <w:lang w:val="en-SG"/>
-              </w:rPr>
-            </w:pPr>
-            <w:r>
-              <w:t xml:space="preserve">Students can compare Singapore with global vaccination data </w:t>
-            </w:r>
-            <w:r>
-              <w:t xml:space="preserve">to generate questions and </w:t>
-            </w:r>
-            <w:r>
-              <w:t>draw up conclusions.</w:t>
+            </w:pPr>
+            <w:r>
+              <w:t xml:space="preserve"> Prompt students to consider how scientific, social, economic and ethical perspectives influence the discussion around the issue.</w:t>
             </w:r>
           </w:p>
         </w:tc>
@@ -4194,7 +4201,7 @@
         </w:trPr>
         <w:tc>
           <w:tcPr>
-            <w:tcW w:w="2070" w:type="dxa"/>
+            <w:tcW w:w="2263" w:type="dxa"/>
           </w:tcPr>
           <w:p>
             <w:pPr>
@@ -4207,24 +4214,24 @@
             <w:r>
               <w:rPr>
                 <w:rFonts w:eastAsia="DengXian"/>
+                <w:b/>
+                <w:bCs/>
                 <w:lang w:val="en-SG"/>
               </w:rPr>
-              <w:t>Information Gathering</w:t>
-            </w:r>
-          </w:p>
-          <w:p>
-            <w:pPr>
-              <w:spacing w:line="257" w:lineRule="auto"/>
-              <w:rPr>
-                <w:rFonts w:eastAsia="DengXian"/>
+              <w:t>Engaging with Key Ideas and Practices</w:t>
+            </w:r>
+            <w:r>
+              <w:rPr>
+                <w:rFonts w:eastAsia="DengXian" w:hint="eastAsia"/>
                 <w:lang w:val="en-SG"/>
               </w:rPr>
-            </w:pPr>
+              <w:t xml:space="preserve"> </w:t>
+            </w:r>
           </w:p>
         </w:tc>
         <w:tc>
           <w:tcPr>
-            <w:tcW w:w="5845" w:type="dxa"/>
+            <w:tcW w:w="5652" w:type="dxa"/>
           </w:tcPr>
           <w:p>
             <w:pPr>
@@ -4238,10 +4245,7 @@
               </w:rPr>
             </w:pPr>
             <w:r>
-              <w:t xml:space="preserve">Teacher </w:t>
-            </w:r>
-            <w:r>
-              <w:t xml:space="preserve">curates the information sources and provides guiding questions for students to answer. </w:t>
+              <w:t>Curate a limited set of reliable information sources for students to work with.</w:t>
             </w:r>
           </w:p>
           <w:p>
@@ -4256,7 +4260,7 @@
               </w:rPr>
             </w:pPr>
             <w:r>
-              <w:t>Teacher provides explicit prompts for students to evaluate the information sources.</w:t>
+              <w:t>Provide guiding questions to help students extract relevant scientific ideas and evidence from the sources.</w:t>
             </w:r>
           </w:p>
           <w:p>
@@ -4271,7 +4275,53 @@
               </w:rPr>
             </w:pPr>
             <w:r>
-              <w:t xml:space="preserve">Teacher provides template for data presentation and students complete. </w:t>
+              <w:t>Use explicit prompts to support students in evaluating the credibility and relevance of information sources.</w:t>
+            </w:r>
+          </w:p>
+          <w:p>
+            <w:pPr>
+              <w:pStyle w:val="ListParagraph"/>
+              <w:numPr>
+                <w:ilvl w:val="0"/>
+                <w:numId w:val="12"/>
+              </w:numPr>
+              <w:rPr>
+                <w:lang w:val="en-SG"/>
+              </w:rPr>
+            </w:pPr>
+            <w:r>
+              <w:t>Provide templates for organising and presenting data, such as claim-evidence-reasoning tables or comparison charts.</w:t>
+            </w:r>
+          </w:p>
+          <w:p>
+            <w:pPr>
+              <w:pStyle w:val="ListParagraph"/>
+              <w:numPr>
+                <w:ilvl w:val="0"/>
+                <w:numId w:val="12"/>
+              </w:numPr>
+              <w:rPr>
+                <w:lang w:val="en-SG"/>
+              </w:rPr>
+            </w:pPr>
+            <w:r>
+              <w:t>Model how to generate reasons before asking students to develop their own justifications.</w:t>
+            </w:r>
+          </w:p>
+          <w:p>
+            <w:pPr>
+              <w:pStyle w:val="ListParagraph"/>
+              <w:numPr>
+                <w:ilvl w:val="0"/>
+                <w:numId w:val="12"/>
+              </w:numPr>
+              <w:rPr>
+                <w:lang w:val="en-SG"/>
+              </w:rPr>
+            </w:pPr>
+            <w:r>
+              <w:lastRenderedPageBreak/>
+              <w:t>Introduce one clear ethical framework, such as the four bioethical principles, and model how it can be applied to a sample claim.</w:t>
             </w:r>
           </w:p>
         </w:tc>
@@ -4291,10 +4341,8 @@
               </w:rPr>
             </w:pPr>
             <w:r>
-              <w:t>Students have autonomy to expand their learning from the sources provided to other online sources</w:t>
-            </w:r>
-            <w:r>
-              <w:t>.</w:t>
+              <w:lastRenderedPageBreak/>
+              <w:t>Allow students greater autonomy to extend their inquiry beyond teacher-provided sources to include credible online sources.</w:t>
             </w:r>
           </w:p>
           <w:p>
@@ -4309,16 +4357,7 @@
               </w:rPr>
             </w:pPr>
             <w:r>
-              <w:rPr>
-                <w:lang w:val="en-SG"/>
-              </w:rPr>
-              <w:t xml:space="preserve">Students </w:t>
-            </w:r>
-            <w:r>
-              <w:t xml:space="preserve">can </w:t>
-            </w:r>
-            <w:r>
-              <w:t>expand their learning to include social, economic and political viewpoints</w:t>
+              <w:t>Encourage students to examine the SSI from scientific, social, economic, political and ethical viewpoints.</w:t>
             </w:r>
           </w:p>
           <w:p>
@@ -4333,13 +4372,58 @@
               </w:rPr>
             </w:pPr>
             <w:r>
-              <w:t>Teachers can introduce conflicting</w:t>
-            </w:r>
-            <w:r>
-              <w:t xml:space="preserve">/ alternative </w:t>
-            </w:r>
-            <w:r>
-              <w:t xml:space="preserve">viewpoints (e.g. anti-vax websites) for students to engage in argumentation. </w:t>
+              <w:t>Introduce conflicting or alternative viewpoints</w:t>
+            </w:r>
+            <w:r>
+              <w:t xml:space="preserve"> </w:t>
+            </w:r>
+            <w:r>
+              <w:t>so that students can evaluate evidence and engage in argumentation.</w:t>
+            </w:r>
+          </w:p>
+          <w:p>
+            <w:pPr>
+              <w:pStyle w:val="ListParagraph"/>
+              <w:numPr>
+                <w:ilvl w:val="0"/>
+                <w:numId w:val="12"/>
+              </w:numPr>
+              <w:rPr>
+                <w:lang w:val="en-SG"/>
+              </w:rPr>
+            </w:pPr>
+            <w:r>
+              <w:t>Guide students to compare different ethical frameworks, such as Principlism, Utilitarianism, Deontology, Virtue Ethics and the Ethics of Care.</w:t>
+            </w:r>
+          </w:p>
+          <w:p>
+            <w:pPr>
+              <w:pStyle w:val="ListParagraph"/>
+              <w:numPr>
+                <w:ilvl w:val="0"/>
+                <w:numId w:val="12"/>
+              </w:numPr>
+              <w:rPr>
+                <w:lang w:val="en-SG"/>
+              </w:rPr>
+            </w:pPr>
+            <w:r>
+              <w:t>Invite students to decide which ethical principles are most relevant to the issue and justify their choices.</w:t>
+            </w:r>
+          </w:p>
+          <w:p>
+            <w:pPr>
+              <w:pStyle w:val="ListParagraph"/>
+              <w:numPr>
+                <w:ilvl w:val="0"/>
+                <w:numId w:val="12"/>
+              </w:numPr>
+              <w:rPr>
+                <w:lang w:val="en-SG"/>
+              </w:rPr>
+            </w:pPr>
+            <w:r>
+              <w:t>Ask students to independently sort, classify and prioritise their reasons, while explaining the basis for their decisions.</w:t>
             </w:r>
           </w:p>
         </w:tc>
@@ -4347,7 +4431,7 @@
       <w:tr>
         <w:tc>
           <w:tcPr>
-            <w:tcW w:w="2070" w:type="dxa"/>
+            <w:tcW w:w="2263" w:type="dxa"/>
           </w:tcPr>
           <w:p>
             <w:pPr>
@@ -4358,13 +4442,19 @@
               </w:rPr>
             </w:pPr>
             <w:r>
-              <w:t xml:space="preserve">Engaging in Ethical Reasoning </w:t>
+              <w:rPr>
+                <w:rFonts w:eastAsia="DengXian"/>
+                <w:b/>
+                <w:bCs/>
+                <w:lang w:val="en-SG"/>
+              </w:rPr>
+              <w:t>Synthesising Key Ideas and Practices</w:t>
             </w:r>
           </w:p>
         </w:tc>
         <w:tc>
           <w:tcPr>
-            <w:tcW w:w="5845" w:type="dxa"/>
+            <w:tcW w:w="5652" w:type="dxa"/>
           </w:tcPr>
           <w:p>
             <w:pPr>
@@ -4378,20 +4468,74 @@
               </w:rPr>
             </w:pPr>
             <w:r>
-              <w:t xml:space="preserve">Teacher provides </w:t>
-            </w:r>
-            <w:r>
-              <w:t xml:space="preserve">some reasons for students before allowing them to generate their own reasons.   </w:t>
+              <w:t>Focus the task on helping students take a personal stand supported by scientific evidence and simple ethical reasoning.</w:t>
             </w:r>
           </w:p>
           <w:p>
             <w:pPr>
               <w:pStyle w:val="ListParagraph"/>
-              <w:ind w:left="360"/>
+              <w:numPr>
+                <w:ilvl w:val="0"/>
+                <w:numId w:val="12"/>
+              </w:numPr>
               <w:rPr>
                 <w:lang w:val="en-SG"/>
               </w:rPr>
             </w:pPr>
+            <w:r>
+              <w:t>Provide a structured template for students to organise their final response, such as claim, evidence, reasoning and recommendation.</w:t>
+            </w:r>
+          </w:p>
+          <w:p>
+            <w:pPr>
+              <w:pStyle w:val="ListParagraph"/>
+              <w:numPr>
+                <w:ilvl w:val="0"/>
+                <w:numId w:val="12"/>
+              </w:numPr>
+              <w:rPr>
+                <w:lang w:val="en-SG"/>
+              </w:rPr>
+            </w:pPr>
+            <w:r>
+              <w:t>Use guiding questions to help students craft a simple policy recommendation or position statement.</w:t>
+            </w:r>
+          </w:p>
+          <w:p>
+            <w:pPr>
+              <w:pStyle w:val="ListParagraph"/>
+              <w:numPr>
+                <w:ilvl w:val="0"/>
+                <w:numId w:val="12"/>
+              </w:numPr>
+              <w:rPr>
+                <w:lang w:val="en-SG"/>
+              </w:rPr>
+            </w:pPr>
+            <w:r>
+              <w:t>Facilitate guided reflection on how students’ understanding of vaccination and their initial views may have changed.</w:t>
+            </w:r>
+          </w:p>
+          <w:p>
+            <w:pPr>
+              <w:pStyle w:val="ListParagraph"/>
+              <w:numPr>
+                <w:ilvl w:val="0"/>
+                <w:numId w:val="12"/>
+              </w:numPr>
+              <w:rPr>
+                <w:lang w:val="en-SG"/>
+              </w:rPr>
+            </w:pPr>
+            <w:r>
+              <w:t xml:space="preserve">Allow students to communicate their final position through differentiated modes, such as a </w:t>
+            </w:r>
+            <w:r>
+              <w:t>short-written</w:t>
+            </w:r>
+            <w:r>
+              <w:t xml:space="preserve"> response, infographic, recorded explanation or structured oral presentation.</w:t>
+            </w:r>
           </w:p>
         </w:tc>
         <w:tc>
@@ -4410,13 +4554,7 @@
               </w:rPr>
             </w:pPr>
             <w:r>
-              <w:t xml:space="preserve">Students deep-dive into the different ethical frameworks such as </w:t>
-            </w:r>
-            <w:r>
-              <w:t>Principlism, Utilitarianism, Deontology, Virtue Ethics, and the Ethics of Care</w:t>
-            </w:r>
-            <w:r>
-              <w:t xml:space="preserve">. </w:t>
+              <w:t>Engage students in a more authentic decision-making task, such as a mock parliamentary debate on compulsory vaccination.</w:t>
             </w:r>
           </w:p>
           <w:p>
@@ -4431,13 +4569,7 @@
               </w:rPr>
             </w:pPr>
             <w:r>
-              <w:t xml:space="preserve">Teacher </w:t>
-            </w:r>
-            <w:r>
-              <w:t xml:space="preserve">guides students to come up with the bioethical principles to be used in the ethical reasoning activity. </w:t>
-            </w:r>
-            <w:r>
-              <w:t xml:space="preserve"> </w:t>
+              <w:t>Require students to consider how scientific evidence, ethical reasoning and societal values inform real-world policy decisions.</w:t>
             </w:r>
           </w:p>
           <w:p>
@@ -4452,48 +4584,9 @@
               </w:rPr>
             </w:pPr>
             <w:r>
-              <w:rPr>
-                <w:lang w:val="en-SG"/>
-              </w:rPr>
-              <w:t xml:space="preserve">Students independently sort and classify their reasons and provide justifications. </w:t>
-            </w:r>
-          </w:p>
-          <w:p>
-            <w:pPr>
-              <w:pStyle w:val="ListParagraph"/>
-              <w:ind w:left="360"/>
-              <w:rPr>
-                <w:lang w:val="en-SG"/>
-              </w:rPr>
-            </w:pPr>
-          </w:p>
-        </w:tc>
-      </w:tr>
-      <w:tr>
-        <w:tc>
-          <w:tcPr>
-            <w:tcW w:w="2070" w:type="dxa"/>
-          </w:tcPr>
-          <w:p>
-            <w:pPr>
-              <w:rPr>
-                <w:b/>
-                <w:bCs/>
-                <w:lang w:val="en-SG"/>
-              </w:rPr>
-            </w:pPr>
-            <w:r>
-              <w:t>C</w:t>
-            </w:r>
-            <w:r>
-              <w:t>ulminating experience</w:t>
-            </w:r>
-          </w:p>
-        </w:tc>
-        <w:tc>
-          <w:tcPr>
-            <w:tcW w:w="5845" w:type="dxa"/>
-          </w:tcPr>
+              <w:t>Ask students to investigate vaccination policies in other countries and compare their effectiveness based on social, economic and political factors.</w:t>
+            </w:r>
+          </w:p>
           <w:p>
             <w:pPr>
               <w:pStyle w:val="ListParagraph"/>
@@ -4506,10 +4599,7 @@
               </w:rPr>
             </w:pPr>
             <w:r>
-              <w:rPr>
-                <w:lang w:val="en-SG"/>
-              </w:rPr>
-              <w:t xml:space="preserve">Teacher can get students to focus on making a personal stand with justifications, rather than to look at policy-level. </w:t>
+              <w:t>Require students to respond explicitly to counterclaims, critique and new evidence before refining their recommendations.</w:t>
             </w:r>
           </w:p>
           <w:p>
@@ -4524,11 +4614,7 @@
               </w:rPr>
             </w:pPr>
             <w:r>
-              <w:rPr>
-                <w:lang w:val="en-SG"/>
-              </w:rPr>
-              <w:lastRenderedPageBreak/>
-              <w:t xml:space="preserve">Teacher provides students with template on the structure of a policy paper and guiding question to craft the policy paper. </w:t>
+              <w:t>Encourage students to propose feasible actions for different stakeholders, such as individuals, schools, healthcare providers, government agencies or international organisations.</w:t>
             </w:r>
           </w:p>
           <w:p>
@@ -4543,77 +4629,33 @@
               </w:rPr>
             </w:pPr>
             <w:r>
-              <w:rPr>
-                <w:lang w:val="en-SG"/>
-              </w:rPr>
-              <w:t xml:space="preserve">Teacher facilitates reflection on how the scientific knowledge supports their stand.  </w:t>
-            </w:r>
-          </w:p>
-        </w:tc>
-        <w:tc>
-          <w:tcPr>
-            <w:tcW w:w="7110" w:type="dxa"/>
-          </w:tcPr>
-          <w:p>
-            <w:pPr>
-              <w:pStyle w:val="ListParagraph"/>
-              <w:numPr>
-                <w:ilvl w:val="0"/>
-                <w:numId w:val="12"/>
-              </w:numPr>
-              <w:rPr>
-                <w:lang w:val="en-SG"/>
-              </w:rPr>
-            </w:pPr>
-            <w:r>
-              <w:lastRenderedPageBreak/>
-              <w:t>T</w:t>
-            </w:r>
-            <w:r>
-              <w:t>eacher</w:t>
-            </w:r>
-            <w:r>
-              <w:t xml:space="preserve"> facilitates a mock parliamentary debate in which students, deliberat</w:t>
-            </w:r>
-            <w:r>
-              <w:t>e</w:t>
-            </w:r>
-            <w:r>
-              <w:t xml:space="preserve"> on the SSI of compulsory vaccination and experiencing </w:t>
-            </w:r>
-            <w:r>
-              <w:lastRenderedPageBreak/>
-              <w:t>firsthand how scientific evidence and societal values inform real-world policy decisions.</w:t>
-            </w:r>
-          </w:p>
-          <w:p>
-            <w:pPr>
-              <w:pStyle w:val="ListParagraph"/>
-              <w:numPr>
-                <w:ilvl w:val="0"/>
-                <w:numId w:val="12"/>
-              </w:numPr>
-              <w:rPr>
-                <w:lang w:val="en-SG"/>
-              </w:rPr>
-            </w:pPr>
-            <w:r>
-              <w:rPr>
-                <w:lang w:val="en-SG"/>
-              </w:rPr>
-              <w:t>Students can also investigate examples from other countries, drawing comparisons and conclusions about the effectiveness of the vaccination policy based on</w:t>
-            </w:r>
-            <w:r>
-              <w:rPr>
-                <w:lang w:val="en-SG"/>
-              </w:rPr>
-              <w:t xml:space="preserve"> social, economic and political factors. </w:t>
+              <w:t>Guide students to justify their final policy position with a balanced consideration of evidence, values, trade-offs and consequences.</w:t>
             </w:r>
           </w:p>
         </w:tc>
       </w:tr>
     </w:tbl>
     <w:p/>
+    <w:p>
+      <w:pPr>
+        <w:rPr>
+          <w:b/>
+          <w:bCs/>
+        </w:rPr>
+      </w:pPr>
+      <w:r>
+        <w:rPr>
+          <w:b/>
+          <w:bCs/>
+        </w:rPr>
+        <w:t>Reference</w:t>
+      </w:r>
+    </w:p>
+    <w:p>
+      <w:r>
+        <w:t>Sadler, T.D., Foulk, J.A, &amp; Friedrichsen, P.J. (2017). Evolution of a model for socio-scientific issue teaching and learning. International Journal of Education in Mathematics, Science and Technology, 5(2), 75-87.</w:t>
+      </w:r>
+    </w:p>
     <w:sectPr>
       <w:pgSz w:w="16838" w:h="11906" w:orient="landscape"/>
       <w:pgMar w:top="720" w:right="720" w:bottom="720" w:left="720" w:header="708" w:footer="708" w:gutter="0"/>
@@ -4622,6 +4664,66 @@
     </w:sectPr>
   </w:body>
 </w:document>
+</file>
+
+<file path=word/comments.xml><?xml version="1.0" encoding="utf-8"?>
+<w:comments xmlns:wpc="http://schemas.microsoft.com/office/word/2010/wordprocessingCanvas" xmlns:cx="http://schemas.microsoft.com/office/drawing/2014/chartex" xmlns:cx1="http://schemas.microsoft.com/office/drawing/2015/9/8/chartex" xmlns:cx2="http://schemas.microsoft.com/office/drawing/2015/10/21/chartex" xmlns:cx3="http://schemas.microsoft.com/office/drawing/2016/5/9/chartex" xmlns:cx4="http://schemas.microsoft.com/office/drawing/2016/5/10/chartex" xmlns:cx5="http://schemas.microsoft.com/office/drawing/2016/5/11/chartex" xmlns:cx6="http://schemas.microsoft.com/office/drawing/2016/5/12/chartex" xmlns:cx7="http://schemas.microsoft.com/office/drawing/2016/5/13/chartex" xmlns:cx8="http://schemas.microsoft.com/office/drawing/2016/5/14/chartex" xmlns:mc="http://schemas.openxmlformats.org/markup-compatibility/2006" xmlns:aink="http://schemas.microsoft.com/office/drawing/2016/ink" xmlns:am3d="http://schemas.microsoft.com/office/drawing/2017/model3d" xmlns:o="urn:schemas-microsoft-com:office:office" xmlns:oel="http://schemas.microsoft.com/office/2019/extlst" xmlns:r="http://schemas.openxmlformats.org/officeDocument/2006/relationships" xmlns:m="http://schemas.openxmlformats.org/officeDocument/2006/math" xmlns:v="urn:schemas-microsoft-com:vml" xmlns:wp14="http://schemas.microsoft.com/office/word/2010/wordprocessingDrawing" xmlns:wp="http://schemas.openxmlformats.org/drawingml/2006/wordprocessingDrawing" xmlns:w10="urn:schemas-microsoft-com:office:word" xmlns:w="http://schemas.openxmlformats.org/wordprocessingml/2006/main" xmlns:w14="http://schemas.microsoft.com/office/word/2010/wordml" xmlns:w15="http://schemas.microsoft.com/office/word/2012/wordml" xmlns:w16cex="http://schemas.microsoft.com/office/word/2018/wordml/cex" xmlns:w16cid="http://schemas.microsoft.com/office/word/2016/wordml/cid" xmlns:w16="http://schemas.microsoft.com/office/word/2018/wordml" xmlns:w16du="http://schemas.microsoft.com/office/word/2023/wordml/word16du" xmlns:w16sdtdh="http://schemas.microsoft.com/office/word/2020/wordml/sdtdatahash" xmlns:w16sdtfl="http://schemas.microsoft.com/office/word/2024/wordml/sdtformatlock" xmlns:w16se="http://schemas.microsoft.com/office/word/2015/wordml/symex" xmlns:wpg="http://schemas.microsoft.com/office/word/2010/wordprocessingGroup" xmlns:wpi="http://schemas.microsoft.com/office/word/2010/wordprocessingInk" xmlns:wne="http://schemas.microsoft.com/office/word/2006/wordml" xmlns:wps="http://schemas.microsoft.com/office/word/2010/wordprocessingShape" mc:Ignorable="w14 w15 w16se w16cid w16 w16cex w16sdtdh w16sdtfl w16du wp14">
+  <w:comment w:id="0" w:author="Qin Yi TEO (MOE)" w:date="2026-06-23T18:58:00Z" w:initials="QT">
+    <w:p>
+      <w:pPr>
+        <w:pStyle w:val="CommentText"/>
+      </w:pPr>
+      <w:r>
+        <w:rPr>
+          <w:rStyle w:val="CommentReference"/>
+        </w:rPr>
+        <w:annotationRef/>
+      </w:r>
+      <w:r>
+        <w:fldChar w:fldCharType="begin"/>
+      </w:r>
+      <w:r>
+        <w:instrText>HYPERLINK "mailto:ZHANG_Jiawen@moe.gov.sg"</w:instrText>
+      </w:r>
+      <w:bookmarkStart w:id="1" w:name="_@_20D3C623C2FC45628304DDD404B36F81Z"/>
+      <w:r>
+        <w:fldChar w:fldCharType="separate"/>
+      </w:r>
+      <w:bookmarkEnd w:id="1"/>
+      <w:r>
+        <w:rPr>
+          <w:rStyle w:val="Mention"/>
+          <w:noProof/>
+        </w:rPr>
+        <w:t>@Jiawen ZHANG (MOE)</w:t>
+      </w:r>
+      <w:r>
+        <w:fldChar w:fldCharType="end"/>
+      </w:r>
+      <w:r>
+        <w:t xml:space="preserve"> I have edited the table for differentiation to make it more generic. Can you look through the entries and verify that they are accurate. Thank you!</w:t>
+      </w:r>
+    </w:p>
+  </w:comment>
+</w:comments>
+</file>
+
+<file path=word/commentsExtended.xml><?xml version="1.0" encoding="utf-8"?>
+<w15:commentsEx xmlns:wpc="http://schemas.microsoft.com/office/word/2010/wordprocessingCanvas" xmlns:cx="http://schemas.microsoft.com/office/drawing/2014/chartex" xmlns:cx1="http://schemas.microsoft.com/office/drawing/2015/9/8/chartex" xmlns:cx2="http://schemas.microsoft.com/office/drawing/2015/10/21/chartex" xmlns:cx3="http://schemas.microsoft.com/office/drawing/2016/5/9/chartex" xmlns:cx4="http://schemas.microsoft.com/office/drawing/2016/5/10/chartex" xmlns:cx5="http://schemas.microsoft.com/office/drawing/2016/5/11/chartex" xmlns:cx6="http://schemas.microsoft.com/office/drawing/2016/5/12/chartex" xmlns:cx7="http://schemas.microsoft.com/office/drawing/2016/5/13/chartex" xmlns:cx8="http://schemas.microsoft.com/office/drawing/2016/5/14/chartex" xmlns:mc="http://schemas.openxmlformats.org/markup-compatibility/2006" xmlns:aink="http://schemas.microsoft.com/office/drawing/2016/ink" xmlns:am3d="http://schemas.microsoft.com/office/drawing/2017/model3d" xmlns:o="urn:schemas-microsoft-com:office:office" xmlns:oel="http://schemas.microsoft.com/office/2019/extlst" xmlns:r="http://schemas.openxmlformats.org/officeDocument/2006/relationships" xmlns:m="http://schemas.openxmlformats.org/officeDocument/2006/math" xmlns:v="urn:schemas-microsoft-com:vml" xmlns:wp14="http://schemas.microsoft.com/office/word/2010/wordprocessingDrawing" xmlns:wp="http://schemas.openxmlformats.org/drawingml/2006/wordprocessingDrawing" xmlns:w10="urn:schemas-microsoft-com:office:word" xmlns:w="http://schemas.openxmlformats.org/wordprocessingml/2006/main" xmlns:w14="http://schemas.microsoft.com/office/word/2010/wordml" xmlns:w15="http://schemas.microsoft.com/office/word/2012/wordml" xmlns:w16cex="http://schemas.microsoft.com/office/word/2018/wordml/cex" xmlns:w16cid="http://schemas.microsoft.com/office/word/2016/wordml/cid" xmlns:w16="http://schemas.microsoft.com/office/word/2018/wordml" xmlns:w16du="http://schemas.microsoft.com/office/word/2023/wordml/word16du" xmlns:w16sdtdh="http://schemas.microsoft.com/office/word/2020/wordml/sdtdatahash" xmlns:w16sdtfl="http://schemas.microsoft.com/office/word/2024/wordml/sdtformatlock" xmlns:w16se="http://schemas.microsoft.com/office/word/2015/wordml/symex" xmlns:wpg="http://schemas.microsoft.com/office/word/2010/wordprocessingGroup" xmlns:wpi="http://schemas.microsoft.com/office/word/2010/wordprocessingInk" xmlns:wne="http://schemas.microsoft.com/office/word/2006/wordml" xmlns:wps="http://schemas.microsoft.com/office/word/2010/wordprocessingShape" mc:Ignorable="w14 w15 w16se w16cid w16 w16cex w16sdtdh w16sdtfl w16du wp14">
+  <w15:commentEx w15:paraId="748FD53B" w15:done="0"/>
+</w15:commentsEx>
+</file>
+
+<file path=word/commentsExtensible.xml><?xml version="1.0" encoding="utf-8"?>
+<w16cex:commentsExtensible xmlns:wpc="http://schemas.microsoft.com/office/word/2010/wordprocessingCanvas" xmlns:cx="http://schemas.microsoft.com/office/drawing/2014/chartex" xmlns:cx1="http://schemas.microsoft.com/office/drawing/2015/9/8/chartex" xmlns:cx2="http://schemas.microsoft.com/office/drawing/2015/10/21/chartex" xmlns:cx3="http://schemas.microsoft.com/office/drawing/2016/5/9/chartex" xmlns:cx4="http://schemas.microsoft.com/office/drawing/2016/5/10/chartex" xmlns:cx5="http://schemas.microsoft.com/office/drawing/2016/5/11/chartex" xmlns:cx6="http://schemas.microsoft.com/office/drawing/2016/5/12/chartex" xmlns:cx7="http://schemas.microsoft.com/office/drawing/2016/5/13/chartex" xmlns:cx8="http://schemas.microsoft.com/office/drawing/2016/5/14/chartex" xmlns:cr="http://schemas.microsoft.com/office/comments/2020/reactions" xmlns:mc="http://schemas.openxmlformats.org/markup-compatibility/2006" xmlns:aink="http://schemas.microsoft.com/office/drawing/2016/ink" xmlns:am3d="http://schemas.microsoft.com/office/drawing/2017/model3d" xmlns:o="urn:schemas-microsoft-com:office:office" xmlns:oel="http://schemas.microsoft.com/office/2019/extlst" xmlns:r="http://schemas.openxmlformats.org/officeDocument/2006/relationships" xmlns:m="http://schemas.openxmlformats.org/officeDocument/2006/math" xmlns:v="urn:schemas-microsoft-com:vml" xmlns:wp14="http://schemas.microsoft.com/office/word/2010/wordprocessingDrawing" xmlns:wp="http://schemas.openxmlformats.org/drawingml/2006/wordprocessingDrawing" xmlns:w10="urn:schemas-microsoft-com:office:word" xmlns:w="http://schemas.openxmlformats.org/wordprocessingml/2006/main" xmlns:w14="http://schemas.microsoft.com/office/word/2010/wordml" xmlns:w15="http://schemas.microsoft.com/office/word/2012/wordml" xmlns:w16cex="http://schemas.microsoft.com/office/word/2018/wordml/cex" xmlns:w16cid="http://schemas.microsoft.com/office/word/2016/wordml/cid" xmlns:w16="http://schemas.microsoft.com/office/word/2018/wordml" xmlns:w16du="http://schemas.microsoft.com/office/word/2023/wordml/word16du" xmlns:w16sdtdh="http://schemas.microsoft.com/office/word/2020/wordml/sdtdatahash" xmlns:w16sdtfl="http://schemas.microsoft.com/office/word/2024/wordml/sdtformatlock" xmlns:w16se="http://schemas.microsoft.com/office/word/2015/wordml/symex" xmlns:wpg="http://schemas.microsoft.com/office/word/2010/wordprocessingGroup" xmlns:wpi="http://schemas.microsoft.com/office/word/2010/wordprocessingInk" xmlns:wne="http://schemas.microsoft.com/office/word/2006/wordml" xmlns:wps="http://schemas.microsoft.com/office/word/2010/wordprocessingShape" mc:Ignorable="w14 w15 w16se w16cid w16 w16cex w16sdtdh w16sdtfl cr w16du wp14">
+  <w16cex:commentExtensible w16cex:durableId="5731B09B" w16cex:dateUtc="2026-06-23T10:58:00Z"/>
+</w16cex:commentsExtensible>
+</file>
+
+<file path=word/commentsIds.xml><?xml version="1.0" encoding="utf-8"?>
+<w16cid:commentsIds xmlns:wpc="http://schemas.microsoft.com/office/word/2010/wordprocessingCanvas" xmlns:cx="http://schemas.microsoft.com/office/drawing/2014/chartex" xmlns:cx1="http://schemas.microsoft.com/office/drawing/2015/9/8/chartex" xmlns:cx2="http://schemas.microsoft.com/office/drawing/2015/10/21/chartex" xmlns:cx3="http://schemas.microsoft.com/office/drawing/2016/5/9/chartex" xmlns:cx4="http://schemas.microsoft.com/office/drawing/2016/5/10/chartex" xmlns:cx5="http://schemas.microsoft.com/office/drawing/2016/5/11/chartex" xmlns:cx6="http://schemas.microsoft.com/office/drawing/2016/5/12/chartex" xmlns:cx7="http://schemas.microsoft.com/office/drawing/2016/5/13/chartex" xmlns:cx8="http://schemas.microsoft.com/office/drawing/2016/5/14/chartex" xmlns:mc="http://schemas.openxmlformats.org/markup-compatibility/2006" xmlns:aink="http://schemas.microsoft.com/office/drawing/2016/ink" xmlns:am3d="http://schemas.microsoft.com/office/drawing/2017/model3d" xmlns:o="urn:schemas-microsoft-com:office:office" xmlns:oel="http://schemas.microsoft.com/office/2019/extlst" xmlns:r="http://schemas.openxmlformats.org/officeDocument/2006/relationships" xmlns:m="http://schemas.openxmlformats.org/officeDocument/2006/math" xmlns:v="urn:schemas-microsoft-com:vml" xmlns:wp14="http://schemas.microsoft.com/office/word/2010/wordprocessingDrawing" xmlns:wp="http://schemas.openxmlformats.org/drawingml/2006/wordprocessingDrawing" xmlns:w10="urn:schemas-microsoft-com:office:word" xmlns:w="http://schemas.openxmlformats.org/wordprocessingml/2006/main" xmlns:w14="http://schemas.microsoft.com/office/word/2010/wordml" xmlns:w15="http://schemas.microsoft.com/office/word/2012/wordml" xmlns:w16cex="http://schemas.microsoft.com/office/word/2018/wordml/cex" xmlns:w16cid="http://schemas.microsoft.com/office/word/2016/wordml/cid" xmlns:w16="http://schemas.microsoft.com/office/word/2018/wordml" xmlns:w16du="http://schemas.microsoft.com/office/word/2023/wordml/word16du" xmlns:w16sdtdh="http://schemas.microsoft.com/office/word/2020/wordml/sdtdatahash" xmlns:w16sdtfl="http://schemas.microsoft.com/office/word/2024/wordml/sdtformatlock" xmlns:w16se="http://schemas.microsoft.com/office/word/2015/wordml/symex" xmlns:wpg="http://schemas.microsoft.com/office/word/2010/wordprocessingGroup" xmlns:wpi="http://schemas.microsoft.com/office/word/2010/wordprocessingInk" xmlns:wne="http://schemas.microsoft.com/office/word/2006/wordml" xmlns:wps="http://schemas.microsoft.com/office/word/2010/wordprocessingShape" mc:Ignorable="w14 w15 w16se w16cid w16 w16cex w16sdtdh w16sdtfl w16du wp14">
+  <w16cid:commentId w16cid:paraId="748FD53B" w16cid:durableId="5731B09B"/>
+</w16cid:commentsIds>
 </file>
 
 <file path=word/endnotes.xml><?xml version="1.0" encoding="utf-8"?>
@@ -5290,6 +5392,205 @@
     </w:lvl>
   </w:abstractNum>
   <w:abstractNum w:abstractNumId="4" w15:restartNumberingAfterBreak="0">
+    <w:nsid w:val="187B5D7B"/>
+    <w:multiLevelType w:val="hybridMultilevel"/>
+    <w:tmpl w:val="DE201864"/>
+    <w:lvl w:ilvl="0" w:tplc="48090001">
+      <w:start w:val="1"/>
+      <w:numFmt w:val="bullet"/>
+      <w:lvlText w:val=""/>
+      <w:lvlJc w:val="left"/>
+      <w:pPr>
+        <w:ind w:left="360" w:hanging="360"/>
+      </w:pPr>
+      <w:rPr>
+        <w:rFonts w:ascii="Symbol" w:hAnsi="Symbol" w:hint="default"/>
+      </w:rPr>
+    </w:lvl>
+    <w:lvl w:ilvl="1" w:tplc="48090003" w:tentative="1">
+      <w:start w:val="1"/>
+      <w:numFmt w:val="bullet"/>
+      <w:lvlText w:val="o"/>
+      <w:lvlJc w:val="left"/>
+      <w:pPr>
+        <w:ind w:left="1080" w:hanging="360"/>
+      </w:pPr>
+      <w:rPr>
+        <w:rFonts w:ascii="Courier New" w:hAnsi="Courier New" w:cs="Courier New" w:hint="default"/>
+      </w:rPr>
+    </w:lvl>
+    <w:lvl w:ilvl="2" w:tplc="48090005" w:tentative="1">
+      <w:start w:val="1"/>
+      <w:numFmt w:val="bullet"/>
+      <w:lvlText w:val=""/>
+      <w:lvlJc w:val="left"/>
+      <w:pPr>
+        <w:ind w:left="1800" w:hanging="360"/>
+      </w:pPr>
+      <w:rPr>
+        <w:rFonts w:ascii="Wingdings" w:hAnsi="Wingdings" w:hint="default"/>
+      </w:rPr>
+    </w:lvl>
+    <w:lvl w:ilvl="3" w:tplc="48090001" w:tentative="1">
+      <w:start w:val="1"/>
+      <w:numFmt w:val="bullet"/>
+      <w:lvlText w:val=""/>
+      <w:lvlJc w:val="left"/>
+      <w:pPr>
+        <w:ind w:left="2520" w:hanging="360"/>
+      </w:pPr>
+      <w:rPr>
+        <w:rFonts w:ascii="Symbol" w:hAnsi="Symbol" w:hint="default"/>
+      </w:rPr>
+    </w:lvl>
+    <w:lvl w:ilvl="4" w:tplc="48090003" w:tentative="1">
+      <w:start w:val="1"/>
+      <w:numFmt w:val="bullet"/>
+      <w:lvlText w:val="o"/>
+      <w:lvlJc w:val="left"/>
+      <w:pPr>
+        <w:ind w:left="3240" w:hanging="360"/>
+      </w:pPr>
+      <w:rPr>
+        <w:rFonts w:ascii="Courier New" w:hAnsi="Courier New" w:cs="Courier New" w:hint="default"/>
+      </w:rPr>
+    </w:lvl>
+    <w:lvl w:ilvl="5" w:tplc="48090005" w:tentative="1">
+      <w:start w:val="1"/>
+      <w:numFmt w:val="bullet"/>
+      <w:lvlText w:val=""/>
+      <w:lvlJc w:val="left"/>
+      <w:pPr>
+        <w:ind w:left="3960" w:hanging="360"/>
+      </w:pPr>
+      <w:rPr>
+        <w:rFonts w:ascii="Wingdings" w:hAnsi="Wingdings" w:hint="default"/>
+      </w:rPr>
+    </w:lvl>
+    <w:lvl w:ilvl="6" w:tplc="48090001" w:tentative="1">
+      <w:start w:val="1"/>
+      <w:numFmt w:val="bullet"/>
+      <w:lvlText w:val=""/>
+      <w:lvlJc w:val="left"/>
+      <w:pPr>
+        <w:ind w:left="4680" w:hanging="360"/>
+      </w:pPr>
+      <w:rPr>
+        <w:rFonts w:ascii="Symbol" w:hAnsi="Symbol" w:hint="default"/>
+      </w:rPr>
+    </w:lvl>
+    <w:lvl w:ilvl="7" w:tplc="48090003" w:tentative="1">
+      <w:start w:val="1"/>
+      <w:numFmt w:val="bullet"/>
+      <w:lvlText w:val="o"/>
+      <w:lvlJc w:val="left"/>
+      <w:pPr>
+        <w:ind w:left="5400" w:hanging="360"/>
+      </w:pPr>
+      <w:rPr>
+        <w:rFonts w:ascii="Courier New" w:hAnsi="Courier New" w:cs="Courier New" w:hint="default"/>
+      </w:rPr>
+    </w:lvl>
+    <w:lvl w:ilvl="8" w:tplc="48090005" w:tentative="1">
+      <w:start w:val="1"/>
+      <w:numFmt w:val="bullet"/>
+      <w:lvlText w:val=""/>
+      <w:lvlJc w:val="left"/>
+      <w:pPr>
+        <w:ind w:left="6120" w:hanging="360"/>
+      </w:pPr>
+      <w:rPr>
+        <w:rFonts w:ascii="Wingdings" w:hAnsi="Wingdings" w:hint="default"/>
+      </w:rPr>
+    </w:lvl>
+  </w:abstractNum>
+  <w:abstractNum w:abstractNumId="5" w15:restartNumberingAfterBreak="0">
+    <w:nsid w:val="1DD65A3C"/>
+    <w:multiLevelType w:val="hybridMultilevel"/>
+    <w:tmpl w:val="EAC65826"/>
+    <w:lvl w:ilvl="0" w:tplc="12ACA38A">
+      <w:start w:val="1"/>
+      <w:numFmt w:val="decimal"/>
+      <w:lvlText w:val="%1."/>
+      <w:lvlJc w:val="left"/>
+      <w:pPr>
+        <w:ind w:left="1020" w:hanging="360"/>
+      </w:pPr>
+    </w:lvl>
+    <w:lvl w:ilvl="1" w:tplc="63A63926">
+      <w:start w:val="1"/>
+      <w:numFmt w:val="decimal"/>
+      <w:lvlText w:val="%2."/>
+      <w:lvlJc w:val="left"/>
+      <w:pPr>
+        <w:ind w:left="1020" w:hanging="360"/>
+      </w:pPr>
+    </w:lvl>
+    <w:lvl w:ilvl="2" w:tplc="CD18BF30">
+      <w:start w:val="1"/>
+      <w:numFmt w:val="decimal"/>
+      <w:lvlText w:val="%3."/>
+      <w:lvlJc w:val="left"/>
+      <w:pPr>
+        <w:ind w:left="1020" w:hanging="360"/>
+      </w:pPr>
+    </w:lvl>
+    <w:lvl w:ilvl="3" w:tplc="165E9AC4">
+      <w:start w:val="1"/>
+      <w:numFmt w:val="decimal"/>
+      <w:lvlText w:val="%4."/>
+      <w:lvlJc w:val="left"/>
+      <w:pPr>
+        <w:ind w:left="1020" w:hanging="360"/>
+      </w:pPr>
+    </w:lvl>
+    <w:lvl w:ilvl="4" w:tplc="D72AEF7C">
+      <w:start w:val="1"/>
+      <w:numFmt w:val="decimal"/>
+      <w:lvlText w:val="%5."/>
+      <w:lvlJc w:val="left"/>
+      <w:pPr>
+        <w:ind w:left="1020" w:hanging="360"/>
+      </w:pPr>
+    </w:lvl>
+    <w:lvl w:ilvl="5" w:tplc="F3F8049C">
+      <w:start w:val="1"/>
+      <w:numFmt w:val="decimal"/>
+      <w:lvlText w:val="%6."/>
+      <w:lvlJc w:val="left"/>
+      <w:pPr>
+        <w:ind w:left="1020" w:hanging="360"/>
+      </w:pPr>
+    </w:lvl>
+    <w:lvl w:ilvl="6" w:tplc="2D8A6BA6">
+      <w:start w:val="1"/>
+      <w:numFmt w:val="decimal"/>
+      <w:lvlText w:val="%7."/>
+      <w:lvlJc w:val="left"/>
+      <w:pPr>
+        <w:ind w:left="1020" w:hanging="360"/>
+      </w:pPr>
+    </w:lvl>
+    <w:lvl w:ilvl="7" w:tplc="39A6FD9A">
+      <w:start w:val="1"/>
+      <w:numFmt w:val="decimal"/>
+      <w:lvlText w:val="%8."/>
+      <w:lvlJc w:val="left"/>
+      <w:pPr>
+        <w:ind w:left="1020" w:hanging="360"/>
+      </w:pPr>
+    </w:lvl>
+    <w:lvl w:ilvl="8" w:tplc="95F8EA1A">
+      <w:start w:val="1"/>
+      <w:numFmt w:val="decimal"/>
+      <w:lvlText w:val="%9."/>
+      <w:lvlJc w:val="left"/>
+      <w:pPr>
+        <w:ind w:left="1020" w:hanging="360"/>
+      </w:pPr>
+    </w:lvl>
+  </w:abstractNum>
+  <w:abstractNum w:abstractNumId="6" w15:restartNumberingAfterBreak="0">
     <w:nsid w:val="228D3CBA"/>
     <w:multiLevelType w:val="multilevel"/>
     <w:tmpl w:val="C110FBF8"/>
@@ -5438,7 +5739,7 @@
       </w:rPr>
     </w:lvl>
   </w:abstractNum>
-  <w:abstractNum w:abstractNumId="5" w15:restartNumberingAfterBreak="0">
+  <w:abstractNum w:abstractNumId="7" w15:restartNumberingAfterBreak="0">
     <w:nsid w:val="248B348E"/>
     <w:multiLevelType w:val="multilevel"/>
     <w:tmpl w:val="E2F43E94"/>
@@ -5587,7 +5888,120 @@
       </w:rPr>
     </w:lvl>
   </w:abstractNum>
-  <w:abstractNum w:abstractNumId="6" w15:restartNumberingAfterBreak="0">
+  <w:abstractNum w:abstractNumId="8" w15:restartNumberingAfterBreak="0">
+    <w:nsid w:val="273254DD"/>
+    <w:multiLevelType w:val="hybridMultilevel"/>
+    <w:tmpl w:val="AFEED15C"/>
+    <w:lvl w:ilvl="0" w:tplc="48090001">
+      <w:start w:val="1"/>
+      <w:numFmt w:val="bullet"/>
+      <w:lvlText w:val=""/>
+      <w:lvlJc w:val="left"/>
+      <w:pPr>
+        <w:ind w:left="360" w:hanging="360"/>
+      </w:pPr>
+      <w:rPr>
+        <w:rFonts w:ascii="Symbol" w:hAnsi="Symbol" w:hint="default"/>
+      </w:rPr>
+    </w:lvl>
+    <w:lvl w:ilvl="1" w:tplc="48090003" w:tentative="1">
+      <w:start w:val="1"/>
+      <w:numFmt w:val="bullet"/>
+      <w:lvlText w:val="o"/>
+      <w:lvlJc w:val="left"/>
+      <w:pPr>
+        <w:ind w:left="1080" w:hanging="360"/>
+      </w:pPr>
+      <w:rPr>
+        <w:rFonts w:ascii="Courier New" w:hAnsi="Courier New" w:cs="Courier New" w:hint="default"/>
+      </w:rPr>
+    </w:lvl>
+    <w:lvl w:ilvl="2" w:tplc="48090005" w:tentative="1">
+      <w:start w:val="1"/>
+      <w:numFmt w:val="bullet"/>
+      <w:lvlText w:val=""/>
+      <w:lvlJc w:val="left"/>
+      <w:pPr>
+        <w:ind w:left="1800" w:hanging="360"/>
+      </w:pPr>
+      <w:rPr>
+        <w:rFonts w:ascii="Wingdings" w:hAnsi="Wingdings" w:hint="default"/>
+      </w:rPr>
+    </w:lvl>
+    <w:lvl w:ilvl="3" w:tplc="48090001" w:tentative="1">
+      <w:start w:val="1"/>
+      <w:numFmt w:val="bullet"/>
+      <w:lvlText w:val=""/>
+      <w:lvlJc w:val="left"/>
+      <w:pPr>
+        <w:ind w:left="2520" w:hanging="360"/>
+      </w:pPr>
+      <w:rPr>
+        <w:rFonts w:ascii="Symbol" w:hAnsi="Symbol" w:hint="default"/>
+      </w:rPr>
+    </w:lvl>
+    <w:lvl w:ilvl="4" w:tplc="48090003" w:tentative="1">
+      <w:start w:val="1"/>
+      <w:numFmt w:val="bullet"/>
+      <w:lvlText w:val="o"/>
+      <w:lvlJc w:val="left"/>
+      <w:pPr>
+        <w:ind w:left="3240" w:hanging="360"/>
+      </w:pPr>
+      <w:rPr>
+        <w:rFonts w:ascii="Courier New" w:hAnsi="Courier New" w:cs="Courier New" w:hint="default"/>
+      </w:rPr>
+    </w:lvl>
+    <w:lvl w:ilvl="5" w:tplc="48090005" w:tentative="1">
+      <w:start w:val="1"/>
+      <w:numFmt w:val="bullet"/>
+      <w:lvlText w:val=""/>
+      <w:lvlJc w:val="left"/>
+      <w:pPr>
+        <w:ind w:left="3960" w:hanging="360"/>
+      </w:pPr>
+      <w:rPr>
+        <w:rFonts w:ascii="Wingdings" w:hAnsi="Wingdings" w:hint="default"/>
+      </w:rPr>
+    </w:lvl>
+    <w:lvl w:ilvl="6" w:tplc="48090001" w:tentative="1">
+      <w:start w:val="1"/>
+      <w:numFmt w:val="bullet"/>
+      <w:lvlText w:val=""/>
+      <w:lvlJc w:val="left"/>
+      <w:pPr>
+        <w:ind w:left="4680" w:hanging="360"/>
+      </w:pPr>
+      <w:rPr>
+        <w:rFonts w:ascii="Symbol" w:hAnsi="Symbol" w:hint="default"/>
+      </w:rPr>
+    </w:lvl>
+    <w:lvl w:ilvl="7" w:tplc="48090003" w:tentative="1">
+      <w:start w:val="1"/>
+      <w:numFmt w:val="bullet"/>
+      <w:lvlText w:val="o"/>
+      <w:lvlJc w:val="left"/>
+      <w:pPr>
+        <w:ind w:left="5400" w:hanging="360"/>
+      </w:pPr>
+      <w:rPr>
+        <w:rFonts w:ascii="Courier New" w:hAnsi="Courier New" w:cs="Courier New" w:hint="default"/>
+      </w:rPr>
+    </w:lvl>
+    <w:lvl w:ilvl="8" w:tplc="48090005" w:tentative="1">
+      <w:start w:val="1"/>
+      <w:numFmt w:val="bullet"/>
+      <w:lvlText w:val=""/>
+      <w:lvlJc w:val="left"/>
+      <w:pPr>
+        <w:ind w:left="6120" w:hanging="360"/>
+      </w:pPr>
+      <w:rPr>
+        <w:rFonts w:ascii="Wingdings" w:hAnsi="Wingdings" w:hint="default"/>
+      </w:rPr>
+    </w:lvl>
+  </w:abstractNum>
+  <w:abstractNum w:abstractNumId="9" w15:restartNumberingAfterBreak="0">
     <w:nsid w:val="282C61FC"/>
     <w:multiLevelType w:val="multilevel"/>
     <w:tmpl w:val="92BCC4F2"/>
@@ -5736,7 +6150,233 @@
       </w:rPr>
     </w:lvl>
   </w:abstractNum>
-  <w:abstractNum w:abstractNumId="7" w15:restartNumberingAfterBreak="0">
+  <w:abstractNum w:abstractNumId="10" w15:restartNumberingAfterBreak="0">
+    <w:nsid w:val="2C2B390B"/>
+    <w:multiLevelType w:val="hybridMultilevel"/>
+    <w:tmpl w:val="85800BA4"/>
+    <w:lvl w:ilvl="0" w:tplc="48090001">
+      <w:start w:val="1"/>
+      <w:numFmt w:val="bullet"/>
+      <w:lvlText w:val=""/>
+      <w:lvlJc w:val="left"/>
+      <w:pPr>
+        <w:ind w:left="360" w:hanging="360"/>
+      </w:pPr>
+      <w:rPr>
+        <w:rFonts w:ascii="Symbol" w:hAnsi="Symbol" w:hint="default"/>
+      </w:rPr>
+    </w:lvl>
+    <w:lvl w:ilvl="1" w:tplc="48090003" w:tentative="1">
+      <w:start w:val="1"/>
+      <w:numFmt w:val="bullet"/>
+      <w:lvlText w:val="o"/>
+      <w:lvlJc w:val="left"/>
+      <w:pPr>
+        <w:ind w:left="1080" w:hanging="360"/>
+      </w:pPr>
+      <w:rPr>
+        <w:rFonts w:ascii="Courier New" w:hAnsi="Courier New" w:cs="Courier New" w:hint="default"/>
+      </w:rPr>
+    </w:lvl>
+    <w:lvl w:ilvl="2" w:tplc="48090005" w:tentative="1">
+      <w:start w:val="1"/>
+      <w:numFmt w:val="bullet"/>
+      <w:lvlText w:val=""/>
+      <w:lvlJc w:val="left"/>
+      <w:pPr>
+        <w:ind w:left="1800" w:hanging="360"/>
+      </w:pPr>
+      <w:rPr>
+        <w:rFonts w:ascii="Wingdings" w:hAnsi="Wingdings" w:hint="default"/>
+      </w:rPr>
+    </w:lvl>
+    <w:lvl w:ilvl="3" w:tplc="48090001" w:tentative="1">
+      <w:start w:val="1"/>
+      <w:numFmt w:val="bullet"/>
+      <w:lvlText w:val=""/>
+      <w:lvlJc w:val="left"/>
+      <w:pPr>
+        <w:ind w:left="2520" w:hanging="360"/>
+      </w:pPr>
+      <w:rPr>
+        <w:rFonts w:ascii="Symbol" w:hAnsi="Symbol" w:hint="default"/>
+      </w:rPr>
+    </w:lvl>
+    <w:lvl w:ilvl="4" w:tplc="48090003" w:tentative="1">
+      <w:start w:val="1"/>
+      <w:numFmt w:val="bullet"/>
+      <w:lvlText w:val="o"/>
+      <w:lvlJc w:val="left"/>
+      <w:pPr>
+        <w:ind w:left="3240" w:hanging="360"/>
+      </w:pPr>
+      <w:rPr>
+        <w:rFonts w:ascii="Courier New" w:hAnsi="Courier New" w:cs="Courier New" w:hint="default"/>
+      </w:rPr>
+    </w:lvl>
+    <w:lvl w:ilvl="5" w:tplc="48090005" w:tentative="1">
+      <w:start w:val="1"/>
+      <w:numFmt w:val="bullet"/>
+      <w:lvlText w:val=""/>
+      <w:lvlJc w:val="left"/>
+      <w:pPr>
+        <w:ind w:left="3960" w:hanging="360"/>
+      </w:pPr>
+      <w:rPr>
+        <w:rFonts w:ascii="Wingdings" w:hAnsi="Wingdings" w:hint="default"/>
+      </w:rPr>
+    </w:lvl>
+    <w:lvl w:ilvl="6" w:tplc="48090001" w:tentative="1">
+      <w:start w:val="1"/>
+      <w:numFmt w:val="bullet"/>
+      <w:lvlText w:val=""/>
+      <w:lvlJc w:val="left"/>
+      <w:pPr>
+        <w:ind w:left="4680" w:hanging="360"/>
+      </w:pPr>
+      <w:rPr>
+        <w:rFonts w:ascii="Symbol" w:hAnsi="Symbol" w:hint="default"/>
+      </w:rPr>
+    </w:lvl>
+    <w:lvl w:ilvl="7" w:tplc="48090003" w:tentative="1">
+      <w:start w:val="1"/>
+      <w:numFmt w:val="bullet"/>
+      <w:lvlText w:val="o"/>
+      <w:lvlJc w:val="left"/>
+      <w:pPr>
+        <w:ind w:left="5400" w:hanging="360"/>
+      </w:pPr>
+      <w:rPr>
+        <w:rFonts w:ascii="Courier New" w:hAnsi="Courier New" w:cs="Courier New" w:hint="default"/>
+      </w:rPr>
+    </w:lvl>
+    <w:lvl w:ilvl="8" w:tplc="48090005" w:tentative="1">
+      <w:start w:val="1"/>
+      <w:numFmt w:val="bullet"/>
+      <w:lvlText w:val=""/>
+      <w:lvlJc w:val="left"/>
+      <w:pPr>
+        <w:ind w:left="6120" w:hanging="360"/>
+      </w:pPr>
+      <w:rPr>
+        <w:rFonts w:ascii="Wingdings" w:hAnsi="Wingdings" w:hint="default"/>
+      </w:rPr>
+    </w:lvl>
+  </w:abstractNum>
+  <w:abstractNum w:abstractNumId="11" w15:restartNumberingAfterBreak="0">
+    <w:nsid w:val="2F162A58"/>
+    <w:multiLevelType w:val="hybridMultilevel"/>
+    <w:tmpl w:val="598CDC6C"/>
+    <w:lvl w:ilvl="0" w:tplc="48090001">
+      <w:start w:val="1"/>
+      <w:numFmt w:val="bullet"/>
+      <w:lvlText w:val=""/>
+      <w:lvlJc w:val="left"/>
+      <w:pPr>
+        <w:ind w:left="360" w:hanging="360"/>
+      </w:pPr>
+      <w:rPr>
+        <w:rFonts w:ascii="Symbol" w:hAnsi="Symbol" w:hint="default"/>
+      </w:rPr>
+    </w:lvl>
+    <w:lvl w:ilvl="1" w:tplc="48090003" w:tentative="1">
+      <w:start w:val="1"/>
+      <w:numFmt w:val="bullet"/>
+      <w:lvlText w:val="o"/>
+      <w:lvlJc w:val="left"/>
+      <w:pPr>
+        <w:ind w:left="1080" w:hanging="360"/>
+      </w:pPr>
+      <w:rPr>
+        <w:rFonts w:ascii="Courier New" w:hAnsi="Courier New" w:cs="Courier New" w:hint="default"/>
+      </w:rPr>
+    </w:lvl>
+    <w:lvl w:ilvl="2" w:tplc="48090005" w:tentative="1">
+      <w:start w:val="1"/>
+      <w:numFmt w:val="bullet"/>
+      <w:lvlText w:val=""/>
+      <w:lvlJc w:val="left"/>
+      <w:pPr>
+        <w:ind w:left="1800" w:hanging="360"/>
+      </w:pPr>
+      <w:rPr>
+        <w:rFonts w:ascii="Wingdings" w:hAnsi="Wingdings" w:hint="default"/>
+      </w:rPr>
+    </w:lvl>
+    <w:lvl w:ilvl="3" w:tplc="48090001" w:tentative="1">
+      <w:start w:val="1"/>
+      <w:numFmt w:val="bullet"/>
+      <w:lvlText w:val=""/>
+      <w:lvlJc w:val="left"/>
+      <w:pPr>
+        <w:ind w:left="2520" w:hanging="360"/>
+      </w:pPr>
+      <w:rPr>
+        <w:rFonts w:ascii="Symbol" w:hAnsi="Symbol" w:hint="default"/>
+      </w:rPr>
+    </w:lvl>
+    <w:lvl w:ilvl="4" w:tplc="48090003" w:tentative="1">
+      <w:start w:val="1"/>
+      <w:numFmt w:val="bullet"/>
+      <w:lvlText w:val="o"/>
+      <w:lvlJc w:val="left"/>
+      <w:pPr>
+        <w:ind w:left="3240" w:hanging="360"/>
+      </w:pPr>
+      <w:rPr>
+        <w:rFonts w:ascii="Courier New" w:hAnsi="Courier New" w:cs="Courier New" w:hint="default"/>
+      </w:rPr>
+    </w:lvl>
+    <w:lvl w:ilvl="5" w:tplc="48090005" w:tentative="1">
+      <w:start w:val="1"/>
+      <w:numFmt w:val="bullet"/>
+      <w:lvlText w:val=""/>
+      <w:lvlJc w:val="left"/>
+      <w:pPr>
+        <w:ind w:left="3960" w:hanging="360"/>
+      </w:pPr>
+      <w:rPr>
+        <w:rFonts w:ascii="Wingdings" w:hAnsi="Wingdings" w:hint="default"/>
+      </w:rPr>
+    </w:lvl>
+    <w:lvl w:ilvl="6" w:tplc="48090001" w:tentative="1">
+      <w:start w:val="1"/>
+      <w:numFmt w:val="bullet"/>
+      <w:lvlText w:val=""/>
+      <w:lvlJc w:val="left"/>
+      <w:pPr>
+        <w:ind w:left="4680" w:hanging="360"/>
+      </w:pPr>
+      <w:rPr>
+        <w:rFonts w:ascii="Symbol" w:hAnsi="Symbol" w:hint="default"/>
+      </w:rPr>
+    </w:lvl>
+    <w:lvl w:ilvl="7" w:tplc="48090003" w:tentative="1">
+      <w:start w:val="1"/>
+      <w:numFmt w:val="bullet"/>
+      <w:lvlText w:val="o"/>
+      <w:lvlJc w:val="left"/>
+      <w:pPr>
+        <w:ind w:left="5400" w:hanging="360"/>
+      </w:pPr>
+      <w:rPr>
+        <w:rFonts w:ascii="Courier New" w:hAnsi="Courier New" w:cs="Courier New" w:hint="default"/>
+      </w:rPr>
+    </w:lvl>
+    <w:lvl w:ilvl="8" w:tplc="48090005" w:tentative="1">
+      <w:start w:val="1"/>
+      <w:numFmt w:val="bullet"/>
+      <w:lvlText w:val=""/>
+      <w:lvlJc w:val="left"/>
+      <w:pPr>
+        <w:ind w:left="6120" w:hanging="360"/>
+      </w:pPr>
+      <w:rPr>
+        <w:rFonts w:ascii="Wingdings" w:hAnsi="Wingdings" w:hint="default"/>
+      </w:rPr>
+    </w:lvl>
+  </w:abstractNum>
+  <w:abstractNum w:abstractNumId="12" w15:restartNumberingAfterBreak="0">
     <w:nsid w:val="33C420DE"/>
     <w:multiLevelType w:val="hybridMultilevel"/>
     <w:tmpl w:val="5E06A27C"/>
@@ -5849,7 +6489,7 @@
       </w:rPr>
     </w:lvl>
   </w:abstractNum>
-  <w:abstractNum w:abstractNumId="8" w15:restartNumberingAfterBreak="0">
+  <w:abstractNum w:abstractNumId="13" w15:restartNumberingAfterBreak="0">
     <w:nsid w:val="350B229D"/>
     <w:multiLevelType w:val="hybridMultilevel"/>
     <w:tmpl w:val="2CA2CACE"/>
@@ -5962,7 +6602,7 @@
       </w:rPr>
     </w:lvl>
   </w:abstractNum>
-  <w:abstractNum w:abstractNumId="9" w15:restartNumberingAfterBreak="0">
+  <w:abstractNum w:abstractNumId="14" w15:restartNumberingAfterBreak="0">
     <w:nsid w:val="39873C45"/>
     <w:multiLevelType w:val="hybridMultilevel"/>
     <w:tmpl w:val="2F9A6EDE"/>
@@ -6075,7 +6715,7 @@
       </w:rPr>
     </w:lvl>
   </w:abstractNum>
-  <w:abstractNum w:abstractNumId="10" w15:restartNumberingAfterBreak="0">
+  <w:abstractNum w:abstractNumId="15" w15:restartNumberingAfterBreak="0">
     <w:nsid w:val="39D720C9"/>
     <w:multiLevelType w:val="multilevel"/>
     <w:tmpl w:val="FA2E7D8E"/>
@@ -6224,7 +6864,7 @@
       </w:rPr>
     </w:lvl>
   </w:abstractNum>
-  <w:abstractNum w:abstractNumId="11" w15:restartNumberingAfterBreak="0">
+  <w:abstractNum w:abstractNumId="16" w15:restartNumberingAfterBreak="0">
     <w:nsid w:val="3AC14AA8"/>
     <w:multiLevelType w:val="multilevel"/>
     <w:tmpl w:val="8F229BA4"/>
@@ -6373,7 +7013,7 @@
       </w:rPr>
     </w:lvl>
   </w:abstractNum>
-  <w:abstractNum w:abstractNumId="12" w15:restartNumberingAfterBreak="0">
+  <w:abstractNum w:abstractNumId="17" w15:restartNumberingAfterBreak="0">
     <w:nsid w:val="410653DD"/>
     <w:multiLevelType w:val="hybridMultilevel"/>
     <w:tmpl w:val="2D5C6BDE"/>
@@ -6486,7 +7126,7 @@
       </w:rPr>
     </w:lvl>
   </w:abstractNum>
-  <w:abstractNum w:abstractNumId="13" w15:restartNumberingAfterBreak="0">
+  <w:abstractNum w:abstractNumId="18" w15:restartNumberingAfterBreak="0">
     <w:nsid w:val="415239A2"/>
     <w:multiLevelType w:val="multilevel"/>
     <w:tmpl w:val="90E64036"/>
@@ -6635,7 +7275,120 @@
       </w:rPr>
     </w:lvl>
   </w:abstractNum>
-  <w:abstractNum w:abstractNumId="14" w15:restartNumberingAfterBreak="0">
+  <w:abstractNum w:abstractNumId="19" w15:restartNumberingAfterBreak="0">
+    <w:nsid w:val="47C64C00"/>
+    <w:multiLevelType w:val="hybridMultilevel"/>
+    <w:tmpl w:val="67546594"/>
+    <w:lvl w:ilvl="0" w:tplc="48090001">
+      <w:start w:val="1"/>
+      <w:numFmt w:val="bullet"/>
+      <w:lvlText w:val=""/>
+      <w:lvlJc w:val="left"/>
+      <w:pPr>
+        <w:ind w:left="1080" w:hanging="360"/>
+      </w:pPr>
+      <w:rPr>
+        <w:rFonts w:ascii="Symbol" w:hAnsi="Symbol" w:hint="default"/>
+      </w:rPr>
+    </w:lvl>
+    <w:lvl w:ilvl="1" w:tplc="48090003" w:tentative="1">
+      <w:start w:val="1"/>
+      <w:numFmt w:val="bullet"/>
+      <w:lvlText w:val="o"/>
+      <w:lvlJc w:val="left"/>
+      <w:pPr>
+        <w:ind w:left="1800" w:hanging="360"/>
+      </w:pPr>
+      <w:rPr>
+        <w:rFonts w:ascii="Courier New" w:hAnsi="Courier New" w:cs="Courier New" w:hint="default"/>
+      </w:rPr>
+    </w:lvl>
+    <w:lvl w:ilvl="2" w:tplc="48090005" w:tentative="1">
+      <w:start w:val="1"/>
+      <w:numFmt w:val="bullet"/>
+      <w:lvlText w:val=""/>
+      <w:lvlJc w:val="left"/>
+      <w:pPr>
+        <w:ind w:left="2520" w:hanging="360"/>
+      </w:pPr>
+      <w:rPr>
+        <w:rFonts w:ascii="Wingdings" w:hAnsi="Wingdings" w:hint="default"/>
+      </w:rPr>
+    </w:lvl>
+    <w:lvl w:ilvl="3" w:tplc="48090001" w:tentative="1">
+      <w:start w:val="1"/>
+      <w:numFmt w:val="bullet"/>
+      <w:lvlText w:val=""/>
+      <w:lvlJc w:val="left"/>
+      <w:pPr>
+        <w:ind w:left="3240" w:hanging="360"/>
+      </w:pPr>
+      <w:rPr>
+        <w:rFonts w:ascii="Symbol" w:hAnsi="Symbol" w:hint="default"/>
+      </w:rPr>
+    </w:lvl>
+    <w:lvl w:ilvl="4" w:tplc="48090003" w:tentative="1">
+      <w:start w:val="1"/>
+      <w:numFmt w:val="bullet"/>
+      <w:lvlText w:val="o"/>
+      <w:lvlJc w:val="left"/>
+      <w:pPr>
+        <w:ind w:left="3960" w:hanging="360"/>
+      </w:pPr>
+      <w:rPr>
+        <w:rFonts w:ascii="Courier New" w:hAnsi="Courier New" w:cs="Courier New" w:hint="default"/>
+      </w:rPr>
+    </w:lvl>
+    <w:lvl w:ilvl="5" w:tplc="48090005" w:tentative="1">
+      <w:start w:val="1"/>
+      <w:numFmt w:val="bullet"/>
+      <w:lvlText w:val=""/>
+      <w:lvlJc w:val="left"/>
+      <w:pPr>
+        <w:ind w:left="4680" w:hanging="360"/>
+      </w:pPr>
+      <w:rPr>
+        <w:rFonts w:ascii="Wingdings" w:hAnsi="Wingdings" w:hint="default"/>
+      </w:rPr>
+    </w:lvl>
+    <w:lvl w:ilvl="6" w:tplc="48090001" w:tentative="1">
+      <w:start w:val="1"/>
+      <w:numFmt w:val="bullet"/>
+      <w:lvlText w:val=""/>
+      <w:lvlJc w:val="left"/>
+      <w:pPr>
+        <w:ind w:left="5400" w:hanging="360"/>
+      </w:pPr>
+      <w:rPr>
+        <w:rFonts w:ascii="Symbol" w:hAnsi="Symbol" w:hint="default"/>
+      </w:rPr>
+    </w:lvl>
+    <w:lvl w:ilvl="7" w:tplc="48090003" w:tentative="1">
+      <w:start w:val="1"/>
+      <w:numFmt w:val="bullet"/>
+      <w:lvlText w:val="o"/>
+      <w:lvlJc w:val="left"/>
+      <w:pPr>
+        <w:ind w:left="6120" w:hanging="360"/>
+      </w:pPr>
+      <w:rPr>
+        <w:rFonts w:ascii="Courier New" w:hAnsi="Courier New" w:cs="Courier New" w:hint="default"/>
+      </w:rPr>
+    </w:lvl>
+    <w:lvl w:ilvl="8" w:tplc="48090005" w:tentative="1">
+      <w:start w:val="1"/>
+      <w:numFmt w:val="bullet"/>
+      <w:lvlText w:val=""/>
+      <w:lvlJc w:val="left"/>
+      <w:pPr>
+        <w:ind w:left="6840" w:hanging="360"/>
+      </w:pPr>
+      <w:rPr>
+        <w:rFonts w:ascii="Wingdings" w:hAnsi="Wingdings" w:hint="default"/>
+      </w:rPr>
+    </w:lvl>
+  </w:abstractNum>
+  <w:abstractNum w:abstractNumId="20" w15:restartNumberingAfterBreak="0">
     <w:nsid w:val="4F1A4C17"/>
     <w:multiLevelType w:val="hybridMultilevel"/>
     <w:tmpl w:val="26E69670"/>
@@ -6748,7 +7501,120 @@
       </w:rPr>
     </w:lvl>
   </w:abstractNum>
-  <w:abstractNum w:abstractNumId="15" w15:restartNumberingAfterBreak="0">
+  <w:abstractNum w:abstractNumId="21" w15:restartNumberingAfterBreak="0">
+    <w:nsid w:val="550C7259"/>
+    <w:multiLevelType w:val="hybridMultilevel"/>
+    <w:tmpl w:val="1E24947C"/>
+    <w:lvl w:ilvl="0" w:tplc="48090001">
+      <w:start w:val="1"/>
+      <w:numFmt w:val="bullet"/>
+      <w:lvlText w:val=""/>
+      <w:lvlJc w:val="left"/>
+      <w:pPr>
+        <w:ind w:left="360" w:hanging="360"/>
+      </w:pPr>
+      <w:rPr>
+        <w:rFonts w:ascii="Symbol" w:hAnsi="Symbol" w:hint="default"/>
+      </w:rPr>
+    </w:lvl>
+    <w:lvl w:ilvl="1" w:tplc="48090003" w:tentative="1">
+      <w:start w:val="1"/>
+      <w:numFmt w:val="bullet"/>
+      <w:lvlText w:val="o"/>
+      <w:lvlJc w:val="left"/>
+      <w:pPr>
+        <w:ind w:left="1080" w:hanging="360"/>
+      </w:pPr>
+      <w:rPr>
+        <w:rFonts w:ascii="Courier New" w:hAnsi="Courier New" w:cs="Courier New" w:hint="default"/>
+      </w:rPr>
+    </w:lvl>
+    <w:lvl w:ilvl="2" w:tplc="48090005" w:tentative="1">
+      <w:start w:val="1"/>
+      <w:numFmt w:val="bullet"/>
+      <w:lvlText w:val=""/>
+      <w:lvlJc w:val="left"/>
+      <w:pPr>
+        <w:ind w:left="1800" w:hanging="360"/>
+      </w:pPr>
+      <w:rPr>
+        <w:rFonts w:ascii="Wingdings" w:hAnsi="Wingdings" w:hint="default"/>
+      </w:rPr>
+    </w:lvl>
+    <w:lvl w:ilvl="3" w:tplc="48090001" w:tentative="1">
+      <w:start w:val="1"/>
+      <w:numFmt w:val="bullet"/>
+      <w:lvlText w:val=""/>
+      <w:lvlJc w:val="left"/>
+      <w:pPr>
+        <w:ind w:left="2520" w:hanging="360"/>
+      </w:pPr>
+      <w:rPr>
+        <w:rFonts w:ascii="Symbol" w:hAnsi="Symbol" w:hint="default"/>
+      </w:rPr>
+    </w:lvl>
+    <w:lvl w:ilvl="4" w:tplc="48090003" w:tentative="1">
+      <w:start w:val="1"/>
+      <w:numFmt w:val="bullet"/>
+      <w:lvlText w:val="o"/>
+      <w:lvlJc w:val="left"/>
+      <w:pPr>
+        <w:ind w:left="3240" w:hanging="360"/>
+      </w:pPr>
+      <w:rPr>
+        <w:rFonts w:ascii="Courier New" w:hAnsi="Courier New" w:cs="Courier New" w:hint="default"/>
+      </w:rPr>
+    </w:lvl>
+    <w:lvl w:ilvl="5" w:tplc="48090005" w:tentative="1">
+      <w:start w:val="1"/>
+      <w:numFmt w:val="bullet"/>
+      <w:lvlText w:val=""/>
+      <w:lvlJc w:val="left"/>
+      <w:pPr>
+        <w:ind w:left="3960" w:hanging="360"/>
+      </w:pPr>
+      <w:rPr>
+        <w:rFonts w:ascii="Wingdings" w:hAnsi="Wingdings" w:hint="default"/>
+      </w:rPr>
+    </w:lvl>
+    <w:lvl w:ilvl="6" w:tplc="48090001" w:tentative="1">
+      <w:start w:val="1"/>
+      <w:numFmt w:val="bullet"/>
+      <w:lvlText w:val=""/>
+      <w:lvlJc w:val="left"/>
+      <w:pPr>
+        <w:ind w:left="4680" w:hanging="360"/>
+      </w:pPr>
+      <w:rPr>
+        <w:rFonts w:ascii="Symbol" w:hAnsi="Symbol" w:hint="default"/>
+      </w:rPr>
+    </w:lvl>
+    <w:lvl w:ilvl="7" w:tplc="48090003" w:tentative="1">
+      <w:start w:val="1"/>
+      <w:numFmt w:val="bullet"/>
+      <w:lvlText w:val="o"/>
+      <w:lvlJc w:val="left"/>
+      <w:pPr>
+        <w:ind w:left="5400" w:hanging="360"/>
+      </w:pPr>
+      <w:rPr>
+        <w:rFonts w:ascii="Courier New" w:hAnsi="Courier New" w:cs="Courier New" w:hint="default"/>
+      </w:rPr>
+    </w:lvl>
+    <w:lvl w:ilvl="8" w:tplc="48090005" w:tentative="1">
+      <w:start w:val="1"/>
+      <w:numFmt w:val="bullet"/>
+      <w:lvlText w:val=""/>
+      <w:lvlJc w:val="left"/>
+      <w:pPr>
+        <w:ind w:left="6120" w:hanging="360"/>
+      </w:pPr>
+      <w:rPr>
+        <w:rFonts w:ascii="Wingdings" w:hAnsi="Wingdings" w:hint="default"/>
+      </w:rPr>
+    </w:lvl>
+  </w:abstractNum>
+  <w:abstractNum w:abstractNumId="22" w15:restartNumberingAfterBreak="0">
     <w:nsid w:val="563B5AA9"/>
     <w:multiLevelType w:val="multilevel"/>
     <w:tmpl w:val="82D0D016"/>
@@ -6897,7 +7763,7 @@
       </w:rPr>
     </w:lvl>
   </w:abstractNum>
-  <w:abstractNum w:abstractNumId="16" w15:restartNumberingAfterBreak="0">
+  <w:abstractNum w:abstractNumId="23" w15:restartNumberingAfterBreak="0">
     <w:nsid w:val="584A4C79"/>
     <w:multiLevelType w:val="hybridMultilevel"/>
     <w:tmpl w:val="2AE2878C"/>
@@ -7010,7 +7876,120 @@
       </w:rPr>
     </w:lvl>
   </w:abstractNum>
-  <w:abstractNum w:abstractNumId="17" w15:restartNumberingAfterBreak="0">
+  <w:abstractNum w:abstractNumId="24" w15:restartNumberingAfterBreak="0">
+    <w:nsid w:val="59420BC2"/>
+    <w:multiLevelType w:val="hybridMultilevel"/>
+    <w:tmpl w:val="77EADB6E"/>
+    <w:lvl w:ilvl="0" w:tplc="48090001">
+      <w:start w:val="1"/>
+      <w:numFmt w:val="bullet"/>
+      <w:lvlText w:val=""/>
+      <w:lvlJc w:val="left"/>
+      <w:pPr>
+        <w:ind w:left="360" w:hanging="360"/>
+      </w:pPr>
+      <w:rPr>
+        <w:rFonts w:ascii="Symbol" w:hAnsi="Symbol" w:hint="default"/>
+      </w:rPr>
+    </w:lvl>
+    <w:lvl w:ilvl="1" w:tplc="48090003" w:tentative="1">
+      <w:start w:val="1"/>
+      <w:numFmt w:val="bullet"/>
+      <w:lvlText w:val="o"/>
+      <w:lvlJc w:val="left"/>
+      <w:pPr>
+        <w:ind w:left="1080" w:hanging="360"/>
+      </w:pPr>
+      <w:rPr>
+        <w:rFonts w:ascii="Courier New" w:hAnsi="Courier New" w:cs="Courier New" w:hint="default"/>
+      </w:rPr>
+    </w:lvl>
+    <w:lvl w:ilvl="2" w:tplc="48090005" w:tentative="1">
+      <w:start w:val="1"/>
+      <w:numFmt w:val="bullet"/>
+      <w:lvlText w:val=""/>
+      <w:lvlJc w:val="left"/>
+      <w:pPr>
+        <w:ind w:left="1800" w:hanging="360"/>
+      </w:pPr>
+      <w:rPr>
+        <w:rFonts w:ascii="Wingdings" w:hAnsi="Wingdings" w:hint="default"/>
+      </w:rPr>
+    </w:lvl>
+    <w:lvl w:ilvl="3" w:tplc="48090001" w:tentative="1">
+      <w:start w:val="1"/>
+      <w:numFmt w:val="bullet"/>
+      <w:lvlText w:val=""/>
+      <w:lvlJc w:val="left"/>
+      <w:pPr>
+        <w:ind w:left="2520" w:hanging="360"/>
+      </w:pPr>
+      <w:rPr>
+        <w:rFonts w:ascii="Symbol" w:hAnsi="Symbol" w:hint="default"/>
+      </w:rPr>
+    </w:lvl>
+    <w:lvl w:ilvl="4" w:tplc="48090003" w:tentative="1">
+      <w:start w:val="1"/>
+      <w:numFmt w:val="bullet"/>
+      <w:lvlText w:val="o"/>
+      <w:lvlJc w:val="left"/>
+      <w:pPr>
+        <w:ind w:left="3240" w:hanging="360"/>
+      </w:pPr>
+      <w:rPr>
+        <w:rFonts w:ascii="Courier New" w:hAnsi="Courier New" w:cs="Courier New" w:hint="default"/>
+      </w:rPr>
+    </w:lvl>
+    <w:lvl w:ilvl="5" w:tplc="48090005" w:tentative="1">
+      <w:start w:val="1"/>
+      <w:numFmt w:val="bullet"/>
+      <w:lvlText w:val=""/>
+      <w:lvlJc w:val="left"/>
+      <w:pPr>
+        <w:ind w:left="3960" w:hanging="360"/>
+      </w:pPr>
+      <w:rPr>
+        <w:rFonts w:ascii="Wingdings" w:hAnsi="Wingdings" w:hint="default"/>
+      </w:rPr>
+    </w:lvl>
+    <w:lvl w:ilvl="6" w:tplc="48090001" w:tentative="1">
+      <w:start w:val="1"/>
+      <w:numFmt w:val="bullet"/>
+      <w:lvlText w:val=""/>
+      <w:lvlJc w:val="left"/>
+      <w:pPr>
+        <w:ind w:left="4680" w:hanging="360"/>
+      </w:pPr>
+      <w:rPr>
+        <w:rFonts w:ascii="Symbol" w:hAnsi="Symbol" w:hint="default"/>
+      </w:rPr>
+    </w:lvl>
+    <w:lvl w:ilvl="7" w:tplc="48090003" w:tentative="1">
+      <w:start w:val="1"/>
+      <w:numFmt w:val="bullet"/>
+      <w:lvlText w:val="o"/>
+      <w:lvlJc w:val="left"/>
+      <w:pPr>
+        <w:ind w:left="5400" w:hanging="360"/>
+      </w:pPr>
+      <w:rPr>
+        <w:rFonts w:ascii="Courier New" w:hAnsi="Courier New" w:cs="Courier New" w:hint="default"/>
+      </w:rPr>
+    </w:lvl>
+    <w:lvl w:ilvl="8" w:tplc="48090005" w:tentative="1">
+      <w:start w:val="1"/>
+      <w:numFmt w:val="bullet"/>
+      <w:lvlText w:val=""/>
+      <w:lvlJc w:val="left"/>
+      <w:pPr>
+        <w:ind w:left="6120" w:hanging="360"/>
+      </w:pPr>
+      <w:rPr>
+        <w:rFonts w:ascii="Wingdings" w:hAnsi="Wingdings" w:hint="default"/>
+      </w:rPr>
+    </w:lvl>
+  </w:abstractNum>
+  <w:abstractNum w:abstractNumId="25" w15:restartNumberingAfterBreak="0">
     <w:nsid w:val="5BCE26F6"/>
     <w:multiLevelType w:val="hybridMultilevel"/>
     <w:tmpl w:val="559EFF1E"/>
@@ -7123,7 +8102,7 @@
       </w:rPr>
     </w:lvl>
   </w:abstractNum>
-  <w:abstractNum w:abstractNumId="18" w15:restartNumberingAfterBreak="0">
+  <w:abstractNum w:abstractNumId="26" w15:restartNumberingAfterBreak="0">
     <w:nsid w:val="5E620FB1"/>
     <w:multiLevelType w:val="hybridMultilevel"/>
     <w:tmpl w:val="54B627C8"/>
@@ -7236,7 +8215,7 @@
       </w:rPr>
     </w:lvl>
   </w:abstractNum>
-  <w:abstractNum w:abstractNumId="19" w15:restartNumberingAfterBreak="0">
+  <w:abstractNum w:abstractNumId="27" w15:restartNumberingAfterBreak="0">
     <w:nsid w:val="602D798C"/>
     <w:multiLevelType w:val="hybridMultilevel"/>
     <w:tmpl w:val="66345C6E"/>
@@ -7349,7 +8328,7 @@
       </w:rPr>
     </w:lvl>
   </w:abstractNum>
-  <w:abstractNum w:abstractNumId="20" w15:restartNumberingAfterBreak="0">
+  <w:abstractNum w:abstractNumId="28" w15:restartNumberingAfterBreak="0">
     <w:nsid w:val="603762B5"/>
     <w:multiLevelType w:val="multilevel"/>
     <w:tmpl w:val="2D98A302"/>
@@ -7498,7 +8477,7 @@
       </w:rPr>
     </w:lvl>
   </w:abstractNum>
-  <w:abstractNum w:abstractNumId="21" w15:restartNumberingAfterBreak="0">
+  <w:abstractNum w:abstractNumId="29" w15:restartNumberingAfterBreak="0">
     <w:nsid w:val="61960830"/>
     <w:multiLevelType w:val="hybridMultilevel"/>
     <w:tmpl w:val="A96C1C60"/>
@@ -7611,7 +8590,432 @@
       </w:rPr>
     </w:lvl>
   </w:abstractNum>
-  <w:abstractNum w:abstractNumId="22" w15:restartNumberingAfterBreak="0">
+  <w:abstractNum w:abstractNumId="30" w15:restartNumberingAfterBreak="0">
+    <w:nsid w:val="63310E7A"/>
+    <w:multiLevelType w:val="hybridMultilevel"/>
+    <w:tmpl w:val="D76246FC"/>
+    <w:lvl w:ilvl="0" w:tplc="48090003">
+      <w:start w:val="1"/>
+      <w:numFmt w:val="bullet"/>
+      <w:lvlText w:val="o"/>
+      <w:lvlJc w:val="left"/>
+      <w:pPr>
+        <w:ind w:left="1080" w:hanging="360"/>
+      </w:pPr>
+      <w:rPr>
+        <w:rFonts w:ascii="Courier New" w:hAnsi="Courier New" w:cs="Courier New" w:hint="default"/>
+      </w:rPr>
+    </w:lvl>
+    <w:lvl w:ilvl="1" w:tplc="FFFFFFFF" w:tentative="1">
+      <w:start w:val="1"/>
+      <w:numFmt w:val="bullet"/>
+      <w:lvlText w:val="o"/>
+      <w:lvlJc w:val="left"/>
+      <w:pPr>
+        <w:ind w:left="1800" w:hanging="360"/>
+      </w:pPr>
+      <w:rPr>
+        <w:rFonts w:ascii="Courier New" w:hAnsi="Courier New" w:cs="Courier New" w:hint="default"/>
+      </w:rPr>
+    </w:lvl>
+    <w:lvl w:ilvl="2" w:tplc="FFFFFFFF" w:tentative="1">
+      <w:start w:val="1"/>
+      <w:numFmt w:val="bullet"/>
+      <w:lvlText w:val=""/>
+      <w:lvlJc w:val="left"/>
+      <w:pPr>
+        <w:ind w:left="2520" w:hanging="360"/>
+      </w:pPr>
+      <w:rPr>
+        <w:rFonts w:ascii="Wingdings" w:hAnsi="Wingdings" w:hint="default"/>
+      </w:rPr>
+    </w:lvl>
+    <w:lvl w:ilvl="3" w:tplc="FFFFFFFF" w:tentative="1">
+      <w:start w:val="1"/>
+      <w:numFmt w:val="bullet"/>
+      <w:lvlText w:val=""/>
+      <w:lvlJc w:val="left"/>
+      <w:pPr>
+        <w:ind w:left="3240" w:hanging="360"/>
+      </w:pPr>
+      <w:rPr>
+        <w:rFonts w:ascii="Symbol" w:hAnsi="Symbol" w:hint="default"/>
+      </w:rPr>
+    </w:lvl>
+    <w:lvl w:ilvl="4" w:tplc="FFFFFFFF" w:tentative="1">
+      <w:start w:val="1"/>
+      <w:numFmt w:val="bullet"/>
+      <w:lvlText w:val="o"/>
+      <w:lvlJc w:val="left"/>
+      <w:pPr>
+        <w:ind w:left="3960" w:hanging="360"/>
+      </w:pPr>
+      <w:rPr>
+        <w:rFonts w:ascii="Courier New" w:hAnsi="Courier New" w:cs="Courier New" w:hint="default"/>
+      </w:rPr>
+    </w:lvl>
+    <w:lvl w:ilvl="5" w:tplc="FFFFFFFF" w:tentative="1">
+      <w:start w:val="1"/>
+      <w:numFmt w:val="bullet"/>
+      <w:lvlText w:val=""/>
+      <w:lvlJc w:val="left"/>
+      <w:pPr>
+        <w:ind w:left="4680" w:hanging="360"/>
+      </w:pPr>
+      <w:rPr>
+        <w:rFonts w:ascii="Wingdings" w:hAnsi="Wingdings" w:hint="default"/>
+      </w:rPr>
+    </w:lvl>
+    <w:lvl w:ilvl="6" w:tplc="FFFFFFFF" w:tentative="1">
+      <w:start w:val="1"/>
+      <w:numFmt w:val="bullet"/>
+      <w:lvlText w:val=""/>
+      <w:lvlJc w:val="left"/>
+      <w:pPr>
+        <w:ind w:left="5400" w:hanging="360"/>
+      </w:pPr>
+      <w:rPr>
+        <w:rFonts w:ascii="Symbol" w:hAnsi="Symbol" w:hint="default"/>
+      </w:rPr>
+    </w:lvl>
+    <w:lvl w:ilvl="7" w:tplc="FFFFFFFF" w:tentative="1">
+      <w:start w:val="1"/>
+      <w:numFmt w:val="bullet"/>
+      <w:lvlText w:val="o"/>
+      <w:lvlJc w:val="left"/>
+      <w:pPr>
+        <w:ind w:left="6120" w:hanging="360"/>
+      </w:pPr>
+      <w:rPr>
+        <w:rFonts w:ascii="Courier New" w:hAnsi="Courier New" w:cs="Courier New" w:hint="default"/>
+      </w:rPr>
+    </w:lvl>
+    <w:lvl w:ilvl="8" w:tplc="FFFFFFFF" w:tentative="1">
+      <w:start w:val="1"/>
+      <w:numFmt w:val="bullet"/>
+      <w:lvlText w:val=""/>
+      <w:lvlJc w:val="left"/>
+      <w:pPr>
+        <w:ind w:left="6840" w:hanging="360"/>
+      </w:pPr>
+      <w:rPr>
+        <w:rFonts w:ascii="Wingdings" w:hAnsi="Wingdings" w:hint="default"/>
+      </w:rPr>
+    </w:lvl>
+  </w:abstractNum>
+  <w:abstractNum w:abstractNumId="31" w15:restartNumberingAfterBreak="0">
+    <w:nsid w:val="67F27EC8"/>
+    <w:multiLevelType w:val="hybridMultilevel"/>
+    <w:tmpl w:val="FFA2739C"/>
+    <w:lvl w:ilvl="0" w:tplc="48090001">
+      <w:start w:val="1"/>
+      <w:numFmt w:val="bullet"/>
+      <w:lvlText w:val=""/>
+      <w:lvlJc w:val="left"/>
+      <w:pPr>
+        <w:ind w:left="360" w:hanging="360"/>
+      </w:pPr>
+      <w:rPr>
+        <w:rFonts w:ascii="Symbol" w:hAnsi="Symbol" w:hint="default"/>
+      </w:rPr>
+    </w:lvl>
+    <w:lvl w:ilvl="1" w:tplc="48090003" w:tentative="1">
+      <w:start w:val="1"/>
+      <w:numFmt w:val="bullet"/>
+      <w:lvlText w:val="o"/>
+      <w:lvlJc w:val="left"/>
+      <w:pPr>
+        <w:ind w:left="1080" w:hanging="360"/>
+      </w:pPr>
+      <w:rPr>
+        <w:rFonts w:ascii="Courier New" w:hAnsi="Courier New" w:cs="Courier New" w:hint="default"/>
+      </w:rPr>
+    </w:lvl>
+    <w:lvl w:ilvl="2" w:tplc="48090005" w:tentative="1">
+      <w:start w:val="1"/>
+      <w:numFmt w:val="bullet"/>
+      <w:lvlText w:val=""/>
+      <w:lvlJc w:val="left"/>
+      <w:pPr>
+        <w:ind w:left="1800" w:hanging="360"/>
+      </w:pPr>
+      <w:rPr>
+        <w:rFonts w:ascii="Wingdings" w:hAnsi="Wingdings" w:hint="default"/>
+      </w:rPr>
+    </w:lvl>
+    <w:lvl w:ilvl="3" w:tplc="48090001" w:tentative="1">
+      <w:start w:val="1"/>
+      <w:numFmt w:val="bullet"/>
+      <w:lvlText w:val=""/>
+      <w:lvlJc w:val="left"/>
+      <w:pPr>
+        <w:ind w:left="2520" w:hanging="360"/>
+      </w:pPr>
+      <w:rPr>
+        <w:rFonts w:ascii="Symbol" w:hAnsi="Symbol" w:hint="default"/>
+      </w:rPr>
+    </w:lvl>
+    <w:lvl w:ilvl="4" w:tplc="48090003" w:tentative="1">
+      <w:start w:val="1"/>
+      <w:numFmt w:val="bullet"/>
+      <w:lvlText w:val="o"/>
+      <w:lvlJc w:val="left"/>
+      <w:pPr>
+        <w:ind w:left="3240" w:hanging="360"/>
+      </w:pPr>
+      <w:rPr>
+        <w:rFonts w:ascii="Courier New" w:hAnsi="Courier New" w:cs="Courier New" w:hint="default"/>
+      </w:rPr>
+    </w:lvl>
+    <w:lvl w:ilvl="5" w:tplc="48090005" w:tentative="1">
+      <w:start w:val="1"/>
+      <w:numFmt w:val="bullet"/>
+      <w:lvlText w:val=""/>
+      <w:lvlJc w:val="left"/>
+      <w:pPr>
+        <w:ind w:left="3960" w:hanging="360"/>
+      </w:pPr>
+      <w:rPr>
+        <w:rFonts w:ascii="Wingdings" w:hAnsi="Wingdings" w:hint="default"/>
+      </w:rPr>
+    </w:lvl>
+    <w:lvl w:ilvl="6" w:tplc="48090001" w:tentative="1">
+      <w:start w:val="1"/>
+      <w:numFmt w:val="bullet"/>
+      <w:lvlText w:val=""/>
+      <w:lvlJc w:val="left"/>
+      <w:pPr>
+        <w:ind w:left="4680" w:hanging="360"/>
+      </w:pPr>
+      <w:rPr>
+        <w:rFonts w:ascii="Symbol" w:hAnsi="Symbol" w:hint="default"/>
+      </w:rPr>
+    </w:lvl>
+    <w:lvl w:ilvl="7" w:tplc="48090003" w:tentative="1">
+      <w:start w:val="1"/>
+      <w:numFmt w:val="bullet"/>
+      <w:lvlText w:val="o"/>
+      <w:lvlJc w:val="left"/>
+      <w:pPr>
+        <w:ind w:left="5400" w:hanging="360"/>
+      </w:pPr>
+      <w:rPr>
+        <w:rFonts w:ascii="Courier New" w:hAnsi="Courier New" w:cs="Courier New" w:hint="default"/>
+      </w:rPr>
+    </w:lvl>
+    <w:lvl w:ilvl="8" w:tplc="48090005" w:tentative="1">
+      <w:start w:val="1"/>
+      <w:numFmt w:val="bullet"/>
+      <w:lvlText w:val=""/>
+      <w:lvlJc w:val="left"/>
+      <w:pPr>
+        <w:ind w:left="6120" w:hanging="360"/>
+      </w:pPr>
+      <w:rPr>
+        <w:rFonts w:ascii="Wingdings" w:hAnsi="Wingdings" w:hint="default"/>
+      </w:rPr>
+    </w:lvl>
+  </w:abstractNum>
+  <w:abstractNum w:abstractNumId="32" w15:restartNumberingAfterBreak="0">
+    <w:nsid w:val="6C6C2BA1"/>
+    <w:multiLevelType w:val="hybridMultilevel"/>
+    <w:tmpl w:val="ED044F50"/>
+    <w:lvl w:ilvl="0" w:tplc="4809000F">
+      <w:start w:val="1"/>
+      <w:numFmt w:val="decimal"/>
+      <w:lvlText w:val="%1."/>
+      <w:lvlJc w:val="left"/>
+      <w:pPr>
+        <w:ind w:left="720" w:hanging="360"/>
+      </w:pPr>
+    </w:lvl>
+    <w:lvl w:ilvl="1" w:tplc="48090019" w:tentative="1">
+      <w:start w:val="1"/>
+      <w:numFmt w:val="lowerLetter"/>
+      <w:lvlText w:val="%2."/>
+      <w:lvlJc w:val="left"/>
+      <w:pPr>
+        <w:ind w:left="1440" w:hanging="360"/>
+      </w:pPr>
+    </w:lvl>
+    <w:lvl w:ilvl="2" w:tplc="4809001B" w:tentative="1">
+      <w:start w:val="1"/>
+      <w:numFmt w:val="lowerRoman"/>
+      <w:lvlText w:val="%3."/>
+      <w:lvlJc w:val="right"/>
+      <w:pPr>
+        <w:ind w:left="2160" w:hanging="180"/>
+      </w:pPr>
+    </w:lvl>
+    <w:lvl w:ilvl="3" w:tplc="4809000F" w:tentative="1">
+      <w:start w:val="1"/>
+      <w:numFmt w:val="decimal"/>
+      <w:lvlText w:val="%4."/>
+      <w:lvlJc w:val="left"/>
+      <w:pPr>
+        <w:ind w:left="2880" w:hanging="360"/>
+      </w:pPr>
+    </w:lvl>
+    <w:lvl w:ilvl="4" w:tplc="48090019" w:tentative="1">
+      <w:start w:val="1"/>
+      <w:numFmt w:val="lowerLetter"/>
+      <w:lvlText w:val="%5."/>
+      <w:lvlJc w:val="left"/>
+      <w:pPr>
+        <w:ind w:left="3600" w:hanging="360"/>
+      </w:pPr>
+    </w:lvl>
+    <w:lvl w:ilvl="5" w:tplc="4809001B" w:tentative="1">
+      <w:start w:val="1"/>
+      <w:numFmt w:val="lowerRoman"/>
+      <w:lvlText w:val="%6."/>
+      <w:lvlJc w:val="right"/>
+      <w:pPr>
+        <w:ind w:left="4320" w:hanging="180"/>
+      </w:pPr>
+    </w:lvl>
+    <w:lvl w:ilvl="6" w:tplc="4809000F" w:tentative="1">
+      <w:start w:val="1"/>
+      <w:numFmt w:val="decimal"/>
+      <w:lvlText w:val="%7."/>
+      <w:lvlJc w:val="left"/>
+      <w:pPr>
+        <w:ind w:left="5040" w:hanging="360"/>
+      </w:pPr>
+    </w:lvl>
+    <w:lvl w:ilvl="7" w:tplc="48090019" w:tentative="1">
+      <w:start w:val="1"/>
+      <w:numFmt w:val="lowerLetter"/>
+      <w:lvlText w:val="%8."/>
+      <w:lvlJc w:val="left"/>
+      <w:pPr>
+        <w:ind w:left="5760" w:hanging="360"/>
+      </w:pPr>
+    </w:lvl>
+    <w:lvl w:ilvl="8" w:tplc="4809001B" w:tentative="1">
+      <w:start w:val="1"/>
+      <w:numFmt w:val="lowerRoman"/>
+      <w:lvlText w:val="%9."/>
+      <w:lvlJc w:val="right"/>
+      <w:pPr>
+        <w:ind w:left="6480" w:hanging="180"/>
+      </w:pPr>
+    </w:lvl>
+  </w:abstractNum>
+  <w:abstractNum w:abstractNumId="33" w15:restartNumberingAfterBreak="0">
+    <w:nsid w:val="6D941C5B"/>
+    <w:multiLevelType w:val="hybridMultilevel"/>
+    <w:tmpl w:val="F856B0B2"/>
+    <w:lvl w:ilvl="0" w:tplc="48090001">
+      <w:start w:val="1"/>
+      <w:numFmt w:val="bullet"/>
+      <w:lvlText w:val=""/>
+      <w:lvlJc w:val="left"/>
+      <w:pPr>
+        <w:ind w:left="360" w:hanging="360"/>
+      </w:pPr>
+      <w:rPr>
+        <w:rFonts w:ascii="Symbol" w:hAnsi="Symbol" w:hint="default"/>
+      </w:rPr>
+    </w:lvl>
+    <w:lvl w:ilvl="1" w:tplc="48090003" w:tentative="1">
+      <w:start w:val="1"/>
+      <w:numFmt w:val="bullet"/>
+      <w:lvlText w:val="o"/>
+      <w:lvlJc w:val="left"/>
+      <w:pPr>
+        <w:ind w:left="1080" w:hanging="360"/>
+      </w:pPr>
+      <w:rPr>
+        <w:rFonts w:ascii="Courier New" w:hAnsi="Courier New" w:cs="Courier New" w:hint="default"/>
+      </w:rPr>
+    </w:lvl>
+    <w:lvl w:ilvl="2" w:tplc="48090005" w:tentative="1">
+      <w:start w:val="1"/>
+      <w:numFmt w:val="bullet"/>
+      <w:lvlText w:val=""/>
+      <w:lvlJc w:val="left"/>
+      <w:pPr>
+        <w:ind w:left="1800" w:hanging="360"/>
+      </w:pPr>
+      <w:rPr>
+        <w:rFonts w:ascii="Wingdings" w:hAnsi="Wingdings" w:hint="default"/>
+      </w:rPr>
+    </w:lvl>
+    <w:lvl w:ilvl="3" w:tplc="48090001" w:tentative="1">
+      <w:start w:val="1"/>
+      <w:numFmt w:val="bullet"/>
+      <w:lvlText w:val=""/>
+      <w:lvlJc w:val="left"/>
+      <w:pPr>
+        <w:ind w:left="2520" w:hanging="360"/>
+      </w:pPr>
+      <w:rPr>
+        <w:rFonts w:ascii="Symbol" w:hAnsi="Symbol" w:hint="default"/>
+      </w:rPr>
+    </w:lvl>
+    <w:lvl w:ilvl="4" w:tplc="48090003" w:tentative="1">
+      <w:start w:val="1"/>
+      <w:numFmt w:val="bullet"/>
+      <w:lvlText w:val="o"/>
+      <w:lvlJc w:val="left"/>
+      <w:pPr>
+        <w:ind w:left="3240" w:hanging="360"/>
+      </w:pPr>
+      <w:rPr>
+        <w:rFonts w:ascii="Courier New" w:hAnsi="Courier New" w:cs="Courier New" w:hint="default"/>
+      </w:rPr>
+    </w:lvl>
+    <w:lvl w:ilvl="5" w:tplc="48090005" w:tentative="1">
+      <w:start w:val="1"/>
+      <w:numFmt w:val="bullet"/>
+      <w:lvlText w:val=""/>
+      <w:lvlJc w:val="left"/>
+      <w:pPr>
+        <w:ind w:left="3960" w:hanging="360"/>
+      </w:pPr>
+      <w:rPr>
+        <w:rFonts w:ascii="Wingdings" w:hAnsi="Wingdings" w:hint="default"/>
+      </w:rPr>
+    </w:lvl>
+    <w:lvl w:ilvl="6" w:tplc="48090001" w:tentative="1">
+      <w:start w:val="1"/>
+      <w:numFmt w:val="bullet"/>
+      <w:lvlText w:val=""/>
+      <w:lvlJc w:val="left"/>
+      <w:pPr>
+        <w:ind w:left="4680" w:hanging="360"/>
+      </w:pPr>
+      <w:rPr>
+        <w:rFonts w:ascii="Symbol" w:hAnsi="Symbol" w:hint="default"/>
+      </w:rPr>
+    </w:lvl>
+    <w:lvl w:ilvl="7" w:tplc="48090003" w:tentative="1">
+      <w:start w:val="1"/>
+      <w:numFmt w:val="bullet"/>
+      <w:lvlText w:val="o"/>
+      <w:lvlJc w:val="left"/>
+      <w:pPr>
+        <w:ind w:left="5400" w:hanging="360"/>
+      </w:pPr>
+      <w:rPr>
+        <w:rFonts w:ascii="Courier New" w:hAnsi="Courier New" w:cs="Courier New" w:hint="default"/>
+      </w:rPr>
+    </w:lvl>
+    <w:lvl w:ilvl="8" w:tplc="48090005" w:tentative="1">
+      <w:start w:val="1"/>
+      <w:numFmt w:val="bullet"/>
+      <w:lvlText w:val=""/>
+      <w:lvlJc w:val="left"/>
+      <w:pPr>
+        <w:ind w:left="6120" w:hanging="360"/>
+      </w:pPr>
+      <w:rPr>
+        <w:rFonts w:ascii="Wingdings" w:hAnsi="Wingdings" w:hint="default"/>
+      </w:rPr>
+    </w:lvl>
+  </w:abstractNum>
+  <w:abstractNum w:abstractNumId="34" w15:restartNumberingAfterBreak="0">
     <w:nsid w:val="7117444F"/>
     <w:multiLevelType w:val="multilevel"/>
     <w:tmpl w:val="BF86E76A"/>
@@ -7760,7 +9164,7 @@
       </w:rPr>
     </w:lvl>
   </w:abstractNum>
-  <w:abstractNum w:abstractNumId="23" w15:restartNumberingAfterBreak="0">
+  <w:abstractNum w:abstractNumId="35" w15:restartNumberingAfterBreak="0">
     <w:nsid w:val="721D051D"/>
     <w:multiLevelType w:val="multilevel"/>
     <w:tmpl w:val="D3A02AF8"/>
@@ -7909,7 +9313,7 @@
       </w:rPr>
     </w:lvl>
   </w:abstractNum>
-  <w:abstractNum w:abstractNumId="24" w15:restartNumberingAfterBreak="0">
+  <w:abstractNum w:abstractNumId="36" w15:restartNumberingAfterBreak="0">
     <w:nsid w:val="730B3A4F"/>
     <w:multiLevelType w:val="hybridMultilevel"/>
     <w:tmpl w:val="50B21B04"/>
@@ -8023,52 +9427,52 @@
     </w:lvl>
   </w:abstractNum>
   <w:num w:numId="1" w16cid:durableId="2026979370">
-    <w:abstractNumId w:val="18"/>
+    <w:abstractNumId w:val="26"/>
   </w:num>
   <w:num w:numId="2" w16cid:durableId="770785175">
-    <w:abstractNumId w:val="8"/>
+    <w:abstractNumId w:val="13"/>
   </w:num>
   <w:num w:numId="3" w16cid:durableId="1412503040">
-    <w:abstractNumId w:val="7"/>
+    <w:abstractNumId w:val="12"/>
   </w:num>
   <w:num w:numId="4" w16cid:durableId="1718124143">
-    <w:abstractNumId w:val="12"/>
+    <w:abstractNumId w:val="17"/>
   </w:num>
   <w:num w:numId="5" w16cid:durableId="1312827630">
-    <w:abstractNumId w:val="24"/>
+    <w:abstractNumId w:val="36"/>
   </w:num>
   <w:num w:numId="6" w16cid:durableId="602884813">
-    <w:abstractNumId w:val="16"/>
+    <w:abstractNumId w:val="23"/>
   </w:num>
   <w:num w:numId="7" w16cid:durableId="918753925">
-    <w:abstractNumId w:val="9"/>
+    <w:abstractNumId w:val="14"/>
   </w:num>
   <w:num w:numId="8" w16cid:durableId="1542785829">
-    <w:abstractNumId w:val="14"/>
+    <w:abstractNumId w:val="20"/>
   </w:num>
   <w:num w:numId="9" w16cid:durableId="2083021308">
-    <w:abstractNumId w:val="17"/>
+    <w:abstractNumId w:val="25"/>
   </w:num>
   <w:num w:numId="10" w16cid:durableId="1875342482">
-    <w:abstractNumId w:val="19"/>
+    <w:abstractNumId w:val="27"/>
   </w:num>
   <w:num w:numId="11" w16cid:durableId="637415236">
     <w:abstractNumId w:val="1"/>
   </w:num>
   <w:num w:numId="12" w16cid:durableId="162286792">
-    <w:abstractNumId w:val="21"/>
+    <w:abstractNumId w:val="29"/>
   </w:num>
   <w:num w:numId="13" w16cid:durableId="579994754">
     <w:abstractNumId w:val="2"/>
   </w:num>
   <w:num w:numId="14" w16cid:durableId="122383680">
-    <w:abstractNumId w:val="6"/>
+    <w:abstractNumId w:val="9"/>
   </w:num>
   <w:num w:numId="15" w16cid:durableId="1999963107">
-    <w:abstractNumId w:val="23"/>
+    <w:abstractNumId w:val="35"/>
   </w:num>
   <w:num w:numId="16" w16cid:durableId="1268347004">
-    <w:abstractNumId w:val="15"/>
+    <w:abstractNumId w:val="22"/>
   </w:num>
   <w:num w:numId="17" w16cid:durableId="1843616173">
     <w:abstractNumId w:val="0"/>
@@ -8077,28 +9481,72 @@
     <w:abstractNumId w:val="3"/>
   </w:num>
   <w:num w:numId="19" w16cid:durableId="1034113782">
-    <w:abstractNumId w:val="22"/>
+    <w:abstractNumId w:val="34"/>
   </w:num>
   <w:num w:numId="20" w16cid:durableId="407457768">
-    <w:abstractNumId w:val="20"/>
+    <w:abstractNumId w:val="28"/>
   </w:num>
   <w:num w:numId="21" w16cid:durableId="227694668">
+    <w:abstractNumId w:val="15"/>
+  </w:num>
+  <w:num w:numId="22" w16cid:durableId="143396419">
+    <w:abstractNumId w:val="7"/>
+  </w:num>
+  <w:num w:numId="23" w16cid:durableId="1569150782">
+    <w:abstractNumId w:val="18"/>
+  </w:num>
+  <w:num w:numId="24" w16cid:durableId="229770541">
+    <w:abstractNumId w:val="6"/>
+  </w:num>
+  <w:num w:numId="25" w16cid:durableId="623000499">
+    <w:abstractNumId w:val="16"/>
+  </w:num>
+  <w:num w:numId="26" w16cid:durableId="1237977529">
+    <w:abstractNumId w:val="11"/>
+  </w:num>
+  <w:num w:numId="27" w16cid:durableId="197551950">
+    <w:abstractNumId w:val="24"/>
+  </w:num>
+  <w:num w:numId="28" w16cid:durableId="398016668">
+    <w:abstractNumId w:val="31"/>
+  </w:num>
+  <w:num w:numId="29" w16cid:durableId="1624799711">
+    <w:abstractNumId w:val="8"/>
+  </w:num>
+  <w:num w:numId="30" w16cid:durableId="355234091">
+    <w:abstractNumId w:val="21"/>
+  </w:num>
+  <w:num w:numId="31" w16cid:durableId="168101543">
+    <w:abstractNumId w:val="33"/>
+  </w:num>
+  <w:num w:numId="32" w16cid:durableId="1422793844">
+    <w:abstractNumId w:val="5"/>
+  </w:num>
+  <w:num w:numId="33" w16cid:durableId="1302492520">
+    <w:abstractNumId w:val="32"/>
+  </w:num>
+  <w:num w:numId="34" w16cid:durableId="1458838136">
     <w:abstractNumId w:val="10"/>
   </w:num>
-  <w:num w:numId="22" w16cid:durableId="143396419">
-    <w:abstractNumId w:val="5"/>
+  <w:num w:numId="35" w16cid:durableId="203492424">
+    <w:abstractNumId w:val="19"/>
   </w:num>
-  <w:num w:numId="23" w16cid:durableId="1569150782">
-    <w:abstractNumId w:val="13"/>
+  <w:num w:numId="36" w16cid:durableId="388499058">
+    <w:abstractNumId w:val="30"/>
   </w:num>
-  <w:num w:numId="24" w16cid:durableId="229770541">
+  <w:num w:numId="37" w16cid:durableId="32846804">
     <w:abstractNumId w:val="4"/>
-  </w:num>
-  <w:num w:numId="25" w16cid:durableId="623000499">
-    <w:abstractNumId w:val="11"/>
   </w:num>
   <w:numIdMacAtCleanup w:val="12"/>
 </w:numbering>
+</file>
+
+<file path=word/people.xml><?xml version="1.0" encoding="utf-8"?>
+<w15:people xmlns:wpc="http://schemas.microsoft.com/office/word/2010/wordprocessingCanvas" xmlns:cx="http://schemas.microsoft.com/office/drawing/2014/chartex" xmlns:cx1="http://schemas.microsoft.com/office/drawing/2015/9/8/chartex" xmlns:cx2="http://schemas.microsoft.com/office/drawing/2015/10/21/chartex" xmlns:cx3="http://schemas.microsoft.com/office/drawing/2016/5/9/chartex" xmlns:cx4="http://schemas.microsoft.com/office/drawing/2016/5/10/chartex" xmlns:cx5="http://schemas.microsoft.com/office/drawing/2016/5/11/chartex" xmlns:cx6="http://schemas.microsoft.com/office/drawing/2016/5/12/chartex" xmlns:cx7="http://schemas.microsoft.com/office/drawing/2016/5/13/chartex" xmlns:cx8="http://schemas.microsoft.com/office/drawing/2016/5/14/chartex" xmlns:mc="http://schemas.openxmlformats.org/markup-compatibility/2006" xmlns:aink="http://schemas.microsoft.com/office/drawing/2016/ink" xmlns:am3d="http://schemas.microsoft.com/office/drawing/2017/model3d" xmlns:o="urn:schemas-microsoft-com:office:office" xmlns:oel="http://schemas.microsoft.com/office/2019/extlst" xmlns:r="http://schemas.openxmlformats.org/officeDocument/2006/relationships" xmlns:m="http://schemas.openxmlformats.org/officeDocument/2006/math" xmlns:v="urn:schemas-microsoft-com:vml" xmlns:wp14="http://schemas.microsoft.com/office/word/2010/wordprocessingDrawing" xmlns:wp="http://schemas.openxmlformats.org/drawingml/2006/wordprocessingDrawing" xmlns:w10="urn:schemas-microsoft-com:office:word" xmlns:w="http://schemas.openxmlformats.org/wordprocessingml/2006/main" xmlns:w14="http://schemas.microsoft.com/office/word/2010/wordml" xmlns:w15="http://schemas.microsoft.com/office/word/2012/wordml" xmlns:w16cex="http://schemas.microsoft.com/office/word/2018/wordml/cex" xmlns:w16cid="http://schemas.microsoft.com/office/word/2016/wordml/cid" xmlns:w16="http://schemas.microsoft.com/office/word/2018/wordml" xmlns:w16du="http://schemas.microsoft.com/office/word/2023/wordml/word16du" xmlns:w16sdtdh="http://schemas.microsoft.com/office/word/2020/wordml/sdtdatahash" xmlns:w16sdtfl="http://schemas.microsoft.com/office/word/2024/wordml/sdtformatlock" xmlns:w16se="http://schemas.microsoft.com/office/word/2015/wordml/symex" xmlns:wpg="http://schemas.microsoft.com/office/word/2010/wordprocessingGroup" xmlns:wpi="http://schemas.microsoft.com/office/word/2010/wordprocessingInk" xmlns:wne="http://schemas.microsoft.com/office/word/2006/wordml" xmlns:wps="http://schemas.microsoft.com/office/word/2010/wordprocessingShape" mc:Ignorable="w14 w15 w16se w16cid w16 w16cex w16sdtdh w16sdtfl w16du wp14">
+  <w15:person w15:author="Qin Yi TEO (MOE)">
+    <w15:presenceInfo w15:providerId="AD" w15:userId="S::TEO_Qin_Yi@moe.gov.sg::b6abb586-d0cd-4f32-b18e-99406000299e"/>
+  </w15:person>
+</w15:people>
 </file>
 
 <file path=word/styles.xml><?xml version="1.0" encoding="utf-8"?>
@@ -9117,7 +10565,6 @@
     <w:basedOn w:val="Normal"/>
     <w:next w:val="Normal"/>
     <w:uiPriority w:val="35"/>
-    <w:semiHidden/>
     <w:unhideWhenUsed/>
     <w:qFormat/>
     <w:rsid w:val="00666080"/>
@@ -9655,21 +11102,15 @@
 </file>
 
 <file path=customXml/item1.xml><?xml version="1.0" encoding="utf-8"?>
-<p:properties xmlns:p="http://schemas.microsoft.com/office/2006/metadata/properties" xmlns:xsi="http://www.w3.org/2001/XMLSchema-instance" xmlns:pc="http://schemas.microsoft.com/office/infopath/2007/PartnerControls">
-  <documentManagement>
-    <TaxCatchAll xmlns="023b6993-7b2a-47fc-abda-801f9cfc4a22" xsi:nil="true"/>
-    <lcf76f155ced4ddcb4097134ff3c332f xmlns="8e7907c9-d300-453a-973f-22b249258053">
-      <Terms xmlns="http://schemas.microsoft.com/office/infopath/2007/PartnerControls"/>
-    </lcf76f155ced4ddcb4097134ff3c332f>
-  </documentManagement>
-</p:properties>
+<?mso-contentType ?>
+<FormTemplates xmlns="http://schemas.microsoft.com/sharepoint/v3/contenttype/forms">
+  <Display>DocumentLibraryForm</Display>
+  <Edit>DocumentLibraryForm</Edit>
+  <New>DocumentLibraryForm</New>
+</FormTemplates>
 </file>
 
 <file path=customXml/item2.xml><?xml version="1.0" encoding="utf-8"?>
-<b:Sources xmlns:b="http://schemas.openxmlformats.org/officeDocument/2006/bibliography" xmlns="http://schemas.openxmlformats.org/officeDocument/2006/bibliography" SelectedStyle="\APASixthEditionOfficeOnline.xsl" StyleName="APA" Version="6"/>
-</file>
-
-<file path=customXml/item3.xml><?xml version="1.0" encoding="utf-8"?>
 <ct:contentTypeSchema xmlns:ct="http://schemas.microsoft.com/office/2006/metadata/contentType" xmlns:ma="http://schemas.microsoft.com/office/2006/metadata/properties/metaAttributes" ct:_="" ma:_="" ma:contentTypeName="Document" ma:contentTypeID="0x010100AC396C50D41E3A4091F741143D4A7CC7" ma:contentTypeVersion="18" ma:contentTypeDescription="Create a new document." ma:contentTypeScope="" ma:versionID="f378cebc068dfd670ebd76e205da12b1">
   <xsd:schema xmlns:xsd="http://www.w3.org/2001/XMLSchema" xmlns:xs="http://www.w3.org/2001/XMLSchema" xmlns:p="http://schemas.microsoft.com/office/2006/metadata/properties" xmlns:ns2="8e7907c9-d300-453a-973f-22b249258053" xmlns:ns3="023b6993-7b2a-47fc-abda-801f9cfc4a22" targetNamespace="http://schemas.microsoft.com/office/2006/metadata/properties" ma:root="true" ma:fieldsID="2f4f494262955d3b6ca69ec50711387d" ns2:_="" ns3:_="">
     <xsd:import namespace="8e7907c9-d300-453a-973f-22b249258053"/>
@@ -9924,35 +11365,30 @@
 </ct:contentTypeSchema>
 </file>
 
+<file path=customXml/item3.xml><?xml version="1.0" encoding="utf-8"?>
+<b:Sources xmlns:b="http://schemas.openxmlformats.org/officeDocument/2006/bibliography" xmlns="http://schemas.openxmlformats.org/officeDocument/2006/bibliography" SelectedStyle="\APASixthEditionOfficeOnline.xsl" StyleName="APA" Version="6"/>
+</file>
+
 <file path=customXml/item4.xml><?xml version="1.0" encoding="utf-8"?>
-<?mso-contentType ?>
-<FormTemplates xmlns="http://schemas.microsoft.com/sharepoint/v3/contenttype/forms">
-  <Display>DocumentLibraryForm</Display>
-  <Edit>DocumentLibraryForm</Edit>
-  <New>DocumentLibraryForm</New>
-</FormTemplates>
+<p:properties xmlns:p="http://schemas.microsoft.com/office/2006/metadata/properties" xmlns:xsi="http://www.w3.org/2001/XMLSchema-instance" xmlns:pc="http://schemas.microsoft.com/office/infopath/2007/PartnerControls">
+  <documentManagement>
+    <TaxCatchAll xmlns="023b6993-7b2a-47fc-abda-801f9cfc4a22" xsi:nil="true"/>
+    <lcf76f155ced4ddcb4097134ff3c332f xmlns="8e7907c9-d300-453a-973f-22b249258053">
+      <Terms xmlns="http://schemas.microsoft.com/office/infopath/2007/PartnerControls"/>
+    </lcf76f155ced4ddcb4097134ff3c332f>
+  </documentManagement>
+</p:properties>
 </file>
 
 <file path=customXml/itemProps1.xml><?xml version="1.0" encoding="utf-8"?>
-<ds:datastoreItem xmlns:ds="http://schemas.openxmlformats.org/officeDocument/2006/customXml" ds:itemID="{1890BF3E-2BB0-4699-ACB7-204C5D59217A}">
+<ds:datastoreItem xmlns:ds="http://schemas.openxmlformats.org/officeDocument/2006/customXml" ds:itemID="{7617CAF8-389E-41BF-8601-F61DA77694D5}">
   <ds:schemaRefs>
-    <ds:schemaRef ds:uri="http://schemas.microsoft.com/office/2006/metadata/properties"/>
-    <ds:schemaRef ds:uri="http://schemas.microsoft.com/office/infopath/2007/PartnerControls"/>
-    <ds:schemaRef ds:uri="023b6993-7b2a-47fc-abda-801f9cfc4a22"/>
-    <ds:schemaRef ds:uri="8e7907c9-d300-453a-973f-22b249258053"/>
+    <ds:schemaRef ds:uri="http://schemas.microsoft.com/sharepoint/v3/contenttype/forms"/>
   </ds:schemaRefs>
 </ds:datastoreItem>
 </file>
 
 <file path=customXml/itemProps2.xml><?xml version="1.0" encoding="utf-8"?>
-<ds:datastoreItem xmlns:ds="http://schemas.openxmlformats.org/officeDocument/2006/customXml" ds:itemID="{D5F75A63-D568-4C10-A4C9-C5458562EBEE}">
-  <ds:schemaRefs>
-    <ds:schemaRef ds:uri="http://schemas.openxmlformats.org/officeDocument/2006/bibliography"/>
-  </ds:schemaRefs>
-</ds:datastoreItem>
-</file>
-
-<file path=customXml/itemProps3.xml><?xml version="1.0" encoding="utf-8"?>
 <ds:datastoreItem xmlns:ds="http://schemas.openxmlformats.org/officeDocument/2006/customXml" ds:itemID="{07038C64-CB7E-44D0-8F16-E5C18212BB7E}">
   <ds:schemaRefs>
     <ds:schemaRef ds:uri="http://schemas.microsoft.com/office/2006/metadata/contentType"/>
@@ -9971,10 +11407,21 @@
 </ds:datastoreItem>
 </file>
 
+<file path=customXml/itemProps3.xml><?xml version="1.0" encoding="utf-8"?>
+<ds:datastoreItem xmlns:ds="http://schemas.openxmlformats.org/officeDocument/2006/customXml" ds:itemID="{D5F75A63-D568-4C10-A4C9-C5458562EBEE}">
+  <ds:schemaRefs>
+    <ds:schemaRef ds:uri="http://schemas.openxmlformats.org/officeDocument/2006/bibliography"/>
+  </ds:schemaRefs>
+</ds:datastoreItem>
+</file>
+
 <file path=customXml/itemProps4.xml><?xml version="1.0" encoding="utf-8"?>
-<ds:datastoreItem xmlns:ds="http://schemas.openxmlformats.org/officeDocument/2006/customXml" ds:itemID="{7617CAF8-389E-41BF-8601-F61DA77694D5}">
+<ds:datastoreItem xmlns:ds="http://schemas.openxmlformats.org/officeDocument/2006/customXml" ds:itemID="{1890BF3E-2BB0-4699-ACB7-204C5D59217A}">
   <ds:schemaRefs>
-    <ds:schemaRef ds:uri="http://schemas.microsoft.com/sharepoint/v3/contenttype/forms"/>
+    <ds:schemaRef ds:uri="http://schemas.microsoft.com/office/2006/metadata/properties"/>
+    <ds:schemaRef ds:uri="http://schemas.microsoft.com/office/infopath/2007/PartnerControls"/>
+    <ds:schemaRef ds:uri="023b6993-7b2a-47fc-abda-801f9cfc4a22"/>
+    <ds:schemaRef ds:uri="8e7907c9-d300-453a-973f-22b249258053"/>
   </ds:schemaRefs>
 </ds:datastoreItem>
 </file>
--- a/SSI.docx
+++ b/SSI.docx
@@ -11102,15 +11102,6 @@
 </file>
 
 <file path=customXml/item1.xml><?xml version="1.0" encoding="utf-8"?>
-<?mso-contentType ?>
-<FormTemplates xmlns="http://schemas.microsoft.com/sharepoint/v3/contenttype/forms">
-  <Display>DocumentLibraryForm</Display>
-  <Edit>DocumentLibraryForm</Edit>
-  <New>DocumentLibraryForm</New>
-</FormTemplates>
-</file>
-
-<file path=customXml/item2.xml><?xml version="1.0" encoding="utf-8"?>
 <ct:contentTypeSchema xmlns:ct="http://schemas.microsoft.com/office/2006/metadata/contentType" xmlns:ma="http://schemas.microsoft.com/office/2006/metadata/properties/metaAttributes" ct:_="" ma:_="" ma:contentTypeName="Document" ma:contentTypeID="0x010100AC396C50D41E3A4091F741143D4A7CC7" ma:contentTypeVersion="18" ma:contentTypeDescription="Create a new document." ma:contentTypeScope="" ma:versionID="f378cebc068dfd670ebd76e205da12b1">
   <xsd:schema xmlns:xsd="http://www.w3.org/2001/XMLSchema" xmlns:xs="http://www.w3.org/2001/XMLSchema" xmlns:p="http://schemas.microsoft.com/office/2006/metadata/properties" xmlns:ns2="8e7907c9-d300-453a-973f-22b249258053" xmlns:ns3="023b6993-7b2a-47fc-abda-801f9cfc4a22" targetNamespace="http://schemas.microsoft.com/office/2006/metadata/properties" ma:root="true" ma:fieldsID="2f4f494262955d3b6ca69ec50711387d" ns2:_="" ns3:_="">
     <xsd:import namespace="8e7907c9-d300-453a-973f-22b249258053"/>
@@ -11365,11 +11356,16 @@
 </ct:contentTypeSchema>
 </file>
 
-<file path=customXml/item3.xml><?xml version="1.0" encoding="utf-8"?>
-<b:Sources xmlns:b="http://schemas.openxmlformats.org/officeDocument/2006/bibliography" xmlns="http://schemas.openxmlformats.org/officeDocument/2006/bibliography" SelectedStyle="\APASixthEditionOfficeOnline.xsl" StyleName="APA" Version="6"/>
+<file path=customXml/item2.xml><?xml version="1.0" encoding="utf-8"?>
+<?mso-contentType ?>
+<FormTemplates xmlns="http://schemas.microsoft.com/sharepoint/v3/contenttype/forms">
+  <Display>DocumentLibraryForm</Display>
+  <Edit>DocumentLibraryForm</Edit>
+  <New>DocumentLibraryForm</New>
+</FormTemplates>
 </file>
 
-<file path=customXml/item4.xml><?xml version="1.0" encoding="utf-8"?>
+<file path=customXml/item3.xml><?xml version="1.0" encoding="utf-8"?>
 <p:properties xmlns:p="http://schemas.microsoft.com/office/2006/metadata/properties" xmlns:xsi="http://www.w3.org/2001/XMLSchema-instance" xmlns:pc="http://schemas.microsoft.com/office/infopath/2007/PartnerControls">
   <documentManagement>
     <TaxCatchAll xmlns="023b6993-7b2a-47fc-abda-801f9cfc4a22" xsi:nil="true"/>
@@ -11380,15 +11376,11 @@
 </p:properties>
 </file>
 
-<file path=customXml/itemProps1.xml><?xml version="1.0" encoding="utf-8"?>
-<ds:datastoreItem xmlns:ds="http://schemas.openxmlformats.org/officeDocument/2006/customXml" ds:itemID="{7617CAF8-389E-41BF-8601-F61DA77694D5}">
-  <ds:schemaRefs>
-    <ds:schemaRef ds:uri="http://schemas.microsoft.com/sharepoint/v3/contenttype/forms"/>
-  </ds:schemaRefs>
-</ds:datastoreItem>
+<file path=customXml/item4.xml><?xml version="1.0" encoding="utf-8"?>
+<b:Sources xmlns:b="http://schemas.openxmlformats.org/officeDocument/2006/bibliography" xmlns="http://schemas.openxmlformats.org/officeDocument/2006/bibliography" SelectedStyle="\APASixthEditionOfficeOnline.xsl" StyleName="APA" Version="6"/>
 </file>
 
-<file path=customXml/itemProps2.xml><?xml version="1.0" encoding="utf-8"?>
+<file path=customXml/itemProps1.xml><?xml version="1.0" encoding="utf-8"?>
 <ds:datastoreItem xmlns:ds="http://schemas.openxmlformats.org/officeDocument/2006/customXml" ds:itemID="{07038C64-CB7E-44D0-8F16-E5C18212BB7E}">
   <ds:schemaRefs>
     <ds:schemaRef ds:uri="http://schemas.microsoft.com/office/2006/metadata/contentType"/>
@@ -11407,15 +11399,15 @@
 </ds:datastoreItem>
 </file>
 
-<file path=customXml/itemProps3.xml><?xml version="1.0" encoding="utf-8"?>
-<ds:datastoreItem xmlns:ds="http://schemas.openxmlformats.org/officeDocument/2006/customXml" ds:itemID="{D5F75A63-D568-4C10-A4C9-C5458562EBEE}">
+<file path=customXml/itemProps2.xml><?xml version="1.0" encoding="utf-8"?>
+<ds:datastoreItem xmlns:ds="http://schemas.openxmlformats.org/officeDocument/2006/customXml" ds:itemID="{7617CAF8-389E-41BF-8601-F61DA77694D5}">
   <ds:schemaRefs>
-    <ds:schemaRef ds:uri="http://schemas.openxmlformats.org/officeDocument/2006/bibliography"/>
+    <ds:schemaRef ds:uri="http://schemas.microsoft.com/sharepoint/v3/contenttype/forms"/>
   </ds:schemaRefs>
 </ds:datastoreItem>
 </file>
 
-<file path=customXml/itemProps4.xml><?xml version="1.0" encoding="utf-8"?>
+<file path=customXml/itemProps3.xml><?xml version="1.0" encoding="utf-8"?>
 <ds:datastoreItem xmlns:ds="http://schemas.openxmlformats.org/officeDocument/2006/customXml" ds:itemID="{1890BF3E-2BB0-4699-ACB7-204C5D59217A}">
   <ds:schemaRefs>
     <ds:schemaRef ds:uri="http://schemas.microsoft.com/office/2006/metadata/properties"/>
@@ -11424,4 +11416,12 @@
     <ds:schemaRef ds:uri="8e7907c9-d300-453a-973f-22b249258053"/>
   </ds:schemaRefs>
 </ds:datastoreItem>
+</file>
+
+<file path=customXml/itemProps4.xml><?xml version="1.0" encoding="utf-8"?>
+<ds:datastoreItem xmlns:ds="http://schemas.openxmlformats.org/officeDocument/2006/customXml" ds:itemID="{D5F75A63-D568-4C10-A4C9-C5458562EBEE}">
+  <ds:schemaRefs>
+    <ds:schemaRef ds:uri="http://schemas.openxmlformats.org/officeDocument/2006/bibliography"/>
+  </ds:schemaRefs>
+</ds:datastoreItem>
 </file>
--- a/SSI.docx
+++ b/SSI.docx
@@ -322,6 +322,23 @@
           <w:szCs w:val="24"/>
         </w:rPr>
         <w:t> </w:t>
+      </w:r>
+      <w:hyperlink r:id="rId11" w:history="1">
+        <w:r>
+          <w:rPr>
+            <w:rStyle w:val="Hyperlink"/>
+            <w:sz w:val="24"/>
+            <w:szCs w:val="24"/>
+          </w:rPr>
+          <w:t>www.channelnewsasia.com</w:t>
+        </w:r>
+      </w:hyperlink>
+      <w:r>
+        <w:rPr>
+          <w:sz w:val="24"/>
+          <w:szCs w:val="24"/>
+        </w:rPr>
+        <w:t xml:space="preserve"> </w:t>
       </w:r>
     </w:p>
     <w:p>
@@ -975,7 +992,7 @@
                     </pic:cNvPicPr>
                   </pic:nvPicPr>
                   <pic:blipFill>
-                    <a:blip r:embed="rId11" cstate="print">
+                    <a:blip r:embed="rId12" cstate="print">
                       <a:extLst>
                         <a:ext uri="{28A0092B-C50C-407E-A947-70E740481C1C}">
                           <a14:useLocalDpi xmlns:a14="http://schemas.microsoft.com/office/drawing/2010/main" val="0"/>
@@ -1306,7 +1323,7 @@
           <w:szCs w:val="24"/>
         </w:rPr>
         <w:sectPr>
-          <w:footerReference w:type="default" r:id="rId12"/>
+          <w:footerReference w:type="default" r:id="rId13"/>
           <w:pgSz w:w="11906" w:h="16838"/>
           <w:pgMar w:top="720" w:right="720" w:bottom="720" w:left="720" w:header="708" w:footer="708" w:gutter="0"/>
           <w:cols w:space="708"/>
@@ -11102,6 +11119,15 @@
 </file>
 
 <file path=customXml/item1.xml><?xml version="1.0" encoding="utf-8"?>
+<?mso-contentType ?>
+<FormTemplates xmlns="http://schemas.microsoft.com/sharepoint/v3/contenttype/forms">
+  <Display>DocumentLibraryForm</Display>
+  <Edit>DocumentLibraryForm</Edit>
+  <New>DocumentLibraryForm</New>
+</FormTemplates>
+</file>
+
+<file path=customXml/item2.xml><?xml version="1.0" encoding="utf-8"?>
 <ct:contentTypeSchema xmlns:ct="http://schemas.microsoft.com/office/2006/metadata/contentType" xmlns:ma="http://schemas.microsoft.com/office/2006/metadata/properties/metaAttributes" ct:_="" ma:_="" ma:contentTypeName="Document" ma:contentTypeID="0x010100AC396C50D41E3A4091F741143D4A7CC7" ma:contentTypeVersion="18" ma:contentTypeDescription="Create a new document." ma:contentTypeScope="" ma:versionID="f378cebc068dfd670ebd76e205da12b1">
   <xsd:schema xmlns:xsd="http://www.w3.org/2001/XMLSchema" xmlns:xs="http://www.w3.org/2001/XMLSchema" xmlns:p="http://schemas.microsoft.com/office/2006/metadata/properties" xmlns:ns2="8e7907c9-d300-453a-973f-22b249258053" xmlns:ns3="023b6993-7b2a-47fc-abda-801f9cfc4a22" targetNamespace="http://schemas.microsoft.com/office/2006/metadata/properties" ma:root="true" ma:fieldsID="2f4f494262955d3b6ca69ec50711387d" ns2:_="" ns3:_="">
     <xsd:import namespace="8e7907c9-d300-453a-973f-22b249258053"/>
@@ -11356,16 +11382,11 @@
 </ct:contentTypeSchema>
 </file>
 
-<file path=customXml/item2.xml><?xml version="1.0" encoding="utf-8"?>
-<?mso-contentType ?>
-<FormTemplates xmlns="http://schemas.microsoft.com/sharepoint/v3/contenttype/forms">
-  <Display>DocumentLibraryForm</Display>
-  <Edit>DocumentLibraryForm</Edit>
-  <New>DocumentLibraryForm</New>
-</FormTemplates>
+<file path=customXml/item3.xml><?xml version="1.0" encoding="utf-8"?>
+<b:Sources xmlns:b="http://schemas.openxmlformats.org/officeDocument/2006/bibliography" xmlns="http://schemas.openxmlformats.org/officeDocument/2006/bibliography" SelectedStyle="\APASixthEditionOfficeOnline.xsl" StyleName="APA" Version="6"/>
 </file>
 
-<file path=customXml/item3.xml><?xml version="1.0" encoding="utf-8"?>
+<file path=customXml/item4.xml><?xml version="1.0" encoding="utf-8"?>
 <p:properties xmlns:p="http://schemas.microsoft.com/office/2006/metadata/properties" xmlns:xsi="http://www.w3.org/2001/XMLSchema-instance" xmlns:pc="http://schemas.microsoft.com/office/infopath/2007/PartnerControls">
   <documentManagement>
     <TaxCatchAll xmlns="023b6993-7b2a-47fc-abda-801f9cfc4a22" xsi:nil="true"/>
@@ -11376,11 +11397,15 @@
 </p:properties>
 </file>
 
-<file path=customXml/item4.xml><?xml version="1.0" encoding="utf-8"?>
-<b:Sources xmlns:b="http://schemas.openxmlformats.org/officeDocument/2006/bibliography" xmlns="http://schemas.openxmlformats.org/officeDocument/2006/bibliography" SelectedStyle="\APASixthEditionOfficeOnline.xsl" StyleName="APA" Version="6"/>
+<file path=customXml/itemProps1.xml><?xml version="1.0" encoding="utf-8"?>
+<ds:datastoreItem xmlns:ds="http://schemas.openxmlformats.org/officeDocument/2006/customXml" ds:itemID="{7617CAF8-389E-41BF-8601-F61DA77694D5}">
+  <ds:schemaRefs>
+    <ds:schemaRef ds:uri="http://schemas.microsoft.com/sharepoint/v3/contenttype/forms"/>
+  </ds:schemaRefs>
+</ds:datastoreItem>
 </file>
 
-<file path=customXml/itemProps1.xml><?xml version="1.0" encoding="utf-8"?>
+<file path=customXml/itemProps2.xml><?xml version="1.0" encoding="utf-8"?>
 <ds:datastoreItem xmlns:ds="http://schemas.openxmlformats.org/officeDocument/2006/customXml" ds:itemID="{07038C64-CB7E-44D0-8F16-E5C18212BB7E}">
   <ds:schemaRefs>
     <ds:schemaRef ds:uri="http://schemas.microsoft.com/office/2006/metadata/contentType"/>
@@ -11399,15 +11424,15 @@
 </ds:datastoreItem>
 </file>
 
-<file path=customXml/itemProps2.xml><?xml version="1.0" encoding="utf-8"?>
-<ds:datastoreItem xmlns:ds="http://schemas.openxmlformats.org/officeDocument/2006/customXml" ds:itemID="{7617CAF8-389E-41BF-8601-F61DA77694D5}">
+<file path=customXml/itemProps3.xml><?xml version="1.0" encoding="utf-8"?>
+<ds:datastoreItem xmlns:ds="http://schemas.openxmlformats.org/officeDocument/2006/customXml" ds:itemID="{D5F75A63-D568-4C10-A4C9-C5458562EBEE}">
   <ds:schemaRefs>
-    <ds:schemaRef ds:uri="http://schemas.microsoft.com/sharepoint/v3/contenttype/forms"/>
+    <ds:schemaRef ds:uri="http://schemas.openxmlformats.org/officeDocument/2006/bibliography"/>
   </ds:schemaRefs>
 </ds:datastoreItem>
 </file>
 
-<file path=customXml/itemProps3.xml><?xml version="1.0" encoding="utf-8"?>
+<file path=customXml/itemProps4.xml><?xml version="1.0" encoding="utf-8"?>
 <ds:datastoreItem xmlns:ds="http://schemas.openxmlformats.org/officeDocument/2006/customXml" ds:itemID="{1890BF3E-2BB0-4699-ACB7-204C5D59217A}">
   <ds:schemaRefs>
     <ds:schemaRef ds:uri="http://schemas.microsoft.com/office/2006/metadata/properties"/>
@@ -11416,12 +11441,4 @@
     <ds:schemaRef ds:uri="8e7907c9-d300-453a-973f-22b249258053"/>
   </ds:schemaRefs>
 </ds:datastoreItem>
-</file>
-
-<file path=customXml/itemProps4.xml><?xml version="1.0" encoding="utf-8"?>
-<ds:datastoreItem xmlns:ds="http://schemas.openxmlformats.org/officeDocument/2006/customXml" ds:itemID="{D5F75A63-D568-4C10-A4C9-C5458562EBEE}">
-  <ds:schemaRefs>
-    <ds:schemaRef ds:uri="http://schemas.openxmlformats.org/officeDocument/2006/bibliography"/>
-  </ds:schemaRefs>
-</ds:datastoreItem>
 </file>
--- a/SSI.docx
+++ b/SSI.docx
@@ -323,16 +323,6 @@
         </w:rPr>
         <w:t> </w:t>
       </w:r>
-      <w:hyperlink r:id="rId11" w:history="1">
-        <w:r>
-          <w:rPr>
-            <w:rStyle w:val="Hyperlink"/>
-            <w:sz w:val="24"/>
-            <w:szCs w:val="24"/>
-          </w:rPr>
-          <w:t>www.channelnewsasia.com</w:t>
-        </w:r>
-      </w:hyperlink>
       <w:r>
         <w:rPr>
           <w:sz w:val="24"/>
@@ -992,7 +982,7 @@
                     </pic:cNvPicPr>
                   </pic:nvPicPr>
                   <pic:blipFill>
-                    <a:blip r:embed="rId12" cstate="print">
+                    <a:blip r:embed="rId11" cstate="print">
                       <a:extLst>
                         <a:ext uri="{28A0092B-C50C-407E-A947-70E740481C1C}">
                           <a14:useLocalDpi xmlns:a14="http://schemas.microsoft.com/office/drawing/2010/main" val="0"/>
@@ -1323,7 +1313,7 @@
           <w:szCs w:val="24"/>
         </w:rPr>
         <w:sectPr>
-          <w:footerReference w:type="default" r:id="rId13"/>
+          <w:footerReference w:type="default" r:id="rId12"/>
           <w:pgSz w:w="11906" w:h="16838"/>
           <w:pgMar w:top="720" w:right="720" w:bottom="720" w:left="720" w:header="708" w:footer="708" w:gutter="0"/>
           <w:cols w:space="708"/>
@@ -1688,7 +1678,15 @@
               <w:t>For</w:t>
             </w:r>
             <w:r>
-              <w:t xml:space="preserve"> students to make a decision as lawmakers, they need to learn more about vaccination in Singapore first.</w:t>
+              <w:t xml:space="preserve"> students to </w:t>
+            </w:r>
+            <w:proofErr w:type="gramStart"/>
+            <w:r>
+              <w:t>make a decision</w:t>
+            </w:r>
+            <w:proofErr w:type="gramEnd"/>
+            <w:r>
+              <w:t xml:space="preserve"> as lawmakers, they need to learn more about vaccination in Singapore first.</w:t>
             </w:r>
           </w:p>
           <w:p>
@@ -1995,7 +1993,21 @@
               <w:rPr>
                 <w:lang w:val="en-SG"/>
               </w:rPr>
-              <w:t xml:space="preserve">Padlet, SLS DAT or Classpoint can be used to collate and summarise students’ responses.  </w:t>
+              <w:t xml:space="preserve">Padlet, SLS DAT or </w:t>
+            </w:r>
+            <w:proofErr w:type="spellStart"/>
+            <w:r>
+              <w:rPr>
+                <w:lang w:val="en-SG"/>
+              </w:rPr>
+              <w:t>Classpoint</w:t>
+            </w:r>
+            <w:proofErr w:type="spellEnd"/>
+            <w:r>
+              <w:rPr>
+                <w:lang w:val="en-SG"/>
+              </w:rPr>
+              <w:t xml:space="preserve"> can be used to collate and summarise students’ responses.  </w:t>
             </w:r>
           </w:p>
         </w:tc>
@@ -2323,7 +2335,47 @@
                 <w:lang w:val="en-SG" w:eastAsia="en-SG"/>
                 <w14:ligatures w14:val="none"/>
               </w:rPr>
-              <w:t xml:space="preserve"> Mentimeter or Classpoint to provide visualisation of the class responses. </w:t>
+              <w:t xml:space="preserve"> </w:t>
+            </w:r>
+            <w:proofErr w:type="spellStart"/>
+            <w:r>
+              <w:rPr>
+                <w:rFonts w:eastAsia="Times New Roman" w:cs="Times New Roman"/>
+                <w:kern w:val="0"/>
+                <w:lang w:val="en-SG" w:eastAsia="en-SG"/>
+                <w14:ligatures w14:val="none"/>
+              </w:rPr>
+              <w:t>Mentimeter</w:t>
+            </w:r>
+            <w:proofErr w:type="spellEnd"/>
+            <w:r>
+              <w:rPr>
+                <w:rFonts w:eastAsia="Times New Roman" w:cs="Times New Roman"/>
+                <w:kern w:val="0"/>
+                <w:lang w:val="en-SG" w:eastAsia="en-SG"/>
+                <w14:ligatures w14:val="none"/>
+              </w:rPr>
+              <w:t xml:space="preserve"> or </w:t>
+            </w:r>
+            <w:proofErr w:type="spellStart"/>
+            <w:r>
+              <w:rPr>
+                <w:rFonts w:eastAsia="Times New Roman" w:cs="Times New Roman"/>
+                <w:kern w:val="0"/>
+                <w:lang w:val="en-SG" w:eastAsia="en-SG"/>
+                <w14:ligatures w14:val="none"/>
+              </w:rPr>
+              <w:t>Classpoint</w:t>
+            </w:r>
+            <w:proofErr w:type="spellEnd"/>
+            <w:r>
+              <w:rPr>
+                <w:rFonts w:eastAsia="Times New Roman" w:cs="Times New Roman"/>
+                <w:kern w:val="0"/>
+                <w:lang w:val="en-SG" w:eastAsia="en-SG"/>
+                <w14:ligatures w14:val="none"/>
+              </w:rPr>
+              <w:t xml:space="preserve"> to provide visualisation of the class responses. </w:t>
             </w:r>
           </w:p>
           <w:p>
@@ -2565,7 +2617,21 @@
               <w:rPr>
                 <w:lang w:val="en-SG"/>
               </w:rPr>
-              <w:t>Teacher also scaffolds students to employ skepticism when analysing information sources and to consider dimensions of the issue that remain subject to ongoing scientific inquiry.</w:t>
+              <w:t xml:space="preserve">Teacher also scaffolds students to employ </w:t>
+            </w:r>
+            <w:proofErr w:type="spellStart"/>
+            <w:r>
+              <w:rPr>
+                <w:lang w:val="en-SG"/>
+              </w:rPr>
+              <w:t>skepticism</w:t>
+            </w:r>
+            <w:proofErr w:type="spellEnd"/>
+            <w:r>
+              <w:rPr>
+                <w:lang w:val="en-SG"/>
+              </w:rPr>
+              <w:t xml:space="preserve"> when analysing information sources and to consider dimensions of the issue that remain subject to ongoing scientific inquiry.</w:t>
             </w:r>
           </w:p>
           <w:p>
@@ -2658,8 +2724,30 @@
               <w:rPr>
                 <w:lang w:val="en-SG"/>
               </w:rPr>
-              <w:t>Tools such as Mentimeter or Classpoint</w:t>
-            </w:r>
+              <w:t xml:space="preserve">Tools such as </w:t>
+            </w:r>
+            <w:proofErr w:type="spellStart"/>
+            <w:r>
+              <w:rPr>
+                <w:lang w:val="en-SG"/>
+              </w:rPr>
+              <w:t>Mentimeter</w:t>
+            </w:r>
+            <w:proofErr w:type="spellEnd"/>
+            <w:r>
+              <w:rPr>
+                <w:lang w:val="en-SG"/>
+              </w:rPr>
+              <w:t xml:space="preserve"> or </w:t>
+            </w:r>
+            <w:proofErr w:type="spellStart"/>
+            <w:r>
+              <w:rPr>
+                <w:lang w:val="en-SG"/>
+              </w:rPr>
+              <w:t>Classpoint</w:t>
+            </w:r>
+            <w:proofErr w:type="spellEnd"/>
             <w:r>
               <w:rPr>
                 <w:lang w:val="en-SG"/>
@@ -2804,7 +2892,35 @@
               <w:rPr>
                 <w:lang w:val="en-SG"/>
               </w:rPr>
-              <w:t xml:space="preserve"> Students can use AI tools like Snork , Transcribe, Vocaroo to record their discussion and to summarise their discussion for presentation. Students can use Notebook LM or ChatGPT to generate alternative presentation representations of their discussion. </w:t>
+              <w:t xml:space="preserve"> Students can use AI tools like </w:t>
+            </w:r>
+            <w:proofErr w:type="gramStart"/>
+            <w:r>
+              <w:rPr>
+                <w:lang w:val="en-SG"/>
+              </w:rPr>
+              <w:t>Snork ,</w:t>
+            </w:r>
+            <w:proofErr w:type="gramEnd"/>
+            <w:r>
+              <w:rPr>
+                <w:lang w:val="en-SG"/>
+              </w:rPr>
+              <w:t xml:space="preserve"> Transcribe, </w:t>
+            </w:r>
+            <w:proofErr w:type="spellStart"/>
+            <w:r>
+              <w:rPr>
+                <w:lang w:val="en-SG"/>
+              </w:rPr>
+              <w:t>Vocaroo</w:t>
+            </w:r>
+            <w:proofErr w:type="spellEnd"/>
+            <w:r>
+              <w:rPr>
+                <w:lang w:val="en-SG"/>
+              </w:rPr>
+              <w:t xml:space="preserve"> to record their discussion and to summarise their discussion for presentation. Students can use Notebook LM or ChatGPT to generate alternative presentation representations of their discussion. </w:t>
             </w:r>
           </w:p>
           <w:p>
@@ -2971,7 +3087,23 @@
                 <w:b/>
                 <w:bCs/>
               </w:rPr>
-              <w:t xml:space="preserve">[Take Action] </w:t>
+              <w:t>[</w:t>
+            </w:r>
+            <w:proofErr w:type="gramStart"/>
+            <w:r>
+              <w:rPr>
+                <w:b/>
+                <w:bCs/>
+              </w:rPr>
+              <w:t>Take Action</w:t>
+            </w:r>
+            <w:proofErr w:type="gramEnd"/>
+            <w:r>
+              <w:rPr>
+                <w:b/>
+                <w:bCs/>
+              </w:rPr>
+              <w:t xml:space="preserve">] </w:t>
             </w:r>
           </w:p>
           <w:p>
@@ -3200,7 +3332,15 @@
               <w:t>(Tech)</w:t>
             </w:r>
             <w:r>
-              <w:t xml:space="preserve"> Teacher use AI tools such as Snokrl, SLS SAFA/AFA to provide feedback </w:t>
+              <w:t xml:space="preserve"> Teacher use AI tools such as </w:t>
+            </w:r>
+            <w:proofErr w:type="spellStart"/>
+            <w:r>
+              <w:t>Snokrl</w:t>
+            </w:r>
+            <w:proofErr w:type="spellEnd"/>
+            <w:r>
+              <w:t xml:space="preserve">, SLS SAFA/AFA to provide feedback </w:t>
             </w:r>
             <w:r>
               <w:t>to students’ responses.</w:t>
@@ -3578,6 +3718,7 @@
               </w:rPr>
               <w:t>[</w:t>
             </w:r>
+            <w:proofErr w:type="gramStart"/>
             <w:r>
               <w:rPr>
                 <w:b/>
@@ -3585,6 +3726,7 @@
               </w:rPr>
               <w:t>Take Action</w:t>
             </w:r>
+            <w:proofErr w:type="gramEnd"/>
             <w:r>
               <w:rPr>
                 <w:b/>
@@ -3797,7 +3939,6 @@
           <w:lang w:val="en-SG"/>
         </w:rPr>
       </w:pPr>
-      <w:commentRangeStart w:id="0"/>
       <w:r>
         <w:rPr>
           <w:lang w:val="en-SG"/>
@@ -3945,16 +4086,6 @@
           <w:lang w:val="en-SG"/>
         </w:rPr>
         <w:t xml:space="preserve"> to make informed decisions as a scientifically literate citizen. </w:t>
-      </w:r>
-      <w:commentRangeEnd w:id="0"/>
-      <w:r>
-        <w:rPr>
-          <w:rStyle w:val="CommentReference"/>
-          <w:sz w:val="22"/>
-          <w:szCs w:val="22"/>
-          <w:lang w:val="en-SG"/>
-        </w:rPr>
-        <w:commentReference w:id="0"/>
       </w:r>
     </w:p>
     <w:tbl>
@@ -4410,7 +4541,15 @@
               </w:rPr>
             </w:pPr>
             <w:r>
-              <w:t>Guide students to compare different ethical frameworks, such as Principlism, Utilitarianism, Deontology, Virtue Ethics and the Ethics of Care.</w:t>
+              <w:t xml:space="preserve">Guide students to compare different ethical frameworks, such as </w:t>
+            </w:r>
+            <w:proofErr w:type="spellStart"/>
+            <w:r>
+              <w:t>Principlism</w:t>
+            </w:r>
+            <w:proofErr w:type="spellEnd"/>
+            <w:r>
+              <w:t>, Utilitarianism, Deontology, Virtue Ethics and the Ethics of Care.</w:t>
             </w:r>
           </w:p>
           <w:p>
@@ -4681,66 +4820,6 @@
     </w:sectPr>
   </w:body>
 </w:document>
-</file>
-
-<file path=word/comments.xml><?xml version="1.0" encoding="utf-8"?>
-<w:comments xmlns:wpc="http://schemas.microsoft.com/office/word/2010/wordprocessingCanvas" xmlns:cx="http://schemas.microsoft.com/office/drawing/2014/chartex" xmlns:cx1="http://schemas.microsoft.com/office/drawing/2015/9/8/chartex" xmlns:cx2="http://schemas.microsoft.com/office/drawing/2015/10/21/chartex" xmlns:cx3="http://schemas.microsoft.com/office/drawing/2016/5/9/chartex" xmlns:cx4="http://schemas.microsoft.com/office/drawing/2016/5/10/chartex" xmlns:cx5="http://schemas.microsoft.com/office/drawing/2016/5/11/chartex" xmlns:cx6="http://schemas.microsoft.com/office/drawing/2016/5/12/chartex" xmlns:cx7="http://schemas.microsoft.com/office/drawing/2016/5/13/chartex" xmlns:cx8="http://schemas.microsoft.com/office/drawing/2016/5/14/chartex" xmlns:mc="http://schemas.openxmlformats.org/markup-compatibility/2006" xmlns:aink="http://schemas.microsoft.com/office/drawing/2016/ink" xmlns:am3d="http://schemas.microsoft.com/office/drawing/2017/model3d" xmlns:o="urn:schemas-microsoft-com:office:office" xmlns:oel="http://schemas.microsoft.com/office/2019/extlst" xmlns:r="http://schemas.openxmlformats.org/officeDocument/2006/relationships" xmlns:m="http://schemas.openxmlformats.org/officeDocument/2006/math" xmlns:v="urn:schemas-microsoft-com:vml" xmlns:wp14="http://schemas.microsoft.com/office/word/2010/wordprocessingDrawing" xmlns:wp="http://schemas.openxmlformats.org/drawingml/2006/wordprocessingDrawing" xmlns:w10="urn:schemas-microsoft-com:office:word" xmlns:w="http://schemas.openxmlformats.org/wordprocessingml/2006/main" xmlns:w14="http://schemas.microsoft.com/office/word/2010/wordml" xmlns:w15="http://schemas.microsoft.com/office/word/2012/wordml" xmlns:w16cex="http://schemas.microsoft.com/office/word/2018/wordml/cex" xmlns:w16cid="http://schemas.microsoft.com/office/word/2016/wordml/cid" xmlns:w16="http://schemas.microsoft.com/office/word/2018/wordml" xmlns:w16du="http://schemas.microsoft.com/office/word/2023/wordml/word16du" xmlns:w16sdtdh="http://schemas.microsoft.com/office/word/2020/wordml/sdtdatahash" xmlns:w16sdtfl="http://schemas.microsoft.com/office/word/2024/wordml/sdtformatlock" xmlns:w16se="http://schemas.microsoft.com/office/word/2015/wordml/symex" xmlns:wpg="http://schemas.microsoft.com/office/word/2010/wordprocessingGroup" xmlns:wpi="http://schemas.microsoft.com/office/word/2010/wordprocessingInk" xmlns:wne="http://schemas.microsoft.com/office/word/2006/wordml" xmlns:wps="http://schemas.microsoft.com/office/word/2010/wordprocessingShape" mc:Ignorable="w14 w15 w16se w16cid w16 w16cex w16sdtdh w16sdtfl w16du wp14">
-  <w:comment w:id="0" w:author="Qin Yi TEO (MOE)" w:date="2026-06-23T18:58:00Z" w:initials="QT">
-    <w:p>
-      <w:pPr>
-        <w:pStyle w:val="CommentText"/>
-      </w:pPr>
-      <w:r>
-        <w:rPr>
-          <w:rStyle w:val="CommentReference"/>
-        </w:rPr>
-        <w:annotationRef/>
-      </w:r>
-      <w:r>
-        <w:fldChar w:fldCharType="begin"/>
-      </w:r>
-      <w:r>
-        <w:instrText>HYPERLINK "mailto:ZHANG_Jiawen@moe.gov.sg"</w:instrText>
-      </w:r>
-      <w:bookmarkStart w:id="1" w:name="_@_20D3C623C2FC45628304DDD404B36F81Z"/>
-      <w:r>
-        <w:fldChar w:fldCharType="separate"/>
-      </w:r>
-      <w:bookmarkEnd w:id="1"/>
-      <w:r>
-        <w:rPr>
-          <w:rStyle w:val="Mention"/>
-          <w:noProof/>
-        </w:rPr>
-        <w:t>@Jiawen ZHANG (MOE)</w:t>
-      </w:r>
-      <w:r>
-        <w:fldChar w:fldCharType="end"/>
-      </w:r>
-      <w:r>
-        <w:t xml:space="preserve"> I have edited the table for differentiation to make it more generic. Can you look through the entries and verify that they are accurate. Thank you!</w:t>
-      </w:r>
-    </w:p>
-  </w:comment>
-</w:comments>
-</file>
-
-<file path=word/commentsExtended.xml><?xml version="1.0" encoding="utf-8"?>
-<w15:commentsEx xmlns:wpc="http://schemas.microsoft.com/office/word/2010/wordprocessingCanvas" xmlns:cx="http://schemas.microsoft.com/office/drawing/2014/chartex" xmlns:cx1="http://schemas.microsoft.com/office/drawing/2015/9/8/chartex" xmlns:cx2="http://schemas.microsoft.com/office/drawing/2015/10/21/chartex" xmlns:cx3="http://schemas.microsoft.com/office/drawing/2016/5/9/chartex" xmlns:cx4="http://schemas.microsoft.com/office/drawing/2016/5/10/chartex" xmlns:cx5="http://schemas.microsoft.com/office/drawing/2016/5/11/chartex" xmlns:cx6="http://schemas.microsoft.com/office/drawing/2016/5/12/chartex" xmlns:cx7="http://schemas.microsoft.com/office/drawing/2016/5/13/chartex" xmlns:cx8="http://schemas.microsoft.com/office/drawing/2016/5/14/chartex" xmlns:mc="http://schemas.openxmlformats.org/markup-compatibility/2006" xmlns:aink="http://schemas.microsoft.com/office/drawing/2016/ink" xmlns:am3d="http://schemas.microsoft.com/office/drawing/2017/model3d" xmlns:o="urn:schemas-microsoft-com:office:office" xmlns:oel="http://schemas.microsoft.com/office/2019/extlst" xmlns:r="http://schemas.openxmlformats.org/officeDocument/2006/relationships" xmlns:m="http://schemas.openxmlformats.org/officeDocument/2006/math" xmlns:v="urn:schemas-microsoft-com:vml" xmlns:wp14="http://schemas.microsoft.com/office/word/2010/wordprocessingDrawing" xmlns:wp="http://schemas.openxmlformats.org/drawingml/2006/wordprocessingDrawing" xmlns:w10="urn:schemas-microsoft-com:office:word" xmlns:w="http://schemas.openxmlformats.org/wordprocessingml/2006/main" xmlns:w14="http://schemas.microsoft.com/office/word/2010/wordml" xmlns:w15="http://schemas.microsoft.com/office/word/2012/wordml" xmlns:w16cex="http://schemas.microsoft.com/office/word/2018/wordml/cex" xmlns:w16cid="http://schemas.microsoft.com/office/word/2016/wordml/cid" xmlns:w16="http://schemas.microsoft.com/office/word/2018/wordml" xmlns:w16du="http://schemas.microsoft.com/office/word/2023/wordml/word16du" xmlns:w16sdtdh="http://schemas.microsoft.com/office/word/2020/wordml/sdtdatahash" xmlns:w16sdtfl="http://schemas.microsoft.com/office/word/2024/wordml/sdtformatlock" xmlns:w16se="http://schemas.microsoft.com/office/word/2015/wordml/symex" xmlns:wpg="http://schemas.microsoft.com/office/word/2010/wordprocessingGroup" xmlns:wpi="http://schemas.microsoft.com/office/word/2010/wordprocessingInk" xmlns:wne="http://schemas.microsoft.com/office/word/2006/wordml" xmlns:wps="http://schemas.microsoft.com/office/word/2010/wordprocessingShape" mc:Ignorable="w14 w15 w16se w16cid w16 w16cex w16sdtdh w16sdtfl w16du wp14">
-  <w15:commentEx w15:paraId="748FD53B" w15:done="0"/>
-</w15:commentsEx>
-</file>
-
-<file path=word/commentsExtensible.xml><?xml version="1.0" encoding="utf-8"?>
-<w16cex:commentsExtensible xmlns:wpc="http://schemas.microsoft.com/office/word/2010/wordprocessingCanvas" xmlns:cx="http://schemas.microsoft.com/office/drawing/2014/chartex" xmlns:cx1="http://schemas.microsoft.com/office/drawing/2015/9/8/chartex" xmlns:cx2="http://schemas.microsoft.com/office/drawing/2015/10/21/chartex" xmlns:cx3="http://schemas.microsoft.com/office/drawing/2016/5/9/chartex" xmlns:cx4="http://schemas.microsoft.com/office/drawing/2016/5/10/chartex" xmlns:cx5="http://schemas.microsoft.com/office/drawing/2016/5/11/chartex" xmlns:cx6="http://schemas.microsoft.com/office/drawing/2016/5/12/chartex" xmlns:cx7="http://schemas.microsoft.com/office/drawing/2016/5/13/chartex" xmlns:cx8="http://schemas.microsoft.com/office/drawing/2016/5/14/chartex" xmlns:cr="http://schemas.microsoft.com/office/comments/2020/reactions" xmlns:mc="http://schemas.openxmlformats.org/markup-compatibility/2006" xmlns:aink="http://schemas.microsoft.com/office/drawing/2016/ink" xmlns:am3d="http://schemas.microsoft.com/office/drawing/2017/model3d" xmlns:o="urn:schemas-microsoft-com:office:office" xmlns:oel="http://schemas.microsoft.com/office/2019/extlst" xmlns:r="http://schemas.openxmlformats.org/officeDocument/2006/relationships" xmlns:m="http://schemas.openxmlformats.org/officeDocument/2006/math" xmlns:v="urn:schemas-microsoft-com:vml" xmlns:wp14="http://schemas.microsoft.com/office/word/2010/wordprocessingDrawing" xmlns:wp="http://schemas.openxmlformats.org/drawingml/2006/wordprocessingDrawing" xmlns:w10="urn:schemas-microsoft-com:office:word" xmlns:w="http://schemas.openxmlformats.org/wordprocessingml/2006/main" xmlns:w14="http://schemas.microsoft.com/office/word/2010/wordml" xmlns:w15="http://schemas.microsoft.com/office/word/2012/wordml" xmlns:w16cex="http://schemas.microsoft.com/office/word/2018/wordml/cex" xmlns:w16cid="http://schemas.microsoft.com/office/word/2016/wordml/cid" xmlns:w16="http://schemas.microsoft.com/office/word/2018/wordml" xmlns:w16du="http://schemas.microsoft.com/office/word/2023/wordml/word16du" xmlns:w16sdtdh="http://schemas.microsoft.com/office/word/2020/wordml/sdtdatahash" xmlns:w16sdtfl="http://schemas.microsoft.com/office/word/2024/wordml/sdtformatlock" xmlns:w16se="http://schemas.microsoft.com/office/word/2015/wordml/symex" xmlns:wpg="http://schemas.microsoft.com/office/word/2010/wordprocessingGroup" xmlns:wpi="http://schemas.microsoft.com/office/word/2010/wordprocessingInk" xmlns:wne="http://schemas.microsoft.com/office/word/2006/wordml" xmlns:wps="http://schemas.microsoft.com/office/word/2010/wordprocessingShape" mc:Ignorable="w14 w15 w16se w16cid w16 w16cex w16sdtdh w16sdtfl cr w16du wp14">
-  <w16cex:commentExtensible w16cex:durableId="5731B09B" w16cex:dateUtc="2026-06-23T10:58:00Z"/>
-</w16cex:commentsExtensible>
-</file>
-
-<file path=word/commentsIds.xml><?xml version="1.0" encoding="utf-8"?>
-<w16cid:commentsIds xmlns:wpc="http://schemas.microsoft.com/office/word/2010/wordprocessingCanvas" xmlns:cx="http://schemas.microsoft.com/office/drawing/2014/chartex" xmlns:cx1="http://schemas.microsoft.com/office/drawing/2015/9/8/chartex" xmlns:cx2="http://schemas.microsoft.com/office/drawing/2015/10/21/chartex" xmlns:cx3="http://schemas.microsoft.com/office/drawing/2016/5/9/chartex" xmlns:cx4="http://schemas.microsoft.com/office/drawing/2016/5/10/chartex" xmlns:cx5="http://schemas.microsoft.com/office/drawing/2016/5/11/chartex" xmlns:cx6="http://schemas.microsoft.com/office/drawing/2016/5/12/chartex" xmlns:cx7="http://schemas.microsoft.com/office/drawing/2016/5/13/chartex" xmlns:cx8="http://schemas.microsoft.com/office/drawing/2016/5/14/chartex" xmlns:mc="http://schemas.openxmlformats.org/markup-compatibility/2006" xmlns:aink="http://schemas.microsoft.com/office/drawing/2016/ink" xmlns:am3d="http://schemas.microsoft.com/office/drawing/2017/model3d" xmlns:o="urn:schemas-microsoft-com:office:office" xmlns:oel="http://schemas.microsoft.com/office/2019/extlst" xmlns:r="http://schemas.openxmlformats.org/officeDocument/2006/relationships" xmlns:m="http://schemas.openxmlformats.org/officeDocument/2006/math" xmlns:v="urn:schemas-microsoft-com:vml" xmlns:wp14="http://schemas.microsoft.com/office/word/2010/wordprocessingDrawing" xmlns:wp="http://schemas.openxmlformats.org/drawingml/2006/wordprocessingDrawing" xmlns:w10="urn:schemas-microsoft-com:office:word" xmlns:w="http://schemas.openxmlformats.org/wordprocessingml/2006/main" xmlns:w14="http://schemas.microsoft.com/office/word/2010/wordml" xmlns:w15="http://schemas.microsoft.com/office/word/2012/wordml" xmlns:w16cex="http://schemas.microsoft.com/office/word/2018/wordml/cex" xmlns:w16cid="http://schemas.microsoft.com/office/word/2016/wordml/cid" xmlns:w16="http://schemas.microsoft.com/office/word/2018/wordml" xmlns:w16du="http://schemas.microsoft.com/office/word/2023/wordml/word16du" xmlns:w16sdtdh="http://schemas.microsoft.com/office/word/2020/wordml/sdtdatahash" xmlns:w16sdtfl="http://schemas.microsoft.com/office/word/2024/wordml/sdtformatlock" xmlns:w16se="http://schemas.microsoft.com/office/word/2015/wordml/symex" xmlns:wpg="http://schemas.microsoft.com/office/word/2010/wordprocessingGroup" xmlns:wpi="http://schemas.microsoft.com/office/word/2010/wordprocessingInk" xmlns:wne="http://schemas.microsoft.com/office/word/2006/wordml" xmlns:wps="http://schemas.microsoft.com/office/word/2010/wordprocessingShape" mc:Ignorable="w14 w15 w16se w16cid w16 w16cex w16sdtdh w16sdtfl w16du wp14">
-  <w16cid:commentId w16cid:paraId="748FD53B" w16cid:durableId="5731B09B"/>
-</w16cid:commentsIds>
 </file>
 
 <file path=word/endnotes.xml><?xml version="1.0" encoding="utf-8"?>
@@ -9556,14 +9635,6 @@
   </w:num>
   <w:numIdMacAtCleanup w:val="12"/>
 </w:numbering>
-</file>
-
-<file path=word/people.xml><?xml version="1.0" encoding="utf-8"?>
-<w15:people xmlns:wpc="http://schemas.microsoft.com/office/word/2010/wordprocessingCanvas" xmlns:cx="http://schemas.microsoft.com/office/drawing/2014/chartex" xmlns:cx1="http://schemas.microsoft.com/office/drawing/2015/9/8/chartex" xmlns:cx2="http://schemas.microsoft.com/office/drawing/2015/10/21/chartex" xmlns:cx3="http://schemas.microsoft.com/office/drawing/2016/5/9/chartex" xmlns:cx4="http://schemas.microsoft.com/office/drawing/2016/5/10/chartex" xmlns:cx5="http://schemas.microsoft.com/office/drawing/2016/5/11/chartex" xmlns:cx6="http://schemas.microsoft.com/office/drawing/2016/5/12/chartex" xmlns:cx7="http://schemas.microsoft.com/office/drawing/2016/5/13/chartex" xmlns:cx8="http://schemas.microsoft.com/office/drawing/2016/5/14/chartex" xmlns:mc="http://schemas.openxmlformats.org/markup-compatibility/2006" xmlns:aink="http://schemas.microsoft.com/office/drawing/2016/ink" xmlns:am3d="http://schemas.microsoft.com/office/drawing/2017/model3d" xmlns:o="urn:schemas-microsoft-com:office:office" xmlns:oel="http://schemas.microsoft.com/office/2019/extlst" xmlns:r="http://schemas.openxmlformats.org/officeDocument/2006/relationships" xmlns:m="http://schemas.openxmlformats.org/officeDocument/2006/math" xmlns:v="urn:schemas-microsoft-com:vml" xmlns:wp14="http://schemas.microsoft.com/office/word/2010/wordprocessingDrawing" xmlns:wp="http://schemas.openxmlformats.org/drawingml/2006/wordprocessingDrawing" xmlns:w10="urn:schemas-microsoft-com:office:word" xmlns:w="http://schemas.openxmlformats.org/wordprocessingml/2006/main" xmlns:w14="http://schemas.microsoft.com/office/word/2010/wordml" xmlns:w15="http://schemas.microsoft.com/office/word/2012/wordml" xmlns:w16cex="http://schemas.microsoft.com/office/word/2018/wordml/cex" xmlns:w16cid="http://schemas.microsoft.com/office/word/2016/wordml/cid" xmlns:w16="http://schemas.microsoft.com/office/word/2018/wordml" xmlns:w16du="http://schemas.microsoft.com/office/word/2023/wordml/word16du" xmlns:w16sdtdh="http://schemas.microsoft.com/office/word/2020/wordml/sdtdatahash" xmlns:w16sdtfl="http://schemas.microsoft.com/office/word/2024/wordml/sdtformatlock" xmlns:w16se="http://schemas.microsoft.com/office/word/2015/wordml/symex" xmlns:wpg="http://schemas.microsoft.com/office/word/2010/wordprocessingGroup" xmlns:wpi="http://schemas.microsoft.com/office/word/2010/wordprocessingInk" xmlns:wne="http://schemas.microsoft.com/office/word/2006/wordml" xmlns:wps="http://schemas.microsoft.com/office/word/2010/wordprocessingShape" mc:Ignorable="w14 w15 w16se w16cid w16 w16cex w16sdtdh w16sdtfl w16du wp14">
-  <w15:person w15:author="Qin Yi TEO (MOE)">
-    <w15:presenceInfo w15:providerId="AD" w15:userId="S::TEO_Qin_Yi@moe.gov.sg::b6abb586-d0cd-4f32-b18e-99406000299e"/>
-  </w15:person>
-</w15:people>
 </file>
 
 <file path=word/styles.xml><?xml version="1.0" encoding="utf-8"?>
@@ -11119,15 +11190,6 @@
 </file>
 
 <file path=customXml/item1.xml><?xml version="1.0" encoding="utf-8"?>
-<?mso-contentType ?>
-<FormTemplates xmlns="http://schemas.microsoft.com/sharepoint/v3/contenttype/forms">
-  <Display>DocumentLibraryForm</Display>
-  <Edit>DocumentLibraryForm</Edit>
-  <New>DocumentLibraryForm</New>
-</FormTemplates>
-</file>
-
-<file path=customXml/item2.xml><?xml version="1.0" encoding="utf-8"?>
 <ct:contentTypeSchema xmlns:ct="http://schemas.microsoft.com/office/2006/metadata/contentType" xmlns:ma="http://schemas.microsoft.com/office/2006/metadata/properties/metaAttributes" ct:_="" ma:_="" ma:contentTypeName="Document" ma:contentTypeID="0x010100AC396C50D41E3A4091F741143D4A7CC7" ma:contentTypeVersion="18" ma:contentTypeDescription="Create a new document." ma:contentTypeScope="" ma:versionID="f378cebc068dfd670ebd76e205da12b1">
   <xsd:schema xmlns:xsd="http://www.w3.org/2001/XMLSchema" xmlns:xs="http://www.w3.org/2001/XMLSchema" xmlns:p="http://schemas.microsoft.com/office/2006/metadata/properties" xmlns:ns2="8e7907c9-d300-453a-973f-22b249258053" xmlns:ns3="023b6993-7b2a-47fc-abda-801f9cfc4a22" targetNamespace="http://schemas.microsoft.com/office/2006/metadata/properties" ma:root="true" ma:fieldsID="2f4f494262955d3b6ca69ec50711387d" ns2:_="" ns3:_="">
     <xsd:import namespace="8e7907c9-d300-453a-973f-22b249258053"/>
@@ -11382,11 +11444,16 @@
 </ct:contentTypeSchema>
 </file>
 
-<file path=customXml/item3.xml><?xml version="1.0" encoding="utf-8"?>
-<b:Sources xmlns:b="http://schemas.openxmlformats.org/officeDocument/2006/bibliography" xmlns="http://schemas.openxmlformats.org/officeDocument/2006/bibliography" SelectedStyle="\APASixthEditionOfficeOnline.xsl" StyleName="APA" Version="6"/>
+<file path=customXml/item2.xml><?xml version="1.0" encoding="utf-8"?>
+<?mso-contentType ?>
+<FormTemplates xmlns="http://schemas.microsoft.com/sharepoint/v3/contenttype/forms">
+  <Display>DocumentLibraryForm</Display>
+  <Edit>DocumentLibraryForm</Edit>
+  <New>DocumentLibraryForm</New>
+</FormTemplates>
 </file>
 
-<file path=customXml/item4.xml><?xml version="1.0" encoding="utf-8"?>
+<file path=customXml/item3.xml><?xml version="1.0" encoding="utf-8"?>
 <p:properties xmlns:p="http://schemas.microsoft.com/office/2006/metadata/properties" xmlns:xsi="http://www.w3.org/2001/XMLSchema-instance" xmlns:pc="http://schemas.microsoft.com/office/infopath/2007/PartnerControls">
   <documentManagement>
     <TaxCatchAll xmlns="023b6993-7b2a-47fc-abda-801f9cfc4a22" xsi:nil="true"/>
@@ -11397,15 +11464,11 @@
 </p:properties>
 </file>
 
-<file path=customXml/itemProps1.xml><?xml version="1.0" encoding="utf-8"?>
-<ds:datastoreItem xmlns:ds="http://schemas.openxmlformats.org/officeDocument/2006/customXml" ds:itemID="{7617CAF8-389E-41BF-8601-F61DA77694D5}">
-  <ds:schemaRefs>
-    <ds:schemaRef ds:uri="http://schemas.microsoft.com/sharepoint/v3/contenttype/forms"/>
-  </ds:schemaRefs>
-</ds:datastoreItem>
+<file path=customXml/item4.xml><?xml version="1.0" encoding="utf-8"?>
+<b:Sources xmlns:b="http://schemas.openxmlformats.org/officeDocument/2006/bibliography" xmlns="http://schemas.openxmlformats.org/officeDocument/2006/bibliography" SelectedStyle="\APASixthEditionOfficeOnline.xsl" StyleName="APA" Version="6"/>
 </file>
 
-<file path=customXml/itemProps2.xml><?xml version="1.0" encoding="utf-8"?>
+<file path=customXml/itemProps1.xml><?xml version="1.0" encoding="utf-8"?>
 <ds:datastoreItem xmlns:ds="http://schemas.openxmlformats.org/officeDocument/2006/customXml" ds:itemID="{07038C64-CB7E-44D0-8F16-E5C18212BB7E}">
   <ds:schemaRefs>
     <ds:schemaRef ds:uri="http://schemas.microsoft.com/office/2006/metadata/contentType"/>
@@ -11424,15 +11487,15 @@
 </ds:datastoreItem>
 </file>
 
-<file path=customXml/itemProps3.xml><?xml version="1.0" encoding="utf-8"?>
-<ds:datastoreItem xmlns:ds="http://schemas.openxmlformats.org/officeDocument/2006/customXml" ds:itemID="{D5F75A63-D568-4C10-A4C9-C5458562EBEE}">
+<file path=customXml/itemProps2.xml><?xml version="1.0" encoding="utf-8"?>
+<ds:datastoreItem xmlns:ds="http://schemas.openxmlformats.org/officeDocument/2006/customXml" ds:itemID="{7617CAF8-389E-41BF-8601-F61DA77694D5}">
   <ds:schemaRefs>
-    <ds:schemaRef ds:uri="http://schemas.openxmlformats.org/officeDocument/2006/bibliography"/>
+    <ds:schemaRef ds:uri="http://schemas.microsoft.com/sharepoint/v3/contenttype/forms"/>
   </ds:schemaRefs>
 </ds:datastoreItem>
 </file>
 
-<file path=customXml/itemProps4.xml><?xml version="1.0" encoding="utf-8"?>
+<file path=customXml/itemProps3.xml><?xml version="1.0" encoding="utf-8"?>
 <ds:datastoreItem xmlns:ds="http://schemas.openxmlformats.org/officeDocument/2006/customXml" ds:itemID="{1890BF3E-2BB0-4699-ACB7-204C5D59217A}">
   <ds:schemaRefs>
     <ds:schemaRef ds:uri="http://schemas.microsoft.com/office/2006/metadata/properties"/>
@@ -11441,4 +11504,12 @@
     <ds:schemaRef ds:uri="8e7907c9-d300-453a-973f-22b249258053"/>
   </ds:schemaRefs>
 </ds:datastoreItem>
+</file>
+
+<file path=customXml/itemProps4.xml><?xml version="1.0" encoding="utf-8"?>
+<ds:datastoreItem xmlns:ds="http://schemas.openxmlformats.org/officeDocument/2006/customXml" ds:itemID="{D5F75A63-D568-4C10-A4C9-C5458562EBEE}">
+  <ds:schemaRefs>
+    <ds:schemaRef ds:uri="http://schemas.openxmlformats.org/officeDocument/2006/bibliography"/>
+  </ds:schemaRefs>
+</ds:datastoreItem>
 </file>
--- a/SSI.docx
+++ b/SSI.docx
@@ -157,7 +157,7 @@
           <w:szCs w:val="32"/>
           <w:lang w:val="en-SG"/>
         </w:rPr>
-        <w:t>SSI-</w:t>
+        <w:t>SSI</w:t>
       </w:r>
       <w:r>
         <w:rPr>
@@ -168,13 +168,9 @@
           <w:szCs w:val="32"/>
           <w:lang w:val="en-SG"/>
         </w:rPr>
-        <w:t>L)</w:t>
-      </w:r>
-    </w:p>
-    <w:p>
-      <w:pPr>
-        <w:pStyle w:val="Title"/>
-        <w:spacing w:after="0"/>
+        <w:t>B</w:t>
+      </w:r>
+      <w:r>
         <w:rPr>
           <w:b/>
           <w:bCs/>
@@ -183,6 +179,21 @@
           <w:szCs w:val="32"/>
           <w:lang w:val="en-SG"/>
         </w:rPr>
+        <w:t>L)</w:t>
+      </w:r>
+    </w:p>
+    <w:p>
+      <w:pPr>
+        <w:pStyle w:val="Title"/>
+        <w:spacing w:after="0"/>
+        <w:rPr>
+          <w:b/>
+          <w:bCs/>
+          <w:color w:val="156082" w:themeColor="accent1"/>
+          <w:sz w:val="32"/>
+          <w:szCs w:val="32"/>
+          <w:lang w:val="en-SG"/>
+        </w:rPr>
       </w:pPr>
     </w:p>
     <w:p>
@@ -212,7 +223,7 @@
           <w:szCs w:val="28"/>
           <w:lang w:val="en-SG"/>
         </w:rPr>
-        <w:t>SSI-</w:t>
+        <w:t>SSIBL</w:t>
       </w:r>
       <w:r>
         <w:rPr>
@@ -221,7 +232,7 @@
           <w:szCs w:val="28"/>
           <w:lang w:val="en-SG"/>
         </w:rPr>
-        <w:t>L?</w:t>
+        <w:t>?</w:t>
       </w:r>
     </w:p>
     <w:p>
@@ -244,7 +255,23 @@
           <w:szCs w:val="24"/>
           <w:lang w:val="en-US"/>
         </w:rPr>
-        <w:t xml:space="preserve">Socio-Scientific Issue-based Learning (SSI-L) is a pedagogical approach where students learn science through engaging with </w:t>
+        <w:t>Socio-Scientific Issue-based Learning (SSI</w:t>
+      </w:r>
+      <w:r>
+        <w:rPr>
+          <w:sz w:val="24"/>
+          <w:szCs w:val="24"/>
+          <w:lang w:val="en-US"/>
+        </w:rPr>
+        <w:t>B</w:t>
+      </w:r>
+      <w:r>
+        <w:rPr>
+          <w:sz w:val="24"/>
+          <w:szCs w:val="24"/>
+          <w:lang w:val="en-US"/>
+        </w:rPr>
+        <w:t xml:space="preserve">L) is a pedagogical approach where students learn science through engaging with </w:t>
       </w:r>
       <w:r>
         <w:rPr>
@@ -322,13 +349,6 @@
           <w:szCs w:val="24"/>
         </w:rPr>
         <w:t> </w:t>
-      </w:r>
-      <w:r>
-        <w:rPr>
-          <w:sz w:val="24"/>
-          <w:szCs w:val="24"/>
-        </w:rPr>
-        <w:t xml:space="preserve"> </w:t>
       </w:r>
     </w:p>
     <w:p>
@@ -351,7 +371,15 @@
           <w:szCs w:val="24"/>
           <w:lang w:val="en-US"/>
         </w:rPr>
-        <w:t>SSI-L is especially useful when the issue:</w:t>
+        <w:t>SSIBL</w:t>
+      </w:r>
+      <w:r>
+        <w:rPr>
+          <w:sz w:val="24"/>
+          <w:szCs w:val="24"/>
+          <w:lang w:val="en-US"/>
+        </w:rPr>
+        <w:t xml:space="preserve"> is especially useful when the issue:</w:t>
       </w:r>
       <w:r>
         <w:rPr>
@@ -603,7 +631,15 @@
           <w:szCs w:val="24"/>
           <w:lang w:val="en-US"/>
         </w:rPr>
-        <w:t>SSI-L helps students move beyond learning science as a body of knowledge. It enables them to apply scientific understanding to real-world issues, evaluate evidence, reason through trade-offs, and justify decisions using both scientific and ethical considerations.</w:t>
+        <w:t>SSIBL</w:t>
+      </w:r>
+      <w:r>
+        <w:rPr>
+          <w:sz w:val="24"/>
+          <w:szCs w:val="24"/>
+          <w:lang w:val="en-US"/>
+        </w:rPr>
+        <w:t xml:space="preserve"> helps students move beyond learning science as a body of knowledge. It enables them to apply scientific understanding to real-world issues, evaluate evidence, reason through trade-offs, and justify decisions using both scientific and ethical considerations.</w:t>
       </w:r>
       <w:r>
         <w:rPr>
@@ -627,7 +663,21 @@
           <w:sz w:val="24"/>
           <w:szCs w:val="24"/>
         </w:rPr>
-        <w:t>A typical SSI-L learning experience involves three connected phases:</w:t>
+        <w:t xml:space="preserve">A typical </w:t>
+      </w:r>
+      <w:r>
+        <w:rPr>
+          <w:sz w:val="24"/>
+          <w:szCs w:val="24"/>
+        </w:rPr>
+        <w:t>SSIBL</w:t>
+      </w:r>
+      <w:r>
+        <w:rPr>
+          <w:sz w:val="24"/>
+          <w:szCs w:val="24"/>
+        </w:rPr>
+        <w:t xml:space="preserve"> learning experience involves three connected phases:</w:t>
       </w:r>
     </w:p>
     <w:p>
@@ -1057,7 +1107,23 @@
           <w:szCs w:val="24"/>
           <w:lang w:val="en-US"/>
         </w:rPr>
-        <w:t>The following questions are characteristic of SSI-L:</w:t>
+        <w:t>The following questions are characteristic of SSI</w:t>
+      </w:r>
+      <w:r>
+        <w:rPr>
+          <w:sz w:val="24"/>
+          <w:szCs w:val="24"/>
+          <w:lang w:val="en-US"/>
+        </w:rPr>
+        <w:t>B</w:t>
+      </w:r>
+      <w:r>
+        <w:rPr>
+          <w:sz w:val="24"/>
+          <w:szCs w:val="24"/>
+          <w:lang w:val="en-US"/>
+        </w:rPr>
+        <w:t>L:</w:t>
       </w:r>
       <w:r>
         <w:rPr>
@@ -1263,7 +1329,23 @@
           <w:szCs w:val="24"/>
           <w:lang w:val="en-US"/>
         </w:rPr>
-        <w:t>In the context of science education, SSI-L supports students in developing scientific literacy by helping them understand how science interacts with society. It also provides opportunities to develop the Practices of Science, especially in using evidence, evaluating claims, constructing arguments and making informed decisions.</w:t>
+        <w:t>In the context of science education, SSI</w:t>
+      </w:r>
+      <w:r>
+        <w:rPr>
+          <w:sz w:val="24"/>
+          <w:szCs w:val="24"/>
+          <w:lang w:val="en-US"/>
+        </w:rPr>
+        <w:t>B</w:t>
+      </w:r>
+      <w:r>
+        <w:rPr>
+          <w:sz w:val="24"/>
+          <w:szCs w:val="24"/>
+          <w:lang w:val="en-US"/>
+        </w:rPr>
+        <w:t>L supports students in developing scientific literacy by helping them understand how science interacts with society. It also provides opportunities to develop the Practices of Science, especially in using evidence, evaluating claims, constructing arguments and making informed decisions.</w:t>
       </w:r>
     </w:p>
     <w:p>
@@ -1348,7 +1430,13 @@
         <w:t xml:space="preserve">within a lesson which includes all </w:t>
       </w:r>
       <w:r>
-        <w:t>components of the SSI-L framework</w:t>
+        <w:t xml:space="preserve">components of the </w:t>
+      </w:r>
+      <w:r>
+        <w:t>SSIBL</w:t>
+      </w:r>
+      <w:r>
+        <w:t xml:space="preserve"> framework</w:t>
       </w:r>
       <w:r>
         <w:t>. (</w:t>
@@ -1608,7 +1696,7 @@
                 <w:b/>
                 <w:bCs/>
               </w:rPr>
-              <w:t>SSI-L</w:t>
+              <w:t>SSIBL</w:t>
             </w:r>
             <w:r>
               <w:rPr>
@@ -3949,7 +4037,13 @@
         <w:rPr>
           <w:lang w:val="en-SG"/>
         </w:rPr>
-        <w:t>f SSI-L</w:t>
+        <w:t xml:space="preserve">f </w:t>
+      </w:r>
+      <w:r>
+        <w:rPr>
+          <w:lang w:val="en-SG"/>
+        </w:rPr>
+        <w:t>SSIBL</w:t>
       </w:r>
       <w:r>
         <w:rPr>

--- a/SSI.docx
+++ b/SSI.docx
@@ -4888,22 +4888,28 @@
     <w:p/>
     <w:p>
       <w:pPr>
-        <w:rPr>
-          <w:b/>
-          <w:bCs/>
-        </w:rPr>
-      </w:pPr>
-      <w:r>
-        <w:rPr>
-          <w:b/>
-          <w:bCs/>
-        </w:rPr>
+        <w:pStyle w:val="Heading3"/>
+      </w:pPr>
+      <w:r>
         <w:t>Reference</w:t>
       </w:r>
     </w:p>
     <w:p>
-      <w:r>
-        <w:t>Sadler, T.D., Foulk, J.A, &amp; Friedrichsen, P.J. (2017). Evolution of a model for socio-scientific issue teaching and learning. International Journal of Education in Mathematics, Science and Technology, 5(2), 75-87.</w:t>
+      <w:pPr>
+        <w:pStyle w:val="ListParagraph"/>
+        <w:numPr>
+          <w:ilvl w:val="0"/>
+          <w:numId w:val="39"/>
+        </w:numPr>
+      </w:pPr>
+      <w:r>
+        <w:t xml:space="preserve">Sadler, T.D., Foulk, J.A, &amp; </w:t>
+      </w:r>
+      <w:r>
+        <w:t>Friedrichsen</w:t>
+      </w:r>
+      <w:r>
+        <w:t>, P.J. (2017). Evolution of a model for socio-scientific issue teaching and learning. International Journal of Education in Mathematics, Science and Technology, 5(2), 75-87.</w:t>
       </w:r>
     </w:p>
     <w:sectPr>
@@ -6341,6 +6347,232 @@
     </w:lvl>
   </w:abstractNum>
   <w:abstractNum w:abstractNumId="10" w15:restartNumberingAfterBreak="0">
+    <w:nsid w:val="28433F92"/>
+    <w:multiLevelType w:val="hybridMultilevel"/>
+    <w:tmpl w:val="2E283C14"/>
+    <w:lvl w:ilvl="0" w:tplc="48090001">
+      <w:start w:val="1"/>
+      <w:numFmt w:val="bullet"/>
+      <w:lvlText w:val=""/>
+      <w:lvlJc w:val="left"/>
+      <w:pPr>
+        <w:ind w:left="360" w:hanging="360"/>
+      </w:pPr>
+      <w:rPr>
+        <w:rFonts w:ascii="Symbol" w:hAnsi="Symbol" w:hint="default"/>
+      </w:rPr>
+    </w:lvl>
+    <w:lvl w:ilvl="1" w:tplc="48090003" w:tentative="1">
+      <w:start w:val="1"/>
+      <w:numFmt w:val="bullet"/>
+      <w:lvlText w:val="o"/>
+      <w:lvlJc w:val="left"/>
+      <w:pPr>
+        <w:ind w:left="1080" w:hanging="360"/>
+      </w:pPr>
+      <w:rPr>
+        <w:rFonts w:ascii="Courier New" w:hAnsi="Courier New" w:cs="Courier New" w:hint="default"/>
+      </w:rPr>
+    </w:lvl>
+    <w:lvl w:ilvl="2" w:tplc="48090005" w:tentative="1">
+      <w:start w:val="1"/>
+      <w:numFmt w:val="bullet"/>
+      <w:lvlText w:val=""/>
+      <w:lvlJc w:val="left"/>
+      <w:pPr>
+        <w:ind w:left="1800" w:hanging="360"/>
+      </w:pPr>
+      <w:rPr>
+        <w:rFonts w:ascii="Wingdings" w:hAnsi="Wingdings" w:hint="default"/>
+      </w:rPr>
+    </w:lvl>
+    <w:lvl w:ilvl="3" w:tplc="48090001" w:tentative="1">
+      <w:start w:val="1"/>
+      <w:numFmt w:val="bullet"/>
+      <w:lvlText w:val=""/>
+      <w:lvlJc w:val="left"/>
+      <w:pPr>
+        <w:ind w:left="2520" w:hanging="360"/>
+      </w:pPr>
+      <w:rPr>
+        <w:rFonts w:ascii="Symbol" w:hAnsi="Symbol" w:hint="default"/>
+      </w:rPr>
+    </w:lvl>
+    <w:lvl w:ilvl="4" w:tplc="48090003" w:tentative="1">
+      <w:start w:val="1"/>
+      <w:numFmt w:val="bullet"/>
+      <w:lvlText w:val="o"/>
+      <w:lvlJc w:val="left"/>
+      <w:pPr>
+        <w:ind w:left="3240" w:hanging="360"/>
+      </w:pPr>
+      <w:rPr>
+        <w:rFonts w:ascii="Courier New" w:hAnsi="Courier New" w:cs="Courier New" w:hint="default"/>
+      </w:rPr>
+    </w:lvl>
+    <w:lvl w:ilvl="5" w:tplc="48090005" w:tentative="1">
+      <w:start w:val="1"/>
+      <w:numFmt w:val="bullet"/>
+      <w:lvlText w:val=""/>
+      <w:lvlJc w:val="left"/>
+      <w:pPr>
+        <w:ind w:left="3960" w:hanging="360"/>
+      </w:pPr>
+      <w:rPr>
+        <w:rFonts w:ascii="Wingdings" w:hAnsi="Wingdings" w:hint="default"/>
+      </w:rPr>
+    </w:lvl>
+    <w:lvl w:ilvl="6" w:tplc="48090001" w:tentative="1">
+      <w:start w:val="1"/>
+      <w:numFmt w:val="bullet"/>
+      <w:lvlText w:val=""/>
+      <w:lvlJc w:val="left"/>
+      <w:pPr>
+        <w:ind w:left="4680" w:hanging="360"/>
+      </w:pPr>
+      <w:rPr>
+        <w:rFonts w:ascii="Symbol" w:hAnsi="Symbol" w:hint="default"/>
+      </w:rPr>
+    </w:lvl>
+    <w:lvl w:ilvl="7" w:tplc="48090003" w:tentative="1">
+      <w:start w:val="1"/>
+      <w:numFmt w:val="bullet"/>
+      <w:lvlText w:val="o"/>
+      <w:lvlJc w:val="left"/>
+      <w:pPr>
+        <w:ind w:left="5400" w:hanging="360"/>
+      </w:pPr>
+      <w:rPr>
+        <w:rFonts w:ascii="Courier New" w:hAnsi="Courier New" w:cs="Courier New" w:hint="default"/>
+      </w:rPr>
+    </w:lvl>
+    <w:lvl w:ilvl="8" w:tplc="48090005" w:tentative="1">
+      <w:start w:val="1"/>
+      <w:numFmt w:val="bullet"/>
+      <w:lvlText w:val=""/>
+      <w:lvlJc w:val="left"/>
+      <w:pPr>
+        <w:ind w:left="6120" w:hanging="360"/>
+      </w:pPr>
+      <w:rPr>
+        <w:rFonts w:ascii="Wingdings" w:hAnsi="Wingdings" w:hint="default"/>
+      </w:rPr>
+    </w:lvl>
+  </w:abstractNum>
+  <w:abstractNum w:abstractNumId="11" w15:restartNumberingAfterBreak="0">
+    <w:nsid w:val="28D656E5"/>
+    <w:multiLevelType w:val="hybridMultilevel"/>
+    <w:tmpl w:val="AC52449A"/>
+    <w:lvl w:ilvl="0" w:tplc="48090001">
+      <w:start w:val="1"/>
+      <w:numFmt w:val="bullet"/>
+      <w:lvlText w:val=""/>
+      <w:lvlJc w:val="left"/>
+      <w:pPr>
+        <w:ind w:left="720" w:hanging="360"/>
+      </w:pPr>
+      <w:rPr>
+        <w:rFonts w:ascii="Symbol" w:hAnsi="Symbol" w:hint="default"/>
+      </w:rPr>
+    </w:lvl>
+    <w:lvl w:ilvl="1" w:tplc="48090003" w:tentative="1">
+      <w:start w:val="1"/>
+      <w:numFmt w:val="bullet"/>
+      <w:lvlText w:val="o"/>
+      <w:lvlJc w:val="left"/>
+      <w:pPr>
+        <w:ind w:left="1440" w:hanging="360"/>
+      </w:pPr>
+      <w:rPr>
+        <w:rFonts w:ascii="Courier New" w:hAnsi="Courier New" w:cs="Courier New" w:hint="default"/>
+      </w:rPr>
+    </w:lvl>
+    <w:lvl w:ilvl="2" w:tplc="48090005" w:tentative="1">
+      <w:start w:val="1"/>
+      <w:numFmt w:val="bullet"/>
+      <w:lvlText w:val=""/>
+      <w:lvlJc w:val="left"/>
+      <w:pPr>
+        <w:ind w:left="2160" w:hanging="360"/>
+      </w:pPr>
+      <w:rPr>
+        <w:rFonts w:ascii="Wingdings" w:hAnsi="Wingdings" w:hint="default"/>
+      </w:rPr>
+    </w:lvl>
+    <w:lvl w:ilvl="3" w:tplc="48090001" w:tentative="1">
+      <w:start w:val="1"/>
+      <w:numFmt w:val="bullet"/>
+      <w:lvlText w:val=""/>
+      <w:lvlJc w:val="left"/>
+      <w:pPr>
+        <w:ind w:left="2880" w:hanging="360"/>
+      </w:pPr>
+      <w:rPr>
+        <w:rFonts w:ascii="Symbol" w:hAnsi="Symbol" w:hint="default"/>
+      </w:rPr>
+    </w:lvl>
+    <w:lvl w:ilvl="4" w:tplc="48090003" w:tentative="1">
+      <w:start w:val="1"/>
+      <w:numFmt w:val="bullet"/>
+      <w:lvlText w:val="o"/>
+      <w:lvlJc w:val="left"/>
+      <w:pPr>
+        <w:ind w:left="3600" w:hanging="360"/>
+      </w:pPr>
+      <w:rPr>
+        <w:rFonts w:ascii="Courier New" w:hAnsi="Courier New" w:cs="Courier New" w:hint="default"/>
+      </w:rPr>
+    </w:lvl>
+    <w:lvl w:ilvl="5" w:tplc="48090005" w:tentative="1">
+      <w:start w:val="1"/>
+      <w:numFmt w:val="bullet"/>
+      <w:lvlText w:val=""/>
+      <w:lvlJc w:val="left"/>
+      <w:pPr>
+        <w:ind w:left="4320" w:hanging="360"/>
+      </w:pPr>
+      <w:rPr>
+        <w:rFonts w:ascii="Wingdings" w:hAnsi="Wingdings" w:hint="default"/>
+      </w:rPr>
+    </w:lvl>
+    <w:lvl w:ilvl="6" w:tplc="48090001" w:tentative="1">
+      <w:start w:val="1"/>
+      <w:numFmt w:val="bullet"/>
+      <w:lvlText w:val=""/>
+      <w:lvlJc w:val="left"/>
+      <w:pPr>
+        <w:ind w:left="5040" w:hanging="360"/>
+      </w:pPr>
+      <w:rPr>
+        <w:rFonts w:ascii="Symbol" w:hAnsi="Symbol" w:hint="default"/>
+      </w:rPr>
+    </w:lvl>
+    <w:lvl w:ilvl="7" w:tplc="48090003" w:tentative="1">
+      <w:start w:val="1"/>
+      <w:numFmt w:val="bullet"/>
+      <w:lvlText w:val="o"/>
+      <w:lvlJc w:val="left"/>
+      <w:pPr>
+        <w:ind w:left="5760" w:hanging="360"/>
+      </w:pPr>
+      <w:rPr>
+        <w:rFonts w:ascii="Courier New" w:hAnsi="Courier New" w:cs="Courier New" w:hint="default"/>
+      </w:rPr>
+    </w:lvl>
+    <w:lvl w:ilvl="8" w:tplc="48090005" w:tentative="1">
+      <w:start w:val="1"/>
+      <w:numFmt w:val="bullet"/>
+      <w:lvlText w:val=""/>
+      <w:lvlJc w:val="left"/>
+      <w:pPr>
+        <w:ind w:left="6480" w:hanging="360"/>
+      </w:pPr>
+      <w:rPr>
+        <w:rFonts w:ascii="Wingdings" w:hAnsi="Wingdings" w:hint="default"/>
+      </w:rPr>
+    </w:lvl>
+  </w:abstractNum>
+  <w:abstractNum w:abstractNumId="12" w15:restartNumberingAfterBreak="0">
     <w:nsid w:val="2C2B390B"/>
     <w:multiLevelType w:val="hybridMultilevel"/>
     <w:tmpl w:val="85800BA4"/>
@@ -6453,7 +6685,7 @@
       </w:rPr>
     </w:lvl>
   </w:abstractNum>
-  <w:abstractNum w:abstractNumId="11" w15:restartNumberingAfterBreak="0">
+  <w:abstractNum w:abstractNumId="13" w15:restartNumberingAfterBreak="0">
     <w:nsid w:val="2F162A58"/>
     <w:multiLevelType w:val="hybridMultilevel"/>
     <w:tmpl w:val="598CDC6C"/>
@@ -6566,7 +6798,7 @@
       </w:rPr>
     </w:lvl>
   </w:abstractNum>
-  <w:abstractNum w:abstractNumId="12" w15:restartNumberingAfterBreak="0">
+  <w:abstractNum w:abstractNumId="14" w15:restartNumberingAfterBreak="0">
     <w:nsid w:val="33C420DE"/>
     <w:multiLevelType w:val="hybridMultilevel"/>
     <w:tmpl w:val="5E06A27C"/>
@@ -6679,7 +6911,7 @@
       </w:rPr>
     </w:lvl>
   </w:abstractNum>
-  <w:abstractNum w:abstractNumId="13" w15:restartNumberingAfterBreak="0">
+  <w:abstractNum w:abstractNumId="15" w15:restartNumberingAfterBreak="0">
     <w:nsid w:val="350B229D"/>
     <w:multiLevelType w:val="hybridMultilevel"/>
     <w:tmpl w:val="2CA2CACE"/>
@@ -6792,7 +7024,7 @@
       </w:rPr>
     </w:lvl>
   </w:abstractNum>
-  <w:abstractNum w:abstractNumId="14" w15:restartNumberingAfterBreak="0">
+  <w:abstractNum w:abstractNumId="16" w15:restartNumberingAfterBreak="0">
     <w:nsid w:val="39873C45"/>
     <w:multiLevelType w:val="hybridMultilevel"/>
     <w:tmpl w:val="2F9A6EDE"/>
@@ -6905,7 +7137,7 @@
       </w:rPr>
     </w:lvl>
   </w:abstractNum>
-  <w:abstractNum w:abstractNumId="15" w15:restartNumberingAfterBreak="0">
+  <w:abstractNum w:abstractNumId="17" w15:restartNumberingAfterBreak="0">
     <w:nsid w:val="39D720C9"/>
     <w:multiLevelType w:val="multilevel"/>
     <w:tmpl w:val="FA2E7D8E"/>
@@ -7054,7 +7286,7 @@
       </w:rPr>
     </w:lvl>
   </w:abstractNum>
-  <w:abstractNum w:abstractNumId="16" w15:restartNumberingAfterBreak="0">
+  <w:abstractNum w:abstractNumId="18" w15:restartNumberingAfterBreak="0">
     <w:nsid w:val="3AC14AA8"/>
     <w:multiLevelType w:val="multilevel"/>
     <w:tmpl w:val="8F229BA4"/>
@@ -7203,7 +7435,7 @@
       </w:rPr>
     </w:lvl>
   </w:abstractNum>
-  <w:abstractNum w:abstractNumId="17" w15:restartNumberingAfterBreak="0">
+  <w:abstractNum w:abstractNumId="19" w15:restartNumberingAfterBreak="0">
     <w:nsid w:val="410653DD"/>
     <w:multiLevelType w:val="hybridMultilevel"/>
     <w:tmpl w:val="2D5C6BDE"/>
@@ -7316,7 +7548,7 @@
       </w:rPr>
     </w:lvl>
   </w:abstractNum>
-  <w:abstractNum w:abstractNumId="18" w15:restartNumberingAfterBreak="0">
+  <w:abstractNum w:abstractNumId="20" w15:restartNumberingAfterBreak="0">
     <w:nsid w:val="415239A2"/>
     <w:multiLevelType w:val="multilevel"/>
     <w:tmpl w:val="90E64036"/>
@@ -7465,7 +7697,7 @@
       </w:rPr>
     </w:lvl>
   </w:abstractNum>
-  <w:abstractNum w:abstractNumId="19" w15:restartNumberingAfterBreak="0">
+  <w:abstractNum w:abstractNumId="21" w15:restartNumberingAfterBreak="0">
     <w:nsid w:val="47C64C00"/>
     <w:multiLevelType w:val="hybridMultilevel"/>
     <w:tmpl w:val="67546594"/>
@@ -7578,7 +7810,7 @@
       </w:rPr>
     </w:lvl>
   </w:abstractNum>
-  <w:abstractNum w:abstractNumId="20" w15:restartNumberingAfterBreak="0">
+  <w:abstractNum w:abstractNumId="22" w15:restartNumberingAfterBreak="0">
     <w:nsid w:val="4F1A4C17"/>
     <w:multiLevelType w:val="hybridMultilevel"/>
     <w:tmpl w:val="26E69670"/>
@@ -7691,7 +7923,7 @@
       </w:rPr>
     </w:lvl>
   </w:abstractNum>
-  <w:abstractNum w:abstractNumId="21" w15:restartNumberingAfterBreak="0">
+  <w:abstractNum w:abstractNumId="23" w15:restartNumberingAfterBreak="0">
     <w:nsid w:val="550C7259"/>
     <w:multiLevelType w:val="hybridMultilevel"/>
     <w:tmpl w:val="1E24947C"/>
@@ -7804,7 +8036,7 @@
       </w:rPr>
     </w:lvl>
   </w:abstractNum>
-  <w:abstractNum w:abstractNumId="22" w15:restartNumberingAfterBreak="0">
+  <w:abstractNum w:abstractNumId="24" w15:restartNumberingAfterBreak="0">
     <w:nsid w:val="563B5AA9"/>
     <w:multiLevelType w:val="multilevel"/>
     <w:tmpl w:val="82D0D016"/>
@@ -7953,7 +8185,7 @@
       </w:rPr>
     </w:lvl>
   </w:abstractNum>
-  <w:abstractNum w:abstractNumId="23" w15:restartNumberingAfterBreak="0">
+  <w:abstractNum w:abstractNumId="25" w15:restartNumberingAfterBreak="0">
     <w:nsid w:val="584A4C79"/>
     <w:multiLevelType w:val="hybridMultilevel"/>
     <w:tmpl w:val="2AE2878C"/>
@@ -8066,7 +8298,7 @@
       </w:rPr>
     </w:lvl>
   </w:abstractNum>
-  <w:abstractNum w:abstractNumId="24" w15:restartNumberingAfterBreak="0">
+  <w:abstractNum w:abstractNumId="26" w15:restartNumberingAfterBreak="0">
     <w:nsid w:val="59420BC2"/>
     <w:multiLevelType w:val="hybridMultilevel"/>
     <w:tmpl w:val="77EADB6E"/>
@@ -8179,7 +8411,7 @@
       </w:rPr>
     </w:lvl>
   </w:abstractNum>
-  <w:abstractNum w:abstractNumId="25" w15:restartNumberingAfterBreak="0">
+  <w:abstractNum w:abstractNumId="27" w15:restartNumberingAfterBreak="0">
     <w:nsid w:val="5BCE26F6"/>
     <w:multiLevelType w:val="hybridMultilevel"/>
     <w:tmpl w:val="559EFF1E"/>
@@ -8292,7 +8524,7 @@
       </w:rPr>
     </w:lvl>
   </w:abstractNum>
-  <w:abstractNum w:abstractNumId="26" w15:restartNumberingAfterBreak="0">
+  <w:abstractNum w:abstractNumId="28" w15:restartNumberingAfterBreak="0">
     <w:nsid w:val="5E620FB1"/>
     <w:multiLevelType w:val="hybridMultilevel"/>
     <w:tmpl w:val="54B627C8"/>
@@ -8405,7 +8637,7 @@
       </w:rPr>
     </w:lvl>
   </w:abstractNum>
-  <w:abstractNum w:abstractNumId="27" w15:restartNumberingAfterBreak="0">
+  <w:abstractNum w:abstractNumId="29" w15:restartNumberingAfterBreak="0">
     <w:nsid w:val="602D798C"/>
     <w:multiLevelType w:val="hybridMultilevel"/>
     <w:tmpl w:val="66345C6E"/>
@@ -8518,7 +8750,7 @@
       </w:rPr>
     </w:lvl>
   </w:abstractNum>
-  <w:abstractNum w:abstractNumId="28" w15:restartNumberingAfterBreak="0">
+  <w:abstractNum w:abstractNumId="30" w15:restartNumberingAfterBreak="0">
     <w:nsid w:val="603762B5"/>
     <w:multiLevelType w:val="multilevel"/>
     <w:tmpl w:val="2D98A302"/>
@@ -8667,7 +8899,7 @@
       </w:rPr>
     </w:lvl>
   </w:abstractNum>
-  <w:abstractNum w:abstractNumId="29" w15:restartNumberingAfterBreak="0">
+  <w:abstractNum w:abstractNumId="31" w15:restartNumberingAfterBreak="0">
     <w:nsid w:val="61960830"/>
     <w:multiLevelType w:val="hybridMultilevel"/>
     <w:tmpl w:val="A96C1C60"/>
@@ -8780,7 +9012,7 @@
       </w:rPr>
     </w:lvl>
   </w:abstractNum>
-  <w:abstractNum w:abstractNumId="30" w15:restartNumberingAfterBreak="0">
+  <w:abstractNum w:abstractNumId="32" w15:restartNumberingAfterBreak="0">
     <w:nsid w:val="63310E7A"/>
     <w:multiLevelType w:val="hybridMultilevel"/>
     <w:tmpl w:val="D76246FC"/>
@@ -8893,7 +9125,7 @@
       </w:rPr>
     </w:lvl>
   </w:abstractNum>
-  <w:abstractNum w:abstractNumId="31" w15:restartNumberingAfterBreak="0">
+  <w:abstractNum w:abstractNumId="33" w15:restartNumberingAfterBreak="0">
     <w:nsid w:val="67F27EC8"/>
     <w:multiLevelType w:val="hybridMultilevel"/>
     <w:tmpl w:val="FFA2739C"/>
@@ -9006,7 +9238,7 @@
       </w:rPr>
     </w:lvl>
   </w:abstractNum>
-  <w:abstractNum w:abstractNumId="32" w15:restartNumberingAfterBreak="0">
+  <w:abstractNum w:abstractNumId="34" w15:restartNumberingAfterBreak="0">
     <w:nsid w:val="6C6C2BA1"/>
     <w:multiLevelType w:val="hybridMultilevel"/>
     <w:tmpl w:val="ED044F50"/>
@@ -9092,7 +9324,7 @@
       </w:pPr>
     </w:lvl>
   </w:abstractNum>
-  <w:abstractNum w:abstractNumId="33" w15:restartNumberingAfterBreak="0">
+  <w:abstractNum w:abstractNumId="35" w15:restartNumberingAfterBreak="0">
     <w:nsid w:val="6D941C5B"/>
     <w:multiLevelType w:val="hybridMultilevel"/>
     <w:tmpl w:val="F856B0B2"/>
@@ -9205,7 +9437,7 @@
       </w:rPr>
     </w:lvl>
   </w:abstractNum>
-  <w:abstractNum w:abstractNumId="34" w15:restartNumberingAfterBreak="0">
+  <w:abstractNum w:abstractNumId="36" w15:restartNumberingAfterBreak="0">
     <w:nsid w:val="7117444F"/>
     <w:multiLevelType w:val="multilevel"/>
     <w:tmpl w:val="BF86E76A"/>
@@ -9354,7 +9586,7 @@
       </w:rPr>
     </w:lvl>
   </w:abstractNum>
-  <w:abstractNum w:abstractNumId="35" w15:restartNumberingAfterBreak="0">
+  <w:abstractNum w:abstractNumId="37" w15:restartNumberingAfterBreak="0">
     <w:nsid w:val="721D051D"/>
     <w:multiLevelType w:val="multilevel"/>
     <w:tmpl w:val="D3A02AF8"/>
@@ -9503,7 +9735,7 @@
       </w:rPr>
     </w:lvl>
   </w:abstractNum>
-  <w:abstractNum w:abstractNumId="36" w15:restartNumberingAfterBreak="0">
+  <w:abstractNum w:abstractNumId="38" w15:restartNumberingAfterBreak="0">
     <w:nsid w:val="730B3A4F"/>
     <w:multiLevelType w:val="hybridMultilevel"/>
     <w:tmpl w:val="50B21B04"/>
@@ -9617,40 +9849,40 @@
     </w:lvl>
   </w:abstractNum>
   <w:num w:numId="1" w16cid:durableId="2026979370">
-    <w:abstractNumId w:val="26"/>
+    <w:abstractNumId w:val="28"/>
   </w:num>
   <w:num w:numId="2" w16cid:durableId="770785175">
-    <w:abstractNumId w:val="13"/>
+    <w:abstractNumId w:val="15"/>
   </w:num>
   <w:num w:numId="3" w16cid:durableId="1412503040">
-    <w:abstractNumId w:val="12"/>
+    <w:abstractNumId w:val="14"/>
   </w:num>
   <w:num w:numId="4" w16cid:durableId="1718124143">
-    <w:abstractNumId w:val="17"/>
+    <w:abstractNumId w:val="19"/>
   </w:num>
   <w:num w:numId="5" w16cid:durableId="1312827630">
-    <w:abstractNumId w:val="36"/>
+    <w:abstractNumId w:val="38"/>
   </w:num>
   <w:num w:numId="6" w16cid:durableId="602884813">
-    <w:abstractNumId w:val="23"/>
+    <w:abstractNumId w:val="25"/>
   </w:num>
   <w:num w:numId="7" w16cid:durableId="918753925">
-    <w:abstractNumId w:val="14"/>
+    <w:abstractNumId w:val="16"/>
   </w:num>
   <w:num w:numId="8" w16cid:durableId="1542785829">
-    <w:abstractNumId w:val="20"/>
+    <w:abstractNumId w:val="22"/>
   </w:num>
   <w:num w:numId="9" w16cid:durableId="2083021308">
-    <w:abstractNumId w:val="25"/>
+    <w:abstractNumId w:val="27"/>
   </w:num>
   <w:num w:numId="10" w16cid:durableId="1875342482">
-    <w:abstractNumId w:val="27"/>
+    <w:abstractNumId w:val="29"/>
   </w:num>
   <w:num w:numId="11" w16cid:durableId="637415236">
     <w:abstractNumId w:val="1"/>
   </w:num>
   <w:num w:numId="12" w16cid:durableId="162286792">
-    <w:abstractNumId w:val="29"/>
+    <w:abstractNumId w:val="31"/>
   </w:num>
   <w:num w:numId="13" w16cid:durableId="579994754">
     <w:abstractNumId w:val="2"/>
@@ -9659,10 +9891,10 @@
     <w:abstractNumId w:val="9"/>
   </w:num>
   <w:num w:numId="15" w16cid:durableId="1999963107">
-    <w:abstractNumId w:val="35"/>
+    <w:abstractNumId w:val="37"/>
   </w:num>
   <w:num w:numId="16" w16cid:durableId="1268347004">
-    <w:abstractNumId w:val="22"/>
+    <w:abstractNumId w:val="24"/>
   </w:num>
   <w:num w:numId="17" w16cid:durableId="1843616173">
     <w:abstractNumId w:val="0"/>
@@ -9671,61 +9903,67 @@
     <w:abstractNumId w:val="3"/>
   </w:num>
   <w:num w:numId="19" w16cid:durableId="1034113782">
-    <w:abstractNumId w:val="34"/>
+    <w:abstractNumId w:val="36"/>
   </w:num>
   <w:num w:numId="20" w16cid:durableId="407457768">
-    <w:abstractNumId w:val="28"/>
+    <w:abstractNumId w:val="30"/>
   </w:num>
   <w:num w:numId="21" w16cid:durableId="227694668">
-    <w:abstractNumId w:val="15"/>
+    <w:abstractNumId w:val="17"/>
   </w:num>
   <w:num w:numId="22" w16cid:durableId="143396419">
     <w:abstractNumId w:val="7"/>
   </w:num>
   <w:num w:numId="23" w16cid:durableId="1569150782">
-    <w:abstractNumId w:val="18"/>
+    <w:abstractNumId w:val="20"/>
   </w:num>
   <w:num w:numId="24" w16cid:durableId="229770541">
     <w:abstractNumId w:val="6"/>
   </w:num>
   <w:num w:numId="25" w16cid:durableId="623000499">
-    <w:abstractNumId w:val="16"/>
+    <w:abstractNumId w:val="18"/>
   </w:num>
   <w:num w:numId="26" w16cid:durableId="1237977529">
-    <w:abstractNumId w:val="11"/>
+    <w:abstractNumId w:val="13"/>
   </w:num>
   <w:num w:numId="27" w16cid:durableId="197551950">
-    <w:abstractNumId w:val="24"/>
+    <w:abstractNumId w:val="26"/>
   </w:num>
   <w:num w:numId="28" w16cid:durableId="398016668">
-    <w:abstractNumId w:val="31"/>
+    <w:abstractNumId w:val="33"/>
   </w:num>
   <w:num w:numId="29" w16cid:durableId="1624799711">
     <w:abstractNumId w:val="8"/>
   </w:num>
   <w:num w:numId="30" w16cid:durableId="355234091">
-    <w:abstractNumId w:val="21"/>
+    <w:abstractNumId w:val="23"/>
   </w:num>
   <w:num w:numId="31" w16cid:durableId="168101543">
-    <w:abstractNumId w:val="33"/>
+    <w:abstractNumId w:val="35"/>
   </w:num>
   <w:num w:numId="32" w16cid:durableId="1422793844">
     <w:abstractNumId w:val="5"/>
   </w:num>
   <w:num w:numId="33" w16cid:durableId="1302492520">
-    <w:abstractNumId w:val="32"/>
+    <w:abstractNumId w:val="34"/>
   </w:num>
   <w:num w:numId="34" w16cid:durableId="1458838136">
-    <w:abstractNumId w:val="10"/>
+    <w:abstractNumId w:val="12"/>
   </w:num>
   <w:num w:numId="35" w16cid:durableId="203492424">
-    <w:abstractNumId w:val="19"/>
+    <w:abstractNumId w:val="21"/>
   </w:num>
   <w:num w:numId="36" w16cid:durableId="388499058">
-    <w:abstractNumId w:val="30"/>
+    <w:abstractNumId w:val="32"/>
   </w:num>
   <w:num w:numId="37" w16cid:durableId="32846804">
     <w:abstractNumId w:val="4"/>
+  </w:num>
+  <w:num w:numId="38" w16cid:durableId="313336261">
+    <w:abstractNumId w:val="11"/>
+  </w:num>
+  <w:num w:numId="39" w16cid:durableId="1229029345">
+    <w:abstractNumId w:val="10"/>
   </w:num>
   <w:numIdMacAtCleanup w:val="12"/>
 </w:numbering>
@@ -10191,7 +10429,6 @@
     <w:next w:val="Normal"/>
     <w:link w:val="Heading3Char"/>
     <w:uiPriority w:val="9"/>
-    <w:semiHidden/>
     <w:unhideWhenUsed/>
     <w:qFormat/>
     <w:rsid w:val="005D3066"/>
@@ -10398,7 +10635,6 @@
     <w:basedOn w:val="DefaultParagraphFont"/>
     <w:link w:val="Heading3"/>
     <w:uiPriority w:val="9"/>
-    <w:semiHidden/>
     <w:rsid w:val="005D3066"/>
     <w:rPr>
       <w:rFonts w:eastAsiaTheme="majorEastAsia" w:cstheme="majorBidi"/>
@@ -11284,6 +11520,30 @@
 </file>
 
 <file path=customXml/item1.xml><?xml version="1.0" encoding="utf-8"?>
+<b:Sources xmlns:b="http://schemas.openxmlformats.org/officeDocument/2006/bibliography" xmlns="http://schemas.openxmlformats.org/officeDocument/2006/bibliography" SelectedStyle="\APASixthEditionOfficeOnline.xsl" StyleName="APA" Version="6"/>
+</file>
+
+<file path=customXml/item2.xml><?xml version="1.0" encoding="utf-8"?>
+<p:properties xmlns:p="http://schemas.microsoft.com/office/2006/metadata/properties" xmlns:xsi="http://www.w3.org/2001/XMLSchema-instance" xmlns:pc="http://schemas.microsoft.com/office/infopath/2007/PartnerControls">
+  <documentManagement>
+    <TaxCatchAll xmlns="023b6993-7b2a-47fc-abda-801f9cfc4a22" xsi:nil="true"/>
+    <lcf76f155ced4ddcb4097134ff3c332f xmlns="8e7907c9-d300-453a-973f-22b249258053">
+      <Terms xmlns="http://schemas.microsoft.com/office/infopath/2007/PartnerControls"/>
+    </lcf76f155ced4ddcb4097134ff3c332f>
+  </documentManagement>
+</p:properties>
+</file>
+
+<file path=customXml/item3.xml><?xml version="1.0" encoding="utf-8"?>
+<?mso-contentType ?>
+<FormTemplates xmlns="http://schemas.microsoft.com/sharepoint/v3/contenttype/forms">
+  <Display>DocumentLibraryForm</Display>
+  <Edit>DocumentLibraryForm</Edit>
+  <New>DocumentLibraryForm</New>
+</FormTemplates>
+</file>
+
+<file path=customXml/item4.xml><?xml version="1.0" encoding="utf-8"?>
 <ct:contentTypeSchema xmlns:ct="http://schemas.microsoft.com/office/2006/metadata/contentType" xmlns:ma="http://schemas.microsoft.com/office/2006/metadata/properties/metaAttributes" ct:_="" ma:_="" ma:contentTypeName="Document" ma:contentTypeID="0x010100AC396C50D41E3A4091F741143D4A7CC7" ma:contentTypeVersion="18" ma:contentTypeDescription="Create a new document." ma:contentTypeScope="" ma:versionID="f378cebc068dfd670ebd76e205da12b1">
   <xsd:schema xmlns:xsd="http://www.w3.org/2001/XMLSchema" xmlns:xs="http://www.w3.org/2001/XMLSchema" xmlns:p="http://schemas.microsoft.com/office/2006/metadata/properties" xmlns:ns2="8e7907c9-d300-453a-973f-22b249258053" xmlns:ns3="023b6993-7b2a-47fc-abda-801f9cfc4a22" targetNamespace="http://schemas.microsoft.com/office/2006/metadata/properties" ma:root="true" ma:fieldsID="2f4f494262955d3b6ca69ec50711387d" ns2:_="" ns3:_="">
     <xsd:import namespace="8e7907c9-d300-453a-973f-22b249258053"/>
@@ -11538,31 +11798,34 @@
 </ct:contentTypeSchema>
 </file>
 
-<file path=customXml/item2.xml><?xml version="1.0" encoding="utf-8"?>
-<?mso-contentType ?>
-<FormTemplates xmlns="http://schemas.microsoft.com/sharepoint/v3/contenttype/forms">
-  <Display>DocumentLibraryForm</Display>
-  <Edit>DocumentLibraryForm</Edit>
-  <New>DocumentLibraryForm</New>
-</FormTemplates>
+<file path=customXml/itemProps1.xml><?xml version="1.0" encoding="utf-8"?>
+<ds:datastoreItem xmlns:ds="http://schemas.openxmlformats.org/officeDocument/2006/customXml" ds:itemID="{D5F75A63-D568-4C10-A4C9-C5458562EBEE}">
+  <ds:schemaRefs>
+    <ds:schemaRef ds:uri="http://schemas.openxmlformats.org/officeDocument/2006/bibliography"/>
+  </ds:schemaRefs>
+</ds:datastoreItem>
 </file>
 
-<file path=customXml/item3.xml><?xml version="1.0" encoding="utf-8"?>
-<p:properties xmlns:p="http://schemas.microsoft.com/office/2006/metadata/properties" xmlns:xsi="http://www.w3.org/2001/XMLSchema-instance" xmlns:pc="http://schemas.microsoft.com/office/infopath/2007/PartnerControls">
-  <documentManagement>
-    <TaxCatchAll xmlns="023b6993-7b2a-47fc-abda-801f9cfc4a22" xsi:nil="true"/>
-    <lcf76f155ced4ddcb4097134ff3c332f xmlns="8e7907c9-d300-453a-973f-22b249258053">
-      <Terms xmlns="http://schemas.microsoft.com/office/infopath/2007/PartnerControls"/>
-    </lcf76f155ced4ddcb4097134ff3c332f>
-  </documentManagement>
-</p:properties>
+<file path=customXml/itemProps2.xml><?xml version="1.0" encoding="utf-8"?>
+<ds:datastoreItem xmlns:ds="http://schemas.openxmlformats.org/officeDocument/2006/customXml" ds:itemID="{1890BF3E-2BB0-4699-ACB7-204C5D59217A}">
+  <ds:schemaRefs>
+    <ds:schemaRef ds:uri="http://schemas.microsoft.com/office/2006/metadata/properties"/>
+    <ds:schemaRef ds:uri="http://schemas.microsoft.com/office/infopath/2007/PartnerControls"/>
+    <ds:schemaRef ds:uri="023b6993-7b2a-47fc-abda-801f9cfc4a22"/>
+    <ds:schemaRef ds:uri="8e7907c9-d300-453a-973f-22b249258053"/>
+  </ds:schemaRefs>
+</ds:datastoreItem>
 </file>
 
-<file path=customXml/item4.xml><?xml version="1.0" encoding="utf-8"?>
-<b:Sources xmlns:b="http://schemas.openxmlformats.org/officeDocument/2006/bibliography" xmlns="http://schemas.openxmlformats.org/officeDocument/2006/bibliography" SelectedStyle="\APASixthEditionOfficeOnline.xsl" StyleName="APA" Version="6"/>
+<file path=customXml/itemProps3.xml><?xml version="1.0" encoding="utf-8"?>
+<ds:datastoreItem xmlns:ds="http://schemas.openxmlformats.org/officeDocument/2006/customXml" ds:itemID="{7617CAF8-389E-41BF-8601-F61DA77694D5}">
+  <ds:schemaRefs>
+    <ds:schemaRef ds:uri="http://schemas.microsoft.com/sharepoint/v3/contenttype/forms"/>
+  </ds:schemaRefs>
+</ds:datastoreItem>
 </file>
 
-<file path=customXml/itemProps1.xml><?xml version="1.0" encoding="utf-8"?>
+<file path=customXml/itemProps4.xml><?xml version="1.0" encoding="utf-8"?>
 <ds:datastoreItem xmlns:ds="http://schemas.openxmlformats.org/officeDocument/2006/customXml" ds:itemID="{07038C64-CB7E-44D0-8F16-E5C18212BB7E}">
   <ds:schemaRefs>
     <ds:schemaRef ds:uri="http://schemas.microsoft.com/office/2006/metadata/contentType"/>
@@ -11579,31 +11842,4 @@
     <ds:schemaRef ds:uri="http://schemas.microsoft.com/internal/obd"/>
   </ds:schemaRefs>
 </ds:datastoreItem>
-</file>
-
-<file path=customXml/itemProps2.xml><?xml version="1.0" encoding="utf-8"?>
-<ds:datastoreItem xmlns:ds="http://schemas.openxmlformats.org/officeDocument/2006/customXml" ds:itemID="{7617CAF8-389E-41BF-8601-F61DA77694D5}">
-  <ds:schemaRefs>
-    <ds:schemaRef ds:uri="http://schemas.microsoft.com/sharepoint/v3/contenttype/forms"/>
-  </ds:schemaRefs>
-</ds:datastoreItem>
-</file>
-
-<file path=customXml/itemProps3.xml><?xml version="1.0" encoding="utf-8"?>
-<ds:datastoreItem xmlns:ds="http://schemas.openxmlformats.org/officeDocument/2006/customXml" ds:itemID="{1890BF3E-2BB0-4699-ACB7-204C5D59217A}">
-  <ds:schemaRefs>
-    <ds:schemaRef ds:uri="http://schemas.microsoft.com/office/2006/metadata/properties"/>
-    <ds:schemaRef ds:uri="http://schemas.microsoft.com/office/infopath/2007/PartnerControls"/>
-    <ds:schemaRef ds:uri="023b6993-7b2a-47fc-abda-801f9cfc4a22"/>
-    <ds:schemaRef ds:uri="8e7907c9-d300-453a-973f-22b249258053"/>
-  </ds:schemaRefs>
-</ds:datastoreItem>
-</file>
-
-<file path=customXml/itemProps4.xml><?xml version="1.0" encoding="utf-8"?>
-<ds:datastoreItem xmlns:ds="http://schemas.openxmlformats.org/officeDocument/2006/customXml" ds:itemID="{D5F75A63-D568-4C10-A4C9-C5458562EBEE}">
-  <ds:schemaRefs>
-    <ds:schemaRef ds:uri="http://schemas.openxmlformats.org/officeDocument/2006/bibliography"/>
-  </ds:schemaRefs>
-</ds:datastoreItem>
 </file>
--- a/SSI.docx
+++ b/SSI.docx
@@ -392,12 +392,11 @@
     </w:p>
     <w:p>
       <w:pPr>
+        <w:pStyle w:val="ListParagraph"/>
         <w:numPr>
-          <w:ilvl w:val="0"/>
-          <w:numId w:val="36"/>
+          <w:ilvl w:val="1"/>
+          <w:numId w:val="34"/>
         </w:numPr>
-        <w:spacing w:after="0"/>
-        <w:ind w:left="714" w:hanging="357"/>
         <w:jc w:val="both"/>
         <w:rPr>
           <w:sz w:val="24"/>
@@ -416,12 +415,11 @@
     </w:p>
     <w:p>
       <w:pPr>
+        <w:pStyle w:val="ListParagraph"/>
         <w:numPr>
-          <w:ilvl w:val="0"/>
-          <w:numId w:val="36"/>
+          <w:ilvl w:val="1"/>
+          <w:numId w:val="34"/>
         </w:numPr>
-        <w:spacing w:after="0"/>
-        <w:ind w:left="714" w:hanging="357"/>
         <w:jc w:val="both"/>
         <w:rPr>
           <w:sz w:val="24"/>
@@ -464,12 +462,11 @@
     </w:p>
     <w:p>
       <w:pPr>
+        <w:pStyle w:val="ListParagraph"/>
         <w:numPr>
-          <w:ilvl w:val="0"/>
-          <w:numId w:val="36"/>
+          <w:ilvl w:val="1"/>
+          <w:numId w:val="34"/>
         </w:numPr>
-        <w:spacing w:after="0"/>
-        <w:ind w:left="714" w:hanging="357"/>
         <w:jc w:val="both"/>
         <w:rPr>
           <w:sz w:val="24"/>
@@ -520,12 +517,11 @@
     </w:p>
     <w:p>
       <w:pPr>
+        <w:pStyle w:val="ListParagraph"/>
         <w:numPr>
-          <w:ilvl w:val="0"/>
-          <w:numId w:val="36"/>
+          <w:ilvl w:val="1"/>
+          <w:numId w:val="34"/>
         </w:numPr>
-        <w:spacing w:after="0"/>
-        <w:ind w:left="714" w:hanging="357"/>
         <w:jc w:val="both"/>
         <w:rPr>
           <w:sz w:val="24"/>
@@ -552,12 +548,11 @@
     </w:p>
     <w:p>
       <w:pPr>
+        <w:pStyle w:val="ListParagraph"/>
         <w:numPr>
-          <w:ilvl w:val="0"/>
-          <w:numId w:val="36"/>
+          <w:ilvl w:val="1"/>
+          <w:numId w:val="34"/>
         </w:numPr>
-        <w:spacing w:after="0"/>
-        <w:ind w:left="714" w:hanging="357"/>
         <w:jc w:val="both"/>
         <w:rPr>
           <w:sz w:val="24"/>
@@ -576,12 +571,11 @@
     </w:p>
     <w:p>
       <w:pPr>
+        <w:pStyle w:val="ListParagraph"/>
         <w:numPr>
-          <w:ilvl w:val="0"/>
-          <w:numId w:val="36"/>
+          <w:ilvl w:val="1"/>
+          <w:numId w:val="34"/>
         </w:numPr>
-        <w:spacing w:after="0"/>
-        <w:ind w:left="714" w:hanging="357"/>
         <w:jc w:val="both"/>
         <w:rPr>
           <w:sz w:val="24"/>
@@ -650,33 +644,15 @@
         <w:t> </w:t>
       </w:r>
     </w:p>
+    <w:p/>
     <w:p>
-      <w:pPr>
-        <w:jc w:val="both"/>
-        <w:rPr>
-          <w:sz w:val="24"/>
-          <w:szCs w:val="24"/>
-        </w:rPr>
-      </w:pPr>
-      <w:r>
-        <w:rPr>
-          <w:sz w:val="24"/>
-          <w:szCs w:val="24"/>
-        </w:rPr>
+      <w:r>
         <w:t xml:space="preserve">A typical </w:t>
       </w:r>
       <w:r>
-        <w:rPr>
-          <w:sz w:val="24"/>
-          <w:szCs w:val="24"/>
-        </w:rPr>
         <w:t>SSIBL</w:t>
       </w:r>
       <w:r>
-        <w:rPr>
-          <w:sz w:val="24"/>
-          <w:szCs w:val="24"/>
-        </w:rPr>
         <w:t xml:space="preserve"> learning experience involves three connected phases:</w:t>
       </w:r>
     </w:p>
@@ -685,63 +661,38 @@
         <w:pStyle w:val="ListParagraph"/>
         <w:numPr>
           <w:ilvl w:val="0"/>
-          <w:numId w:val="33"/>
+          <w:numId w:val="35"/>
         </w:numPr>
-        <w:jc w:val="both"/>
-        <w:rPr>
-          <w:b/>
-          <w:bCs/>
-          <w:sz w:val="24"/>
-          <w:szCs w:val="24"/>
+        <w:rPr>
           <w:lang w:val="en-SG"/>
         </w:rPr>
       </w:pPr>
       <w:r>
         <w:rPr>
-          <w:b/>
-          <w:bCs/>
-          <w:sz w:val="24"/>
-          <w:szCs w:val="24"/>
           <w:lang w:val="en-SG"/>
         </w:rPr>
         <w:t xml:space="preserve">Encountering a </w:t>
       </w:r>
       <w:r>
         <w:rPr>
-          <w:b/>
-          <w:bCs/>
-          <w:sz w:val="24"/>
-          <w:szCs w:val="24"/>
           <w:lang w:val="en-SG"/>
         </w:rPr>
         <w:t>F</w:t>
       </w:r>
       <w:r>
         <w:rPr>
-          <w:b/>
-          <w:bCs/>
-          <w:sz w:val="24"/>
-          <w:szCs w:val="24"/>
           <w:lang w:val="en-SG"/>
         </w:rPr>
         <w:t xml:space="preserve">ocal </w:t>
       </w:r>
       <w:r>
         <w:rPr>
-          <w:b/>
-          <w:bCs/>
-          <w:sz w:val="24"/>
-          <w:szCs w:val="24"/>
           <w:lang w:val="en-SG"/>
         </w:rPr>
         <w:t>I</w:t>
       </w:r>
       <w:r>
         <w:rPr>
-          <w:b/>
-          <w:bCs/>
-          <w:sz w:val="24"/>
-          <w:szCs w:val="24"/>
           <w:lang w:val="en-SG"/>
         </w:rPr>
         <w:t>ssue</w:t>
@@ -750,18 +701,15 @@
     <w:p>
       <w:pPr>
         <w:pStyle w:val="ListParagraph"/>
-        <w:jc w:val="both"/>
-        <w:rPr>
-          <w:sz w:val="24"/>
-          <w:szCs w:val="24"/>
+        <w:numPr>
+          <w:ilvl w:val="1"/>
+          <w:numId w:val="35"/>
+        </w:numPr>
+        <w:rPr>
           <w:lang w:val="en-SG"/>
         </w:rPr>
       </w:pPr>
       <w:r>
-        <w:rPr>
-          <w:sz w:val="24"/>
-          <w:szCs w:val="24"/>
-        </w:rPr>
         <w:t>Students encounter a meaningful socio-scientific issue and develop awareness of its scientific and societal dimensions.</w:t>
       </w:r>
     </w:p>
@@ -770,63 +718,38 @@
         <w:pStyle w:val="ListParagraph"/>
         <w:numPr>
           <w:ilvl w:val="0"/>
-          <w:numId w:val="33"/>
+          <w:numId w:val="35"/>
         </w:numPr>
-        <w:jc w:val="both"/>
-        <w:rPr>
-          <w:b/>
-          <w:bCs/>
-          <w:sz w:val="24"/>
-          <w:szCs w:val="24"/>
+        <w:rPr>
           <w:lang w:val="en-SG"/>
         </w:rPr>
       </w:pPr>
       <w:r>
         <w:rPr>
-          <w:b/>
-          <w:bCs/>
-          <w:sz w:val="24"/>
-          <w:szCs w:val="24"/>
           <w:lang w:val="en-SG"/>
         </w:rPr>
         <w:t xml:space="preserve">Engaging with key </w:t>
       </w:r>
       <w:r>
         <w:rPr>
-          <w:b/>
-          <w:bCs/>
-          <w:sz w:val="24"/>
-          <w:szCs w:val="24"/>
           <w:lang w:val="en-SG"/>
         </w:rPr>
         <w:t>I</w:t>
       </w:r>
       <w:r>
         <w:rPr>
-          <w:b/>
-          <w:bCs/>
-          <w:sz w:val="24"/>
-          <w:szCs w:val="24"/>
           <w:lang w:val="en-SG"/>
         </w:rPr>
         <w:t xml:space="preserve">deas and </w:t>
       </w:r>
       <w:r>
         <w:rPr>
-          <w:b/>
-          <w:bCs/>
-          <w:sz w:val="24"/>
-          <w:szCs w:val="24"/>
           <w:lang w:val="en-SG"/>
         </w:rPr>
         <w:t>P</w:t>
       </w:r>
       <w:r>
         <w:rPr>
-          <w:b/>
-          <w:bCs/>
-          <w:sz w:val="24"/>
-          <w:szCs w:val="24"/>
           <w:lang w:val="en-SG"/>
         </w:rPr>
         <w:t>ractices</w:t>
@@ -835,18 +758,15 @@
     <w:p>
       <w:pPr>
         <w:pStyle w:val="ListParagraph"/>
-        <w:jc w:val="both"/>
-        <w:rPr>
-          <w:sz w:val="24"/>
-          <w:szCs w:val="24"/>
+        <w:numPr>
+          <w:ilvl w:val="1"/>
+          <w:numId w:val="35"/>
+        </w:numPr>
+        <w:rPr>
           <w:lang w:val="en-SG"/>
         </w:rPr>
       </w:pPr>
       <w:r>
-        <w:rPr>
-          <w:sz w:val="24"/>
-          <w:szCs w:val="24"/>
-        </w:rPr>
         <w:t>Students develop and apply Disciplinary Core Ideas, Scientific Practices and Crosscutting Concepts while engaging in socio-scientific reasoning. This includes considering evidence, stakeholders, perspectives, values, uncertainty and the limitations of science.</w:t>
       </w:r>
     </w:p>
@@ -855,83 +775,50 @@
         <w:pStyle w:val="ListParagraph"/>
         <w:numPr>
           <w:ilvl w:val="0"/>
-          <w:numId w:val="33"/>
+          <w:numId w:val="35"/>
         </w:numPr>
-        <w:jc w:val="both"/>
-        <w:rPr>
-          <w:b/>
-          <w:bCs/>
-          <w:sz w:val="24"/>
-          <w:szCs w:val="24"/>
+        <w:rPr>
           <w:lang w:val="en-SG"/>
         </w:rPr>
       </w:pPr>
       <w:r>
         <w:rPr>
-          <w:b/>
-          <w:bCs/>
-          <w:sz w:val="24"/>
-          <w:szCs w:val="24"/>
           <w:lang w:val="en-SG"/>
         </w:rPr>
         <w:t xml:space="preserve">Synthesising </w:t>
       </w:r>
       <w:r>
         <w:rPr>
-          <w:b/>
-          <w:bCs/>
-          <w:sz w:val="24"/>
-          <w:szCs w:val="24"/>
           <w:lang w:val="en-SG"/>
         </w:rPr>
         <w:t>Key</w:t>
       </w:r>
       <w:r>
         <w:rPr>
-          <w:b/>
-          <w:bCs/>
-          <w:sz w:val="24"/>
-          <w:szCs w:val="24"/>
           <w:lang w:val="en-SG"/>
         </w:rPr>
         <w:t xml:space="preserve"> </w:t>
       </w:r>
       <w:r>
         <w:rPr>
-          <w:b/>
-          <w:bCs/>
-          <w:sz w:val="24"/>
-          <w:szCs w:val="24"/>
           <w:lang w:val="en-SG"/>
         </w:rPr>
         <w:t>I</w:t>
       </w:r>
       <w:r>
         <w:rPr>
-          <w:b/>
-          <w:bCs/>
-          <w:sz w:val="24"/>
-          <w:szCs w:val="24"/>
           <w:lang w:val="en-SG"/>
         </w:rPr>
         <w:t xml:space="preserve">deas and </w:t>
       </w:r>
       <w:r>
         <w:rPr>
-          <w:b/>
-          <w:bCs/>
-          <w:sz w:val="24"/>
-          <w:szCs w:val="24"/>
           <w:lang w:val="en-SG"/>
         </w:rPr>
         <w:t>P</w:t>
       </w:r>
       <w:r>
         <w:rPr>
-          <w:b/>
-          <w:bCs/>
-          <w:sz w:val="24"/>
-          <w:szCs w:val="24"/>
           <w:lang w:val="en-SG"/>
         </w:rPr>
         <w:t>ractices</w:t>
@@ -940,25 +827,13 @@
     <w:p>
       <w:pPr>
         <w:pStyle w:val="ListParagraph"/>
-        <w:jc w:val="both"/>
-        <w:rPr>
-          <w:sz w:val="24"/>
-          <w:szCs w:val="24"/>
-        </w:rPr>
-      </w:pPr>
-      <w:r>
-        <w:rPr>
-          <w:sz w:val="24"/>
-          <w:szCs w:val="24"/>
-        </w:rPr>
-        <w:t>Students draw together their scientific understanding and reasoning to develop, communicate and justify a position, recommendation, policy, solution or course of action</w:t>
-      </w:r>
-      <w:r>
-        <w:rPr>
-          <w:sz w:val="24"/>
-          <w:szCs w:val="24"/>
-        </w:rPr>
-        <w:t>.</w:t>
+        <w:numPr>
+          <w:ilvl w:val="1"/>
+          <w:numId w:val="35"/>
+        </w:numPr>
+      </w:pPr>
+      <w:r>
+        <w:t>Students draw together their scientific understanding and reasoning to develop, communicate and justify a position, recommendation, policy, solution or course of action.</w:t>
       </w:r>
     </w:p>
     <w:p>
@@ -986,12 +861,6 @@
           <w:color w:val="auto"/>
         </w:rPr>
       </w:pPr>
-      <w:r>
-        <w:rPr>
-          <w:color w:val="auto"/>
-        </w:rPr>
-        <w:t xml:space="preserve">. </w:t>
-      </w:r>
       <w:r>
         <w:rPr>
           <w:color w:val="auto"/>
@@ -1063,6 +932,146 @@
     </w:p>
     <w:p>
       <w:pPr>
+        <w:rPr>
+          <w:lang w:val="en-SG"/>
+        </w:rPr>
+      </w:pPr>
+      <w:r>
+        <w:t xml:space="preserve">Across the learning sequence, students should also have opportunities to evaluate the reliability of information </w:t>
+      </w:r>
+      <w:r>
+        <w:t>sources and</w:t>
+      </w:r>
+      <w:r>
+        <w:t xml:space="preserve"> reflect on or refine their own beliefs and positions regarding the issue.</w:t>
+      </w:r>
+    </w:p>
+    <w:p>
+      <w:pPr>
+        <w:rPr>
+          <w:lang w:val="en-SG"/>
+        </w:rPr>
+      </w:pPr>
+      <w:r>
+        <w:rPr>
+          <w:lang w:val="en-US"/>
+        </w:rPr>
+        <w:t>The following questions are characteristic of SSI</w:t>
+      </w:r>
+      <w:r>
+        <w:rPr>
+          <w:lang w:val="en-US"/>
+        </w:rPr>
+        <w:t>B</w:t>
+      </w:r>
+      <w:r>
+        <w:rPr>
+          <w:lang w:val="en-US"/>
+        </w:rPr>
+        <w:t>L:</w:t>
+      </w:r>
+      <w:r>
+        <w:rPr>
+          <w:lang w:val="en-SG"/>
+        </w:rPr>
+        <w:t> </w:t>
+      </w:r>
+    </w:p>
+    <w:p>
+      <w:pPr>
+        <w:pStyle w:val="ListParagraph"/>
+        <w:numPr>
+          <w:ilvl w:val="0"/>
+          <w:numId w:val="40"/>
+        </w:numPr>
+        <w:ind w:left="426"/>
+      </w:pPr>
+      <w:r>
+        <w:t>What is the socio-scientific issue we are examining?</w:t>
+      </w:r>
+    </w:p>
+    <w:p>
+      <w:pPr>
+        <w:pStyle w:val="ListParagraph"/>
+        <w:numPr>
+          <w:ilvl w:val="0"/>
+          <w:numId w:val="40"/>
+        </w:numPr>
+        <w:ind w:left="426"/>
+      </w:pPr>
+      <w:r>
+        <w:t>What scientific knowledge is needed to understand the issue?</w:t>
+      </w:r>
+    </w:p>
+    <w:p>
+      <w:pPr>
+        <w:pStyle w:val="ListParagraph"/>
+        <w:numPr>
+          <w:ilvl w:val="0"/>
+          <w:numId w:val="40"/>
+        </w:numPr>
+        <w:ind w:left="426"/>
+      </w:pPr>
+      <w:r>
+        <w:t>What evidence is available, and how reliable is it?</w:t>
+      </w:r>
+    </w:p>
+    <w:p>
+      <w:pPr>
+        <w:pStyle w:val="ListParagraph"/>
+        <w:numPr>
+          <w:ilvl w:val="0"/>
+          <w:numId w:val="40"/>
+        </w:numPr>
+        <w:ind w:left="426"/>
+      </w:pPr>
+      <w:r>
+        <w:t>Who are the stakeholders affected by this issue?</w:t>
+      </w:r>
+    </w:p>
+    <w:p>
+      <w:pPr>
+        <w:pStyle w:val="ListParagraph"/>
+        <w:numPr>
+          <w:ilvl w:val="0"/>
+          <w:numId w:val="40"/>
+        </w:numPr>
+        <w:ind w:left="426"/>
+      </w:pPr>
+      <w:r>
+        <w:t>What ethical principles or values are involved?</w:t>
+      </w:r>
+    </w:p>
+    <w:p>
+      <w:pPr>
+        <w:pStyle w:val="ListParagraph"/>
+        <w:numPr>
+          <w:ilvl w:val="0"/>
+          <w:numId w:val="40"/>
+        </w:numPr>
+        <w:ind w:left="426"/>
+      </w:pPr>
+      <w:r>
+        <w:t>What different perspectives or trade-offs need to be considered?</w:t>
+      </w:r>
+    </w:p>
+    <w:p>
+      <w:pPr>
+        <w:pStyle w:val="ListParagraph"/>
+        <w:numPr>
+          <w:ilvl w:val="0"/>
+          <w:numId w:val="40"/>
+        </w:numPr>
+        <w:ind w:left="426"/>
+      </w:pPr>
+      <w:r>
+        <w:t>What decision or course of action can be justified using science, evidence and ethical reasoning?</w:t>
+      </w:r>
+    </w:p>
+    <w:p>
+      <w:pPr>
+        <w:spacing w:after="0" w:line="240" w:lineRule="auto"/>
+        <w:ind w:left="357"/>
         <w:jc w:val="both"/>
         <w:rPr>
           <w:sz w:val="24"/>
@@ -1070,52 +1079,22 @@
           <w:lang w:val="en-SG"/>
         </w:rPr>
       </w:pPr>
-      <w:r>
-        <w:rPr>
-          <w:sz w:val="24"/>
-          <w:szCs w:val="24"/>
-        </w:rPr>
-        <w:t xml:space="preserve">Across the learning sequence, students should also have opportunities to evaluate the reliability of information </w:t>
-      </w:r>
-      <w:r>
-        <w:rPr>
-          <w:sz w:val="24"/>
-          <w:szCs w:val="24"/>
-        </w:rPr>
-        <w:t>sources and</w:t>
-      </w:r>
-      <w:r>
-        <w:rPr>
-          <w:sz w:val="24"/>
-          <w:szCs w:val="24"/>
-        </w:rPr>
-        <w:t xml:space="preserve"> reflect on or refine their own beliefs and positions regarding the issue.</w:t>
-      </w:r>
     </w:p>
     <w:p>
       <w:pPr>
-        <w:jc w:val="both"/>
-        <w:rPr>
-          <w:sz w:val="24"/>
-          <w:szCs w:val="24"/>
-          <w:lang w:val="en-SG"/>
-        </w:rPr>
-      </w:pPr>
-      <w:r>
         <w:rPr>
           <w:sz w:val="24"/>
           <w:szCs w:val="24"/>
           <w:lang w:val="en-US"/>
         </w:rPr>
-        <w:t>The following questions are characteristic of SSI</w:t>
-      </w:r>
+      </w:pPr>
       <w:r>
         <w:rPr>
           <w:sz w:val="24"/>
           <w:szCs w:val="24"/>
           <w:lang w:val="en-US"/>
         </w:rPr>
-        <w:t>B</w:t>
+        <w:t>In the context of science education, SSI</w:t>
       </w:r>
       <w:r>
         <w:rPr>
@@ -1123,266 +1102,38 @@
           <w:szCs w:val="24"/>
           <w:lang w:val="en-US"/>
         </w:rPr>
-        <w:t>L:</w:t>
-      </w:r>
-      <w:r>
-        <w:rPr>
-          <w:sz w:val="24"/>
-          <w:szCs w:val="24"/>
-          <w:lang w:val="en-SG"/>
-        </w:rPr>
-        <w:t> </w:t>
-      </w:r>
-    </w:p>
-    <w:p>
-      <w:pPr>
-        <w:numPr>
-          <w:ilvl w:val="0"/>
-          <w:numId w:val="18"/>
-        </w:numPr>
-        <w:spacing w:after="0" w:line="240" w:lineRule="auto"/>
-        <w:ind w:left="357" w:hanging="357"/>
-        <w:jc w:val="both"/>
-        <w:rPr>
-          <w:sz w:val="24"/>
-          <w:szCs w:val="24"/>
-          <w:lang w:val="en-SG"/>
-        </w:rPr>
-      </w:pPr>
+        <w:t>B</w:t>
+      </w:r>
       <w:r>
         <w:rPr>
           <w:sz w:val="24"/>
           <w:szCs w:val="24"/>
           <w:lang w:val="en-US"/>
         </w:rPr>
-        <w:t>What is the socio-scientific issue we are examining?</w:t>
-      </w:r>
-    </w:p>
-    <w:p>
-      <w:pPr>
-        <w:numPr>
-          <w:ilvl w:val="0"/>
-          <w:numId w:val="18"/>
-        </w:numPr>
-        <w:spacing w:after="0" w:line="240" w:lineRule="auto"/>
-        <w:ind w:left="357" w:hanging="357"/>
-        <w:jc w:val="both"/>
-        <w:rPr>
-          <w:sz w:val="24"/>
-          <w:szCs w:val="24"/>
-          <w:lang w:val="en-SG"/>
-        </w:rPr>
-      </w:pPr>
+        <w:t>L s</w:t>
+      </w:r>
+      <w:r>
+        <w:rPr>
+          <w:lang w:val="en-US"/>
+        </w:rPr>
+        <w:t>upports students in developing scientific literacy by helping them understand how science interacts with society. It also provides opportunities to develop the Practices of Science</w:t>
+      </w:r>
       <w:r>
         <w:rPr>
           <w:sz w:val="24"/>
           <w:szCs w:val="24"/>
           <w:lang w:val="en-US"/>
         </w:rPr>
-        <w:t>What scientific knowledge is needed to understand the issue?</w:t>
+        <w:t>, especially in using evidence, evaluating claims, constructing arguments and making informed decisions.</w:t>
       </w:r>
     </w:p>
     <w:p>
       <w:pPr>
-        <w:numPr>
-          <w:ilvl w:val="0"/>
-          <w:numId w:val="18"/>
-        </w:numPr>
-        <w:spacing w:after="0" w:line="240" w:lineRule="auto"/>
-        <w:ind w:left="357" w:hanging="357"/>
         <w:jc w:val="both"/>
-        <w:rPr>
-          <w:sz w:val="24"/>
-          <w:szCs w:val="24"/>
-          <w:lang w:val="en-SG"/>
-        </w:rPr>
-      </w:pPr>
-      <w:r>
         <w:rPr>
           <w:sz w:val="24"/>
           <w:szCs w:val="24"/>
           <w:lang w:val="en-US"/>
-        </w:rPr>
-        <w:t>What evidence is available, and how reliable is it?</w:t>
-      </w:r>
-    </w:p>
-    <w:p>
-      <w:pPr>
-        <w:numPr>
-          <w:ilvl w:val="0"/>
-          <w:numId w:val="18"/>
-        </w:numPr>
-        <w:spacing w:after="0" w:line="240" w:lineRule="auto"/>
-        <w:ind w:left="357" w:hanging="357"/>
-        <w:jc w:val="both"/>
-        <w:rPr>
-          <w:sz w:val="24"/>
-          <w:szCs w:val="24"/>
-          <w:lang w:val="en-SG"/>
-        </w:rPr>
-      </w:pPr>
-      <w:r>
-        <w:rPr>
-          <w:sz w:val="24"/>
-          <w:szCs w:val="24"/>
-          <w:lang w:val="en-US"/>
-        </w:rPr>
-        <w:t>Who are the stakeholders affected by this issue?</w:t>
-      </w:r>
-    </w:p>
-    <w:p>
-      <w:pPr>
-        <w:numPr>
-          <w:ilvl w:val="0"/>
-          <w:numId w:val="18"/>
-        </w:numPr>
-        <w:spacing w:after="0" w:line="240" w:lineRule="auto"/>
-        <w:ind w:left="357" w:hanging="357"/>
-        <w:jc w:val="both"/>
-        <w:rPr>
-          <w:sz w:val="24"/>
-          <w:szCs w:val="24"/>
-          <w:lang w:val="en-SG"/>
-        </w:rPr>
-      </w:pPr>
-      <w:r>
-        <w:rPr>
-          <w:sz w:val="24"/>
-          <w:szCs w:val="24"/>
-          <w:lang w:val="en-US"/>
-        </w:rPr>
-        <w:t>What ethical principles or values are involved?</w:t>
-      </w:r>
-    </w:p>
-    <w:p>
-      <w:pPr>
-        <w:numPr>
-          <w:ilvl w:val="0"/>
-          <w:numId w:val="18"/>
-        </w:numPr>
-        <w:spacing w:after="0" w:line="240" w:lineRule="auto"/>
-        <w:ind w:left="357" w:hanging="357"/>
-        <w:jc w:val="both"/>
-        <w:rPr>
-          <w:sz w:val="24"/>
-          <w:szCs w:val="24"/>
-          <w:lang w:val="en-SG"/>
-        </w:rPr>
-      </w:pPr>
-      <w:r>
-        <w:rPr>
-          <w:sz w:val="24"/>
-          <w:szCs w:val="24"/>
-          <w:lang w:val="en-US"/>
-        </w:rPr>
-        <w:t>What different perspectives or trade-offs need to be considered?</w:t>
-      </w:r>
-    </w:p>
-    <w:p>
-      <w:pPr>
-        <w:numPr>
-          <w:ilvl w:val="0"/>
-          <w:numId w:val="18"/>
-        </w:numPr>
-        <w:spacing w:after="0" w:line="240" w:lineRule="auto"/>
-        <w:ind w:left="357" w:hanging="357"/>
-        <w:jc w:val="both"/>
-        <w:rPr>
-          <w:sz w:val="24"/>
-          <w:szCs w:val="24"/>
-          <w:lang w:val="en-SG"/>
-        </w:rPr>
-      </w:pPr>
-      <w:r>
-        <w:rPr>
-          <w:sz w:val="24"/>
-          <w:szCs w:val="24"/>
-          <w:lang w:val="en-US"/>
-        </w:rPr>
-        <w:t>What decision or course of action can be justified using science, evidence and ethical reasoning?</w:t>
-      </w:r>
-    </w:p>
-    <w:p>
-      <w:pPr>
-        <w:spacing w:after="0" w:line="240" w:lineRule="auto"/>
-        <w:ind w:left="357"/>
-        <w:jc w:val="both"/>
-        <w:rPr>
-          <w:sz w:val="24"/>
-          <w:szCs w:val="24"/>
-          <w:lang w:val="en-SG"/>
-        </w:rPr>
-      </w:pPr>
-    </w:p>
-    <w:p>
-      <w:pPr>
-        <w:jc w:val="both"/>
-        <w:rPr>
-          <w:sz w:val="24"/>
-          <w:szCs w:val="24"/>
-          <w:lang w:val="en-US"/>
-        </w:rPr>
-      </w:pPr>
-      <w:r>
-        <w:rPr>
-          <w:sz w:val="24"/>
-          <w:szCs w:val="24"/>
-          <w:lang w:val="en-US"/>
-        </w:rPr>
-        <w:t>In the context of science education, SSI</w:t>
-      </w:r>
-      <w:r>
-        <w:rPr>
-          <w:sz w:val="24"/>
-          <w:szCs w:val="24"/>
-          <w:lang w:val="en-US"/>
-        </w:rPr>
-        <w:t>B</w:t>
-      </w:r>
-      <w:r>
-        <w:rPr>
-          <w:sz w:val="24"/>
-          <w:szCs w:val="24"/>
-          <w:lang w:val="en-US"/>
-        </w:rPr>
-        <w:t>L supports students in developing scientific literacy by helping them understand how science interacts with society. It also provides opportunities to develop the Practices of Science, especially in using evidence, evaluating claims, constructing arguments and making informed decisions.</w:t>
-      </w:r>
-    </w:p>
-    <w:p>
-      <w:pPr>
-        <w:jc w:val="both"/>
-        <w:rPr>
-          <w:sz w:val="24"/>
-          <w:szCs w:val="24"/>
-          <w:lang w:val="en-US"/>
-        </w:rPr>
-      </w:pPr>
-    </w:p>
-    <w:p>
-      <w:pPr>
-        <w:jc w:val="both"/>
-        <w:rPr>
-          <w:sz w:val="24"/>
-          <w:szCs w:val="24"/>
-          <w:lang w:val="en-SG"/>
-        </w:rPr>
-      </w:pPr>
-    </w:p>
-    <w:p>
-      <w:pPr>
-        <w:jc w:val="both"/>
-        <w:rPr>
-          <w:lang w:val="en-SG"/>
-        </w:rPr>
-      </w:pPr>
-    </w:p>
-    <w:p>
-      <w:pPr>
-        <w:jc w:val="both"/>
-        <w:rPr>
-          <w:sz w:val="24"/>
-          <w:szCs w:val="24"/>
-          <w:lang w:val="en-SG"/>
         </w:rPr>
       </w:pPr>
     </w:p>
@@ -1718,26 +1469,20 @@
           </w:tcPr>
           <w:p>
             <w:pPr>
-              <w:jc w:val="center"/>
-              <w:rPr>
-                <w:b/>
+              <w:pStyle w:val="Heading3"/>
+              <w:rPr>
                 <w:i/>
               </w:rPr>
             </w:pPr>
             <w:r>
               <w:rPr>
-                <w:rFonts w:eastAsia="DengXian"/>
-                <w:b/>
-                <w:bCs/>
-                <w:lang w:val="en-SG"/>
-              </w:rPr>
+                <w:lang w:val="en-SG"/>
+              </w:rPr>
+              <w:lastRenderedPageBreak/>
               <w:t>Encountering a</w:t>
             </w:r>
             <w:r>
               <w:rPr>
-                <w:rFonts w:eastAsia="DengXian"/>
-                <w:b/>
-                <w:bCs/>
                 <w:lang w:val="en-SG"/>
               </w:rPr>
               <w:t xml:space="preserve"> Focal Issue</w:t>
@@ -1865,7 +1610,6 @@
                 <w:lang w:val="en-SG" w:eastAsia="en-SG"/>
                 <w14:ligatures w14:val="none"/>
               </w:rPr>
-              <w:lastRenderedPageBreak/>
               <w:t xml:space="preserve">Teacher </w:t>
             </w:r>
             <w:r>
@@ -1930,7 +1674,6 @@
                 <w:lang w:val="en-SG" w:eastAsia="en-SG"/>
                 <w14:ligatures w14:val="none"/>
               </w:rPr>
-              <w:lastRenderedPageBreak/>
               <w:t xml:space="preserve">Students </w:t>
             </w:r>
             <w:r>
@@ -2200,20 +1943,16 @@
           </w:tcPr>
           <w:p>
             <w:pPr>
-              <w:spacing w:line="257" w:lineRule="auto"/>
-              <w:jc w:val="center"/>
-              <w:rPr>
-                <w:rFonts w:eastAsia="DengXian"/>
-                <w:lang w:val="en-SG"/>
-              </w:rPr>
-            </w:pPr>
-            <w:r>
-              <w:rPr>
-                <w:rFonts w:eastAsia="DengXian"/>
-                <w:b/>
-                <w:bCs/>
-                <w:lang w:val="en-SG"/>
-              </w:rPr>
+              <w:pStyle w:val="Heading3"/>
+              <w:rPr>
+                <w:lang w:val="en-SG"/>
+              </w:rPr>
+            </w:pPr>
+            <w:r>
+              <w:rPr>
+                <w:lang w:val="en-SG"/>
+              </w:rPr>
+              <w:lastRenderedPageBreak/>
               <w:t>Engaging with Key Ideas and Practices</w:t>
             </w:r>
           </w:p>
@@ -2650,7 +2389,6 @@
               <w:rPr>
                 <w:lang w:val="en-SG"/>
               </w:rPr>
-              <w:lastRenderedPageBreak/>
               <w:t xml:space="preserve">Teacher facilitates whole-class discussion on categorising the reasons under the principles, as well as highlighting reasons that do not fall under any of the principles. </w:t>
             </w:r>
           </w:p>
@@ -2677,6 +2415,7 @@
                 <w:lang w:val="en-SG" w:eastAsia="en-SG"/>
                 <w14:ligatures w14:val="none"/>
               </w:rPr>
+              <w:lastRenderedPageBreak/>
               <w:t>(Tech)</w:t>
             </w:r>
             <w:r>
@@ -3043,7 +2782,6 @@
               <w:rPr>
                 <w:lang w:val="en-SG"/>
               </w:rPr>
-              <w:lastRenderedPageBreak/>
               <w:t>Throughout this phase, students also have opportunities to reflect on and refine their own beliefs and perspectives on the issue, rather than reserving this only for the culminating activity.</w:t>
             </w:r>
           </w:p>
@@ -3064,7 +2802,6 @@
                 <w:b/>
                 <w:bCs/>
               </w:rPr>
-              <w:lastRenderedPageBreak/>
               <w:t>[Understand]</w:t>
             </w:r>
           </w:p>
@@ -3155,11 +2892,7 @@
               <w:t xml:space="preserve"> </w:t>
             </w:r>
             <w:r>
-              <w:t xml:space="preserve">different perspectives about the SSI whilst interacting with media resources, learning that scientific knowledge is </w:t>
-            </w:r>
-            <w:r>
-              <w:lastRenderedPageBreak/>
-              <w:t xml:space="preserve">represented and interpreted differently by various stakeholders.   </w:t>
+              <w:t xml:space="preserve">different perspectives about the SSI whilst interacting with media resources, learning that scientific knowledge is represented and interpreted differently by various stakeholders.   </w:t>
             </w:r>
           </w:p>
           <w:p/>
@@ -3203,6 +2936,7 @@
               </w:numPr>
             </w:pPr>
             <w:r>
+              <w:lastRenderedPageBreak/>
               <w:t xml:space="preserve">Some student agency is involved as they take ownership of their own and the group’s learning of the issue. </w:t>
             </w:r>
           </w:p>
@@ -3278,11 +3012,11 @@
               <w:t xml:space="preserve"> activity</w:t>
             </w:r>
             <w:r>
-              <w:t xml:space="preserve">, students develop informed views and positions on </w:t>
+              <w:t xml:space="preserve">, students develop informed views and positions on the SSI of compulsory vaccination, building the capacity to engage in future discourse on other SSIs and broader STSE issues, and </w:t>
             </w:r>
             <w:r>
               <w:lastRenderedPageBreak/>
-              <w:t>the SSI of compulsory vaccination, building the capacity to engage in future discourse on other SSIs and broader STSE issues, and ultimately becoming scientifically literate citizens who can participate responsibly in society.</w:t>
+              <w:t>ultimately becoming scientifically literate citizens who can participate responsibly in society.</w:t>
             </w:r>
           </w:p>
           <w:p>
@@ -3300,13 +3034,10 @@
           </w:tcPr>
           <w:p>
             <w:pPr>
-              <w:jc w:val="center"/>
-            </w:pPr>
-            <w:r>
-              <w:rPr>
-                <w:rFonts w:eastAsia="DengXian"/>
-                <w:b/>
-                <w:bCs/>
+              <w:pStyle w:val="Heading3"/>
+            </w:pPr>
+            <w:r>
+              <w:rPr>
                 <w:lang w:val="en-SG"/>
               </w:rPr>
               <w:lastRenderedPageBreak/>
@@ -3314,18 +3045,12 @@
             </w:r>
             <w:r>
               <w:rPr>
-                <w:rFonts w:eastAsia="DengXian"/>
-                <w:b/>
-                <w:bCs/>
                 <w:lang w:val="en-SG"/>
               </w:rPr>
               <w:t xml:space="preserve"> Key</w:t>
             </w:r>
             <w:r>
               <w:rPr>
-                <w:rFonts w:eastAsia="DengXian"/>
-                <w:b/>
-                <w:bCs/>
                 <w:lang w:val="en-SG"/>
               </w:rPr>
               <w:t xml:space="preserve"> Ideas and Practices</w:t>
@@ -3457,7 +3182,6 @@
               <w:spacing w:line="240" w:lineRule="auto"/>
             </w:pPr>
             <w:r>
-              <w:lastRenderedPageBreak/>
               <w:t>Teacher gets students to reflect on their understanding of vaccination and their views on vaccination.</w:t>
             </w:r>
           </w:p>
@@ -3492,7 +3216,6 @@
                 <w:lang w:val="en-SG" w:eastAsia="en-SG"/>
                 <w14:ligatures w14:val="none"/>
               </w:rPr>
-              <w:lastRenderedPageBreak/>
               <w:t xml:space="preserve">Students communicate and justify their </w:t>
             </w:r>
             <w:r>
@@ -3835,11 +3558,7 @@
               <w:t>Through</w:t>
             </w:r>
             <w:r>
-              <w:t xml:space="preserve"> crafting and defending a policy paper, students apply their scientific understanding and ethical reasoning to take a justified position on a real-world </w:t>
-            </w:r>
-            <w:r>
-              <w:lastRenderedPageBreak/>
-              <w:t>issue. This prepares students not just with content knowledge, but with the capacity to consider, make decisions about, and engage in discourses on complex societal issues. In doing so, students develop their identities as informed, responsible contributors to public discourse on science-related societal issues.</w:t>
+              <w:t xml:space="preserve"> crafting and defending a policy paper, students apply their scientific understanding and ethical reasoning to take a justified position on a real-world issue. This prepares students not just with content knowledge, but with the capacity to consider, make decisions about, and engage in discourses on complex societal issues. In doing so, students develop their identities as informed, responsible contributors to public discourse on science-related societal issues.</w:t>
             </w:r>
           </w:p>
           <w:p/>
@@ -3952,7 +3671,6 @@
         <w:rPr>
           <w:lang w:val="en-SG"/>
         </w:rPr>
-        <w:lastRenderedPageBreak/>
         <w:t>Differentiating Instructio</w:t>
       </w:r>
       <w:r>
@@ -4285,13 +4003,18 @@
           </w:tcPr>
           <w:p>
             <w:pPr>
-              <w:rPr>
-                <w:rFonts w:eastAsia="DengXian"/>
-                <w:b/>
-                <w:bCs/>
-                <w:lang w:val="en-SG"/>
-              </w:rPr>
-            </w:pPr>
+              <w:pStyle w:val="Heading3"/>
+              <w:rPr>
+                <w:lang w:val="en-SG"/>
+              </w:rPr>
+            </w:pPr>
+            <w:r>
+              <w:rPr>
+                <w:lang w:val="en-SG"/>
+              </w:rPr>
+              <w:lastRenderedPageBreak/>
+              <w:t>Encountering a Focal Issue</w:t>
+            </w:r>
           </w:p>
         </w:tc>
         <w:tc>
@@ -4447,24 +4170,20 @@
           </w:tcPr>
           <w:p>
             <w:pPr>
-              <w:spacing w:line="257" w:lineRule="auto"/>
-              <w:rPr>
-                <w:rFonts w:eastAsia="DengXian"/>
-                <w:lang w:val="en-SG"/>
-              </w:rPr>
-            </w:pPr>
-            <w:r>
-              <w:rPr>
-                <w:rFonts w:eastAsia="DengXian"/>
-                <w:b/>
-                <w:bCs/>
+              <w:pStyle w:val="Heading3"/>
+              <w:rPr>
+                <w:lang w:val="en-SG"/>
+              </w:rPr>
+            </w:pPr>
+            <w:r>
+              <w:rPr>
                 <w:lang w:val="en-SG"/>
               </w:rPr>
               <w:t>Engaging with Key Ideas and Practices</w:t>
             </w:r>
             <w:r>
               <w:rPr>
-                <w:rFonts w:eastAsia="DengXian" w:hint="eastAsia"/>
+                <w:rFonts w:hint="eastAsia"/>
                 <w:lang w:val="en-SG"/>
               </w:rPr>
               <w:t xml:space="preserve"> </w:t>
@@ -4562,7 +4281,6 @@
               </w:rPr>
             </w:pPr>
             <w:r>
-              <w:lastRenderedPageBreak/>
               <w:t>Introduce one clear ethical framework, such as the four bioethical principles, and model how it can be applied to a sample claim.</w:t>
             </w:r>
           </w:p>
@@ -4583,7 +4301,6 @@
               </w:rPr>
             </w:pPr>
             <w:r>
-              <w:lastRenderedPageBreak/>
               <w:t>Allow students greater autonomy to extend their inquiry beyond teacher-provided sources to include credible online sources.</w:t>
             </w:r>
           </w:p>
@@ -4685,19 +4402,16 @@
           </w:tcPr>
           <w:p>
             <w:pPr>
-              <w:rPr>
-                <w:b/>
-                <w:bCs/>
-                <w:lang w:val="en-SG"/>
-              </w:rPr>
-            </w:pPr>
-            <w:r>
-              <w:rPr>
-                <w:rFonts w:eastAsia="DengXian"/>
-                <w:b/>
-                <w:bCs/>
-                <w:lang w:val="en-SG"/>
-              </w:rPr>
+              <w:pStyle w:val="Heading3"/>
+              <w:rPr>
+                <w:lang w:val="en-SG"/>
+              </w:rPr>
+            </w:pPr>
+            <w:r>
+              <w:rPr>
+                <w:lang w:val="en-SG"/>
+              </w:rPr>
+              <w:lastRenderedPageBreak/>
               <w:t>Synthesising Key Ideas and Practices</w:t>
             </w:r>
           </w:p>
@@ -6588,7 +6302,7 @@
         <w:rFonts w:ascii="Symbol" w:hAnsi="Symbol" w:hint="default"/>
       </w:rPr>
     </w:lvl>
-    <w:lvl w:ilvl="1" w:tplc="48090003" w:tentative="1">
+    <w:lvl w:ilvl="1" w:tplc="48090003">
       <w:start w:val="1"/>
       <w:numFmt w:val="bullet"/>
       <w:lvlText w:val="o"/>
@@ -7700,7 +7414,7 @@
   <w:abstractNum w:abstractNumId="21" w15:restartNumberingAfterBreak="0">
     <w:nsid w:val="47C64C00"/>
     <w:multiLevelType w:val="hybridMultilevel"/>
-    <w:tmpl w:val="67546594"/>
+    <w:tmpl w:val="AEB4BD8E"/>
     <w:lvl w:ilvl="0" w:tplc="48090001">
       <w:start w:val="1"/>
       <w:numFmt w:val="bullet"/>
@@ -7713,7 +7427,7 @@
         <w:rFonts w:ascii="Symbol" w:hAnsi="Symbol" w:hint="default"/>
       </w:rPr>
     </w:lvl>
-    <w:lvl w:ilvl="1" w:tplc="48090003" w:tentative="1">
+    <w:lvl w:ilvl="1" w:tplc="48090003">
       <w:start w:val="1"/>
       <w:numFmt w:val="bullet"/>
       <w:lvlText w:val="o"/>
@@ -9842,6 +9556,119 @@
       <w:lvlJc w:val="left"/>
       <w:pPr>
         <w:ind w:left="6120" w:hanging="360"/>
+      </w:pPr>
+      <w:rPr>
+        <w:rFonts w:ascii="Wingdings" w:hAnsi="Wingdings" w:hint="default"/>
+      </w:rPr>
+    </w:lvl>
+  </w:abstractNum>
+  <w:abstractNum w:abstractNumId="39" w15:restartNumberingAfterBreak="0">
+    <w:nsid w:val="78E67085"/>
+    <w:multiLevelType w:val="hybridMultilevel"/>
+    <w:tmpl w:val="F634B874"/>
+    <w:lvl w:ilvl="0" w:tplc="48090001">
+      <w:start w:val="1"/>
+      <w:numFmt w:val="bullet"/>
+      <w:lvlText w:val=""/>
+      <w:lvlJc w:val="left"/>
+      <w:pPr>
+        <w:ind w:left="1440" w:hanging="360"/>
+      </w:pPr>
+      <w:rPr>
+        <w:rFonts w:ascii="Symbol" w:hAnsi="Symbol" w:hint="default"/>
+      </w:rPr>
+    </w:lvl>
+    <w:lvl w:ilvl="1" w:tplc="48090003" w:tentative="1">
+      <w:start w:val="1"/>
+      <w:numFmt w:val="bullet"/>
+      <w:lvlText w:val="o"/>
+      <w:lvlJc w:val="left"/>
+      <w:pPr>
+        <w:ind w:left="2160" w:hanging="360"/>
+      </w:pPr>
+      <w:rPr>
+        <w:rFonts w:ascii="Courier New" w:hAnsi="Courier New" w:cs="Courier New" w:hint="default"/>
+      </w:rPr>
+    </w:lvl>
+    <w:lvl w:ilvl="2" w:tplc="48090005" w:tentative="1">
+      <w:start w:val="1"/>
+      <w:numFmt w:val="bullet"/>
+      <w:lvlText w:val=""/>
+      <w:lvlJc w:val="left"/>
+      <w:pPr>
+        <w:ind w:left="2880" w:hanging="360"/>
+      </w:pPr>
+      <w:rPr>
+        <w:rFonts w:ascii="Wingdings" w:hAnsi="Wingdings" w:hint="default"/>
+      </w:rPr>
+    </w:lvl>
+    <w:lvl w:ilvl="3" w:tplc="48090001" w:tentative="1">
+      <w:start w:val="1"/>
+      <w:numFmt w:val="bullet"/>
+      <w:lvlText w:val=""/>
+      <w:lvlJc w:val="left"/>
+      <w:pPr>
+        <w:ind w:left="3600" w:hanging="360"/>
+      </w:pPr>
+      <w:rPr>
+        <w:rFonts w:ascii="Symbol" w:hAnsi="Symbol" w:hint="default"/>
+      </w:rPr>
+    </w:lvl>
+    <w:lvl w:ilvl="4" w:tplc="48090003" w:tentative="1">
+      <w:start w:val="1"/>
+      <w:numFmt w:val="bullet"/>
+      <w:lvlText w:val="o"/>
+      <w:lvlJc w:val="left"/>
+      <w:pPr>
+        <w:ind w:left="4320" w:hanging="360"/>
+      </w:pPr>
+      <w:rPr>
+        <w:rFonts w:ascii="Courier New" w:hAnsi="Courier New" w:cs="Courier New" w:hint="default"/>
+      </w:rPr>
+    </w:lvl>
+    <w:lvl w:ilvl="5" w:tplc="48090005" w:tentative="1">
+      <w:start w:val="1"/>
+      <w:numFmt w:val="bullet"/>
+      <w:lvlText w:val=""/>
+      <w:lvlJc w:val="left"/>
+      <w:pPr>
+        <w:ind w:left="5040" w:hanging="360"/>
+      </w:pPr>
+      <w:rPr>
+        <w:rFonts w:ascii="Wingdings" w:hAnsi="Wingdings" w:hint="default"/>
+      </w:rPr>
+    </w:lvl>
+    <w:lvl w:ilvl="6" w:tplc="48090001" w:tentative="1">
+      <w:start w:val="1"/>
+      <w:numFmt w:val="bullet"/>
+      <w:lvlText w:val=""/>
+      <w:lvlJc w:val="left"/>
+      <w:pPr>
+        <w:ind w:left="5760" w:hanging="360"/>
+      </w:pPr>
+      <w:rPr>
+        <w:rFonts w:ascii="Symbol" w:hAnsi="Symbol" w:hint="default"/>
+      </w:rPr>
+    </w:lvl>
+    <w:lvl w:ilvl="7" w:tplc="48090003" w:tentative="1">
+      <w:start w:val="1"/>
+      <w:numFmt w:val="bullet"/>
+      <w:lvlText w:val="o"/>
+      <w:lvlJc w:val="left"/>
+      <w:pPr>
+        <w:ind w:left="6480" w:hanging="360"/>
+      </w:pPr>
+      <w:rPr>
+        <w:rFonts w:ascii="Courier New" w:hAnsi="Courier New" w:cs="Courier New" w:hint="default"/>
+      </w:rPr>
+    </w:lvl>
+    <w:lvl w:ilvl="8" w:tplc="48090005" w:tentative="1">
+      <w:start w:val="1"/>
+      <w:numFmt w:val="bullet"/>
+      <w:lvlText w:val=""/>
+      <w:lvlJc w:val="left"/>
+      <w:pPr>
+        <w:ind w:left="7200" w:hanging="360"/>
       </w:pPr>
       <w:rPr>
         <w:rFonts w:ascii="Wingdings" w:hAnsi="Wingdings" w:hint="default"/>
@@ -9964,6 +9791,9 @@
   </w:num>
   <w:num w:numId="39" w16cid:durableId="1229029345">
     <w:abstractNumId w:val="10"/>
+  </w:num>
+  <w:num w:numId="40" w16cid:durableId="2119828806">
+    <w:abstractNumId w:val="39"/>
   </w:num>
   <w:numIdMacAtCleanup w:val="12"/>
 </w:numbering>
@@ -10580,7 +10410,6 @@
   <w:style w:type="character" w:default="1" w:styleId="DefaultParagraphFont">
     <w:name w:val="Default Paragraph Font"/>
     <w:uiPriority w:val="1"/>
-    <w:semiHidden/>
     <w:unhideWhenUsed/>
   </w:style>
   <w:style w:type="table" w:default="1" w:styleId="TableNormal">

--- a/SSI.docx
+++ b/SSI.docx
@@ -644,18 +644,6 @@
         <w:t> </w:t>
       </w:r>
     </w:p>
-    <w:p/>
-    <w:p>
-      <w:r>
-        <w:t xml:space="preserve">A typical </w:t>
-      </w:r>
-      <w:r>
-        <w:t>SSIBL</w:t>
-      </w:r>
-      <w:r>
-        <w:t xml:space="preserve"> learning experience involves three connected phases:</w:t>
-      </w:r>
-    </w:p>
     <w:p>
       <w:pPr>
         <w:pStyle w:val="ListParagraph"/>
@@ -663,39 +651,22 @@
           <w:ilvl w:val="0"/>
           <w:numId w:val="35"/>
         </w:numPr>
-        <w:rPr>
+        <w:ind w:left="357" w:hanging="357"/>
+        <w:jc w:val="both"/>
+        <w:rPr>
+          <w:sz w:val="24"/>
+          <w:szCs w:val="24"/>
           <w:lang w:val="en-SG"/>
         </w:rPr>
       </w:pPr>
       <w:r>
-        <w:rPr>
-          <w:lang w:val="en-SG"/>
-        </w:rPr>
-        <w:t xml:space="preserve">Encountering a </w:t>
-      </w:r>
-      <w:r>
-        <w:rPr>
-          <w:lang w:val="en-SG"/>
-        </w:rPr>
-        <w:t>F</w:t>
-      </w:r>
-      <w:r>
-        <w:rPr>
-          <w:lang w:val="en-SG"/>
-        </w:rPr>
-        <w:t xml:space="preserve">ocal </w:t>
-      </w:r>
-      <w:r>
-        <w:rPr>
-          <w:lang w:val="en-SG"/>
-        </w:rPr>
-        <w:t>I</w:t>
-      </w:r>
-      <w:r>
-        <w:rPr>
-          <w:lang w:val="en-SG"/>
-        </w:rPr>
-        <w:t>ssue</w:t>
+        <w:t xml:space="preserve">A typical </w:t>
+      </w:r>
+      <w:r>
+        <w:t>SSIBL</w:t>
+      </w:r>
+      <w:r>
+        <w:t xml:space="preserve"> learning experience involves three connected phases:</w:t>
       </w:r>
     </w:p>
     <w:p>
@@ -705,19 +676,49 @@
           <w:ilvl w:val="1"/>
           <w:numId w:val="35"/>
         </w:numPr>
-        <w:rPr>
+        <w:jc w:val="both"/>
+        <w:rPr>
+          <w:sz w:val="24"/>
+          <w:szCs w:val="24"/>
           <w:lang w:val="en-SG"/>
         </w:rPr>
       </w:pPr>
       <w:r>
-        <w:t>Students encounter a meaningful socio-scientific issue and develop awareness of its scientific and societal dimensions.</w:t>
+        <w:rPr>
+          <w:lang w:val="en-SG"/>
+        </w:rPr>
+        <w:t xml:space="preserve">Encountering a </w:t>
+      </w:r>
+      <w:r>
+        <w:rPr>
+          <w:lang w:val="en-SG"/>
+        </w:rPr>
+        <w:t>F</w:t>
+      </w:r>
+      <w:r>
+        <w:rPr>
+          <w:lang w:val="en-SG"/>
+        </w:rPr>
+        <w:t xml:space="preserve">ocal </w:t>
+      </w:r>
+      <w:r>
+        <w:rPr>
+          <w:lang w:val="en-SG"/>
+        </w:rPr>
+        <w:t>I</w:t>
+      </w:r>
+      <w:r>
+        <w:rPr>
+          <w:lang w:val="en-SG"/>
+        </w:rPr>
+        <w:t>ssue</w:t>
       </w:r>
     </w:p>
     <w:p>
       <w:pPr>
         <w:pStyle w:val="ListParagraph"/>
         <w:numPr>
-          <w:ilvl w:val="0"/>
+          <w:ilvl w:val="2"/>
           <w:numId w:val="35"/>
         </w:numPr>
         <w:rPr>
@@ -725,34 +726,7 @@
         </w:rPr>
       </w:pPr>
       <w:r>
-        <w:rPr>
-          <w:lang w:val="en-SG"/>
-        </w:rPr>
-        <w:t xml:space="preserve">Engaging with key </w:t>
-      </w:r>
-      <w:r>
-        <w:rPr>
-          <w:lang w:val="en-SG"/>
-        </w:rPr>
-        <w:t>I</w:t>
-      </w:r>
-      <w:r>
-        <w:rPr>
-          <w:lang w:val="en-SG"/>
-        </w:rPr>
-        <w:t xml:space="preserve">deas and </w:t>
-      </w:r>
-      <w:r>
-        <w:rPr>
-          <w:lang w:val="en-SG"/>
-        </w:rPr>
-        <w:t>P</w:t>
-      </w:r>
-      <w:r>
-        <w:rPr>
-          <w:lang w:val="en-SG"/>
-        </w:rPr>
-        <w:t>ractices</w:t>
+        <w:t>Students encounter a meaningful socio-scientific issue and develop awareness of its scientific and societal dimensions.</w:t>
       </w:r>
     </w:p>
     <w:p>
@@ -767,14 +741,41 @@
         </w:rPr>
       </w:pPr>
       <w:r>
-        <w:t>Students develop and apply Disciplinary Core Ideas, Scientific Practices and Crosscutting Concepts while engaging in socio-scientific reasoning. This includes considering evidence, stakeholders, perspectives, values, uncertainty and the limitations of science.</w:t>
+        <w:rPr>
+          <w:lang w:val="en-SG"/>
+        </w:rPr>
+        <w:t xml:space="preserve">Engaging with key </w:t>
+      </w:r>
+      <w:r>
+        <w:rPr>
+          <w:lang w:val="en-SG"/>
+        </w:rPr>
+        <w:t>I</w:t>
+      </w:r>
+      <w:r>
+        <w:rPr>
+          <w:lang w:val="en-SG"/>
+        </w:rPr>
+        <w:t xml:space="preserve">deas and </w:t>
+      </w:r>
+      <w:r>
+        <w:rPr>
+          <w:lang w:val="en-SG"/>
+        </w:rPr>
+        <w:t>P</w:t>
+      </w:r>
+      <w:r>
+        <w:rPr>
+          <w:lang w:val="en-SG"/>
+        </w:rPr>
+        <w:t>ractices</w:t>
       </w:r>
     </w:p>
     <w:p>
       <w:pPr>
         <w:pStyle w:val="ListParagraph"/>
         <w:numPr>
-          <w:ilvl w:val="0"/>
+          <w:ilvl w:val="2"/>
           <w:numId w:val="35"/>
         </w:numPr>
         <w:rPr>
@@ -782,46 +783,7 @@
         </w:rPr>
       </w:pPr>
       <w:r>
-        <w:rPr>
-          <w:lang w:val="en-SG"/>
-        </w:rPr>
-        <w:t xml:space="preserve">Synthesising </w:t>
-      </w:r>
-      <w:r>
-        <w:rPr>
-          <w:lang w:val="en-SG"/>
-        </w:rPr>
-        <w:t>Key</w:t>
-      </w:r>
-      <w:r>
-        <w:rPr>
-          <w:lang w:val="en-SG"/>
-        </w:rPr>
-        <w:t xml:space="preserve"> </w:t>
-      </w:r>
-      <w:r>
-        <w:rPr>
-          <w:lang w:val="en-SG"/>
-        </w:rPr>
-        <w:t>I</w:t>
-      </w:r>
-      <w:r>
-        <w:rPr>
-          <w:lang w:val="en-SG"/>
-        </w:rPr>
-        <w:t xml:space="preserve">deas and </w:t>
-      </w:r>
-      <w:r>
-        <w:rPr>
-          <w:lang w:val="en-SG"/>
-        </w:rPr>
-        <w:t>P</w:t>
-      </w:r>
-      <w:r>
-        <w:rPr>
-          <w:lang w:val="en-SG"/>
-        </w:rPr>
-        <w:t>ractices</w:t>
+        <w:t>Students develop and apply Disciplinary Core Ideas, Scientific Practices and Crosscutting Concepts while engaging in socio-scientific reasoning. This includes considering evidence, stakeholders, perspectives, values, uncertainty and the limitations of science.</w:t>
       </w:r>
     </w:p>
     <w:p>
@@ -831,6 +793,60 @@
           <w:ilvl w:val="1"/>
           <w:numId w:val="35"/>
         </w:numPr>
+        <w:rPr>
+          <w:lang w:val="en-SG"/>
+        </w:rPr>
+      </w:pPr>
+      <w:r>
+        <w:rPr>
+          <w:lang w:val="en-SG"/>
+        </w:rPr>
+        <w:t xml:space="preserve">Synthesising </w:t>
+      </w:r>
+      <w:r>
+        <w:rPr>
+          <w:lang w:val="en-SG"/>
+        </w:rPr>
+        <w:t>Key</w:t>
+      </w:r>
+      <w:r>
+        <w:rPr>
+          <w:lang w:val="en-SG"/>
+        </w:rPr>
+        <w:t xml:space="preserve"> </w:t>
+      </w:r>
+      <w:r>
+        <w:rPr>
+          <w:lang w:val="en-SG"/>
+        </w:rPr>
+        <w:t>I</w:t>
+      </w:r>
+      <w:r>
+        <w:rPr>
+          <w:lang w:val="en-SG"/>
+        </w:rPr>
+        <w:t xml:space="preserve">deas and </w:t>
+      </w:r>
+      <w:r>
+        <w:rPr>
+          <w:lang w:val="en-SG"/>
+        </w:rPr>
+        <w:t>P</w:t>
+      </w:r>
+      <w:r>
+        <w:rPr>
+          <w:lang w:val="en-SG"/>
+        </w:rPr>
+        <w:t>ractices</w:t>
+      </w:r>
+    </w:p>
+    <w:p>
+      <w:pPr>
+        <w:pStyle w:val="ListParagraph"/>
+        <w:numPr>
+          <w:ilvl w:val="2"/>
+          <w:numId w:val="35"/>
+        </w:numPr>
       </w:pPr>
       <w:r>
         <w:t>Students draw together their scientific understanding and reasoning to develop, communicate and justify a position, recommendation, policy, solution or course of action.</w:t>
@@ -861,24 +877,6 @@
           <w:color w:val="auto"/>
         </w:rPr>
       </w:pPr>
-      <w:r>
-        <w:rPr>
-          <w:color w:val="auto"/>
-        </w:rPr>
-        <w:t xml:space="preserve">Adapted </w:t>
-      </w:r>
-      <w:r>
-        <w:rPr>
-          <w:color w:val="auto"/>
-        </w:rPr>
-        <w:t>from: Sadler</w:t>
-      </w:r>
-      <w:r>
-        <w:rPr>
-          <w:color w:val="auto"/>
-        </w:rPr>
-        <w:t>, T.D., Foulk, J.A, &amp; Friedrichsen, P.J. (2017). Evolution of a model for socio-scientific issue teaching and learning. International Journal of Education in Mathematics, Science and Technology, 5(2), 75-87</w:t>
-      </w:r>
       <w:r>
         <w:rPr>
           <w:noProof/>
@@ -933,48 +931,16 @@
     <w:p>
       <w:pPr>
         <w:rPr>
-          <w:lang w:val="en-SG"/>
-        </w:rPr>
-      </w:pPr>
-      <w:r>
-        <w:t xml:space="preserve">Across the learning sequence, students should also have opportunities to evaluate the reliability of information </w:t>
-      </w:r>
-      <w:r>
-        <w:t>sources and</w:t>
-      </w:r>
-      <w:r>
-        <w:t xml:space="preserve"> reflect on or refine their own beliefs and positions regarding the issue.</w:t>
-      </w:r>
-    </w:p>
-    <w:p>
-      <w:pPr>
-        <w:rPr>
-          <w:lang w:val="en-SG"/>
-        </w:rPr>
-      </w:pPr>
-      <w:r>
-        <w:rPr>
-          <w:lang w:val="en-US"/>
-        </w:rPr>
-        <w:t>The following questions are characteristic of SSI</w:t>
-      </w:r>
-      <w:r>
-        <w:rPr>
-          <w:lang w:val="en-US"/>
-        </w:rPr>
-        <w:t>B</w:t>
-      </w:r>
-      <w:r>
-        <w:rPr>
-          <w:lang w:val="en-US"/>
-        </w:rPr>
-        <w:t>L:</w:t>
-      </w:r>
-      <w:r>
-        <w:rPr>
-          <w:lang w:val="en-SG"/>
-        </w:rPr>
-        <w:t> </w:t>
+          <w:i/>
+          <w:iCs/>
+        </w:rPr>
+      </w:pPr>
+      <w:r>
+        <w:rPr>
+          <w:i/>
+          <w:iCs/>
+        </w:rPr>
+        <w:t>Adapted from: Sadler, T.D., Foulk, J.A, &amp; Friedrichsen, P.J. (2017). Evolution of a model for socio-scientific issue teaching and learning. International Journal of Education in Mathematics, Science and Technology, 5(2), 75-87</w:t>
       </w:r>
     </w:p>
     <w:p>
@@ -982,12 +948,21 @@
         <w:pStyle w:val="ListParagraph"/>
         <w:numPr>
           <w:ilvl w:val="0"/>
-          <w:numId w:val="40"/>
+          <w:numId w:val="41"/>
         </w:numPr>
         <w:ind w:left="426"/>
-      </w:pPr>
-      <w:r>
-        <w:t>What is the socio-scientific issue we are examining?</w:t>
+        <w:rPr>
+          <w:lang w:val="en-SG"/>
+        </w:rPr>
+      </w:pPr>
+      <w:r>
+        <w:t xml:space="preserve">Across the learning sequence, students should also have opportunities to evaluate the reliability of information </w:t>
+      </w:r>
+      <w:r>
+        <w:t>sources and</w:t>
+      </w:r>
+      <w:r>
+        <w:t xml:space="preserve"> reflect on or refine their own beliefs and positions regarding the issue.</w:t>
       </w:r>
     </w:p>
     <w:p>
@@ -995,93 +970,170 @@
         <w:pStyle w:val="ListParagraph"/>
         <w:numPr>
           <w:ilvl w:val="0"/>
-          <w:numId w:val="40"/>
+          <w:numId w:val="41"/>
         </w:numPr>
         <w:ind w:left="426"/>
+        <w:rPr>
+          <w:lang w:val="en-SG"/>
+        </w:rPr>
+      </w:pPr>
+      <w:r>
+        <w:rPr>
+          <w:lang w:val="en-US"/>
+        </w:rPr>
+        <w:t>The following questions are characteristic of SSI</w:t>
+      </w:r>
+      <w:r>
+        <w:rPr>
+          <w:lang w:val="en-US"/>
+        </w:rPr>
+        <w:t>B</w:t>
+      </w:r>
+      <w:r>
+        <w:rPr>
+          <w:lang w:val="en-US"/>
+        </w:rPr>
+        <w:t>L:</w:t>
+      </w:r>
+      <w:r>
+        <w:rPr>
+          <w:lang w:val="en-SG"/>
+        </w:rPr>
+        <w:t> </w:t>
+      </w:r>
+    </w:p>
+    <w:p>
+      <w:pPr>
+        <w:pStyle w:val="ListParagraph"/>
+        <w:numPr>
+          <w:ilvl w:val="1"/>
+          <w:numId w:val="41"/>
+        </w:numPr>
+        <w:ind w:left="851"/>
+        <w:rPr>
+          <w:lang w:val="en-SG"/>
+        </w:rPr>
+      </w:pPr>
+      <w:r>
+        <w:t>What is the socio-scientific issue we are examining?</w:t>
+      </w:r>
+    </w:p>
+    <w:p>
+      <w:pPr>
+        <w:pStyle w:val="ListParagraph"/>
+        <w:numPr>
+          <w:ilvl w:val="1"/>
+          <w:numId w:val="41"/>
+        </w:numPr>
+        <w:ind w:left="851"/>
+        <w:rPr>
+          <w:lang w:val="en-SG"/>
+        </w:rPr>
       </w:pPr>
       <w:r>
         <w:t>What scientific knowledge is needed to understand the issue?</w:t>
       </w:r>
+    </w:p>
+    <w:p>
+      <w:pPr>
+        <w:pStyle w:val="ListParagraph"/>
+        <w:numPr>
+          <w:ilvl w:val="1"/>
+          <w:numId w:val="41"/>
+        </w:numPr>
+        <w:ind w:left="851"/>
+        <w:rPr>
+          <w:lang w:val="en-SG"/>
+        </w:rPr>
+      </w:pPr>
+      <w:r>
+        <w:t>What evidence is available, and how reliable is it?</w:t>
+      </w:r>
+    </w:p>
+    <w:p>
+      <w:pPr>
+        <w:pStyle w:val="ListParagraph"/>
+        <w:numPr>
+          <w:ilvl w:val="1"/>
+          <w:numId w:val="41"/>
+        </w:numPr>
+        <w:ind w:left="851"/>
+        <w:rPr>
+          <w:lang w:val="en-SG"/>
+        </w:rPr>
+      </w:pPr>
+      <w:r>
+        <w:t>Who are the stakeholders affected by this issue?</w:t>
+      </w:r>
+    </w:p>
+    <w:p>
+      <w:pPr>
+        <w:pStyle w:val="ListParagraph"/>
+        <w:numPr>
+          <w:ilvl w:val="1"/>
+          <w:numId w:val="41"/>
+        </w:numPr>
+        <w:ind w:left="851"/>
+        <w:rPr>
+          <w:lang w:val="en-SG"/>
+        </w:rPr>
+      </w:pPr>
+      <w:r>
+        <w:t>What ethical principles or values are involved?</w:t>
+      </w:r>
+    </w:p>
+    <w:p>
+      <w:pPr>
+        <w:pStyle w:val="ListParagraph"/>
+        <w:numPr>
+          <w:ilvl w:val="1"/>
+          <w:numId w:val="41"/>
+        </w:numPr>
+        <w:ind w:left="851"/>
+        <w:rPr>
+          <w:lang w:val="en-SG"/>
+        </w:rPr>
+      </w:pPr>
+      <w:r>
+        <w:t>What different perspectives or trade-offs need to be considered?</w:t>
+      </w:r>
+    </w:p>
+    <w:p>
+      <w:pPr>
+        <w:pStyle w:val="ListParagraph"/>
+        <w:numPr>
+          <w:ilvl w:val="1"/>
+          <w:numId w:val="41"/>
+        </w:numPr>
+        <w:ind w:left="851"/>
+        <w:rPr>
+          <w:lang w:val="en-SG"/>
+        </w:rPr>
+      </w:pPr>
+      <w:r>
+        <w:t>What decision or course of action can be justified using science, evidence and ethical reasoning?</w:t>
+      </w:r>
+    </w:p>
+    <w:p>
+      <w:pPr>
+        <w:spacing w:after="0" w:line="240" w:lineRule="auto"/>
+        <w:ind w:left="357"/>
+        <w:jc w:val="both"/>
+        <w:rPr>
+          <w:sz w:val="24"/>
+          <w:szCs w:val="24"/>
+          <w:lang w:val="en-SG"/>
+        </w:rPr>
+      </w:pPr>
     </w:p>
     <w:p>
       <w:pPr>
         <w:pStyle w:val="ListParagraph"/>
         <w:numPr>
           <w:ilvl w:val="0"/>
-          <w:numId w:val="40"/>
+          <w:numId w:val="42"/>
         </w:numPr>
         <w:ind w:left="426"/>
-      </w:pPr>
-      <w:r>
-        <w:t>What evidence is available, and how reliable is it?</w:t>
-      </w:r>
-    </w:p>
-    <w:p>
-      <w:pPr>
-        <w:pStyle w:val="ListParagraph"/>
-        <w:numPr>
-          <w:ilvl w:val="0"/>
-          <w:numId w:val="40"/>
-        </w:numPr>
-        <w:ind w:left="426"/>
-      </w:pPr>
-      <w:r>
-        <w:t>Who are the stakeholders affected by this issue?</w:t>
-      </w:r>
-    </w:p>
-    <w:p>
-      <w:pPr>
-        <w:pStyle w:val="ListParagraph"/>
-        <w:numPr>
-          <w:ilvl w:val="0"/>
-          <w:numId w:val="40"/>
-        </w:numPr>
-        <w:ind w:left="426"/>
-      </w:pPr>
-      <w:r>
-        <w:t>What ethical principles or values are involved?</w:t>
-      </w:r>
-    </w:p>
-    <w:p>
-      <w:pPr>
-        <w:pStyle w:val="ListParagraph"/>
-        <w:numPr>
-          <w:ilvl w:val="0"/>
-          <w:numId w:val="40"/>
-        </w:numPr>
-        <w:ind w:left="426"/>
-      </w:pPr>
-      <w:r>
-        <w:t>What different perspectives or trade-offs need to be considered?</w:t>
-      </w:r>
-    </w:p>
-    <w:p>
-      <w:pPr>
-        <w:pStyle w:val="ListParagraph"/>
-        <w:numPr>
-          <w:ilvl w:val="0"/>
-          <w:numId w:val="40"/>
-        </w:numPr>
-        <w:ind w:left="426"/>
-      </w:pPr>
-      <w:r>
-        <w:t>What decision or course of action can be justified using science, evidence and ethical reasoning?</w:t>
-      </w:r>
-    </w:p>
-    <w:p>
-      <w:pPr>
-        <w:spacing w:after="0" w:line="240" w:lineRule="auto"/>
-        <w:ind w:left="357"/>
-        <w:jc w:val="both"/>
-        <w:rPr>
-          <w:sz w:val="24"/>
-          <w:szCs w:val="24"/>
-          <w:lang w:val="en-SG"/>
-        </w:rPr>
-      </w:pPr>
-    </w:p>
-    <w:p>
-      <w:pPr>
         <w:rPr>
           <w:sz w:val="24"/>
           <w:szCs w:val="24"/>
@@ -5501,6 +5553,119 @@
     </w:lvl>
   </w:abstractNum>
   <w:abstractNum w:abstractNumId="6" w15:restartNumberingAfterBreak="0">
+    <w:nsid w:val="1FE72037"/>
+    <w:multiLevelType w:val="hybridMultilevel"/>
+    <w:tmpl w:val="11E25542"/>
+    <w:lvl w:ilvl="0" w:tplc="48090001">
+      <w:start w:val="1"/>
+      <w:numFmt w:val="bullet"/>
+      <w:lvlText w:val=""/>
+      <w:lvlJc w:val="left"/>
+      <w:pPr>
+        <w:ind w:left="1440" w:hanging="360"/>
+      </w:pPr>
+      <w:rPr>
+        <w:rFonts w:ascii="Symbol" w:hAnsi="Symbol" w:hint="default"/>
+      </w:rPr>
+    </w:lvl>
+    <w:lvl w:ilvl="1" w:tplc="48090003" w:tentative="1">
+      <w:start w:val="1"/>
+      <w:numFmt w:val="bullet"/>
+      <w:lvlText w:val="o"/>
+      <w:lvlJc w:val="left"/>
+      <w:pPr>
+        <w:ind w:left="2160" w:hanging="360"/>
+      </w:pPr>
+      <w:rPr>
+        <w:rFonts w:ascii="Courier New" w:hAnsi="Courier New" w:cs="Courier New" w:hint="default"/>
+      </w:rPr>
+    </w:lvl>
+    <w:lvl w:ilvl="2" w:tplc="48090005" w:tentative="1">
+      <w:start w:val="1"/>
+      <w:numFmt w:val="bullet"/>
+      <w:lvlText w:val=""/>
+      <w:lvlJc w:val="left"/>
+      <w:pPr>
+        <w:ind w:left="2880" w:hanging="360"/>
+      </w:pPr>
+      <w:rPr>
+        <w:rFonts w:ascii="Wingdings" w:hAnsi="Wingdings" w:hint="default"/>
+      </w:rPr>
+    </w:lvl>
+    <w:lvl w:ilvl="3" w:tplc="48090001" w:tentative="1">
+      <w:start w:val="1"/>
+      <w:numFmt w:val="bullet"/>
+      <w:lvlText w:val=""/>
+      <w:lvlJc w:val="left"/>
+      <w:pPr>
+        <w:ind w:left="3600" w:hanging="360"/>
+      </w:pPr>
+      <w:rPr>
+        <w:rFonts w:ascii="Symbol" w:hAnsi="Symbol" w:hint="default"/>
+      </w:rPr>
+    </w:lvl>
+    <w:lvl w:ilvl="4" w:tplc="48090003" w:tentative="1">
+      <w:start w:val="1"/>
+      <w:numFmt w:val="bullet"/>
+      <w:lvlText w:val="o"/>
+      <w:lvlJc w:val="left"/>
+      <w:pPr>
+        <w:ind w:left="4320" w:hanging="360"/>
+      </w:pPr>
+      <w:rPr>
+        <w:rFonts w:ascii="Courier New" w:hAnsi="Courier New" w:cs="Courier New" w:hint="default"/>
+      </w:rPr>
+    </w:lvl>
+    <w:lvl w:ilvl="5" w:tplc="48090005" w:tentative="1">
+      <w:start w:val="1"/>
+      <w:numFmt w:val="bullet"/>
+      <w:lvlText w:val=""/>
+      <w:lvlJc w:val="left"/>
+      <w:pPr>
+        <w:ind w:left="5040" w:hanging="360"/>
+      </w:pPr>
+      <w:rPr>
+        <w:rFonts w:ascii="Wingdings" w:hAnsi="Wingdings" w:hint="default"/>
+      </w:rPr>
+    </w:lvl>
+    <w:lvl w:ilvl="6" w:tplc="48090001" w:tentative="1">
+      <w:start w:val="1"/>
+      <w:numFmt w:val="bullet"/>
+      <w:lvlText w:val=""/>
+      <w:lvlJc w:val="left"/>
+      <w:pPr>
+        <w:ind w:left="5760" w:hanging="360"/>
+      </w:pPr>
+      <w:rPr>
+        <w:rFonts w:ascii="Symbol" w:hAnsi="Symbol" w:hint="default"/>
+      </w:rPr>
+    </w:lvl>
+    <w:lvl w:ilvl="7" w:tplc="48090003" w:tentative="1">
+      <w:start w:val="1"/>
+      <w:numFmt w:val="bullet"/>
+      <w:lvlText w:val="o"/>
+      <w:lvlJc w:val="left"/>
+      <w:pPr>
+        <w:ind w:left="6480" w:hanging="360"/>
+      </w:pPr>
+      <w:rPr>
+        <w:rFonts w:ascii="Courier New" w:hAnsi="Courier New" w:cs="Courier New" w:hint="default"/>
+      </w:rPr>
+    </w:lvl>
+    <w:lvl w:ilvl="8" w:tplc="48090005" w:tentative="1">
+      <w:start w:val="1"/>
+      <w:numFmt w:val="bullet"/>
+      <w:lvlText w:val=""/>
+      <w:lvlJc w:val="left"/>
+      <w:pPr>
+        <w:ind w:left="7200" w:hanging="360"/>
+      </w:pPr>
+      <w:rPr>
+        <w:rFonts w:ascii="Wingdings" w:hAnsi="Wingdings" w:hint="default"/>
+      </w:rPr>
+    </w:lvl>
+  </w:abstractNum>
+  <w:abstractNum w:abstractNumId="7" w15:restartNumberingAfterBreak="0">
     <w:nsid w:val="228D3CBA"/>
     <w:multiLevelType w:val="multilevel"/>
     <w:tmpl w:val="C110FBF8"/>
@@ -5649,7 +5814,7 @@
       </w:rPr>
     </w:lvl>
   </w:abstractNum>
-  <w:abstractNum w:abstractNumId="7" w15:restartNumberingAfterBreak="0">
+  <w:abstractNum w:abstractNumId="8" w15:restartNumberingAfterBreak="0">
     <w:nsid w:val="248B348E"/>
     <w:multiLevelType w:val="multilevel"/>
     <w:tmpl w:val="E2F43E94"/>
@@ -5798,7 +5963,7 @@
       </w:rPr>
     </w:lvl>
   </w:abstractNum>
-  <w:abstractNum w:abstractNumId="8" w15:restartNumberingAfterBreak="0">
+  <w:abstractNum w:abstractNumId="9" w15:restartNumberingAfterBreak="0">
     <w:nsid w:val="273254DD"/>
     <w:multiLevelType w:val="hybridMultilevel"/>
     <w:tmpl w:val="AFEED15C"/>
@@ -5911,7 +6076,7 @@
       </w:rPr>
     </w:lvl>
   </w:abstractNum>
-  <w:abstractNum w:abstractNumId="9" w15:restartNumberingAfterBreak="0">
+  <w:abstractNum w:abstractNumId="10" w15:restartNumberingAfterBreak="0">
     <w:nsid w:val="282C61FC"/>
     <w:multiLevelType w:val="multilevel"/>
     <w:tmpl w:val="92BCC4F2"/>
@@ -6060,7 +6225,7 @@
       </w:rPr>
     </w:lvl>
   </w:abstractNum>
-  <w:abstractNum w:abstractNumId="10" w15:restartNumberingAfterBreak="0">
+  <w:abstractNum w:abstractNumId="11" w15:restartNumberingAfterBreak="0">
     <w:nsid w:val="28433F92"/>
     <w:multiLevelType w:val="hybridMultilevel"/>
     <w:tmpl w:val="2E283C14"/>
@@ -6173,7 +6338,7 @@
       </w:rPr>
     </w:lvl>
   </w:abstractNum>
-  <w:abstractNum w:abstractNumId="11" w15:restartNumberingAfterBreak="0">
+  <w:abstractNum w:abstractNumId="12" w15:restartNumberingAfterBreak="0">
     <w:nsid w:val="28D656E5"/>
     <w:multiLevelType w:val="hybridMultilevel"/>
     <w:tmpl w:val="AC52449A"/>
@@ -6286,7 +6451,7 @@
       </w:rPr>
     </w:lvl>
   </w:abstractNum>
-  <w:abstractNum w:abstractNumId="12" w15:restartNumberingAfterBreak="0">
+  <w:abstractNum w:abstractNumId="13" w15:restartNumberingAfterBreak="0">
     <w:nsid w:val="2C2B390B"/>
     <w:multiLevelType w:val="hybridMultilevel"/>
     <w:tmpl w:val="85800BA4"/>
@@ -6399,7 +6564,7 @@
       </w:rPr>
     </w:lvl>
   </w:abstractNum>
-  <w:abstractNum w:abstractNumId="13" w15:restartNumberingAfterBreak="0">
+  <w:abstractNum w:abstractNumId="14" w15:restartNumberingAfterBreak="0">
     <w:nsid w:val="2F162A58"/>
     <w:multiLevelType w:val="hybridMultilevel"/>
     <w:tmpl w:val="598CDC6C"/>
@@ -6512,7 +6677,7 @@
       </w:rPr>
     </w:lvl>
   </w:abstractNum>
-  <w:abstractNum w:abstractNumId="14" w15:restartNumberingAfterBreak="0">
+  <w:abstractNum w:abstractNumId="15" w15:restartNumberingAfterBreak="0">
     <w:nsid w:val="33C420DE"/>
     <w:multiLevelType w:val="hybridMultilevel"/>
     <w:tmpl w:val="5E06A27C"/>
@@ -6625,7 +6790,7 @@
       </w:rPr>
     </w:lvl>
   </w:abstractNum>
-  <w:abstractNum w:abstractNumId="15" w15:restartNumberingAfterBreak="0">
+  <w:abstractNum w:abstractNumId="16" w15:restartNumberingAfterBreak="0">
     <w:nsid w:val="350B229D"/>
     <w:multiLevelType w:val="hybridMultilevel"/>
     <w:tmpl w:val="2CA2CACE"/>
@@ -6738,7 +6903,120 @@
       </w:rPr>
     </w:lvl>
   </w:abstractNum>
-  <w:abstractNum w:abstractNumId="16" w15:restartNumberingAfterBreak="0">
+  <w:abstractNum w:abstractNumId="17" w15:restartNumberingAfterBreak="0">
+    <w:nsid w:val="35E603AA"/>
+    <w:multiLevelType w:val="hybridMultilevel"/>
+    <w:tmpl w:val="A6D497B4"/>
+    <w:lvl w:ilvl="0" w:tplc="48090001">
+      <w:start w:val="1"/>
+      <w:numFmt w:val="bullet"/>
+      <w:lvlText w:val=""/>
+      <w:lvlJc w:val="left"/>
+      <w:pPr>
+        <w:ind w:left="1440" w:hanging="360"/>
+      </w:pPr>
+      <w:rPr>
+        <w:rFonts w:ascii="Symbol" w:hAnsi="Symbol" w:hint="default"/>
+      </w:rPr>
+    </w:lvl>
+    <w:lvl w:ilvl="1" w:tplc="48090003">
+      <w:start w:val="1"/>
+      <w:numFmt w:val="bullet"/>
+      <w:lvlText w:val="o"/>
+      <w:lvlJc w:val="left"/>
+      <w:pPr>
+        <w:ind w:left="2160" w:hanging="360"/>
+      </w:pPr>
+      <w:rPr>
+        <w:rFonts w:ascii="Courier New" w:hAnsi="Courier New" w:cs="Courier New" w:hint="default"/>
+      </w:rPr>
+    </w:lvl>
+    <w:lvl w:ilvl="2" w:tplc="48090005" w:tentative="1">
+      <w:start w:val="1"/>
+      <w:numFmt w:val="bullet"/>
+      <w:lvlText w:val=""/>
+      <w:lvlJc w:val="left"/>
+      <w:pPr>
+        <w:ind w:left="2880" w:hanging="360"/>
+      </w:pPr>
+      <w:rPr>
+        <w:rFonts w:ascii="Wingdings" w:hAnsi="Wingdings" w:hint="default"/>
+      </w:rPr>
+    </w:lvl>
+    <w:lvl w:ilvl="3" w:tplc="48090001" w:tentative="1">
+      <w:start w:val="1"/>
+      <w:numFmt w:val="bullet"/>
+      <w:lvlText w:val=""/>
+      <w:lvlJc w:val="left"/>
+      <w:pPr>
+        <w:ind w:left="3600" w:hanging="360"/>
+      </w:pPr>
+      <w:rPr>
+        <w:rFonts w:ascii="Symbol" w:hAnsi="Symbol" w:hint="default"/>
+      </w:rPr>
+    </w:lvl>
+    <w:lvl w:ilvl="4" w:tplc="48090003" w:tentative="1">
+      <w:start w:val="1"/>
+      <w:numFmt w:val="bullet"/>
+      <w:lvlText w:val="o"/>
+      <w:lvlJc w:val="left"/>
+      <w:pPr>
+        <w:ind w:left="4320" w:hanging="360"/>
+      </w:pPr>
+      <w:rPr>
+        <w:rFonts w:ascii="Courier New" w:hAnsi="Courier New" w:cs="Courier New" w:hint="default"/>
+      </w:rPr>
+    </w:lvl>
+    <w:lvl w:ilvl="5" w:tplc="48090005" w:tentative="1">
+      <w:start w:val="1"/>
+      <w:numFmt w:val="bullet"/>
+      <w:lvlText w:val=""/>
+      <w:lvlJc w:val="left"/>
+      <w:pPr>
+        <w:ind w:left="5040" w:hanging="360"/>
+      </w:pPr>
+      <w:rPr>
+        <w:rFonts w:ascii="Wingdings" w:hAnsi="Wingdings" w:hint="default"/>
+      </w:rPr>
+    </w:lvl>
+    <w:lvl w:ilvl="6" w:tplc="48090001" w:tentative="1">
+      <w:start w:val="1"/>
+      <w:numFmt w:val="bullet"/>
+      <w:lvlText w:val=""/>
+      <w:lvlJc w:val="left"/>
+      <w:pPr>
+        <w:ind w:left="5760" w:hanging="360"/>
+      </w:pPr>
+      <w:rPr>
+        <w:rFonts w:ascii="Symbol" w:hAnsi="Symbol" w:hint="default"/>
+      </w:rPr>
+    </w:lvl>
+    <w:lvl w:ilvl="7" w:tplc="48090003" w:tentative="1">
+      <w:start w:val="1"/>
+      <w:numFmt w:val="bullet"/>
+      <w:lvlText w:val="o"/>
+      <w:lvlJc w:val="left"/>
+      <w:pPr>
+        <w:ind w:left="6480" w:hanging="360"/>
+      </w:pPr>
+      <w:rPr>
+        <w:rFonts w:ascii="Courier New" w:hAnsi="Courier New" w:cs="Courier New" w:hint="default"/>
+      </w:rPr>
+    </w:lvl>
+    <w:lvl w:ilvl="8" w:tplc="48090005" w:tentative="1">
+      <w:start w:val="1"/>
+      <w:numFmt w:val="bullet"/>
+      <w:lvlText w:val=""/>
+      <w:lvlJc w:val="left"/>
+      <w:pPr>
+        <w:ind w:left="7200" w:hanging="360"/>
+      </w:pPr>
+      <w:rPr>
+        <w:rFonts w:ascii="Wingdings" w:hAnsi="Wingdings" w:hint="default"/>
+      </w:rPr>
+    </w:lvl>
+  </w:abstractNum>
+  <w:abstractNum w:abstractNumId="18" w15:restartNumberingAfterBreak="0">
     <w:nsid w:val="39873C45"/>
     <w:multiLevelType w:val="hybridMultilevel"/>
     <w:tmpl w:val="2F9A6EDE"/>
@@ -6851,7 +7129,7 @@
       </w:rPr>
     </w:lvl>
   </w:abstractNum>
-  <w:abstractNum w:abstractNumId="17" w15:restartNumberingAfterBreak="0">
+  <w:abstractNum w:abstractNumId="19" w15:restartNumberingAfterBreak="0">
     <w:nsid w:val="39D720C9"/>
     <w:multiLevelType w:val="multilevel"/>
     <w:tmpl w:val="FA2E7D8E"/>
@@ -7000,7 +7278,7 @@
       </w:rPr>
     </w:lvl>
   </w:abstractNum>
-  <w:abstractNum w:abstractNumId="18" w15:restartNumberingAfterBreak="0">
+  <w:abstractNum w:abstractNumId="20" w15:restartNumberingAfterBreak="0">
     <w:nsid w:val="3AC14AA8"/>
     <w:multiLevelType w:val="multilevel"/>
     <w:tmpl w:val="8F229BA4"/>
@@ -7149,7 +7427,7 @@
       </w:rPr>
     </w:lvl>
   </w:abstractNum>
-  <w:abstractNum w:abstractNumId="19" w15:restartNumberingAfterBreak="0">
+  <w:abstractNum w:abstractNumId="21" w15:restartNumberingAfterBreak="0">
     <w:nsid w:val="410653DD"/>
     <w:multiLevelType w:val="hybridMultilevel"/>
     <w:tmpl w:val="2D5C6BDE"/>
@@ -7262,7 +7540,7 @@
       </w:rPr>
     </w:lvl>
   </w:abstractNum>
-  <w:abstractNum w:abstractNumId="20" w15:restartNumberingAfterBreak="0">
+  <w:abstractNum w:abstractNumId="22" w15:restartNumberingAfterBreak="0">
     <w:nsid w:val="415239A2"/>
     <w:multiLevelType w:val="multilevel"/>
     <w:tmpl w:val="90E64036"/>
@@ -7411,7 +7689,7 @@
       </w:rPr>
     </w:lvl>
   </w:abstractNum>
-  <w:abstractNum w:abstractNumId="21" w15:restartNumberingAfterBreak="0">
+  <w:abstractNum w:abstractNumId="23" w15:restartNumberingAfterBreak="0">
     <w:nsid w:val="47C64C00"/>
     <w:multiLevelType w:val="hybridMultilevel"/>
     <w:tmpl w:val="AEB4BD8E"/>
@@ -7439,7 +7717,7 @@
         <w:rFonts w:ascii="Courier New" w:hAnsi="Courier New" w:cs="Courier New" w:hint="default"/>
       </w:rPr>
     </w:lvl>
-    <w:lvl w:ilvl="2" w:tplc="48090005" w:tentative="1">
+    <w:lvl w:ilvl="2" w:tplc="48090005">
       <w:start w:val="1"/>
       <w:numFmt w:val="bullet"/>
       <w:lvlText w:val=""/>
@@ -7524,7 +7802,7 @@
       </w:rPr>
     </w:lvl>
   </w:abstractNum>
-  <w:abstractNum w:abstractNumId="22" w15:restartNumberingAfterBreak="0">
+  <w:abstractNum w:abstractNumId="24" w15:restartNumberingAfterBreak="0">
     <w:nsid w:val="4F1A4C17"/>
     <w:multiLevelType w:val="hybridMultilevel"/>
     <w:tmpl w:val="26E69670"/>
@@ -7637,7 +7915,7 @@
       </w:rPr>
     </w:lvl>
   </w:abstractNum>
-  <w:abstractNum w:abstractNumId="23" w15:restartNumberingAfterBreak="0">
+  <w:abstractNum w:abstractNumId="25" w15:restartNumberingAfterBreak="0">
     <w:nsid w:val="550C7259"/>
     <w:multiLevelType w:val="hybridMultilevel"/>
     <w:tmpl w:val="1E24947C"/>
@@ -7750,7 +8028,7 @@
       </w:rPr>
     </w:lvl>
   </w:abstractNum>
-  <w:abstractNum w:abstractNumId="24" w15:restartNumberingAfterBreak="0">
+  <w:abstractNum w:abstractNumId="26" w15:restartNumberingAfterBreak="0">
     <w:nsid w:val="563B5AA9"/>
     <w:multiLevelType w:val="multilevel"/>
     <w:tmpl w:val="82D0D016"/>
@@ -7899,7 +8177,7 @@
       </w:rPr>
     </w:lvl>
   </w:abstractNum>
-  <w:abstractNum w:abstractNumId="25" w15:restartNumberingAfterBreak="0">
+  <w:abstractNum w:abstractNumId="27" w15:restartNumberingAfterBreak="0">
     <w:nsid w:val="584A4C79"/>
     <w:multiLevelType w:val="hybridMultilevel"/>
     <w:tmpl w:val="2AE2878C"/>
@@ -8012,7 +8290,7 @@
       </w:rPr>
     </w:lvl>
   </w:abstractNum>
-  <w:abstractNum w:abstractNumId="26" w15:restartNumberingAfterBreak="0">
+  <w:abstractNum w:abstractNumId="28" w15:restartNumberingAfterBreak="0">
     <w:nsid w:val="59420BC2"/>
     <w:multiLevelType w:val="hybridMultilevel"/>
     <w:tmpl w:val="77EADB6E"/>
@@ -8125,7 +8403,7 @@
       </w:rPr>
     </w:lvl>
   </w:abstractNum>
-  <w:abstractNum w:abstractNumId="27" w15:restartNumberingAfterBreak="0">
+  <w:abstractNum w:abstractNumId="29" w15:restartNumberingAfterBreak="0">
     <w:nsid w:val="5BCE26F6"/>
     <w:multiLevelType w:val="hybridMultilevel"/>
     <w:tmpl w:val="559EFF1E"/>
@@ -8238,7 +8516,7 @@
       </w:rPr>
     </w:lvl>
   </w:abstractNum>
-  <w:abstractNum w:abstractNumId="28" w15:restartNumberingAfterBreak="0">
+  <w:abstractNum w:abstractNumId="30" w15:restartNumberingAfterBreak="0">
     <w:nsid w:val="5E620FB1"/>
     <w:multiLevelType w:val="hybridMultilevel"/>
     <w:tmpl w:val="54B627C8"/>
@@ -8351,7 +8629,7 @@
       </w:rPr>
     </w:lvl>
   </w:abstractNum>
-  <w:abstractNum w:abstractNumId="29" w15:restartNumberingAfterBreak="0">
+  <w:abstractNum w:abstractNumId="31" w15:restartNumberingAfterBreak="0">
     <w:nsid w:val="602D798C"/>
     <w:multiLevelType w:val="hybridMultilevel"/>
     <w:tmpl w:val="66345C6E"/>
@@ -8464,7 +8742,7 @@
       </w:rPr>
     </w:lvl>
   </w:abstractNum>
-  <w:abstractNum w:abstractNumId="30" w15:restartNumberingAfterBreak="0">
+  <w:abstractNum w:abstractNumId="32" w15:restartNumberingAfterBreak="0">
     <w:nsid w:val="603762B5"/>
     <w:multiLevelType w:val="multilevel"/>
     <w:tmpl w:val="2D98A302"/>
@@ -8613,7 +8891,7 @@
       </w:rPr>
     </w:lvl>
   </w:abstractNum>
-  <w:abstractNum w:abstractNumId="31" w15:restartNumberingAfterBreak="0">
+  <w:abstractNum w:abstractNumId="33" w15:restartNumberingAfterBreak="0">
     <w:nsid w:val="61960830"/>
     <w:multiLevelType w:val="hybridMultilevel"/>
     <w:tmpl w:val="A96C1C60"/>
@@ -8726,7 +9004,7 @@
       </w:rPr>
     </w:lvl>
   </w:abstractNum>
-  <w:abstractNum w:abstractNumId="32" w15:restartNumberingAfterBreak="0">
+  <w:abstractNum w:abstractNumId="34" w15:restartNumberingAfterBreak="0">
     <w:nsid w:val="63310E7A"/>
     <w:multiLevelType w:val="hybridMultilevel"/>
     <w:tmpl w:val="D76246FC"/>
@@ -8839,7 +9117,7 @@
       </w:rPr>
     </w:lvl>
   </w:abstractNum>
-  <w:abstractNum w:abstractNumId="33" w15:restartNumberingAfterBreak="0">
+  <w:abstractNum w:abstractNumId="35" w15:restartNumberingAfterBreak="0">
     <w:nsid w:val="67F27EC8"/>
     <w:multiLevelType w:val="hybridMultilevel"/>
     <w:tmpl w:val="FFA2739C"/>
@@ -8952,7 +9230,7 @@
       </w:rPr>
     </w:lvl>
   </w:abstractNum>
-  <w:abstractNum w:abstractNumId="34" w15:restartNumberingAfterBreak="0">
+  <w:abstractNum w:abstractNumId="36" w15:restartNumberingAfterBreak="0">
     <w:nsid w:val="6C6C2BA1"/>
     <w:multiLevelType w:val="hybridMultilevel"/>
     <w:tmpl w:val="ED044F50"/>
@@ -9038,7 +9316,7 @@
       </w:pPr>
     </w:lvl>
   </w:abstractNum>
-  <w:abstractNum w:abstractNumId="35" w15:restartNumberingAfterBreak="0">
+  <w:abstractNum w:abstractNumId="37" w15:restartNumberingAfterBreak="0">
     <w:nsid w:val="6D941C5B"/>
     <w:multiLevelType w:val="hybridMultilevel"/>
     <w:tmpl w:val="F856B0B2"/>
@@ -9151,7 +9429,7 @@
       </w:rPr>
     </w:lvl>
   </w:abstractNum>
-  <w:abstractNum w:abstractNumId="36" w15:restartNumberingAfterBreak="0">
+  <w:abstractNum w:abstractNumId="38" w15:restartNumberingAfterBreak="0">
     <w:nsid w:val="7117444F"/>
     <w:multiLevelType w:val="multilevel"/>
     <w:tmpl w:val="BF86E76A"/>
@@ -9300,7 +9578,7 @@
       </w:rPr>
     </w:lvl>
   </w:abstractNum>
-  <w:abstractNum w:abstractNumId="37" w15:restartNumberingAfterBreak="0">
+  <w:abstractNum w:abstractNumId="39" w15:restartNumberingAfterBreak="0">
     <w:nsid w:val="721D051D"/>
     <w:multiLevelType w:val="multilevel"/>
     <w:tmpl w:val="D3A02AF8"/>
@@ -9449,7 +9727,7 @@
       </w:rPr>
     </w:lvl>
   </w:abstractNum>
-  <w:abstractNum w:abstractNumId="38" w15:restartNumberingAfterBreak="0">
+  <w:abstractNum w:abstractNumId="40" w15:restartNumberingAfterBreak="0">
     <w:nsid w:val="730B3A4F"/>
     <w:multiLevelType w:val="hybridMultilevel"/>
     <w:tmpl w:val="50B21B04"/>
@@ -9562,7 +9840,7 @@
       </w:rPr>
     </w:lvl>
   </w:abstractNum>
-  <w:abstractNum w:abstractNumId="39" w15:restartNumberingAfterBreak="0">
+  <w:abstractNum w:abstractNumId="41" w15:restartNumberingAfterBreak="0">
     <w:nsid w:val="78E67085"/>
     <w:multiLevelType w:val="hybridMultilevel"/>
     <w:tmpl w:val="F634B874"/>
@@ -9572,7 +9850,7 @@
       <w:lvlText w:val=""/>
       <w:lvlJc w:val="left"/>
       <w:pPr>
-        <w:ind w:left="1440" w:hanging="360"/>
+        <w:ind w:left="2160" w:hanging="360"/>
       </w:pPr>
       <w:rPr>
         <w:rFonts w:ascii="Symbol" w:hAnsi="Symbol" w:hint="default"/>
@@ -9584,7 +9862,7 @@
       <w:lvlText w:val="o"/>
       <w:lvlJc w:val="left"/>
       <w:pPr>
-        <w:ind w:left="2160" w:hanging="360"/>
+        <w:ind w:left="2880" w:hanging="360"/>
       </w:pPr>
       <w:rPr>
         <w:rFonts w:ascii="Courier New" w:hAnsi="Courier New" w:cs="Courier New" w:hint="default"/>
@@ -9596,7 +9874,7 @@
       <w:lvlText w:val=""/>
       <w:lvlJc w:val="left"/>
       <w:pPr>
-        <w:ind w:left="2880" w:hanging="360"/>
+        <w:ind w:left="3600" w:hanging="360"/>
       </w:pPr>
       <w:rPr>
         <w:rFonts w:ascii="Wingdings" w:hAnsi="Wingdings" w:hint="default"/>
@@ -9608,7 +9886,7 @@
       <w:lvlText w:val=""/>
       <w:lvlJc w:val="left"/>
       <w:pPr>
-        <w:ind w:left="3600" w:hanging="360"/>
+        <w:ind w:left="4320" w:hanging="360"/>
       </w:pPr>
       <w:rPr>
         <w:rFonts w:ascii="Symbol" w:hAnsi="Symbol" w:hint="default"/>
@@ -9620,7 +9898,7 @@
       <w:lvlText w:val="o"/>
       <w:lvlJc w:val="left"/>
       <w:pPr>
-        <w:ind w:left="4320" w:hanging="360"/>
+        <w:ind w:left="5040" w:hanging="360"/>
       </w:pPr>
       <w:rPr>
         <w:rFonts w:ascii="Courier New" w:hAnsi="Courier New" w:cs="Courier New" w:hint="default"/>
@@ -9632,7 +9910,7 @@
       <w:lvlText w:val=""/>
       <w:lvlJc w:val="left"/>
       <w:pPr>
-        <w:ind w:left="5040" w:hanging="360"/>
+        <w:ind w:left="5760" w:hanging="360"/>
       </w:pPr>
       <w:rPr>
         <w:rFonts w:ascii="Wingdings" w:hAnsi="Wingdings" w:hint="default"/>
@@ -9644,7 +9922,7 @@
       <w:lvlText w:val=""/>
       <w:lvlJc w:val="left"/>
       <w:pPr>
-        <w:ind w:left="5760" w:hanging="360"/>
+        <w:ind w:left="6480" w:hanging="360"/>
       </w:pPr>
       <w:rPr>
         <w:rFonts w:ascii="Symbol" w:hAnsi="Symbol" w:hint="default"/>
@@ -9656,7 +9934,7 @@
       <w:lvlText w:val="o"/>
       <w:lvlJc w:val="left"/>
       <w:pPr>
-        <w:ind w:left="6480" w:hanging="360"/>
+        <w:ind w:left="7200" w:hanging="360"/>
       </w:pPr>
       <w:rPr>
         <w:rFonts w:ascii="Courier New" w:hAnsi="Courier New" w:cs="Courier New" w:hint="default"/>
@@ -9668,7 +9946,7 @@
       <w:lvlText w:val=""/>
       <w:lvlJc w:val="left"/>
       <w:pPr>
-        <w:ind w:left="7200" w:hanging="360"/>
+        <w:ind w:left="7920" w:hanging="360"/>
       </w:pPr>
       <w:rPr>
         <w:rFonts w:ascii="Wingdings" w:hAnsi="Wingdings" w:hint="default"/>
@@ -9676,52 +9954,52 @@
     </w:lvl>
   </w:abstractNum>
   <w:num w:numId="1" w16cid:durableId="2026979370">
-    <w:abstractNumId w:val="28"/>
+    <w:abstractNumId w:val="30"/>
   </w:num>
   <w:num w:numId="2" w16cid:durableId="770785175">
+    <w:abstractNumId w:val="16"/>
+  </w:num>
+  <w:num w:numId="3" w16cid:durableId="1412503040">
     <w:abstractNumId w:val="15"/>
   </w:num>
-  <w:num w:numId="3" w16cid:durableId="1412503040">
-    <w:abstractNumId w:val="14"/>
-  </w:num>
   <w:num w:numId="4" w16cid:durableId="1718124143">
-    <w:abstractNumId w:val="19"/>
+    <w:abstractNumId w:val="21"/>
   </w:num>
   <w:num w:numId="5" w16cid:durableId="1312827630">
-    <w:abstractNumId w:val="38"/>
+    <w:abstractNumId w:val="40"/>
   </w:num>
   <w:num w:numId="6" w16cid:durableId="602884813">
-    <w:abstractNumId w:val="25"/>
+    <w:abstractNumId w:val="27"/>
   </w:num>
   <w:num w:numId="7" w16cid:durableId="918753925">
-    <w:abstractNumId w:val="16"/>
+    <w:abstractNumId w:val="18"/>
   </w:num>
   <w:num w:numId="8" w16cid:durableId="1542785829">
-    <w:abstractNumId w:val="22"/>
+    <w:abstractNumId w:val="24"/>
   </w:num>
   <w:num w:numId="9" w16cid:durableId="2083021308">
-    <w:abstractNumId w:val="27"/>
+    <w:abstractNumId w:val="29"/>
   </w:num>
   <w:num w:numId="10" w16cid:durableId="1875342482">
-    <w:abstractNumId w:val="29"/>
+    <w:abstractNumId w:val="31"/>
   </w:num>
   <w:num w:numId="11" w16cid:durableId="637415236">
     <w:abstractNumId w:val="1"/>
   </w:num>
   <w:num w:numId="12" w16cid:durableId="162286792">
-    <w:abstractNumId w:val="31"/>
+    <w:abstractNumId w:val="33"/>
   </w:num>
   <w:num w:numId="13" w16cid:durableId="579994754">
     <w:abstractNumId w:val="2"/>
   </w:num>
   <w:num w:numId="14" w16cid:durableId="122383680">
-    <w:abstractNumId w:val="9"/>
+    <w:abstractNumId w:val="10"/>
   </w:num>
   <w:num w:numId="15" w16cid:durableId="1999963107">
-    <w:abstractNumId w:val="37"/>
+    <w:abstractNumId w:val="39"/>
   </w:num>
   <w:num w:numId="16" w16cid:durableId="1268347004">
-    <w:abstractNumId w:val="24"/>
+    <w:abstractNumId w:val="26"/>
   </w:num>
   <w:num w:numId="17" w16cid:durableId="1843616173">
     <w:abstractNumId w:val="0"/>
@@ -9730,70 +10008,76 @@
     <w:abstractNumId w:val="3"/>
   </w:num>
   <w:num w:numId="19" w16cid:durableId="1034113782">
-    <w:abstractNumId w:val="36"/>
+    <w:abstractNumId w:val="38"/>
   </w:num>
   <w:num w:numId="20" w16cid:durableId="407457768">
-    <w:abstractNumId w:val="30"/>
+    <w:abstractNumId w:val="32"/>
   </w:num>
   <w:num w:numId="21" w16cid:durableId="227694668">
-    <w:abstractNumId w:val="17"/>
+    <w:abstractNumId w:val="19"/>
   </w:num>
   <w:num w:numId="22" w16cid:durableId="143396419">
+    <w:abstractNumId w:val="8"/>
+  </w:num>
+  <w:num w:numId="23" w16cid:durableId="1569150782">
+    <w:abstractNumId w:val="22"/>
+  </w:num>
+  <w:num w:numId="24" w16cid:durableId="229770541">
     <w:abstractNumId w:val="7"/>
   </w:num>
-  <w:num w:numId="23" w16cid:durableId="1569150782">
+  <w:num w:numId="25" w16cid:durableId="623000499">
     <w:abstractNumId w:val="20"/>
   </w:num>
-  <w:num w:numId="24" w16cid:durableId="229770541">
-    <w:abstractNumId w:val="6"/>
-  </w:num>
-  <w:num w:numId="25" w16cid:durableId="623000499">
-    <w:abstractNumId w:val="18"/>
-  </w:num>
   <w:num w:numId="26" w16cid:durableId="1237977529">
-    <w:abstractNumId w:val="13"/>
+    <w:abstractNumId w:val="14"/>
   </w:num>
   <w:num w:numId="27" w16cid:durableId="197551950">
-    <w:abstractNumId w:val="26"/>
+    <w:abstractNumId w:val="28"/>
   </w:num>
   <w:num w:numId="28" w16cid:durableId="398016668">
-    <w:abstractNumId w:val="33"/>
+    <w:abstractNumId w:val="35"/>
   </w:num>
   <w:num w:numId="29" w16cid:durableId="1624799711">
-    <w:abstractNumId w:val="8"/>
+    <w:abstractNumId w:val="9"/>
   </w:num>
   <w:num w:numId="30" w16cid:durableId="355234091">
-    <w:abstractNumId w:val="23"/>
+    <w:abstractNumId w:val="25"/>
   </w:num>
   <w:num w:numId="31" w16cid:durableId="168101543">
-    <w:abstractNumId w:val="35"/>
+    <w:abstractNumId w:val="37"/>
   </w:num>
   <w:num w:numId="32" w16cid:durableId="1422793844">
     <w:abstractNumId w:val="5"/>
   </w:num>
   <w:num w:numId="33" w16cid:durableId="1302492520">
-    <w:abstractNumId w:val="34"/>
+    <w:abstractNumId w:val="36"/>
   </w:num>
   <w:num w:numId="34" w16cid:durableId="1458838136">
-    <w:abstractNumId w:val="12"/>
+    <w:abstractNumId w:val="13"/>
   </w:num>
   <w:num w:numId="35" w16cid:durableId="203492424">
-    <w:abstractNumId w:val="21"/>
+    <w:abstractNumId w:val="23"/>
   </w:num>
   <w:num w:numId="36" w16cid:durableId="388499058">
-    <w:abstractNumId w:val="32"/>
+    <w:abstractNumId w:val="34"/>
   </w:num>
   <w:num w:numId="37" w16cid:durableId="32846804">
     <w:abstractNumId w:val="4"/>
   </w:num>
   <w:num w:numId="38" w16cid:durableId="313336261">
+    <w:abstractNumId w:val="12"/>
+  </w:num>
+  <w:num w:numId="39" w16cid:durableId="1229029345">
     <w:abstractNumId w:val="11"/>
   </w:num>
-  <w:num w:numId="39" w16cid:durableId="1229029345">
-    <w:abstractNumId w:val="10"/>
+  <w:num w:numId="40" w16cid:durableId="2119828806">
+    <w:abstractNumId w:val="41"/>
   </w:num>
-  <w:num w:numId="40" w16cid:durableId="2119828806">
-    <w:abstractNumId w:val="39"/>
+  <w:num w:numId="41" w16cid:durableId="738752624">
+    <w:abstractNumId w:val="17"/>
+  </w:num>
+  <w:num w:numId="42" w16cid:durableId="1376270690">
+    <w:abstractNumId w:val="6"/>
   </w:num>
   <w:numIdMacAtCleanup w:val="12"/>
 </w:numbering>
